--- a/03-Ciencias.docx
+++ b/03-Ciencias.docx
@@ -2,7 +2,7 @@
 <file path=word/document.xml><?xml version="1.0" encoding="utf-8"?>
 <w:document xmlns:w="http://schemas.openxmlformats.org/wordprocessingml/2006/main" xmlns:m="http://schemas.openxmlformats.org/officeDocument/2006/math" xmlns:r="http://schemas.openxmlformats.org/officeDocument/2006/relationships" xmlns:o="urn:schemas-microsoft-com:office:office" xmlns:v="urn:schemas-microsoft-com:vml" xmlns:w10="urn:schemas-microsoft-com:office:word" xmlns:a="http://schemas.openxmlformats.org/drawingml/2006/main" xmlns:pic="http://schemas.openxmlformats.org/drawingml/2006/picture" xmlns:wp="http://schemas.openxmlformats.org/drawingml/2006/wordprocessingDrawing">
   <w:body>
-    <w:bookmarkStart w:id="44" w:name="guía-3-ciencias-naturales"/>
+    <w:bookmarkStart w:id="33" w:name="guía-3-ciencias-naturales"/>
     <w:p>
       <w:pPr>
         <w:pStyle w:val="Heading1"/>
@@ -17,8 +17,8 @@
       </w:pPr>
       <w:r>
         <w:rPr>
+          <w:b/>
           <w:bCs/>
-          <w:b/>
         </w:rPr>
         <w:t xml:space="preserve">Hábitos de vida saludable, menú saludable y efectos del cigarrillo</w:t>
       </w:r>
@@ -28,7 +28,7 @@
         <w:pStyle w:val="BodyText"/>
       </w:pPr>
       <w:r>
-        <w:t xml:space="preserve">Begonia · 5° básico · Repaso 2026</w:t>
+        <w:t xml:space="preserve">Bego · 5° básico · Repaso 2026</w:t>
       </w:r>
     </w:p>
     <w:p>
@@ -37,19 +37,19 @@
       </w:pPr>
       <w:r>
         <w:rPr>
+          <w:b/>
           <w:bCs/>
-          <w:b/>
         </w:rPr>
         <w:t xml:space="preserve">Objetivos de Aprendizaje (Bases Curriculares, Mineduc — Unidad 3)</w:t>
       </w:r>
     </w:p>
     <w:p>
       <w:pPr>
+        <w:pStyle w:val="Compact"/>
         <w:numPr>
           <w:ilvl w:val="0"/>
           <w:numId w:val="1001"/>
         </w:numPr>
-        <w:pStyle w:val="Compact"/>
       </w:pPr>
       <w:r>
         <w:t xml:space="preserve">OA 6: Investigar y comunicar los beneficios de una alimentación equilibrada, la actividad física y la higiene, y sus efectos en la salud.</w:t>
@@ -57,11 +57,11 @@
     </w:p>
     <w:p>
       <w:pPr>
+        <w:pStyle w:val="Compact"/>
         <w:numPr>
           <w:ilvl w:val="0"/>
           <w:numId w:val="1001"/>
         </w:numPr>
-        <w:pStyle w:val="Compact"/>
       </w:pPr>
       <w:r>
         <w:t xml:space="preserve">OA 7: Investigar y explicar los efectos nocivos del cigarrillo en los sistemas respiratorio y circulatorio, y proponer conductas de autocuidado.</w:t>
@@ -73,8 +73,8 @@
       </w:pPr>
       <w:r>
         <w:rPr>
+          <w:b/>
           <w:bCs/>
-          <w:b/>
         </w:rPr>
         <w:t xml:space="preserve">Tiempo estimado:</w:t>
       </w:r>
@@ -92,7 +92,7 @@
         </w:pict>
       </w:r>
     </w:p>
-    <w:bookmarkStart w:id="20" w:name="diagnóstico-de-entrada"/>
+    <w:bookmarkStart w:id="9" w:name="diagnóstico-de-entrada"/>
     <w:p>
       <w:pPr>
         <w:pStyle w:val="Heading2"/>
@@ -103,11 +103,11 @@
     </w:p>
     <w:p>
       <w:pPr>
+        <w:pStyle w:val="Compact"/>
         <w:numPr>
           <w:ilvl w:val="0"/>
           <w:numId w:val="1002"/>
         </w:numPr>
-        <w:pStyle w:val="Compact"/>
       </w:pPr>
       <w:r>
         <w:t xml:space="preserve">Nombra tres hábitos de vida saludable. ____________________</w:t>
@@ -115,11 +115,11 @@
     </w:p>
     <w:p>
       <w:pPr>
+        <w:pStyle w:val="Compact"/>
         <w:numPr>
           <w:ilvl w:val="0"/>
           <w:numId w:val="1002"/>
         </w:numPr>
-        <w:pStyle w:val="Compact"/>
       </w:pPr>
       <w:r>
         <w:t xml:space="preserve">¿Cuántos minutos de actividad física necesita al día una niña de tu edad? ____________________</w:t>
@@ -127,11 +127,11 @@
     </w:p>
     <w:p>
       <w:pPr>
+        <w:pStyle w:val="Compact"/>
         <w:numPr>
           <w:ilvl w:val="0"/>
           <w:numId w:val="1002"/>
         </w:numPr>
-        <w:pStyle w:val="Compact"/>
       </w:pPr>
       <w:r>
         <w:t xml:space="preserve">¿Qué significan los sellos negros</w:t>
@@ -140,13 +140,7 @@
         <w:t xml:space="preserve"> </w:t>
       </w:r>
       <w:r>
-        <w:t xml:space="preserve">“</w:t>
-      </w:r>
-      <w:r>
-        <w:t xml:space="preserve">ALTO EN</w:t>
-      </w:r>
-      <w:r>
-        <w:t xml:space="preserve">”</w:t>
+        <w:t xml:space="preserve">“ALTO EN”</w:t>
       </w:r>
       <w:r>
         <w:t xml:space="preserve"> </w:t>
@@ -157,11 +151,11 @@
     </w:p>
     <w:p>
       <w:pPr>
+        <w:pStyle w:val="Compact"/>
         <w:numPr>
           <w:ilvl w:val="0"/>
           <w:numId w:val="1002"/>
         </w:numPr>
-        <w:pStyle w:val="Compact"/>
       </w:pPr>
       <w:r>
         <w:t xml:space="preserve">¿Qué fracción del plato deberían ocupar las verduras y frutas? ____________________</w:t>
@@ -169,11 +163,11 @@
     </w:p>
     <w:p>
       <w:pPr>
+        <w:pStyle w:val="Compact"/>
         <w:numPr>
           <w:ilvl w:val="0"/>
           <w:numId w:val="1002"/>
         </w:numPr>
-        <w:pStyle w:val="Compact"/>
       </w:pPr>
       <w:r>
         <w:t xml:space="preserve">Nombra dos sustancias dañinas que tiene el humo del cigarrillo. ____________________</w:t>
@@ -181,11 +175,11 @@
     </w:p>
     <w:p>
       <w:pPr>
+        <w:pStyle w:val="Compact"/>
         <w:numPr>
           <w:ilvl w:val="0"/>
           <w:numId w:val="1002"/>
         </w:numPr>
-        <w:pStyle w:val="Compact"/>
       </w:pPr>
       <w:r>
         <w:t xml:space="preserve">¿Qué es un fumador pasivo? ____________________</w:t>
@@ -193,11 +187,11 @@
     </w:p>
     <w:p>
       <w:pPr>
+        <w:pStyle w:val="Compact"/>
         <w:numPr>
           <w:ilvl w:val="0"/>
           <w:numId w:val="1002"/>
         </w:numPr>
-        <w:pStyle w:val="Compact"/>
       </w:pPr>
       <w:r>
         <w:t xml:space="preserve">¿A qué sistema del cuerpo daña primero el cigarrillo? ____________________</w:t>
@@ -205,11 +199,11 @@
     </w:p>
     <w:p>
       <w:pPr>
+        <w:pStyle w:val="Compact"/>
         <w:numPr>
           <w:ilvl w:val="0"/>
           <w:numId w:val="1002"/>
         </w:numPr>
-        <w:pStyle w:val="Compact"/>
       </w:pPr>
       <w:r>
         <w:t xml:space="preserve">¿Por qué es difícil dejar de fumar? ____________________</w:t>
@@ -222,8 +216,8 @@
         </w:pict>
       </w:r>
     </w:p>
-    <w:bookmarkEnd w:id="20"/>
-    <w:bookmarkStart w:id="25" w:name="sección-1-los-hábitos-de-vida-saludable"/>
+    <w:bookmarkEnd w:id="9"/>
+    <w:bookmarkStart w:id="14" w:name="sección-1-los-hábitos-de-vida-saludable"/>
     <w:p>
       <w:pPr>
         <w:pStyle w:val="Heading2"/>
@@ -244,8 +238,8 @@
       </w:r>
       <w:r>
         <w:rPr>
+          <w:b/>
           <w:bCs/>
-          <w:b/>
         </w:rPr>
         <w:t xml:space="preserve">hábito</w:t>
       </w:r>
@@ -256,7 +250,7 @@
         <w:t xml:space="preserve">es una conducta que se repite tantas veces que termina saliendo sola. Los hábitos saludables son los que mantienen el cuerpo y la mente funcionando bien a lo largo del tiempo.</w:t>
       </w:r>
     </w:p>
-    <w:bookmarkStart w:id="21" w:name="los-cinco-pilares"/>
+    <w:bookmarkStart w:id="10" w:name="los-cinco-pilares"/>
     <w:p>
       <w:pPr>
         <w:pStyle w:val="Heading3"/>
@@ -269,8 +263,8 @@
       <w:tblPr>
         <w:tblStyle w:val="Table"/>
         <w:tblW w:type="pct" w:w="5000"/>
+        <w:tblLayout w:type="fixed"/>
         <w:tblLook w:firstRow="1" w:lastRow="0" w:firstColumn="0" w:lastColumn="0" w:noHBand="0" w:noVBand="0" w:val="0020"/>
-        <w:jc w:val="start"/>
       </w:tblPr>
       <w:tblGrid>
         <w:gridCol w:w="2640"/>
@@ -279,14 +273,13 @@
       </w:tblGrid>
       <w:tr>
         <w:trPr>
-          <w:tblHeader w:val="true"/>
+          <w:tblHeader w:val="on"/>
         </w:trPr>
         <w:tc>
           <w:tcPr/>
           <w:p>
             <w:pPr>
               <w:pStyle w:val="Compact"/>
-              <w:jc w:val="left"/>
             </w:pPr>
             <w:r>
               <w:t xml:space="preserve">Hábito</w:t>
@@ -298,7 +291,6 @@
           <w:p>
             <w:pPr>
               <w:pStyle w:val="Compact"/>
-              <w:jc w:val="left"/>
             </w:pPr>
             <w:r>
               <w:t xml:space="preserve">Qué se recomienda a los 10–11 años</w:t>
@@ -310,7 +302,6 @@
           <w:p>
             <w:pPr>
               <w:pStyle w:val="Compact"/>
-              <w:jc w:val="left"/>
             </w:pPr>
             <w:r>
               <w:t xml:space="preserve">Por qué</w:t>
@@ -324,7 +315,6 @@
           <w:p>
             <w:pPr>
               <w:pStyle w:val="Compact"/>
-              <w:jc w:val="left"/>
             </w:pPr>
             <w:r>
               <w:t xml:space="preserve">Alimentación equilibrada</w:t>
@@ -336,7 +326,6 @@
           <w:p>
             <w:pPr>
               <w:pStyle w:val="Compact"/>
-              <w:jc w:val="left"/>
             </w:pPr>
             <w:r>
               <w:t xml:space="preserve">4 comidas al día, con verduras y frutas en todas</w:t>
@@ -348,7 +337,6 @@
           <w:p>
             <w:pPr>
               <w:pStyle w:val="Compact"/>
-              <w:jc w:val="left"/>
             </w:pPr>
             <w:r>
               <w:t xml:space="preserve">Entrega los nutrientes que el cuerpo necesita para crecer</w:t>
@@ -362,7 +350,6 @@
           <w:p>
             <w:pPr>
               <w:pStyle w:val="Compact"/>
-              <w:jc w:val="left"/>
             </w:pPr>
             <w:r>
               <w:t xml:space="preserve">Actividad física</w:t>
@@ -374,7 +361,6 @@
           <w:p>
             <w:pPr>
               <w:pStyle w:val="Compact"/>
-              <w:jc w:val="left"/>
             </w:pPr>
             <w:r>
               <w:t xml:space="preserve">Al menos 60 minutos diarios de movimiento</w:t>
@@ -386,7 +372,6 @@
           <w:p>
             <w:pPr>
               <w:pStyle w:val="Compact"/>
-              <w:jc w:val="left"/>
             </w:pPr>
             <w:r>
               <w:t xml:space="preserve">Fortalece el corazón, los músculos y los huesos</w:t>
@@ -400,7 +385,6 @@
           <w:p>
             <w:pPr>
               <w:pStyle w:val="Compact"/>
-              <w:jc w:val="left"/>
             </w:pPr>
             <w:r>
               <w:t xml:space="preserve">Higiene</w:t>
@@ -412,7 +396,6 @@
           <w:p>
             <w:pPr>
               <w:pStyle w:val="Compact"/>
-              <w:jc w:val="left"/>
             </w:pPr>
             <w:r>
               <w:t xml:space="preserve">Lavado de manos, cepillado de dientes tres veces al día, ducha diaria</w:t>
@@ -424,7 +407,6 @@
           <w:p>
             <w:pPr>
               <w:pStyle w:val="Compact"/>
-              <w:jc w:val="left"/>
             </w:pPr>
             <w:r>
               <w:t xml:space="preserve">Evita el contagio de agentes infecciosos</w:t>
@@ -438,7 +420,6 @@
           <w:p>
             <w:pPr>
               <w:pStyle w:val="Compact"/>
-              <w:jc w:val="left"/>
             </w:pPr>
             <w:r>
               <w:t xml:space="preserve">Sueño</w:t>
@@ -450,7 +431,6 @@
           <w:p>
             <w:pPr>
               <w:pStyle w:val="Compact"/>
-              <w:jc w:val="left"/>
             </w:pPr>
             <w:r>
               <w:t xml:space="preserve">Entre 9 y 11 horas cada noche</w:t>
@@ -462,7 +442,6 @@
           <w:p>
             <w:pPr>
               <w:pStyle w:val="Compact"/>
-              <w:jc w:val="left"/>
             </w:pPr>
             <w:r>
               <w:t xml:space="preserve">El cuerpo repara tejidos y el cerebro fija lo aprendido</w:t>
@@ -476,7 +455,6 @@
           <w:p>
             <w:pPr>
               <w:pStyle w:val="Compact"/>
-              <w:jc w:val="left"/>
             </w:pPr>
             <w:r>
               <w:t xml:space="preserve">Hidratación</w:t>
@@ -488,7 +466,6 @@
           <w:p>
             <w:pPr>
               <w:pStyle w:val="Compact"/>
-              <w:jc w:val="left"/>
             </w:pPr>
             <w:r>
               <w:t xml:space="preserve">Entre 6 y 8 vasos de agua al día</w:t>
@@ -500,7 +477,6 @@
           <w:p>
             <w:pPr>
               <w:pStyle w:val="Compact"/>
-              <w:jc w:val="left"/>
             </w:pPr>
             <w:r>
               <w:t xml:space="preserve">El agua transporta nutrientes y regula la temperatura</w:t>
@@ -509,8 +485,8 @@
         </w:tc>
       </w:tr>
     </w:tbl>
-    <w:bookmarkEnd w:id="21"/>
-    <w:bookmarkStart w:id="22" w:name="lo-que-ocurre-cuando-faltan"/>
+    <w:bookmarkEnd w:id="10"/>
+    <w:bookmarkStart w:id="11" w:name="lo-que-ocurre-cuando-faltan"/>
     <w:p>
       <w:pPr>
         <w:pStyle w:val="Heading3"/>
@@ -531,8 +507,8 @@
       </w:r>
       <w:r>
         <w:rPr>
+          <w:b/>
           <w:bCs/>
-          <w:b/>
         </w:rPr>
         <w:t xml:space="preserve">sedentarismo</w:t>
       </w:r>
@@ -540,8 +516,8 @@
         <w:t xml:space="preserve">, sobrepeso, cansancio, dificultad para concentrarse y mayor riesgo de enfermedades cardiovasculares en la vida adulta. En Chile, el Ministerio de Salud identifica la obesidad infantil como uno de los principales problemas de salud pública escolar.</w:t>
       </w:r>
     </w:p>
-    <w:bookmarkEnd w:id="22"/>
-    <w:bookmarkStart w:id="23" w:name="actividad-física-no-es-solo-deporte"/>
+    <w:bookmarkEnd w:id="11"/>
+    <w:bookmarkStart w:id="12" w:name="actividad-física-no-es-solo-deporte"/>
     <w:p>
       <w:pPr>
         <w:pStyle w:val="Heading3"/>
@@ -562,8 +538,8 @@
       </w:r>
       <w:r>
         <w:rPr>
+          <w:b/>
           <w:bCs/>
-          <w:b/>
         </w:rPr>
         <w:t xml:space="preserve">suma del día</w:t>
       </w:r>
@@ -571,8 +547,8 @@
         <w:t xml:space="preserve">, no una sola sesión.</w:t>
       </w:r>
     </w:p>
-    <w:bookmarkEnd w:id="23"/>
-    <w:bookmarkStart w:id="24" w:name="ahora-tú"/>
+    <w:bookmarkEnd w:id="12"/>
+    <w:bookmarkStart w:id="13" w:name="ahora-tú"/>
     <w:p>
       <w:pPr>
         <w:pStyle w:val="Heading3"/>
@@ -583,11 +559,11 @@
     </w:p>
     <w:p>
       <w:pPr>
+        <w:pStyle w:val="Compact"/>
         <w:numPr>
           <w:ilvl w:val="0"/>
           <w:numId w:val="1003"/>
         </w:numPr>
-        <w:pStyle w:val="Compact"/>
       </w:pPr>
       <w:r>
         <w:t xml:space="preserve">Nombra los cinco pilares de una vida saludable.</w:t>
@@ -595,11 +571,11 @@
     </w:p>
     <w:p>
       <w:pPr>
+        <w:pStyle w:val="Compact"/>
         <w:numPr>
           <w:ilvl w:val="0"/>
           <w:numId w:val="1003"/>
         </w:numPr>
-        <w:pStyle w:val="Compact"/>
       </w:pPr>
       <w:r>
         <w:t xml:space="preserve">¿Cuántos minutos de actividad física necesitas al día? ¿Se pueden sumar en partes?</w:t>
@@ -607,11 +583,11 @@
     </w:p>
     <w:p>
       <w:pPr>
+        <w:pStyle w:val="Compact"/>
         <w:numPr>
           <w:ilvl w:val="0"/>
           <w:numId w:val="1003"/>
         </w:numPr>
-        <w:pStyle w:val="Compact"/>
       </w:pPr>
       <w:r>
         <w:t xml:space="preserve">Explica con tus palabras por qué dormir bien ayuda a rendir en el colegio.</w:t>
@@ -619,11 +595,11 @@
     </w:p>
     <w:p>
       <w:pPr>
+        <w:pStyle w:val="Compact"/>
         <w:numPr>
           <w:ilvl w:val="0"/>
           <w:numId w:val="1003"/>
         </w:numPr>
-        <w:pStyle w:val="Compact"/>
       </w:pPr>
       <w:r>
         <w:t xml:space="preserve">Clasifica en hábito saludable o no saludable: tomar bebidas azucaradas a diario · lavarse las manos antes de comer · ver pantallas hasta medianoche · subir por la escalera en vez del ascensor.</w:t>
@@ -631,11 +607,11 @@
     </w:p>
     <w:p>
       <w:pPr>
+        <w:pStyle w:val="Compact"/>
         <w:numPr>
           <w:ilvl w:val="0"/>
           <w:numId w:val="1003"/>
         </w:numPr>
-        <w:pStyle w:val="Compact"/>
       </w:pPr>
       <w:r>
         <w:t xml:space="preserve">Registra tu propio día de ayer: ¿cuántos minutos te moviste? ¿Cuántas horas dormiste? ¿Cuántos vasos de agua tomaste?</w:t>
@@ -648,9 +624,9 @@
         </w:pict>
       </w:r>
     </w:p>
-    <w:bookmarkEnd w:id="24"/>
-    <w:bookmarkEnd w:id="25"/>
-    <w:bookmarkStart w:id="30" w:name="X19ea3b61d87f5f9226425313cd31c8bc9a16150"/>
+    <w:bookmarkEnd w:id="13"/>
+    <w:bookmarkEnd w:id="14"/>
+    <w:bookmarkStart w:id="19" w:name="X19ea3b61d87f5f9226425313cd31c8bc9a16150"/>
     <w:p>
       <w:pPr>
         <w:pStyle w:val="Heading2"/>
@@ -662,16 +638,10 @@
         <w:t xml:space="preserve"> </w:t>
       </w:r>
       <w:r>
-        <w:t xml:space="preserve">“</w:t>
-      </w:r>
-      <w:r>
-        <w:t xml:space="preserve">ALTO EN</w:t>
-      </w:r>
-      <w:r>
-        <w:t xml:space="preserve">”</w:t>
-      </w:r>
-    </w:p>
-    <w:bookmarkStart w:id="26" w:name="X7b551b423bf43093a3adbb29bc65c57c511b5c4"/>
+        <w:t xml:space="preserve">“ALTO EN”</w:t>
+      </w:r>
+    </w:p>
+    <w:bookmarkStart w:id="15" w:name="X7b551b423bf43093a3adbb29bc65c57c511b5c4"/>
     <w:p>
       <w:pPr>
         <w:pStyle w:val="Heading3"/>
@@ -684,8 +654,8 @@
       <w:tblPr>
         <w:tblStyle w:val="Table"/>
         <w:tblW w:type="pct" w:w="5000"/>
+        <w:tblLayout w:type="fixed"/>
         <w:tblLook w:firstRow="1" w:lastRow="0" w:firstColumn="0" w:lastColumn="0" w:noHBand="0" w:noVBand="0" w:val="0020"/>
-        <w:jc w:val="start"/>
       </w:tblPr>
       <w:tblGrid>
         <w:gridCol w:w="2640"/>
@@ -694,14 +664,13 @@
       </w:tblGrid>
       <w:tr>
         <w:trPr>
-          <w:tblHeader w:val="true"/>
+          <w:tblHeader w:val="on"/>
         </w:trPr>
         <w:tc>
           <w:tcPr/>
           <w:p>
             <w:pPr>
               <w:pStyle w:val="Compact"/>
-              <w:jc w:val="left"/>
             </w:pPr>
             <w:r>
               <w:t xml:space="preserve">Grupo</w:t>
@@ -713,7 +682,6 @@
           <w:p>
             <w:pPr>
               <w:pStyle w:val="Compact"/>
-              <w:jc w:val="left"/>
             </w:pPr>
             <w:r>
               <w:t xml:space="preserve">Ejemplos</w:t>
@@ -725,7 +693,6 @@
           <w:p>
             <w:pPr>
               <w:pStyle w:val="Compact"/>
-              <w:jc w:val="left"/>
             </w:pPr>
             <w:r>
               <w:t xml:space="preserve">Función principal</w:t>
@@ -739,7 +706,6 @@
           <w:p>
             <w:pPr>
               <w:pStyle w:val="Compact"/>
-              <w:jc w:val="left"/>
             </w:pPr>
             <w:r>
               <w:t xml:space="preserve">Cereales, papas y legumbres</w:t>
@@ -751,7 +717,6 @@
           <w:p>
             <w:pPr>
               <w:pStyle w:val="Compact"/>
-              <w:jc w:val="left"/>
             </w:pPr>
             <w:r>
               <w:t xml:space="preserve">Arroz, avena, pan, papas, porotos, lentejas</w:t>
@@ -763,7 +728,6 @@
           <w:p>
             <w:pPr>
               <w:pStyle w:val="Compact"/>
-              <w:jc w:val="left"/>
             </w:pPr>
             <w:r>
               <w:t xml:space="preserve">Energía (hidratos de carbono)</w:t>
@@ -777,7 +741,6 @@
           <w:p>
             <w:pPr>
               <w:pStyle w:val="Compact"/>
-              <w:jc w:val="left"/>
             </w:pPr>
             <w:r>
               <w:t xml:space="preserve">Verduras y frutas</w:t>
@@ -789,7 +752,6 @@
           <w:p>
             <w:pPr>
               <w:pStyle w:val="Compact"/>
-              <w:jc w:val="left"/>
             </w:pPr>
             <w:r>
               <w:t xml:space="preserve">Zapallo, lechuga, tomate, manzana, naranja</w:t>
@@ -801,7 +763,6 @@
           <w:p>
             <w:pPr>
               <w:pStyle w:val="Compact"/>
-              <w:jc w:val="left"/>
             </w:pPr>
             <w:r>
               <w:t xml:space="preserve">Vitaminas, minerales y fibra</w:t>
@@ -815,7 +776,6 @@
           <w:p>
             <w:pPr>
               <w:pStyle w:val="Compact"/>
-              <w:jc w:val="left"/>
             </w:pPr>
             <w:r>
               <w:t xml:space="preserve">Lácteos</w:t>
@@ -827,7 +787,6 @@
           <w:p>
             <w:pPr>
               <w:pStyle w:val="Compact"/>
-              <w:jc w:val="left"/>
             </w:pPr>
             <w:r>
               <w:t xml:space="preserve">Leche, yogur, quesillo</w:t>
@@ -839,7 +798,6 @@
           <w:p>
             <w:pPr>
               <w:pStyle w:val="Compact"/>
-              <w:jc w:val="left"/>
             </w:pPr>
             <w:r>
               <w:t xml:space="preserve">Calcio para huesos y dientes</w:t>
@@ -853,7 +811,6 @@
           <w:p>
             <w:pPr>
               <w:pStyle w:val="Compact"/>
-              <w:jc w:val="left"/>
             </w:pPr>
             <w:r>
               <w:t xml:space="preserve">Carnes, huevos, pescados y legumbres</w:t>
@@ -865,7 +822,6 @@
           <w:p>
             <w:pPr>
               <w:pStyle w:val="Compact"/>
-              <w:jc w:val="left"/>
             </w:pPr>
             <w:r>
               <w:t xml:space="preserve">Pollo, pescado, huevo, lentejas</w:t>
@@ -877,7 +833,6 @@
           <w:p>
             <w:pPr>
               <w:pStyle w:val="Compact"/>
-              <w:jc w:val="left"/>
             </w:pPr>
             <w:r>
               <w:t xml:space="preserve">Proteínas para crecer y reparar tejidos</w:t>
@@ -891,7 +846,6 @@
           <w:p>
             <w:pPr>
               <w:pStyle w:val="Compact"/>
-              <w:jc w:val="left"/>
             </w:pPr>
             <w:r>
               <w:t xml:space="preserve">Aceites y semillas</w:t>
@@ -903,7 +857,6 @@
           <w:p>
             <w:pPr>
               <w:pStyle w:val="Compact"/>
-              <w:jc w:val="left"/>
             </w:pPr>
             <w:r>
               <w:t xml:space="preserve">Aceite de oliva, palta, nueces</w:t>
@@ -915,7 +868,6 @@
           <w:p>
             <w:pPr>
               <w:pStyle w:val="Compact"/>
-              <w:jc w:val="left"/>
             </w:pPr>
             <w:r>
               <w:t xml:space="preserve">Grasas saludables</w:t>
@@ -929,7 +881,6 @@
           <w:p>
             <w:pPr>
               <w:pStyle w:val="Compact"/>
-              <w:jc w:val="left"/>
             </w:pPr>
             <w:r>
               <w:t xml:space="preserve">Azúcares y grasas</w:t>
@@ -941,7 +892,6 @@
           <w:p>
             <w:pPr>
               <w:pStyle w:val="Compact"/>
-              <w:jc w:val="left"/>
             </w:pPr>
             <w:r>
               <w:t xml:space="preserve">Golosinas, frituras, bebidas</w:t>
@@ -953,7 +903,6 @@
           <w:p>
             <w:pPr>
               <w:pStyle w:val="Compact"/>
-              <w:jc w:val="left"/>
             </w:pPr>
             <w:r>
               <w:t xml:space="preserve">Solo energía, sin nutrientes. Consumo ocasional</w:t>
@@ -962,8 +911,8 @@
         </w:tc>
       </w:tr>
     </w:tbl>
-    <w:bookmarkEnd w:id="26"/>
-    <w:bookmarkStart w:id="27" w:name="el-etiquetado-chileno"/>
+    <w:bookmarkEnd w:id="15"/>
+    <w:bookmarkStart w:id="16" w:name="el-etiquetado-chileno"/>
     <w:p>
       <w:pPr>
         <w:pStyle w:val="Heading3"/>
@@ -984,8 +933,8 @@
       </w:r>
       <w:r>
         <w:rPr>
+          <w:b/>
           <w:bCs/>
-          <w:b/>
         </w:rPr>
         <w:t xml:space="preserve">Ley 20.606</w:t>
       </w:r>
@@ -995,64 +944,64 @@
     </w:p>
     <w:p>
       <w:pPr>
+        <w:pStyle w:val="Compact"/>
         <w:numPr>
           <w:ilvl w:val="0"/>
           <w:numId w:val="1004"/>
         </w:numPr>
-        <w:pStyle w:val="Compact"/>
       </w:pPr>
       <w:r>
         <w:rPr>
+          <w:b/>
           <w:bCs/>
-          <w:b/>
         </w:rPr>
         <w:t xml:space="preserve">ALTO EN AZÚCARES</w:t>
       </w:r>
     </w:p>
     <w:p>
       <w:pPr>
+        <w:pStyle w:val="Compact"/>
         <w:numPr>
           <w:ilvl w:val="0"/>
           <w:numId w:val="1004"/>
         </w:numPr>
-        <w:pStyle w:val="Compact"/>
       </w:pPr>
       <w:r>
         <w:rPr>
+          <w:b/>
           <w:bCs/>
-          <w:b/>
         </w:rPr>
         <w:t xml:space="preserve">ALTO EN SODIO</w:t>
       </w:r>
     </w:p>
     <w:p>
       <w:pPr>
+        <w:pStyle w:val="Compact"/>
         <w:numPr>
           <w:ilvl w:val="0"/>
           <w:numId w:val="1004"/>
         </w:numPr>
-        <w:pStyle w:val="Compact"/>
       </w:pPr>
       <w:r>
         <w:rPr>
+          <w:b/>
           <w:bCs/>
-          <w:b/>
         </w:rPr>
         <w:t xml:space="preserve">ALTO EN GRASAS SATURADAS</w:t>
       </w:r>
     </w:p>
     <w:p>
       <w:pPr>
+        <w:pStyle w:val="Compact"/>
         <w:numPr>
           <w:ilvl w:val="0"/>
           <w:numId w:val="1004"/>
         </w:numPr>
-        <w:pStyle w:val="Compact"/>
       </w:pPr>
       <w:r>
         <w:rPr>
+          <w:b/>
           <w:bCs/>
-          <w:b/>
         </w:rPr>
         <w:t xml:space="preserve">ALTO EN CALORÍAS</w:t>
       </w:r>
@@ -1068,13 +1017,7 @@
         <w:t xml:space="preserve"> </w:t>
       </w:r>
       <w:r>
-        <w:t xml:space="preserve">“</w:t>
-      </w:r>
-      <w:r>
-        <w:t xml:space="preserve">prohibido</w:t>
-      </w:r>
-      <w:r>
-        <w:t xml:space="preserve">”</w:t>
+        <w:t xml:space="preserve">“prohibido”</w:t>
       </w:r>
       <w:r>
         <w:t xml:space="preserve">. Dicen</w:t>
@@ -1084,166 +1027,146 @@
       </w:r>
       <w:r>
         <w:rPr>
+          <w:b/>
           <w:bCs/>
-          <w:b/>
         </w:rPr>
-        <w:t xml:space="preserve">“</w:t>
+        <w:t xml:space="preserve">“consume poco y de vez en cuando”</w:t>
+      </w:r>
+      <w:r>
+        <w:t xml:space="preserve">. Además, la ley prohíbe vender estos productos dentro de los colegios y usar dibujos animados para promocionarlos a niños.</w:t>
+      </w:r>
+    </w:p>
+    <w:bookmarkEnd w:id="16"/>
+    <w:bookmarkStart w:id="17" w:name="cómo-leer-un-envase"/>
+    <w:p>
+      <w:pPr>
+        <w:pStyle w:val="Heading3"/>
+      </w:pPr>
+      <w:r>
+        <w:t xml:space="preserve">Cómo leer un envase</w:t>
+      </w:r>
+    </w:p>
+    <w:p>
+      <w:pPr>
+        <w:pStyle w:val="Compact"/>
+        <w:numPr>
+          <w:ilvl w:val="0"/>
+          <w:numId w:val="1005"/>
+        </w:numPr>
+      </w:pPr>
+      <w:r>
+        <w:t xml:space="preserve">Mirar cuántos sellos tiene: mientras menos, mejor.</w:t>
+      </w:r>
+    </w:p>
+    <w:p>
+      <w:pPr>
+        <w:pStyle w:val="Compact"/>
+        <w:numPr>
+          <w:ilvl w:val="0"/>
+          <w:numId w:val="1005"/>
+        </w:numPr>
+      </w:pPr>
+      <w:r>
+        <w:t xml:space="preserve">Revisar la lista de ingredientes: van ordenados de mayor a menor cantidad. Si el azúcar aparece entre los tres primeros, el producto tiene mucha azúcar.</w:t>
+      </w:r>
+    </w:p>
+    <w:p>
+      <w:pPr>
+        <w:pStyle w:val="Compact"/>
+        <w:numPr>
+          <w:ilvl w:val="0"/>
+          <w:numId w:val="1005"/>
+        </w:numPr>
+      </w:pPr>
+      <w:r>
+        <w:t xml:space="preserve">Mirar la porción: la información nutricional suele estar calculada por porción, no por envase completo.</w:t>
+      </w:r>
+    </w:p>
+    <w:bookmarkEnd w:id="17"/>
+    <w:bookmarkStart w:id="18" w:name="ahora-tú-1"/>
+    <w:p>
+      <w:pPr>
+        <w:pStyle w:val="Heading3"/>
+      </w:pPr>
+      <w:r>
+        <w:t xml:space="preserve">✏️ Ahora tú</w:t>
+      </w:r>
+    </w:p>
+    <w:p>
+      <w:pPr>
+        <w:pStyle w:val="Compact"/>
+        <w:numPr>
+          <w:ilvl w:val="0"/>
+          <w:numId w:val="1006"/>
+        </w:numPr>
+      </w:pPr>
+      <w:r>
+        <w:t xml:space="preserve">¿Qué grupo de alimentos aporta principalmente calcio? ¿Para qué sirve?</w:t>
+      </w:r>
+    </w:p>
+    <w:p>
+      <w:pPr>
+        <w:pStyle w:val="Compact"/>
+        <w:numPr>
+          <w:ilvl w:val="0"/>
+          <w:numId w:val="1006"/>
+        </w:numPr>
+      </w:pPr>
+      <w:r>
+        <w:t xml:space="preserve">¿Qué aportan las legumbres? Nombra dos.</w:t>
+      </w:r>
+    </w:p>
+    <w:p>
+      <w:pPr>
+        <w:pStyle w:val="Compact"/>
+        <w:numPr>
+          <w:ilvl w:val="0"/>
+          <w:numId w:val="1006"/>
+        </w:numPr>
+      </w:pPr>
+      <w:r>
+        <w:t xml:space="preserve">¿Qué significa exactamente un sello</w:t>
+      </w:r>
+      <w:r>
+        <w:t xml:space="preserve"> </w:t>
+      </w:r>
+      <w:r>
+        <w:t xml:space="preserve">“ALTO EN SODIO”</w:t>
+      </w:r>
+      <w:r>
+        <w:t xml:space="preserve">?</w:t>
+      </w:r>
+    </w:p>
+    <w:p>
+      <w:pPr>
+        <w:pStyle w:val="Compact"/>
+        <w:numPr>
+          <w:ilvl w:val="0"/>
+          <w:numId w:val="1006"/>
+        </w:numPr>
+      </w:pPr>
+      <w:r>
+        <w:t xml:space="preserve">¿Cuáles son los cuatro sellos que existen en Chile?</w:t>
+      </w:r>
+    </w:p>
+    <w:p>
+      <w:pPr>
+        <w:pStyle w:val="Compact"/>
+        <w:numPr>
+          <w:ilvl w:val="0"/>
+          <w:numId w:val="1006"/>
+        </w:numPr>
+      </w:pPr>
+      <w:r>
+        <w:t xml:space="preserve">Un cereal de desayuno tiene esta lista de ingredientes:</w:t>
+      </w:r>
+      <w:r>
+        <w:t xml:space="preserve"> </w:t>
       </w:r>
       <w:r>
         <w:rPr>
-          <w:bCs/>
-          <w:b/>
-        </w:rPr>
-        <w:t xml:space="preserve">consume poco y de vez en cuando</w:t>
-      </w:r>
-      <w:r>
-        <w:rPr>
-          <w:bCs/>
-          <w:b/>
-        </w:rPr>
-        <w:t xml:space="preserve">”</w:t>
-      </w:r>
-      <w:r>
-        <w:t xml:space="preserve">. Además, la ley prohíbe vender estos productos dentro de los colegios y usar dibujos animados para promocionarlos a niños.</w:t>
-      </w:r>
-    </w:p>
-    <w:bookmarkEnd w:id="27"/>
-    <w:bookmarkStart w:id="28" w:name="cómo-leer-un-envase"/>
-    <w:p>
-      <w:pPr>
-        <w:pStyle w:val="Heading3"/>
-      </w:pPr>
-      <w:r>
-        <w:t xml:space="preserve">Cómo leer un envase</w:t>
-      </w:r>
-    </w:p>
-    <w:p>
-      <w:pPr>
-        <w:numPr>
-          <w:ilvl w:val="0"/>
-          <w:numId w:val="1005"/>
-        </w:numPr>
-        <w:pStyle w:val="Compact"/>
-      </w:pPr>
-      <w:r>
-        <w:t xml:space="preserve">Mirar cuántos sellos tiene: mientras menos, mejor.</w:t>
-      </w:r>
-    </w:p>
-    <w:p>
-      <w:pPr>
-        <w:numPr>
-          <w:ilvl w:val="0"/>
-          <w:numId w:val="1005"/>
-        </w:numPr>
-        <w:pStyle w:val="Compact"/>
-      </w:pPr>
-      <w:r>
-        <w:t xml:space="preserve">Revisar la lista de ingredientes: van ordenados de mayor a menor cantidad. Si el azúcar aparece entre los tres primeros, el producto tiene mucha azúcar.</w:t>
-      </w:r>
-    </w:p>
-    <w:p>
-      <w:pPr>
-        <w:numPr>
-          <w:ilvl w:val="0"/>
-          <w:numId w:val="1005"/>
-        </w:numPr>
-        <w:pStyle w:val="Compact"/>
-      </w:pPr>
-      <w:r>
-        <w:t xml:space="preserve">Mirar la porción: la información nutricional suele estar calculada por porción, no por envase completo.</w:t>
-      </w:r>
-    </w:p>
-    <w:bookmarkEnd w:id="28"/>
-    <w:bookmarkStart w:id="29" w:name="ahora-tú-1"/>
-    <w:p>
-      <w:pPr>
-        <w:pStyle w:val="Heading3"/>
-      </w:pPr>
-      <w:r>
-        <w:t xml:space="preserve">✏️ Ahora tú</w:t>
-      </w:r>
-    </w:p>
-    <w:p>
-      <w:pPr>
-        <w:numPr>
-          <w:ilvl w:val="0"/>
-          <w:numId w:val="1006"/>
-        </w:numPr>
-        <w:pStyle w:val="Compact"/>
-      </w:pPr>
-      <w:r>
-        <w:t xml:space="preserve">¿Qué grupo de alimentos aporta principalmente calcio? ¿Para qué sirve?</w:t>
-      </w:r>
-    </w:p>
-    <w:p>
-      <w:pPr>
-        <w:numPr>
-          <w:ilvl w:val="0"/>
-          <w:numId w:val="1006"/>
-        </w:numPr>
-        <w:pStyle w:val="Compact"/>
-      </w:pPr>
-      <w:r>
-        <w:t xml:space="preserve">¿Qué aportan las legumbres? Nombra dos.</w:t>
-      </w:r>
-    </w:p>
-    <w:p>
-      <w:pPr>
-        <w:numPr>
-          <w:ilvl w:val="0"/>
-          <w:numId w:val="1006"/>
-        </w:numPr>
-        <w:pStyle w:val="Compact"/>
-      </w:pPr>
-      <w:r>
-        <w:t xml:space="preserve">¿Qué significa exactamente un sello</w:t>
-      </w:r>
-      <w:r>
-        <w:t xml:space="preserve"> </w:t>
-      </w:r>
-      <w:r>
-        <w:t xml:space="preserve">“</w:t>
-      </w:r>
-      <w:r>
-        <w:t xml:space="preserve">ALTO EN SODIO</w:t>
-      </w:r>
-      <w:r>
-        <w:t xml:space="preserve">”</w:t>
-      </w:r>
-      <w:r>
-        <w:t xml:space="preserve">?</w:t>
-      </w:r>
-    </w:p>
-    <w:p>
-      <w:pPr>
-        <w:numPr>
-          <w:ilvl w:val="0"/>
-          <w:numId w:val="1006"/>
-        </w:numPr>
-        <w:pStyle w:val="Compact"/>
-      </w:pPr>
-      <w:r>
-        <w:t xml:space="preserve">¿Cuáles son los cuatro sellos que existen en Chile?</w:t>
-      </w:r>
-    </w:p>
-    <w:p>
-      <w:pPr>
-        <w:numPr>
-          <w:ilvl w:val="0"/>
-          <w:numId w:val="1006"/>
-        </w:numPr>
-        <w:pStyle w:val="Compact"/>
-      </w:pPr>
-      <w:r>
-        <w:t xml:space="preserve">Un cereal de desayuno tiene esta lista de ingredientes:</w:t>
-      </w:r>
-      <w:r>
-        <w:t xml:space="preserve"> </w:t>
-      </w:r>
-      <w:r>
-        <w:rPr>
+          <w:i/>
           <w:iCs/>
-          <w:i/>
         </w:rPr>
         <w:t xml:space="preserve">azúcar, harina de maíz, jarabe de glucosa, sal, saborizante</w:t>
       </w:r>
@@ -1253,11 +1176,11 @@
     </w:p>
     <w:p>
       <w:pPr>
+        <w:pStyle w:val="Compact"/>
         <w:numPr>
           <w:ilvl w:val="0"/>
           <w:numId w:val="1006"/>
         </w:numPr>
-        <w:pStyle w:val="Compact"/>
       </w:pPr>
       <w:r>
         <w:t xml:space="preserve">Busca tres envases en tu cocina y anota cuántos sellos tiene cada uno.</w:t>
@@ -1270,9 +1193,9 @@
         </w:pict>
       </w:r>
     </w:p>
-    <w:bookmarkEnd w:id="29"/>
-    <w:bookmarkEnd w:id="30"/>
-    <w:bookmarkStart w:id="35" w:name="sección-3-armar-un-menú-saludable"/>
+    <w:bookmarkEnd w:id="18"/>
+    <w:bookmarkEnd w:id="19"/>
+    <w:bookmarkStart w:id="24" w:name="sección-3-armar-un-menú-saludable"/>
     <w:p>
       <w:pPr>
         <w:pStyle w:val="Heading2"/>
@@ -1281,7 +1204,7 @@
         <w:t xml:space="preserve">Sección 3 · Armar un menú saludable</w:t>
       </w:r>
     </w:p>
-    <w:bookmarkStart w:id="31" w:name="el-modelo-del-plato"/>
+    <w:bookmarkStart w:id="20" w:name="el-modelo-del-plato"/>
     <w:p>
       <w:pPr>
         <w:pStyle w:val="Heading3"/>
@@ -1302,8 +1225,8 @@
       <w:tblPr>
         <w:tblStyle w:val="Table"/>
         <w:tblW w:type="pct" w:w="5000"/>
+        <w:tblLayout w:type="fixed"/>
         <w:tblLook w:firstRow="1" w:lastRow="0" w:firstColumn="0" w:lastColumn="0" w:noHBand="0" w:noVBand="0" w:val="0020"/>
-        <w:jc w:val="start"/>
       </w:tblPr>
       <w:tblGrid>
         <w:gridCol w:w="2640"/>
@@ -1312,14 +1235,13 @@
       </w:tblGrid>
       <w:tr>
         <w:trPr>
-          <w:tblHeader w:val="true"/>
+          <w:tblHeader w:val="on"/>
         </w:trPr>
         <w:tc>
           <w:tcPr/>
           <w:p>
             <w:pPr>
               <w:pStyle w:val="Compact"/>
-              <w:jc w:val="left"/>
             </w:pPr>
             <w:r>
               <w:t xml:space="preserve">Parte del plato</w:t>
@@ -1331,7 +1253,6 @@
           <w:p>
             <w:pPr>
               <w:pStyle w:val="Compact"/>
-              <w:jc w:val="left"/>
             </w:pPr>
             <w:r>
               <w:t xml:space="preserve">Fracción</w:t>
@@ -1343,7 +1264,6 @@
           <w:p>
             <w:pPr>
               <w:pStyle w:val="Compact"/>
-              <w:jc w:val="left"/>
             </w:pPr>
             <w:r>
               <w:t xml:space="preserve">Qué va ahí</w:t>
@@ -1357,7 +1277,6 @@
           <w:p>
             <w:pPr>
               <w:pStyle w:val="Compact"/>
-              <w:jc w:val="left"/>
             </w:pPr>
             <w:r>
               <w:t xml:space="preserve">Mitad del plato</w:t>
@@ -1369,7 +1288,6 @@
           <w:p>
             <w:pPr>
               <w:pStyle w:val="Compact"/>
-              <w:jc w:val="left"/>
             </w:pPr>
             <w:r>
               <w:t xml:space="preserve">1/2</w:t>
@@ -1381,7 +1299,6 @@
           <w:p>
             <w:pPr>
               <w:pStyle w:val="Compact"/>
-              <w:jc w:val="left"/>
             </w:pPr>
             <w:r>
               <w:t xml:space="preserve">Verduras y frutas, crudas o cocidas, de varios colores</w:t>
@@ -1395,7 +1312,6 @@
           <w:p>
             <w:pPr>
               <w:pStyle w:val="Compact"/>
-              <w:jc w:val="left"/>
             </w:pPr>
             <w:r>
               <w:t xml:space="preserve">Un cuarto</w:t>
@@ -1407,7 +1323,6 @@
           <w:p>
             <w:pPr>
               <w:pStyle w:val="Compact"/>
-              <w:jc w:val="left"/>
             </w:pPr>
             <w:r>
               <w:t xml:space="preserve">1/4</w:t>
@@ -1419,7 +1334,6 @@
           <w:p>
             <w:pPr>
               <w:pStyle w:val="Compact"/>
-              <w:jc w:val="left"/>
             </w:pPr>
             <w:r>
               <w:t xml:space="preserve">Cereales, papas o legumbres</w:t>
@@ -1433,7 +1347,6 @@
           <w:p>
             <w:pPr>
               <w:pStyle w:val="Compact"/>
-              <w:jc w:val="left"/>
             </w:pPr>
             <w:r>
               <w:t xml:space="preserve">Un cuarto</w:t>
@@ -1445,7 +1358,6 @@
           <w:p>
             <w:pPr>
               <w:pStyle w:val="Compact"/>
-              <w:jc w:val="left"/>
             </w:pPr>
             <w:r>
               <w:t xml:space="preserve">1/4</w:t>
@@ -1457,7 +1369,6 @@
           <w:p>
             <w:pPr>
               <w:pStyle w:val="Compact"/>
-              <w:jc w:val="left"/>
             </w:pPr>
             <w:r>
               <w:t xml:space="preserve">Proteínas: pollo, pescado, huevo o legumbres</w:t>
@@ -1478,8 +1389,8 @@
       </w:r>
       <w:r>
         <w:rPr>
+          <w:b/>
           <w:bCs/>
-          <w:b/>
         </w:rPr>
         <w:t xml:space="preserve">un vaso de agua</w:t>
       </w:r>
@@ -1495,8 +1406,8 @@
         <w:t xml:space="preserve">Aquí las fracciones de Matemáticas aparecen en la vida real: 1/2 + 1/4 + 1/4 = 1 plato completo.</w:t>
       </w:r>
     </w:p>
-    <w:bookmarkEnd w:id="31"/>
-    <w:bookmarkStart w:id="32" w:name="las-cuatro-comidas-del-día"/>
+    <w:bookmarkEnd w:id="20"/>
+    <w:bookmarkStart w:id="21" w:name="las-cuatro-comidas-del-día"/>
     <w:p>
       <w:pPr>
         <w:pStyle w:val="Heading3"/>
@@ -1509,8 +1420,8 @@
       <w:tblPr>
         <w:tblStyle w:val="Table"/>
         <w:tblW w:type="pct" w:w="5000"/>
+        <w:tblLayout w:type="fixed"/>
         <w:tblLook w:firstRow="1" w:lastRow="0" w:firstColumn="0" w:lastColumn="0" w:noHBand="0" w:noVBand="0" w:val="0020"/>
-        <w:jc w:val="start"/>
       </w:tblPr>
       <w:tblGrid>
         <w:gridCol w:w="2640"/>
@@ -1519,14 +1430,13 @@
       </w:tblGrid>
       <w:tr>
         <w:trPr>
-          <w:tblHeader w:val="true"/>
+          <w:tblHeader w:val="on"/>
         </w:trPr>
         <w:tc>
           <w:tcPr/>
           <w:p>
             <w:pPr>
               <w:pStyle w:val="Compact"/>
-              <w:jc w:val="left"/>
             </w:pPr>
             <w:r>
               <w:t xml:space="preserve">Comida</w:t>
@@ -1538,7 +1448,6 @@
           <w:p>
             <w:pPr>
               <w:pStyle w:val="Compact"/>
-              <w:jc w:val="left"/>
             </w:pPr>
             <w:r>
               <w:t xml:space="preserve">Qué debería incluir</w:t>
@@ -1550,7 +1459,6 @@
           <w:p>
             <w:pPr>
               <w:pStyle w:val="Compact"/>
-              <w:jc w:val="left"/>
             </w:pPr>
             <w:r>
               <w:t xml:space="preserve">Ejemplo</w:t>
@@ -1564,7 +1472,6 @@
           <w:p>
             <w:pPr>
               <w:pStyle w:val="Compact"/>
-              <w:jc w:val="left"/>
             </w:pPr>
             <w:r>
               <w:t xml:space="preserve">Desayuno</w:t>
@@ -1576,7 +1483,6 @@
           <w:p>
             <w:pPr>
               <w:pStyle w:val="Compact"/>
-              <w:jc w:val="left"/>
             </w:pPr>
             <w:r>
               <w:t xml:space="preserve">Lácteo + cereal + fruta</w:t>
@@ -1588,7 +1494,6 @@
           <w:p>
             <w:pPr>
               <w:pStyle w:val="Compact"/>
-              <w:jc w:val="left"/>
             </w:pPr>
             <w:r>
               <w:t xml:space="preserve">Leche, pan integral con quesillo y una naranja</w:t>
@@ -1602,7 +1507,6 @@
           <w:p>
             <w:pPr>
               <w:pStyle w:val="Compact"/>
-              <w:jc w:val="left"/>
             </w:pPr>
             <w:r>
               <w:t xml:space="preserve">Almuerzo</w:t>
@@ -1614,7 +1518,6 @@
           <w:p>
             <w:pPr>
               <w:pStyle w:val="Compact"/>
-              <w:jc w:val="left"/>
             </w:pPr>
             <w:r>
               <w:t xml:space="preserve">El modelo del plato completo</w:t>
@@ -1626,7 +1529,6 @@
           <w:p>
             <w:pPr>
               <w:pStyle w:val="Compact"/>
-              <w:jc w:val="left"/>
             </w:pPr>
             <w:r>
               <w:t xml:space="preserve">Ensalada de tomate, arroz, pollo al horno y agua</w:t>
@@ -1640,7 +1542,6 @@
           <w:p>
             <w:pPr>
               <w:pStyle w:val="Compact"/>
-              <w:jc w:val="left"/>
             </w:pPr>
             <w:r>
               <w:t xml:space="preserve">Once</w:t>
@@ -1652,7 +1553,6 @@
           <w:p>
             <w:pPr>
               <w:pStyle w:val="Compact"/>
-              <w:jc w:val="left"/>
             </w:pPr>
             <w:r>
               <w:t xml:space="preserve">Lácteo + algo de fruta o cereal</w:t>
@@ -1664,7 +1564,6 @@
           <w:p>
             <w:pPr>
               <w:pStyle w:val="Compact"/>
-              <w:jc w:val="left"/>
             </w:pPr>
             <w:r>
               <w:t xml:space="preserve">Yogur natural con avena y plátano</w:t>
@@ -1678,7 +1577,6 @@
           <w:p>
             <w:pPr>
               <w:pStyle w:val="Compact"/>
-              <w:jc w:val="left"/>
             </w:pPr>
             <w:r>
               <w:t xml:space="preserve">Cena</w:t>
@@ -1690,7 +1588,6 @@
           <w:p>
             <w:pPr>
               <w:pStyle w:val="Compact"/>
-              <w:jc w:val="left"/>
             </w:pPr>
             <w:r>
               <w:t xml:space="preserve">Liviana, con verduras</w:t>
@@ -1702,7 +1599,6 @@
           <w:p>
             <w:pPr>
               <w:pStyle w:val="Compact"/>
-              <w:jc w:val="left"/>
             </w:pPr>
             <w:r>
               <w:t xml:space="preserve">Sopa de verduras y un huevo revuelto</w:t>
@@ -1711,8 +1607,8 @@
         </w:tc>
       </w:tr>
     </w:tbl>
-    <w:bookmarkEnd w:id="32"/>
-    <w:bookmarkStart w:id="33" w:name="errores-frecuentes-al-armar-un-menú"/>
+    <w:bookmarkEnd w:id="21"/>
+    <w:bookmarkStart w:id="22" w:name="errores-frecuentes-al-armar-un-menú"/>
     <w:p>
       <w:pPr>
         <w:pStyle w:val="Heading3"/>
@@ -1723,11 +1619,11 @@
     </w:p>
     <w:p>
       <w:pPr>
+        <w:pStyle w:val="Compact"/>
         <w:numPr>
           <w:ilvl w:val="0"/>
           <w:numId w:val="1007"/>
         </w:numPr>
-        <w:pStyle w:val="Compact"/>
       </w:pPr>
       <w:r>
         <w:t xml:space="preserve">Poner arroz</w:t>
@@ -1737,8 +1633,8 @@
       </w:r>
       <w:r>
         <w:rPr>
+          <w:b/>
           <w:bCs/>
-          <w:b/>
         </w:rPr>
         <w:t xml:space="preserve">y</w:t>
       </w:r>
@@ -1751,11 +1647,11 @@
     </w:p>
     <w:p>
       <w:pPr>
+        <w:pStyle w:val="Compact"/>
         <w:numPr>
           <w:ilvl w:val="0"/>
           <w:numId w:val="1007"/>
         </w:numPr>
-        <w:pStyle w:val="Compact"/>
       </w:pPr>
       <w:r>
         <w:t xml:space="preserve">Reemplazar el agua por jugo envasado, que suele llevar sello ALTO EN AZÚCARES.</w:t>
@@ -1763,11 +1659,11 @@
     </w:p>
     <w:p>
       <w:pPr>
+        <w:pStyle w:val="Compact"/>
         <w:numPr>
           <w:ilvl w:val="0"/>
           <w:numId w:val="1007"/>
         </w:numPr>
-        <w:pStyle w:val="Compact"/>
       </w:pPr>
       <w:r>
         <w:t xml:space="preserve">Olvidar la fruta: es la más fácil de dejar afuera y la que más aporta fibra y vitaminas.</w:t>
@@ -1775,11 +1671,11 @@
     </w:p>
     <w:p>
       <w:pPr>
+        <w:pStyle w:val="Compact"/>
         <w:numPr>
           <w:ilvl w:val="0"/>
           <w:numId w:val="1007"/>
         </w:numPr>
-        <w:pStyle w:val="Compact"/>
       </w:pPr>
       <w:r>
         <w:t xml:space="preserve">Creer que</w:t>
@@ -1788,13 +1684,7 @@
         <w:t xml:space="preserve"> </w:t>
       </w:r>
       <w:r>
-        <w:t xml:space="preserve">“</w:t>
-      </w:r>
-      <w:r>
-        <w:t xml:space="preserve">light</w:t>
-      </w:r>
-      <w:r>
-        <w:t xml:space="preserve">”</w:t>
+        <w:t xml:space="preserve">“light”</w:t>
       </w:r>
       <w:r>
         <w:t xml:space="preserve"> </w:t>
@@ -1806,13 +1696,7 @@
         <w:t xml:space="preserve"> </w:t>
       </w:r>
       <w:r>
-        <w:t xml:space="preserve">“</w:t>
-      </w:r>
-      <w:r>
-        <w:t xml:space="preserve">natural</w:t>
-      </w:r>
-      <w:r>
-        <w:t xml:space="preserve">”</w:t>
+        <w:t xml:space="preserve">“natural”</w:t>
       </w:r>
       <w:r>
         <w:t xml:space="preserve"> </w:t>
@@ -1824,20 +1708,14 @@
         <w:t xml:space="preserve"> </w:t>
       </w:r>
       <w:r>
-        <w:t xml:space="preserve">“</w:t>
-      </w:r>
-      <w:r>
-        <w:t xml:space="preserve">sin sellos</w:t>
-      </w:r>
-      <w:r>
-        <w:t xml:space="preserve">”</w:t>
+        <w:t xml:space="preserve">“sin sellos”</w:t>
       </w:r>
       <w:r>
         <w:t xml:space="preserve">. Hay que revisar el envase.</w:t>
       </w:r>
     </w:p>
-    <w:bookmarkEnd w:id="33"/>
-    <w:bookmarkStart w:id="34" w:name="ahora-tú-2"/>
+    <w:bookmarkEnd w:id="22"/>
+    <w:bookmarkStart w:id="23" w:name="ahora-tú-2"/>
     <w:p>
       <w:pPr>
         <w:pStyle w:val="Heading3"/>
@@ -1848,11 +1726,11 @@
     </w:p>
     <w:p>
       <w:pPr>
+        <w:pStyle w:val="Compact"/>
         <w:numPr>
           <w:ilvl w:val="0"/>
           <w:numId w:val="1008"/>
         </w:numPr>
-        <w:pStyle w:val="Compact"/>
       </w:pPr>
       <w:r>
         <w:t xml:space="preserve">Dibuja un plato y divídelo según el modelo. Rotula cada parte con su fracción.</w:t>
@@ -1860,11 +1738,11 @@
     </w:p>
     <w:p>
       <w:pPr>
+        <w:pStyle w:val="Compact"/>
         <w:numPr>
           <w:ilvl w:val="0"/>
           <w:numId w:val="1008"/>
         </w:numPr>
-        <w:pStyle w:val="Compact"/>
       </w:pPr>
       <w:r>
         <w:t xml:space="preserve">Corrige este almuerzo:</w:t>
@@ -1874,8 +1752,8 @@
       </w:r>
       <w:r>
         <w:rPr>
+          <w:i/>
           <w:iCs/>
-          <w:i/>
         </w:rPr>
         <w:t xml:space="preserve">puré de papas, arroz, salchichas y bebida</w:t>
       </w:r>
@@ -1885,11 +1763,11 @@
     </w:p>
     <w:p>
       <w:pPr>
+        <w:pStyle w:val="Compact"/>
         <w:numPr>
           <w:ilvl w:val="0"/>
           <w:numId w:val="1008"/>
         </w:numPr>
-        <w:pStyle w:val="Compact"/>
       </w:pPr>
       <w:r>
         <w:t xml:space="preserve">Arma un desayuno completo con productos que existan en tu casa.</w:t>
@@ -1897,11 +1775,11 @@
     </w:p>
     <w:p>
       <w:pPr>
+        <w:pStyle w:val="Compact"/>
         <w:numPr>
           <w:ilvl w:val="0"/>
           <w:numId w:val="1008"/>
         </w:numPr>
-        <w:pStyle w:val="Compact"/>
       </w:pPr>
       <w:r>
         <w:t xml:space="preserve">¿Por qué el agua es mejor que el jugo envasado, aunque el jugo diga</w:t>
@@ -1910,13 +1788,7 @@
         <w:t xml:space="preserve"> </w:t>
       </w:r>
       <w:r>
-        <w:t xml:space="preserve">“</w:t>
-      </w:r>
-      <w:r>
-        <w:t xml:space="preserve">sabor natural</w:t>
-      </w:r>
-      <w:r>
-        <w:t xml:space="preserve">”</w:t>
+        <w:t xml:space="preserve">“sabor natural”</w:t>
       </w:r>
       <w:r>
         <w:t xml:space="preserve">?</w:t>
@@ -1924,11 +1796,11 @@
     </w:p>
     <w:p>
       <w:pPr>
+        <w:pStyle w:val="Compact"/>
         <w:numPr>
           <w:ilvl w:val="0"/>
           <w:numId w:val="1008"/>
         </w:numPr>
-        <w:pStyle w:val="Compact"/>
       </w:pPr>
       <w:r>
         <w:t xml:space="preserve">Diseña un</w:t>
@@ -1938,8 +1810,8 @@
       </w:r>
       <w:r>
         <w:rPr>
+          <w:b/>
           <w:bCs/>
-          <w:b/>
         </w:rPr>
         <w:t xml:space="preserve">menú de un día completo</w:t>
       </w:r>
@@ -1957,9 +1829,9 @@
         </w:pict>
       </w:r>
     </w:p>
-    <w:bookmarkEnd w:id="34"/>
-    <w:bookmarkEnd w:id="35"/>
-    <w:bookmarkStart w:id="41" w:name="sección-4-los-efectos-del-cigarrillo"/>
+    <w:bookmarkEnd w:id="23"/>
+    <w:bookmarkEnd w:id="24"/>
+    <w:bookmarkStart w:id="30" w:name="sección-4-los-efectos-del-cigarrillo"/>
     <w:p>
       <w:pPr>
         <w:pStyle w:val="Heading2"/>
@@ -1968,7 +1840,7 @@
         <w:t xml:space="preserve">Sección 4 · Los efectos del cigarrillo</w:t>
       </w:r>
     </w:p>
-    <w:bookmarkStart w:id="36" w:name="qué-hay-dentro-del-humo"/>
+    <w:bookmarkStart w:id="25" w:name="qué-hay-dentro-del-humo"/>
     <w:p>
       <w:pPr>
         <w:pStyle w:val="Heading3"/>
@@ -1989,8 +1861,8 @@
       <w:tblPr>
         <w:tblStyle w:val="Table"/>
         <w:tblW w:type="pct" w:w="5000"/>
+        <w:tblLayout w:type="fixed"/>
         <w:tblLook w:firstRow="1" w:lastRow="0" w:firstColumn="0" w:lastColumn="0" w:noHBand="0" w:noVBand="0" w:val="0020"/>
-        <w:jc w:val="start"/>
       </w:tblPr>
       <w:tblGrid>
         <w:gridCol w:w="3960"/>
@@ -1998,14 +1870,13 @@
       </w:tblGrid>
       <w:tr>
         <w:trPr>
-          <w:tblHeader w:val="true"/>
+          <w:tblHeader w:val="on"/>
         </w:trPr>
         <w:tc>
           <w:tcPr/>
           <w:p>
             <w:pPr>
               <w:pStyle w:val="Compact"/>
-              <w:jc w:val="left"/>
             </w:pPr>
             <w:r>
               <w:t xml:space="preserve">Sustancia</w:t>
@@ -2017,7 +1888,6 @@
           <w:p>
             <w:pPr>
               <w:pStyle w:val="Compact"/>
-              <w:jc w:val="left"/>
             </w:pPr>
             <w:r>
               <w:t xml:space="preserve">Qué hace</w:t>
@@ -2031,12 +1901,11 @@
           <w:p>
             <w:pPr>
               <w:pStyle w:val="Compact"/>
-              <w:jc w:val="left"/>
             </w:pPr>
             <w:r>
               <w:rPr>
+                <w:b/>
                 <w:bCs/>
-                <w:b/>
               </w:rPr>
               <w:t xml:space="preserve">Nicotina</w:t>
             </w:r>
@@ -2047,7 +1916,6 @@
           <w:p>
             <w:pPr>
               <w:pStyle w:val="Compact"/>
-              <w:jc w:val="left"/>
             </w:pPr>
             <w:r>
               <w:t xml:space="preserve">Produce adicción. Es la razón por la que dejar de fumar es tan difícil: el cuerpo empieza a necesitarla. Además acelera el corazón y contrae los vasos sanguíneos.</w:t>
@@ -2061,12 +1929,11 @@
           <w:p>
             <w:pPr>
               <w:pStyle w:val="Compact"/>
-              <w:jc w:val="left"/>
             </w:pPr>
             <w:r>
               <w:rPr>
+                <w:b/>
                 <w:bCs/>
-                <w:b/>
               </w:rPr>
               <w:t xml:space="preserve">Alquitrán</w:t>
             </w:r>
@@ -2077,7 +1944,6 @@
           <w:p>
             <w:pPr>
               <w:pStyle w:val="Compact"/>
-              <w:jc w:val="left"/>
             </w:pPr>
             <w:r>
               <w:t xml:space="preserve">Es una sustancia pegajosa y oscura que se deposita en los pulmones. Destruye los cilios que limpian las vías respiratorias y es la principal causante del cáncer pulmonar.</w:t>
@@ -2091,12 +1957,11 @@
           <w:p>
             <w:pPr>
               <w:pStyle w:val="Compact"/>
-              <w:jc w:val="left"/>
             </w:pPr>
             <w:r>
               <w:rPr>
+                <w:b/>
                 <w:bCs/>
-                <w:b/>
               </w:rPr>
               <w:t xml:space="preserve">Monóxido de carbono</w:t>
             </w:r>
@@ -2107,7 +1972,6 @@
           <w:p>
             <w:pPr>
               <w:pStyle w:val="Compact"/>
-              <w:jc w:val="left"/>
             </w:pPr>
             <w:r>
               <w:t xml:space="preserve">Es un gas que ocupa en la sangre el lugar del oxígeno. El cuerpo recibe menos oxígeno del que necesita, y el corazón debe trabajar más.</w:t>
@@ -2116,8 +1980,8 @@
         </w:tc>
       </w:tr>
     </w:tbl>
-    <w:bookmarkEnd w:id="36"/>
-    <w:bookmarkStart w:id="37" w:name="qué-sistemas-se-dañan"/>
+    <w:bookmarkEnd w:id="25"/>
+    <w:bookmarkStart w:id="26" w:name="qué-sistemas-se-dañan"/>
     <w:p>
       <w:pPr>
         <w:pStyle w:val="Heading3"/>
@@ -2132,8 +1996,8 @@
       </w:pPr>
       <w:r>
         <w:rPr>
+          <w:b/>
           <w:bCs/>
-          <w:b/>
         </w:rPr>
         <w:t xml:space="preserve">Sistema respiratorio.</w:t>
       </w:r>
@@ -2150,8 +2014,8 @@
       </w:pPr>
       <w:r>
         <w:rPr>
+          <w:b/>
           <w:bCs/>
-          <w:b/>
         </w:rPr>
         <w:t xml:space="preserve">Sistema circulatorio.</w:t>
       </w:r>
@@ -2168,8 +2032,8 @@
       </w:pPr>
       <w:r>
         <w:rPr>
+          <w:b/>
           <w:bCs/>
-          <w:b/>
         </w:rPr>
         <w:t xml:space="preserve">Otros efectos visibles:</w:t>
       </w:r>
@@ -2180,8 +2044,8 @@
         <w:t xml:space="preserve">mal aliento, dientes amarillos, menor sentido del gusto y del olfato, piel envejecida antes de tiempo y menos resistencia física al hacer deporte.</w:t>
       </w:r>
     </w:p>
-    <w:bookmarkEnd w:id="37"/>
-    <w:bookmarkStart w:id="38" w:name="el-fumador-pasivo"/>
+    <w:bookmarkEnd w:id="26"/>
+    <w:bookmarkStart w:id="27" w:name="el-fumador-pasivo"/>
     <w:p>
       <w:pPr>
         <w:pStyle w:val="Heading3"/>
@@ -2202,8 +2066,8 @@
       </w:r>
       <w:r>
         <w:rPr>
+          <w:b/>
           <w:bCs/>
-          <w:b/>
         </w:rPr>
         <w:t xml:space="preserve">fumador pasivo</w:t>
       </w:r>
@@ -2223,8 +2087,8 @@
       </w:r>
       <w:r>
         <w:rPr>
+          <w:b/>
           <w:bCs/>
-          <w:b/>
         </w:rPr>
         <w:t xml:space="preserve">Ley 20.660</w:t>
       </w:r>
@@ -2232,8 +2096,8 @@
         <w:t xml:space="preserve">, que modificó la Ley 19.419) prohíbe fumar en espacios cerrados de uso público, en establecimientos educacionales y de salud, en el transporte público y en los patios de los colegios. También obliga a los envases a llevar imágenes de advertencia.</w:t>
       </w:r>
     </w:p>
-    <w:bookmarkEnd w:id="38"/>
-    <w:bookmarkStart w:id="39" w:name="cómo-decir-que-no"/>
+    <w:bookmarkEnd w:id="27"/>
+    <w:bookmarkStart w:id="28" w:name="cómo-decir-que-no"/>
     <w:p>
       <w:pPr>
         <w:pStyle w:val="Heading3"/>
@@ -2252,16 +2116,16 @@
     </w:p>
     <w:p>
       <w:pPr>
+        <w:pStyle w:val="Compact"/>
         <w:numPr>
           <w:ilvl w:val="0"/>
           <w:numId w:val="1009"/>
         </w:numPr>
-        <w:pStyle w:val="Compact"/>
       </w:pPr>
       <w:r>
         <w:rPr>
+          <w:b/>
           <w:bCs/>
-          <w:b/>
         </w:rPr>
         <w:t xml:space="preserve">Decir que no directamente</w:t>
       </w:r>
@@ -2272,27 +2136,21 @@
         <w:t xml:space="preserve"> </w:t>
       </w:r>
       <w:r>
-        <w:t xml:space="preserve">“</w:t>
-      </w:r>
-      <w:r>
-        <w:t xml:space="preserve">No, gracias.</w:t>
-      </w:r>
-      <w:r>
-        <w:t xml:space="preserve">”</w:t>
-      </w:r>
-    </w:p>
-    <w:p>
-      <w:pPr>
+        <w:t xml:space="preserve">“No, gracias.”</w:t>
+      </w:r>
+    </w:p>
+    <w:p>
+      <w:pPr>
+        <w:pStyle w:val="Compact"/>
         <w:numPr>
           <w:ilvl w:val="0"/>
           <w:numId w:val="1009"/>
         </w:numPr>
-        <w:pStyle w:val="Compact"/>
       </w:pPr>
       <w:r>
         <w:rPr>
+          <w:b/>
           <w:bCs/>
-          <w:b/>
         </w:rPr>
         <w:t xml:space="preserve">Dar una razón propia.</w:t>
       </w:r>
@@ -2300,27 +2158,21 @@
         <w:t xml:space="preserve"> </w:t>
       </w:r>
       <w:r>
-        <w:t xml:space="preserve">“</w:t>
-      </w:r>
-      <w:r>
-        <w:t xml:space="preserve">Entreno y no quiero quedarme sin aire.</w:t>
-      </w:r>
-      <w:r>
-        <w:t xml:space="preserve">”</w:t>
-      </w:r>
-    </w:p>
-    <w:p>
-      <w:pPr>
+        <w:t xml:space="preserve">“Entreno y no quiero quedarme sin aire.”</w:t>
+      </w:r>
+    </w:p>
+    <w:p>
+      <w:pPr>
+        <w:pStyle w:val="Compact"/>
         <w:numPr>
           <w:ilvl w:val="0"/>
           <w:numId w:val="1009"/>
         </w:numPr>
-        <w:pStyle w:val="Compact"/>
       </w:pPr>
       <w:r>
         <w:rPr>
+          <w:b/>
           <w:bCs/>
-          <w:b/>
         </w:rPr>
         <w:t xml:space="preserve">Cambiar el tema o el lugar.</w:t>
       </w:r>
@@ -2328,27 +2180,21 @@
         <w:t xml:space="preserve"> </w:t>
       </w:r>
       <w:r>
-        <w:t xml:space="preserve">“</w:t>
-      </w:r>
-      <w:r>
-        <w:t xml:space="preserve">Mejor vamos a la cancha.</w:t>
-      </w:r>
-      <w:r>
-        <w:t xml:space="preserve">”</w:t>
-      </w:r>
-    </w:p>
-    <w:p>
-      <w:pPr>
+        <w:t xml:space="preserve">“Mejor vamos a la cancha.”</w:t>
+      </w:r>
+    </w:p>
+    <w:p>
+      <w:pPr>
+        <w:pStyle w:val="Compact"/>
         <w:numPr>
           <w:ilvl w:val="0"/>
           <w:numId w:val="1009"/>
         </w:numPr>
-        <w:pStyle w:val="Compact"/>
       </w:pPr>
       <w:r>
         <w:rPr>
+          <w:b/>
           <w:bCs/>
-          <w:b/>
         </w:rPr>
         <w:t xml:space="preserve">Buscar aliados.</w:t>
       </w:r>
@@ -2361,16 +2207,16 @@
     </w:p>
     <w:p>
       <w:pPr>
+        <w:pStyle w:val="Compact"/>
         <w:numPr>
           <w:ilvl w:val="0"/>
           <w:numId w:val="1009"/>
         </w:numPr>
-        <w:pStyle w:val="Compact"/>
       </w:pPr>
       <w:r>
         <w:rPr>
+          <w:b/>
           <w:bCs/>
-          <w:b/>
         </w:rPr>
         <w:t xml:space="preserve">Contarle a un adulto de confianza</w:t>
       </w:r>
@@ -2381,8 +2227,8 @@
         <w:t xml:space="preserve">si la presión se repite.</w:t>
       </w:r>
     </w:p>
-    <w:bookmarkEnd w:id="39"/>
-    <w:bookmarkStart w:id="40" w:name="ahora-tú-3"/>
+    <w:bookmarkEnd w:id="28"/>
+    <w:bookmarkStart w:id="29" w:name="ahora-tú-3"/>
     <w:p>
       <w:pPr>
         <w:pStyle w:val="Heading3"/>
@@ -2393,11 +2239,11 @@
     </w:p>
     <w:p>
       <w:pPr>
+        <w:pStyle w:val="Compact"/>
         <w:numPr>
           <w:ilvl w:val="0"/>
           <w:numId w:val="1010"/>
         </w:numPr>
-        <w:pStyle w:val="Compact"/>
       </w:pPr>
       <w:r>
         <w:t xml:space="preserve">Nombra las tres sustancias principales del humo del cigarrillo y di qué hace cada una.</w:t>
@@ -2405,11 +2251,11 @@
     </w:p>
     <w:p>
       <w:pPr>
+        <w:pStyle w:val="Compact"/>
         <w:numPr>
           <w:ilvl w:val="0"/>
           <w:numId w:val="1010"/>
         </w:numPr>
-        <w:pStyle w:val="Compact"/>
       </w:pPr>
       <w:r>
         <w:t xml:space="preserve">¿Cuál de ellas produce la adicción? Explica por qué eso hace tan difícil dejar de fumar.</w:t>
@@ -2417,11 +2263,11 @@
     </w:p>
     <w:p>
       <w:pPr>
+        <w:pStyle w:val="Compact"/>
         <w:numPr>
           <w:ilvl w:val="0"/>
           <w:numId w:val="1010"/>
         </w:numPr>
-        <w:pStyle w:val="Compact"/>
       </w:pPr>
       <w:r>
         <w:t xml:space="preserve">Explica qué le pasa a los cilios de las vías respiratorias de una persona que fuma.</w:t>
@@ -2429,11 +2275,11 @@
     </w:p>
     <w:p>
       <w:pPr>
+        <w:pStyle w:val="Compact"/>
         <w:numPr>
           <w:ilvl w:val="0"/>
           <w:numId w:val="1010"/>
         </w:numPr>
-        <w:pStyle w:val="Compact"/>
       </w:pPr>
       <w:r>
         <w:t xml:space="preserve">¿Por qué el monóxido de carbono obliga al corazón a trabajar más?</w:t>
@@ -2441,11 +2287,11 @@
     </w:p>
     <w:p>
       <w:pPr>
+        <w:pStyle w:val="Compact"/>
         <w:numPr>
           <w:ilvl w:val="0"/>
           <w:numId w:val="1010"/>
         </w:numPr>
-        <w:pStyle w:val="Compact"/>
       </w:pPr>
       <w:r>
         <w:t xml:space="preserve">¿Qué es un fumador pasivo? Nombra dos problemas que le puede causar el humo ajeno.</w:t>
@@ -2453,11 +2299,11 @@
     </w:p>
     <w:p>
       <w:pPr>
+        <w:pStyle w:val="Compact"/>
         <w:numPr>
           <w:ilvl w:val="0"/>
           <w:numId w:val="1010"/>
         </w:numPr>
-        <w:pStyle w:val="Compact"/>
       </w:pPr>
       <w:r>
         <w:t xml:space="preserve">Nombra dos lugares donde la ley chilena prohíbe fumar.</w:t>
@@ -2465,11 +2311,11 @@
     </w:p>
     <w:p>
       <w:pPr>
+        <w:pStyle w:val="Compact"/>
         <w:numPr>
           <w:ilvl w:val="0"/>
           <w:numId w:val="1010"/>
         </w:numPr>
-        <w:pStyle w:val="Compact"/>
       </w:pPr>
       <w:r>
         <w:t xml:space="preserve">Escribe dos respuestas que podrías dar si alguien te ofrece un cigarrillo.</w:t>
@@ -2482,9 +2328,9 @@
         </w:pict>
       </w:r>
     </w:p>
-    <w:bookmarkEnd w:id="40"/>
-    <w:bookmarkEnd w:id="41"/>
-    <w:bookmarkStart w:id="42" w:name="actividad-central-la-campaña-de-curso"/>
+    <w:bookmarkEnd w:id="29"/>
+    <w:bookmarkEnd w:id="30"/>
+    <w:bookmarkStart w:id="31" w:name="actividad-central-la-campaña-de-curso"/>
     <w:p>
       <w:pPr>
         <w:pStyle w:val="Heading2"/>
@@ -2505,8 +2351,8 @@
       </w:r>
       <w:r>
         <w:rPr>
+          <w:b/>
           <w:bCs/>
-          <w:b/>
         </w:rPr>
         <w:t xml:space="preserve">afiche de campaña</w:t>
       </w:r>
@@ -2519,11 +2365,11 @@
     </w:p>
     <w:p>
       <w:pPr>
+        <w:pStyle w:val="Compact"/>
         <w:numPr>
           <w:ilvl w:val="0"/>
           <w:numId w:val="1011"/>
         </w:numPr>
-        <w:pStyle w:val="Compact"/>
       </w:pPr>
       <w:r>
         <w:t xml:space="preserve">Un</w:t>
@@ -2533,8 +2379,8 @@
       </w:r>
       <w:r>
         <w:rPr>
+          <w:b/>
           <w:bCs/>
-          <w:b/>
         </w:rPr>
         <w:t xml:space="preserve">título breve y potente</w:t>
       </w:r>
@@ -2547,11 +2393,11 @@
     </w:p>
     <w:p>
       <w:pPr>
+        <w:pStyle w:val="Compact"/>
         <w:numPr>
           <w:ilvl w:val="0"/>
           <w:numId w:val="1011"/>
         </w:numPr>
-        <w:pStyle w:val="Compact"/>
       </w:pPr>
       <w:r>
         <w:t xml:space="preserve">Un dibujo o esquema que muestre el modelo del plato saludable, con sus fracciones.</w:t>
@@ -2559,11 +2405,11 @@
     </w:p>
     <w:p>
       <w:pPr>
+        <w:pStyle w:val="Compact"/>
         <w:numPr>
           <w:ilvl w:val="0"/>
           <w:numId w:val="1011"/>
         </w:numPr>
-        <w:pStyle w:val="Compact"/>
       </w:pPr>
       <w:r>
         <w:t xml:space="preserve">Tres datos reales sobre el cigarrillo, tomados de la Sección 4.</w:t>
@@ -2571,11 +2417,11 @@
     </w:p>
     <w:p>
       <w:pPr>
+        <w:pStyle w:val="Compact"/>
         <w:numPr>
           <w:ilvl w:val="0"/>
           <w:numId w:val="1011"/>
         </w:numPr>
-        <w:pStyle w:val="Compact"/>
       </w:pPr>
       <w:r>
         <w:t xml:space="preserve">Dos estrategias para decir que no.</w:t>
@@ -2583,11 +2429,11 @@
     </w:p>
     <w:p>
       <w:pPr>
+        <w:pStyle w:val="Compact"/>
         <w:numPr>
           <w:ilvl w:val="0"/>
           <w:numId w:val="1011"/>
         </w:numPr>
-        <w:pStyle w:val="Compact"/>
       </w:pPr>
       <w:r>
         <w:t xml:space="preserve">Una frase de cierre dirigida a tus compañeros.</w:t>
@@ -2608,8 +2454,8 @@
         </w:pict>
       </w:r>
     </w:p>
-    <w:bookmarkEnd w:id="42"/>
-    <w:bookmarkStart w:id="43" w:name="evaluación-integradora"/>
+    <w:bookmarkEnd w:id="31"/>
+    <w:bookmarkStart w:id="32" w:name="evaluación-integradora"/>
     <w:p>
       <w:pPr>
         <w:pStyle w:val="Heading2"/>
@@ -2620,11 +2466,11 @@
     </w:p>
     <w:p>
       <w:pPr>
+        <w:pStyle w:val="Compact"/>
         <w:numPr>
           <w:ilvl w:val="0"/>
           <w:numId w:val="1012"/>
         </w:numPr>
-        <w:pStyle w:val="Compact"/>
       </w:pPr>
       <w:r>
         <w:t xml:space="preserve">Nombra los cinco pilares de una vida saludable y una recomendación concreta para cada uno.</w:t>
@@ -2632,11 +2478,11 @@
     </w:p>
     <w:p>
       <w:pPr>
+        <w:pStyle w:val="Compact"/>
         <w:numPr>
           <w:ilvl w:val="0"/>
           <w:numId w:val="1012"/>
         </w:numPr>
-        <w:pStyle w:val="Compact"/>
       </w:pPr>
       <w:r>
         <w:t xml:space="preserve">¿Qué grupo de alimentos aporta las proteínas? Nombra tres ejemplos.</w:t>
@@ -2644,11 +2490,11 @@
     </w:p>
     <w:p>
       <w:pPr>
+        <w:pStyle w:val="Compact"/>
         <w:numPr>
           <w:ilvl w:val="0"/>
           <w:numId w:val="1012"/>
         </w:numPr>
-        <w:pStyle w:val="Compact"/>
       </w:pPr>
       <w:r>
         <w:t xml:space="preserve">¿Qué ley regula los sellos de advertencia en Chile y cuáles son los cuatro sellos?</w:t>
@@ -2656,11 +2502,11 @@
     </w:p>
     <w:p>
       <w:pPr>
+        <w:pStyle w:val="Compact"/>
         <w:numPr>
           <w:ilvl w:val="0"/>
           <w:numId w:val="1012"/>
         </w:numPr>
-        <w:pStyle w:val="Compact"/>
       </w:pPr>
       <w:r>
         <w:t xml:space="preserve">Un producto tiene tres sellos. ¿Significa que está prohibido comerlo? Explica.</w:t>
@@ -2668,11 +2514,11 @@
     </w:p>
     <w:p>
       <w:pPr>
+        <w:pStyle w:val="Compact"/>
         <w:numPr>
           <w:ilvl w:val="0"/>
           <w:numId w:val="1012"/>
         </w:numPr>
-        <w:pStyle w:val="Compact"/>
       </w:pPr>
       <w:r>
         <w:t xml:space="preserve">Dibuja el modelo del plato y escribe la fracción de cada parte.</w:t>
@@ -2680,11 +2526,11 @@
     </w:p>
     <w:p>
       <w:pPr>
+        <w:pStyle w:val="Compact"/>
         <w:numPr>
           <w:ilvl w:val="0"/>
           <w:numId w:val="1012"/>
         </w:numPr>
-        <w:pStyle w:val="Compact"/>
       </w:pPr>
       <w:r>
         <w:t xml:space="preserve">Corrige este almuerzo y explica cada cambio:</w:t>
@@ -2694,8 +2540,8 @@
       </w:r>
       <w:r>
         <w:rPr>
+          <w:i/>
           <w:iCs/>
-          <w:i/>
         </w:rPr>
         <w:t xml:space="preserve">fideos, papas fritas, bebida y un helado</w:t>
       </w:r>
@@ -2705,11 +2551,11 @@
     </w:p>
     <w:p>
       <w:pPr>
+        <w:pStyle w:val="Compact"/>
         <w:numPr>
           <w:ilvl w:val="0"/>
           <w:numId w:val="1012"/>
         </w:numPr>
-        <w:pStyle w:val="Compact"/>
       </w:pPr>
       <w:r>
         <w:t xml:space="preserve">Nombra las tres sustancias más dañinas del humo del cigarrillo y su efecto.</w:t>
@@ -2717,11 +2563,11 @@
     </w:p>
     <w:p>
       <w:pPr>
+        <w:pStyle w:val="Compact"/>
         <w:numPr>
           <w:ilvl w:val="0"/>
           <w:numId w:val="1012"/>
         </w:numPr>
-        <w:pStyle w:val="Compact"/>
       </w:pPr>
       <w:r>
         <w:t xml:space="preserve">Explica cómo el cigarrillo daña el sistema respiratorio.</w:t>
@@ -2729,11 +2575,11 @@
     </w:p>
     <w:p>
       <w:pPr>
+        <w:pStyle w:val="Compact"/>
         <w:numPr>
           <w:ilvl w:val="0"/>
           <w:numId w:val="1012"/>
         </w:numPr>
-        <w:pStyle w:val="Compact"/>
       </w:pPr>
       <w:r>
         <w:t xml:space="preserve">Explica cómo el cigarrillo daña el sistema circulatorio.</w:t>
@@ -2741,11 +2587,11 @@
     </w:p>
     <w:p>
       <w:pPr>
+        <w:pStyle w:val="Compact"/>
         <w:numPr>
           <w:ilvl w:val="0"/>
           <w:numId w:val="1012"/>
         </w:numPr>
-        <w:pStyle w:val="Compact"/>
       </w:pPr>
       <w:r>
         <w:t xml:space="preserve">¿Qué es un fumador pasivo y por qué es un problema para los niños?</w:t>
@@ -2753,11 +2599,11 @@
     </w:p>
     <w:p>
       <w:pPr>
+        <w:pStyle w:val="Compact"/>
         <w:numPr>
           <w:ilvl w:val="0"/>
           <w:numId w:val="1012"/>
         </w:numPr>
-        <w:pStyle w:val="Compact"/>
       </w:pPr>
       <w:r>
         <w:t xml:space="preserve">Menciona dos lugares donde la Ley 20.660 prohíbe fumar.</w:t>
@@ -2765,11 +2611,11 @@
     </w:p>
     <w:p>
       <w:pPr>
+        <w:pStyle w:val="Compact"/>
         <w:numPr>
           <w:ilvl w:val="0"/>
           <w:numId w:val="1012"/>
         </w:numPr>
-        <w:pStyle w:val="Compact"/>
       </w:pPr>
       <w:r>
         <w:t xml:space="preserve">Escribe tres estrategias para rechazar un cigarrillo.</w:t>
@@ -2780,9 +2626,9 @@
         <w:br w:type="page"/>
       </w:r>
     </w:p>
-    <w:bookmarkEnd w:id="43"/>
-    <w:bookmarkEnd w:id="44"/>
-    <w:bookmarkStart w:id="53" w:name="solucionario-guía-3-ciencias-naturales"/>
+    <w:bookmarkEnd w:id="32"/>
+    <w:bookmarkEnd w:id="33"/>
+    <w:bookmarkStart w:id="42" w:name="solucionario-guía-3-ciencias-naturales"/>
     <w:p>
       <w:pPr>
         <w:pStyle w:val="Heading1"/>
@@ -2797,8 +2643,8 @@
       </w:pPr>
       <w:r>
         <w:rPr>
+          <w:b/>
           <w:bCs/>
-          <w:b/>
         </w:rPr>
         <w:t xml:space="preserve">Uso del adulto.</w:t>
       </w:r>
@@ -2809,7 +2655,7 @@
         <w:t xml:space="preserve">Esta sección no debe entregarse junto con la guía de trabajo.</w:t>
       </w:r>
     </w:p>
-    <w:bookmarkStart w:id="45" w:name="diagnóstico-de-entrada-1"/>
+    <w:bookmarkStart w:id="34" w:name="diagnóstico-de-entrada-1"/>
     <w:p>
       <w:pPr>
         <w:pStyle w:val="Heading2"/>
@@ -2820,11 +2666,11 @@
     </w:p>
     <w:p>
       <w:pPr>
+        <w:pStyle w:val="Compact"/>
         <w:numPr>
           <w:ilvl w:val="0"/>
           <w:numId w:val="1013"/>
         </w:numPr>
-        <w:pStyle w:val="Compact"/>
       </w:pPr>
       <w:r>
         <w:t xml:space="preserve">Por ejemplo: alimentación equilibrada, actividad física diaria, higiene, sueño suficiente, tomar agua.</w:t>
@@ -2832,11 +2678,11 @@
     </w:p>
     <w:p>
       <w:pPr>
+        <w:pStyle w:val="Compact"/>
         <w:numPr>
           <w:ilvl w:val="0"/>
           <w:numId w:val="1013"/>
         </w:numPr>
-        <w:pStyle w:val="Compact"/>
       </w:pPr>
       <w:r>
         <w:t xml:space="preserve">Al menos 60 minutos diarios.</w:t>
@@ -2844,11 +2690,11 @@
     </w:p>
     <w:p>
       <w:pPr>
+        <w:pStyle w:val="Compact"/>
         <w:numPr>
           <w:ilvl w:val="0"/>
           <w:numId w:val="1013"/>
         </w:numPr>
-        <w:pStyle w:val="Compact"/>
       </w:pPr>
       <w:r>
         <w:t xml:space="preserve">Que el producto supera los límites permitidos de azúcares, sodio, grasas saturadas o calorías, y debe consumirse poco.</w:t>
@@ -2856,11 +2702,11 @@
     </w:p>
     <w:p>
       <w:pPr>
+        <w:pStyle w:val="Compact"/>
         <w:numPr>
           <w:ilvl w:val="0"/>
           <w:numId w:val="1013"/>
         </w:numPr>
-        <w:pStyle w:val="Compact"/>
       </w:pPr>
       <w:r>
         <w:t xml:space="preserve">La mitad (1/2).</w:t>
@@ -2868,11 +2714,11 @@
     </w:p>
     <w:p>
       <w:pPr>
+        <w:pStyle w:val="Compact"/>
         <w:numPr>
           <w:ilvl w:val="0"/>
           <w:numId w:val="1013"/>
         </w:numPr>
-        <w:pStyle w:val="Compact"/>
       </w:pPr>
       <w:r>
         <w:t xml:space="preserve">Nicotina, alquitrán, monóxido de carbono.</w:t>
@@ -2880,11 +2726,11 @@
     </w:p>
     <w:p>
       <w:pPr>
+        <w:pStyle w:val="Compact"/>
         <w:numPr>
           <w:ilvl w:val="0"/>
           <w:numId w:val="1013"/>
         </w:numPr>
-        <w:pStyle w:val="Compact"/>
       </w:pPr>
       <w:r>
         <w:t xml:space="preserve">Quien respira el humo del cigarrillo de otras personas sin fumar.</w:t>
@@ -2892,11 +2738,11 @@
     </w:p>
     <w:p>
       <w:pPr>
+        <w:pStyle w:val="Compact"/>
         <w:numPr>
           <w:ilvl w:val="0"/>
           <w:numId w:val="1013"/>
         </w:numPr>
-        <w:pStyle w:val="Compact"/>
       </w:pPr>
       <w:r>
         <w:t xml:space="preserve">Al sistema respiratorio; también daña el circulatorio.</w:t>
@@ -2904,18 +2750,18 @@
     </w:p>
     <w:p>
       <w:pPr>
+        <w:pStyle w:val="Compact"/>
         <w:numPr>
           <w:ilvl w:val="0"/>
           <w:numId w:val="1013"/>
         </w:numPr>
-        <w:pStyle w:val="Compact"/>
       </w:pPr>
       <w:r>
         <w:t xml:space="preserve">Por la nicotina, que produce adicción.</w:t>
       </w:r>
     </w:p>
-    <w:bookmarkEnd w:id="45"/>
-    <w:bookmarkStart w:id="46" w:name="sección-1-ahora-tú"/>
+    <w:bookmarkEnd w:id="34"/>
+    <w:bookmarkStart w:id="35" w:name="sección-1-ahora-tú"/>
     <w:p>
       <w:pPr>
         <w:pStyle w:val="Heading2"/>
@@ -2926,11 +2772,11 @@
     </w:p>
     <w:p>
       <w:pPr>
+        <w:pStyle w:val="Compact"/>
         <w:numPr>
           <w:ilvl w:val="0"/>
           <w:numId w:val="1014"/>
         </w:numPr>
-        <w:pStyle w:val="Compact"/>
       </w:pPr>
       <w:r>
         <w:t xml:space="preserve">Alimentación equilibrada, actividad física, higiene, sueño y hidratación.</w:t>
@@ -2938,11 +2784,11 @@
     </w:p>
     <w:p>
       <w:pPr>
+        <w:pStyle w:val="Compact"/>
         <w:numPr>
           <w:ilvl w:val="0"/>
           <w:numId w:val="1014"/>
         </w:numPr>
-        <w:pStyle w:val="Compact"/>
       </w:pPr>
       <w:r>
         <w:t xml:space="preserve">60 minutos diarios, y sí se pueden sumar en varios momentos del día.</w:t>
@@ -2950,11 +2796,11 @@
     </w:p>
     <w:p>
       <w:pPr>
+        <w:pStyle w:val="Compact"/>
         <w:numPr>
           <w:ilvl w:val="0"/>
           <w:numId w:val="1014"/>
         </w:numPr>
-        <w:pStyle w:val="Compact"/>
       </w:pPr>
       <w:r>
         <w:t xml:space="preserve">Durante el sueño el cerebro fija lo aprendido y el cuerpo repara tejidos; sin dormir bien cuesta concentrarse y memorizar.</w:t>
@@ -2962,11 +2808,11 @@
     </w:p>
     <w:p>
       <w:pPr>
+        <w:pStyle w:val="Compact"/>
         <w:numPr>
           <w:ilvl w:val="0"/>
           <w:numId w:val="1014"/>
         </w:numPr>
-        <w:pStyle w:val="Compact"/>
       </w:pPr>
       <w:r>
         <w:t xml:space="preserve">Saludables: lavarse las manos antes de comer, subir por la escalera. No saludables: bebidas azucaradas a diario, pantallas hasta medianoche.</w:t>
@@ -2974,18 +2820,18 @@
     </w:p>
     <w:p>
       <w:pPr>
+        <w:pStyle w:val="Compact"/>
         <w:numPr>
           <w:ilvl w:val="0"/>
           <w:numId w:val="1014"/>
         </w:numPr>
-        <w:pStyle w:val="Compact"/>
       </w:pPr>
       <w:r>
         <w:t xml:space="preserve">Respuesta personal. Se evalúa que registre datos concretos y los compare con las recomendaciones de la tabla.</w:t>
       </w:r>
     </w:p>
-    <w:bookmarkEnd w:id="46"/>
-    <w:bookmarkStart w:id="47" w:name="sección-2-ahora-tú"/>
+    <w:bookmarkEnd w:id="35"/>
+    <w:bookmarkStart w:id="36" w:name="sección-2-ahora-tú"/>
     <w:p>
       <w:pPr>
         <w:pStyle w:val="Heading2"/>
@@ -2996,11 +2842,11 @@
     </w:p>
     <w:p>
       <w:pPr>
+        <w:pStyle w:val="Compact"/>
         <w:numPr>
           <w:ilvl w:val="0"/>
           <w:numId w:val="1015"/>
         </w:numPr>
-        <w:pStyle w:val="Compact"/>
       </w:pPr>
       <w:r>
         <w:t xml:space="preserve">Los lácteos. El calcio forma y mantiene huesos y dientes.</w:t>
@@ -3008,11 +2854,11 @@
     </w:p>
     <w:p>
       <w:pPr>
+        <w:pStyle w:val="Compact"/>
         <w:numPr>
           <w:ilvl w:val="0"/>
           <w:numId w:val="1015"/>
         </w:numPr>
-        <w:pStyle w:val="Compact"/>
       </w:pPr>
       <w:r>
         <w:t xml:space="preserve">Proteínas, fibra y hidratos de carbono. Ejemplos: porotos, lentejas, garbanzos, arvejas.</w:t>
@@ -3020,11 +2866,11 @@
     </w:p>
     <w:p>
       <w:pPr>
+        <w:pStyle w:val="Compact"/>
         <w:numPr>
           <w:ilvl w:val="0"/>
           <w:numId w:val="1015"/>
         </w:numPr>
-        <w:pStyle w:val="Compact"/>
       </w:pPr>
       <w:r>
         <w:t xml:space="preserve">Que el producto contiene más sodio (sal) del límite que fija la ley, y su consumo frecuente aumenta la presión arterial.</w:t>
@@ -3032,11 +2878,11 @@
     </w:p>
     <w:p>
       <w:pPr>
+        <w:pStyle w:val="Compact"/>
         <w:numPr>
           <w:ilvl w:val="0"/>
           <w:numId w:val="1015"/>
         </w:numPr>
-        <w:pStyle w:val="Compact"/>
       </w:pPr>
       <w:r>
         <w:t xml:space="preserve">ALTO EN AZÚCARES, ALTO EN SODIO, ALTO EN GRASAS SATURADAS y ALTO EN CALORÍAS.</w:t>
@@ -3044,11 +2890,11 @@
     </w:p>
     <w:p>
       <w:pPr>
+        <w:pStyle w:val="Compact"/>
         <w:numPr>
           <w:ilvl w:val="0"/>
           <w:numId w:val="1015"/>
         </w:numPr>
-        <w:pStyle w:val="Compact"/>
       </w:pPr>
       <w:r>
         <w:t xml:space="preserve">Que su ingrediente principal es el azúcar, porque aparece primero en la lista, y además hay jarabe de glucosa, que también es azúcar. Se esperan al menos los sellos ALTO EN AZÚCARES y ALTO EN CALORÍAS.</w:t>
@@ -3056,18 +2902,18 @@
     </w:p>
     <w:p>
       <w:pPr>
+        <w:pStyle w:val="Compact"/>
         <w:numPr>
           <w:ilvl w:val="0"/>
           <w:numId w:val="1015"/>
         </w:numPr>
-        <w:pStyle w:val="Compact"/>
       </w:pPr>
       <w:r>
         <w:t xml:space="preserve">Respuesta personal. Se evalúa la observación correcta de los envases.</w:t>
       </w:r>
     </w:p>
-    <w:bookmarkEnd w:id="47"/>
-    <w:bookmarkStart w:id="48" w:name="sección-3-ahora-tú"/>
+    <w:bookmarkEnd w:id="36"/>
+    <w:bookmarkStart w:id="37" w:name="sección-3-ahora-tú"/>
     <w:p>
       <w:pPr>
         <w:pStyle w:val="Heading2"/>
@@ -3078,11 +2924,11 @@
     </w:p>
     <w:p>
       <w:pPr>
+        <w:pStyle w:val="Compact"/>
         <w:numPr>
           <w:ilvl w:val="0"/>
           <w:numId w:val="1016"/>
         </w:numPr>
-        <w:pStyle w:val="Compact"/>
       </w:pPr>
       <w:r>
         <w:t xml:space="preserve">Mitad (1/2) verduras y frutas, un cuarto (1/4) cereales o papas, un cuarto (1/4) proteínas.</w:t>
@@ -3090,11 +2936,11 @@
     </w:p>
     <w:p>
       <w:pPr>
+        <w:pStyle w:val="Compact"/>
         <w:numPr>
           <w:ilvl w:val="0"/>
           <w:numId w:val="1016"/>
         </w:numPr>
-        <w:pStyle w:val="Compact"/>
       </w:pPr>
       <w:r>
         <w:t xml:space="preserve">El puré y el arroz son del mismo grupo, y las salchichas son un embutido con sellos. Versión corregida, por ejemplo: ensalada surtida (mitad del plato), arroz o puré (un cuarto), pescado o pollo al horno (un cuarto) y un vaso de agua.</w:t>
@@ -3102,11 +2948,11 @@
     </w:p>
     <w:p>
       <w:pPr>
+        <w:pStyle w:val="Compact"/>
         <w:numPr>
           <w:ilvl w:val="0"/>
           <w:numId w:val="1016"/>
         </w:numPr>
-        <w:pStyle w:val="Compact"/>
       </w:pPr>
       <w:r>
         <w:t xml:space="preserve">Respuesta personal. Debe incluir lácteo, cereal y fruta.</w:t>
@@ -3114,11 +2960,11 @@
     </w:p>
     <w:p>
       <w:pPr>
+        <w:pStyle w:val="Compact"/>
         <w:numPr>
           <w:ilvl w:val="0"/>
           <w:numId w:val="1016"/>
         </w:numPr>
-        <w:pStyle w:val="Compact"/>
       </w:pPr>
       <w:r>
         <w:t xml:space="preserve">Porque el jugo envasado suele llevar azúcar añadida y sello ALTO EN AZÚCARES;</w:t>
@@ -3127,13 +2973,7 @@
         <w:t xml:space="preserve"> </w:t>
       </w:r>
       <w:r>
-        <w:t xml:space="preserve">“</w:t>
-      </w:r>
-      <w:r>
-        <w:t xml:space="preserve">sabor natural</w:t>
-      </w:r>
-      <w:r>
-        <w:t xml:space="preserve">”</w:t>
+        <w:t xml:space="preserve">“sabor natural”</w:t>
       </w:r>
       <w:r>
         <w:t xml:space="preserve"> </w:t>
@@ -3144,18 +2984,18 @@
     </w:p>
     <w:p>
       <w:pPr>
+        <w:pStyle w:val="Compact"/>
         <w:numPr>
           <w:ilvl w:val="0"/>
           <w:numId w:val="1016"/>
         </w:numPr>
-        <w:pStyle w:val="Compact"/>
       </w:pPr>
       <w:r>
         <w:t xml:space="preserve">Respuesta personal. Se evalúa que las cuatro comidas estén completas, que el almuerzo respete el modelo del plato y que aparezcan frutas y verduras en más de una comida.</w:t>
       </w:r>
     </w:p>
-    <w:bookmarkEnd w:id="48"/>
-    <w:bookmarkStart w:id="49" w:name="sección-4-ahora-tú"/>
+    <w:bookmarkEnd w:id="37"/>
+    <w:bookmarkStart w:id="38" w:name="sección-4-ahora-tú"/>
     <w:p>
       <w:pPr>
         <w:pStyle w:val="Heading2"/>
@@ -3166,11 +3006,11 @@
     </w:p>
     <w:p>
       <w:pPr>
+        <w:pStyle w:val="Compact"/>
         <w:numPr>
           <w:ilvl w:val="0"/>
           <w:numId w:val="1017"/>
         </w:numPr>
-        <w:pStyle w:val="Compact"/>
       </w:pPr>
       <w:r>
         <w:t xml:space="preserve">Nicotina (adicción y aceleración del corazón), alquitrán (se deposita en los pulmones y causa cáncer), monóxido de carbono (desplaza al oxígeno en la sangre).</w:t>
@@ -3178,11 +3018,11 @@
     </w:p>
     <w:p>
       <w:pPr>
+        <w:pStyle w:val="Compact"/>
         <w:numPr>
           <w:ilvl w:val="0"/>
           <w:numId w:val="1017"/>
         </w:numPr>
-        <w:pStyle w:val="Compact"/>
       </w:pPr>
       <w:r>
         <w:t xml:space="preserve">La nicotina. El cuerpo se acostumbra a ella y, al faltarle, aparecen ansiedad, irritabilidad y necesidad de fumar.</w:t>
@@ -3190,11 +3030,11 @@
     </w:p>
     <w:p>
       <w:pPr>
+        <w:pStyle w:val="Compact"/>
         <w:numPr>
           <w:ilvl w:val="0"/>
           <w:numId w:val="1017"/>
         </w:numPr>
-        <w:pStyle w:val="Compact"/>
       </w:pPr>
       <w:r>
         <w:t xml:space="preserve">Se paralizan y se destruyen, por lo que dejan de barrer el polvo y los microbios hacia afuera; por eso aparece la tos crónica.</w:t>
@@ -3202,11 +3042,11 @@
     </w:p>
     <w:p>
       <w:pPr>
+        <w:pStyle w:val="Compact"/>
         <w:numPr>
           <w:ilvl w:val="0"/>
           <w:numId w:val="1017"/>
         </w:numPr>
-        <w:pStyle w:val="Compact"/>
       </w:pPr>
       <w:r>
         <w:t xml:space="preserve">Porque la sangre transporta menos oxígeno, y el corazón debe bombear más veces para llevar la misma cantidad de oxígeno a los tejidos.</w:t>
@@ -3214,11 +3054,11 @@
     </w:p>
     <w:p>
       <w:pPr>
+        <w:pStyle w:val="Compact"/>
         <w:numPr>
           <w:ilvl w:val="0"/>
           <w:numId w:val="1017"/>
         </w:numPr>
-        <w:pStyle w:val="Compact"/>
       </w:pPr>
       <w:r>
         <w:t xml:space="preserve">Es quien respira el humo de otros. Puede sufrir bronquitis, otitis, más resfríos y crisis de asma.</w:t>
@@ -3226,11 +3066,11 @@
     </w:p>
     <w:p>
       <w:pPr>
+        <w:pStyle w:val="Compact"/>
         <w:numPr>
           <w:ilvl w:val="0"/>
           <w:numId w:val="1017"/>
         </w:numPr>
-        <w:pStyle w:val="Compact"/>
       </w:pPr>
       <w:r>
         <w:t xml:space="preserve">Por ejemplo, colegios y espacios cerrados de uso público; también transporte público y recintos de salud.</w:t>
@@ -3238,18 +3078,18 @@
     </w:p>
     <w:p>
       <w:pPr>
+        <w:pStyle w:val="Compact"/>
         <w:numPr>
           <w:ilvl w:val="0"/>
           <w:numId w:val="1017"/>
         </w:numPr>
-        <w:pStyle w:val="Compact"/>
       </w:pPr>
       <w:r>
         <w:t xml:space="preserve">Respuesta abierta. Se evalúa que sean respuestas directas y sin justificaciones extensas.</w:t>
       </w:r>
     </w:p>
-    <w:bookmarkEnd w:id="49"/>
-    <w:bookmarkStart w:id="50" w:name="actividad-central"/>
+    <w:bookmarkEnd w:id="38"/>
+    <w:bookmarkStart w:id="39" w:name="actividad-central"/>
     <w:p>
       <w:pPr>
         <w:pStyle w:val="Heading2"/>
@@ -3271,7 +3111,6 @@
         <w:tblStyle w:val="Table"/>
         <w:tblW w:type="auto" w:w="0"/>
         <w:tblLook w:firstRow="1" w:lastRow="0" w:firstColumn="0" w:lastColumn="0" w:noHBand="0" w:noVBand="0" w:val="0020"/>
-        <w:jc w:val="start"/>
       </w:tblPr>
       <w:tblGrid>
         <w:gridCol w:w="3960"/>
@@ -3279,14 +3118,13 @@
       </w:tblGrid>
       <w:tr>
         <w:trPr>
-          <w:tblHeader w:val="true"/>
+          <w:tblHeader w:val="on"/>
         </w:trPr>
         <w:tc>
           <w:tcPr/>
           <w:p>
             <w:pPr>
               <w:pStyle w:val="Compact"/>
-              <w:jc w:val="left"/>
             </w:pPr>
             <w:r>
               <w:t xml:space="preserve">Criterio</w:t>
@@ -3298,7 +3136,6 @@
           <w:p>
             <w:pPr>
               <w:pStyle w:val="Compact"/>
-              <w:jc w:val="left"/>
             </w:pPr>
             <w:r>
               <w:t xml:space="preserve">Puntos</w:t>
@@ -3312,7 +3149,6 @@
           <w:p>
             <w:pPr>
               <w:pStyle w:val="Compact"/>
-              <w:jc w:val="left"/>
             </w:pPr>
             <w:r>
               <w:t xml:space="preserve">Título breve y pertinente</w:t>
@@ -3324,7 +3160,6 @@
           <w:p>
             <w:pPr>
               <w:pStyle w:val="Compact"/>
-              <w:jc w:val="left"/>
             </w:pPr>
             <w:r>
               <w:t xml:space="preserve">1</w:t>
@@ -3338,7 +3173,6 @@
           <w:p>
             <w:pPr>
               <w:pStyle w:val="Compact"/>
-              <w:jc w:val="left"/>
             </w:pPr>
             <w:r>
               <w:t xml:space="preserve">Modelo del plato correcto, con fracciones bien asignadas</w:t>
@@ -3350,7 +3184,6 @@
           <w:p>
             <w:pPr>
               <w:pStyle w:val="Compact"/>
-              <w:jc w:val="left"/>
             </w:pPr>
             <w:r>
               <w:t xml:space="preserve">3</w:t>
@@ -3364,7 +3197,6 @@
           <w:p>
             <w:pPr>
               <w:pStyle w:val="Compact"/>
-              <w:jc w:val="left"/>
             </w:pPr>
             <w:r>
               <w:t xml:space="preserve">Tres datos correctos sobre el cigarrillo</w:t>
@@ -3376,7 +3208,6 @@
           <w:p>
             <w:pPr>
               <w:pStyle w:val="Compact"/>
-              <w:jc w:val="left"/>
             </w:pPr>
             <w:r>
               <w:t xml:space="preserve">3</w:t>
@@ -3390,7 +3221,6 @@
           <w:p>
             <w:pPr>
               <w:pStyle w:val="Compact"/>
-              <w:jc w:val="left"/>
             </w:pPr>
             <w:r>
               <w:t xml:space="preserve">Dos estrategias de rechazo</w:t>
@@ -3402,7 +3232,6 @@
           <w:p>
             <w:pPr>
               <w:pStyle w:val="Compact"/>
-              <w:jc w:val="left"/>
             </w:pPr>
             <w:r>
               <w:t xml:space="preserve">2</w:t>
@@ -3416,7 +3245,6 @@
           <w:p>
             <w:pPr>
               <w:pStyle w:val="Compact"/>
-              <w:jc w:val="left"/>
             </w:pPr>
             <w:r>
               <w:t xml:space="preserve">Destinatario y propósito bien identificados</w:t>
@@ -3428,7 +3256,6 @@
           <w:p>
             <w:pPr>
               <w:pStyle w:val="Compact"/>
-              <w:jc w:val="left"/>
             </w:pPr>
             <w:r>
               <w:t xml:space="preserve">1</w:t>
@@ -3437,8 +3264,8 @@
         </w:tc>
       </w:tr>
     </w:tbl>
-    <w:bookmarkEnd w:id="50"/>
-    <w:bookmarkStart w:id="51" w:name="evaluación-integradora-1"/>
+    <w:bookmarkEnd w:id="39"/>
+    <w:bookmarkStart w:id="40" w:name="evaluación-integradora-1"/>
     <w:p>
       <w:pPr>
         <w:pStyle w:val="Heading2"/>
@@ -3449,11 +3276,11 @@
     </w:p>
     <w:p>
       <w:pPr>
+        <w:pStyle w:val="Compact"/>
         <w:numPr>
           <w:ilvl w:val="0"/>
           <w:numId w:val="1018"/>
         </w:numPr>
-        <w:pStyle w:val="Compact"/>
       </w:pPr>
       <w:r>
         <w:t xml:space="preserve">Alimentación equilibrada (verduras y frutas en las cuatro comidas), actividad física (60 min diarios), higiene (lavado de manos y cepillado tres veces al día), sueño (9 a 11 horas) e hidratación (6 a 8 vasos de agua).</w:t>
@@ -3461,11 +3288,11 @@
     </w:p>
     <w:p>
       <w:pPr>
+        <w:pStyle w:val="Compact"/>
         <w:numPr>
           <w:ilvl w:val="0"/>
           <w:numId w:val="1018"/>
         </w:numPr>
-        <w:pStyle w:val="Compact"/>
       </w:pPr>
       <w:r>
         <w:t xml:space="preserve">Carnes, pescados, huevos y legumbres. Ejemplos: pollo, pescado, lentejas.</w:t>
@@ -3473,11 +3300,11 @@
     </w:p>
     <w:p>
       <w:pPr>
+        <w:pStyle w:val="Compact"/>
         <w:numPr>
           <w:ilvl w:val="0"/>
           <w:numId w:val="1018"/>
         </w:numPr>
-        <w:pStyle w:val="Compact"/>
       </w:pPr>
       <w:r>
         <w:t xml:space="preserve">La Ley 20.606. Sellos: ALTO EN AZÚCARES, ALTO EN SODIO, ALTO EN GRASAS SATURADAS y ALTO EN CALORÍAS.</w:t>
@@ -3485,11 +3312,11 @@
     </w:p>
     <w:p>
       <w:pPr>
+        <w:pStyle w:val="Compact"/>
         <w:numPr>
           <w:ilvl w:val="0"/>
           <w:numId w:val="1018"/>
         </w:numPr>
-        <w:pStyle w:val="Compact"/>
       </w:pPr>
       <w:r>
         <w:t xml:space="preserve">No. Los sellos son una advertencia: indican que ese producto debe consumirse en poca cantidad y de manera ocasional.</w:t>
@@ -3497,11 +3324,11 @@
     </w:p>
     <w:p>
       <w:pPr>
+        <w:pStyle w:val="Compact"/>
         <w:numPr>
           <w:ilvl w:val="0"/>
           <w:numId w:val="1018"/>
         </w:numPr>
-        <w:pStyle w:val="Compact"/>
       </w:pPr>
       <w:r>
         <w:t xml:space="preserve">Mitad verduras y frutas (1/2), un cuarto cereales o papas (1/4), un cuarto proteínas (1/4).</w:t>
@@ -3509,11 +3336,11 @@
     </w:p>
     <w:p>
       <w:pPr>
+        <w:pStyle w:val="Compact"/>
         <w:numPr>
           <w:ilvl w:val="0"/>
           <w:numId w:val="1018"/>
         </w:numPr>
-        <w:pStyle w:val="Compact"/>
       </w:pPr>
       <w:r>
         <w:t xml:space="preserve">Fideos y papas fritas son del mismo grupo y además las papas fritas son fritura; la bebida aporta azúcar; el helado convierte el postre en un producto con sellos. Versión corregida, por ejemplo: ensalada de tomate y lechuga, fideos, pollo al horno, agua y una fruta de postre.</w:t>
@@ -3521,11 +3348,11 @@
     </w:p>
     <w:p>
       <w:pPr>
+        <w:pStyle w:val="Compact"/>
         <w:numPr>
           <w:ilvl w:val="0"/>
           <w:numId w:val="1018"/>
         </w:numPr>
-        <w:pStyle w:val="Compact"/>
       </w:pPr>
       <w:r>
         <w:t xml:space="preserve">Nicotina (adicción), alquitrán (cáncer pulmonar), monóxido de carbono (menos oxígeno en la sangre).</w:t>
@@ -3533,11 +3360,11 @@
     </w:p>
     <w:p>
       <w:pPr>
+        <w:pStyle w:val="Compact"/>
         <w:numPr>
           <w:ilvl w:val="0"/>
           <w:numId w:val="1018"/>
         </w:numPr>
-        <w:pStyle w:val="Compact"/>
       </w:pPr>
       <w:r>
         <w:t xml:space="preserve">Paraliza y destruye los cilios, irrita los bronquios y deposita alquitrán en los alvéolos, que pierden elasticidad. Provoca tos crónica, bronquitis, enfisema y cáncer.</w:t>
@@ -3545,11 +3372,11 @@
     </w:p>
     <w:p>
       <w:pPr>
+        <w:pStyle w:val="Compact"/>
         <w:numPr>
           <w:ilvl w:val="0"/>
           <w:numId w:val="1018"/>
         </w:numPr>
-        <w:pStyle w:val="Compact"/>
       </w:pPr>
       <w:r>
         <w:t xml:space="preserve">Estrecha y endurece las arterias, sube la presión arterial y reduce el oxígeno de la sangre, aumentando el riesgo de infarto y de accidente cerebrovascular.</w:t>
@@ -3557,11 +3384,11 @@
     </w:p>
     <w:p>
       <w:pPr>
+        <w:pStyle w:val="Compact"/>
         <w:numPr>
           <w:ilvl w:val="0"/>
           <w:numId w:val="1018"/>
         </w:numPr>
-        <w:pStyle w:val="Compact"/>
       </w:pPr>
       <w:r>
         <w:t xml:space="preserve">Es quien respira el humo ajeno. En niños provoca más infecciones respiratorias, otitis y crisis de asma, porque sus vías respiratorias son más pequeñas y aún se están desarrollando.</w:t>
@@ -3569,11 +3396,11 @@
     </w:p>
     <w:p>
       <w:pPr>
+        <w:pStyle w:val="Compact"/>
         <w:numPr>
           <w:ilvl w:val="0"/>
           <w:numId w:val="1018"/>
         </w:numPr>
-        <w:pStyle w:val="Compact"/>
       </w:pPr>
       <w:r>
         <w:t xml:space="preserve">Colegios y espacios cerrados de uso público, entre otros.</w:t>
@@ -3581,18 +3408,18 @@
     </w:p>
     <w:p>
       <w:pPr>
+        <w:pStyle w:val="Compact"/>
         <w:numPr>
           <w:ilvl w:val="0"/>
           <w:numId w:val="1018"/>
         </w:numPr>
-        <w:pStyle w:val="Compact"/>
       </w:pPr>
       <w:r>
         <w:t xml:space="preserve">Decir que no directamente, dar una razón propia, cambiar de tema o de lugar, rodearse de amigos que no fuman, contarle a un adulto de confianza.</w:t>
       </w:r>
     </w:p>
-    <w:bookmarkEnd w:id="51"/>
-    <w:bookmarkStart w:id="52" w:name="tabla-de-remediación"/>
+    <w:bookmarkEnd w:id="40"/>
+    <w:bookmarkStart w:id="41" w:name="tabla-de-remediación"/>
     <w:p>
       <w:pPr>
         <w:pStyle w:val="Heading2"/>
@@ -3605,8 +3432,8 @@
       <w:tblPr>
         <w:tblStyle w:val="Table"/>
         <w:tblW w:type="pct" w:w="5000"/>
+        <w:tblLayout w:type="fixed"/>
         <w:tblLook w:firstRow="1" w:lastRow="0" w:firstColumn="0" w:lastColumn="0" w:noHBand="0" w:noVBand="0" w:val="0020"/>
-        <w:jc w:val="start"/>
       </w:tblPr>
       <w:tblGrid>
         <w:gridCol w:w="2640"/>
@@ -3615,14 +3442,13 @@
       </w:tblGrid>
       <w:tr>
         <w:trPr>
-          <w:tblHeader w:val="true"/>
+          <w:tblHeader w:val="on"/>
         </w:trPr>
         <w:tc>
           <w:tcPr/>
           <w:p>
             <w:pPr>
               <w:pStyle w:val="Compact"/>
-              <w:jc w:val="left"/>
             </w:pPr>
             <w:r>
               <w:t xml:space="preserve">Si falló en…</w:t>
@@ -3634,7 +3460,6 @@
           <w:p>
             <w:pPr>
               <w:pStyle w:val="Compact"/>
-              <w:jc w:val="left"/>
             </w:pPr>
             <w:r>
               <w:t xml:space="preserve">Volver a…</w:t>
@@ -3646,7 +3471,6 @@
           <w:p>
             <w:pPr>
               <w:pStyle w:val="Compact"/>
-              <w:jc w:val="left"/>
             </w:pPr>
             <w:r>
               <w:t xml:space="preserve">Refuerzo sugerido</w:t>
@@ -3660,7 +3484,6 @@
           <w:p>
             <w:pPr>
               <w:pStyle w:val="Compact"/>
-              <w:jc w:val="left"/>
             </w:pPr>
             <w:r>
               <w:t xml:space="preserve">Pregunta 1</w:t>
@@ -3672,7 +3495,6 @@
           <w:p>
             <w:pPr>
               <w:pStyle w:val="Compact"/>
-              <w:jc w:val="left"/>
             </w:pPr>
             <w:r>
               <w:t xml:space="preserve">Sección 1</w:t>
@@ -3684,7 +3506,6 @@
           <w:p>
             <w:pPr>
               <w:pStyle w:val="Compact"/>
-              <w:jc w:val="left"/>
             </w:pPr>
             <w:r>
               <w:t xml:space="preserve">Llevar un registro de hábitos durante tres días</w:t>
@@ -3698,7 +3519,6 @@
           <w:p>
             <w:pPr>
               <w:pStyle w:val="Compact"/>
-              <w:jc w:val="left"/>
             </w:pPr>
             <w:r>
               <w:t xml:space="preserve">Preguntas 2, 3, 4</w:t>
@@ -3710,7 +3530,6 @@
           <w:p>
             <w:pPr>
               <w:pStyle w:val="Compact"/>
-              <w:jc w:val="left"/>
             </w:pPr>
             <w:r>
               <w:t xml:space="preserve">Sección 2</w:t>
@@ -3722,7 +3541,6 @@
           <w:p>
             <w:pPr>
               <w:pStyle w:val="Compact"/>
-              <w:jc w:val="left"/>
             </w:pPr>
             <w:r>
               <w:t xml:space="preserve">Revisar los sellos de cinco envases reales</w:t>
@@ -3736,7 +3554,6 @@
           <w:p>
             <w:pPr>
               <w:pStyle w:val="Compact"/>
-              <w:jc w:val="left"/>
             </w:pPr>
             <w:r>
               <w:t xml:space="preserve">Preguntas 5, 6</w:t>
@@ -3748,7 +3565,6 @@
           <w:p>
             <w:pPr>
               <w:pStyle w:val="Compact"/>
-              <w:jc w:val="left"/>
             </w:pPr>
             <w:r>
               <w:t xml:space="preserve">Sección 3</w:t>
@@ -3760,7 +3576,6 @@
           <w:p>
             <w:pPr>
               <w:pStyle w:val="Compact"/>
-              <w:jc w:val="left"/>
             </w:pPr>
             <w:r>
               <w:t xml:space="preserve">Armar el plato de los almuerzos de la semana</w:t>
@@ -3774,7 +3589,6 @@
           <w:p>
             <w:pPr>
               <w:pStyle w:val="Compact"/>
-              <w:jc w:val="left"/>
             </w:pPr>
             <w:r>
               <w:t xml:space="preserve">Preguntas 7, 8, 9</w:t>
@@ -3786,7 +3600,6 @@
           <w:p>
             <w:pPr>
               <w:pStyle w:val="Compact"/>
-              <w:jc w:val="left"/>
             </w:pPr>
             <w:r>
               <w:t xml:space="preserve">Sección 4</w:t>
@@ -3798,7 +3611,6 @@
           <w:p>
             <w:pPr>
               <w:pStyle w:val="Compact"/>
-              <w:jc w:val="left"/>
             </w:pPr>
             <w:r>
               <w:t xml:space="preserve">Hacer un esquema del recorrido del humo por el cuerpo</w:t>
@@ -3812,7 +3624,6 @@
           <w:p>
             <w:pPr>
               <w:pStyle w:val="Compact"/>
-              <w:jc w:val="left"/>
             </w:pPr>
             <w:r>
               <w:t xml:space="preserve">Preguntas 10, 11, 12</w:t>
@@ -3824,7 +3635,6 @@
           <w:p>
             <w:pPr>
               <w:pStyle w:val="Compact"/>
-              <w:jc w:val="left"/>
             </w:pPr>
             <w:r>
               <w:t xml:space="preserve">Sección 4</w:t>
@@ -3836,7 +3646,6 @@
           <w:p>
             <w:pPr>
               <w:pStyle w:val="Compact"/>
-              <w:jc w:val="left"/>
             </w:pPr>
             <w:r>
               <w:t xml:space="preserve">Ensayar en voz alta las respuestas de rechazo</w:t>
@@ -3851,8 +3660,8 @@
       </w:pPr>
       <w:r>
         <w:rPr>
+          <w:b/>
           <w:bCs/>
-          <w:b/>
         </w:rPr>
         <w:t xml:space="preserve">Puntaje total: 12 puntos.</w:t>
       </w:r>
@@ -3863,9 +3672,13 @@
         <w:t xml:space="preserve">10 o más indica dominio del contenido; entre 7 y 9, repaso focalizado; menos de 7, rehacer las secciones marcadas.</w:t>
       </w:r>
     </w:p>
-    <w:bookmarkEnd w:id="52"/>
-    <w:bookmarkEnd w:id="53"/>
-    <w:sectPr/>
+    <w:bookmarkEnd w:id="41"/>
+    <w:bookmarkEnd w:id="42"/>
+    <w:sectPr>
+      <w:footnotePr>
+        <w:numRestart w:val="eachSect"/>
+      </w:footnotePr>
+    </w:sectPr>
   </w:body>
 </w:document>
 </file>
@@ -3896,14 +3709,14 @@
 <file path=word/numbering.xml><?xml version="1.0" encoding="utf-8"?>
 <w:numbering xmlns:w="http://schemas.openxmlformats.org/wordprocessingml/2006/main">
   <w:abstractNum w:abstractNumId="990">
-    <w:nsid w:val="A990"/>
+    <w:nsid w:val="0000A990"/>
     <w:multiLevelType w:val="multilevel"/>
     <w:lvl w:ilvl="0">
       <w:numFmt w:val="bullet"/>
       <w:lvlText w:val=" "/>
       <w:lvlJc w:val="left"/>
       <w:pPr>
-        <w:ind w:left="720" w:hanging="480"/>
+        <w:ind w:left="720" w:hanging="360"/>
       </w:pPr>
     </w:lvl>
     <w:lvl w:ilvl="1">
@@ -3911,7 +3724,7 @@
       <w:lvlText w:val=" "/>
       <w:lvlJc w:val="left"/>
       <w:pPr>
-        <w:ind w:left="1440" w:hanging="480"/>
+        <w:ind w:left="1440" w:hanging="360"/>
       </w:pPr>
     </w:lvl>
     <w:lvl w:ilvl="2">
@@ -3919,7 +3732,7 @@
       <w:lvlText w:val=" "/>
       <w:lvlJc w:val="left"/>
       <w:pPr>
-        <w:ind w:left="2160" w:hanging="480"/>
+        <w:ind w:left="2160" w:hanging="360"/>
       </w:pPr>
     </w:lvl>
     <w:lvl w:ilvl="3">
@@ -3927,7 +3740,7 @@
       <w:lvlText w:val=" "/>
       <w:lvlJc w:val="left"/>
       <w:pPr>
-        <w:ind w:left="2880" w:hanging="480"/>
+        <w:ind w:left="2880" w:hanging="360"/>
       </w:pPr>
     </w:lvl>
     <w:lvl w:ilvl="4">
@@ -3935,7 +3748,7 @@
       <w:lvlText w:val=" "/>
       <w:lvlJc w:val="left"/>
       <w:pPr>
-        <w:ind w:left="3600" w:hanging="480"/>
+        <w:ind w:left="3600" w:hanging="360"/>
       </w:pPr>
     </w:lvl>
     <w:lvl w:ilvl="5">
@@ -3943,7 +3756,7 @@
       <w:lvlText w:val=" "/>
       <w:lvlJc w:val="left"/>
       <w:pPr>
-        <w:ind w:left="4320" w:hanging="480"/>
+        <w:ind w:left="4320" w:hanging="360"/>
       </w:pPr>
     </w:lvl>
     <w:lvl w:ilvl="6">
@@ -3951,7 +3764,7 @@
       <w:lvlText w:val=" "/>
       <w:lvlJc w:val="left"/>
       <w:pPr>
-        <w:ind w:left="5040" w:hanging="480"/>
+        <w:ind w:left="5040" w:hanging="360"/>
       </w:pPr>
     </w:lvl>
     <w:lvl w:ilvl="7">
@@ -3959,7 +3772,7 @@
       <w:lvlText w:val=" "/>
       <w:lvlJc w:val="left"/>
       <w:pPr>
-        <w:ind w:left="5760" w:hanging="480"/>
+        <w:ind w:left="5760" w:hanging="360"/>
       </w:pPr>
     </w:lvl>
     <w:lvl w:ilvl="8">
@@ -3967,88 +3780,115 @@
       <w:lvlText w:val=" "/>
       <w:lvlJc w:val="left"/>
       <w:pPr>
-        <w:ind w:left="6480" w:hanging="480"/>
+        <w:ind w:left="6480" w:hanging="360"/>
       </w:pPr>
     </w:lvl>
   </w:abstractNum>
   <w:abstractNum w:abstractNumId="991">
-    <w:nsid w:val="A991"/>
+    <w:nsid w:val="0000A991"/>
     <w:multiLevelType w:val="multilevel"/>
     <w:lvl w:ilvl="0">
       <w:numFmt w:val="bullet"/>
-      <w:lvlText w:val="•"/>
+      <w:lvlText w:val=""/>
       <w:lvlJc w:val="left"/>
       <w:pPr>
-        <w:ind w:left="720" w:hanging="480"/>
-      </w:pPr>
+        <w:ind w:left="720" w:hanging="360"/>
+      </w:pPr>
+      <w:rPr>
+        <w:rFonts w:ascii="Symbol" w:hAnsi="Symbol" w:cs="Symbol" w:hint="default"/>
+      </w:rPr>
     </w:lvl>
     <w:lvl w:ilvl="1">
       <w:numFmt w:val="bullet"/>
-      <w:lvlText w:val="–"/>
+      <w:lvlText w:val="o"/>
       <w:lvlJc w:val="left"/>
       <w:pPr>
-        <w:ind w:left="1440" w:hanging="480"/>
-      </w:pPr>
+        <w:ind w:left="1440" w:hanging="360"/>
+      </w:pPr>
+      <w:rPr>
+        <w:rFonts w:ascii="Courier New" w:hAnsi="Courier New" w:cs="Courier New" w:hint="default"/>
+      </w:rPr>
     </w:lvl>
     <w:lvl w:ilvl="2">
       <w:numFmt w:val="bullet"/>
-      <w:lvlText w:val="•"/>
+      <w:lvlText w:val=""/>
       <w:lvlJc w:val="left"/>
       <w:pPr>
-        <w:ind w:left="2160" w:hanging="480"/>
-      </w:pPr>
+        <w:ind w:left="2160" w:hanging="360"/>
+      </w:pPr>
+      <w:rPr>
+        <w:rFonts w:ascii="Wingdings" w:hAnsi="Wingdings" w:cs="Wingdings" w:hint="default"/>
+      </w:rPr>
     </w:lvl>
     <w:lvl w:ilvl="3">
       <w:numFmt w:val="bullet"/>
-      <w:lvlText w:val="–"/>
+      <w:lvlText w:val=""/>
       <w:lvlJc w:val="left"/>
       <w:pPr>
-        <w:ind w:left="2880" w:hanging="480"/>
-      </w:pPr>
+        <w:ind w:left="2880" w:hanging="360"/>
+      </w:pPr>
+      <w:rPr>
+        <w:rFonts w:ascii="Symbol" w:hAnsi="Symbol" w:cs="Symbol" w:hint="default"/>
+      </w:rPr>
     </w:lvl>
     <w:lvl w:ilvl="4">
       <w:numFmt w:val="bullet"/>
-      <w:lvlText w:val="•"/>
+      <w:lvlText w:val="o"/>
       <w:lvlJc w:val="left"/>
       <w:pPr>
-        <w:ind w:left="3600" w:hanging="480"/>
-      </w:pPr>
+        <w:ind w:left="3600" w:hanging="360"/>
+      </w:pPr>
+      <w:rPr>
+        <w:rFonts w:ascii="Courier New" w:hAnsi="Courier New" w:cs="Courier New" w:hint="default"/>
+      </w:rPr>
     </w:lvl>
     <w:lvl w:ilvl="5">
       <w:numFmt w:val="bullet"/>
-      <w:lvlText w:val="–"/>
+      <w:lvlText w:val=""/>
       <w:lvlJc w:val="left"/>
       <w:pPr>
-        <w:ind w:left="4320" w:hanging="480"/>
-      </w:pPr>
+        <w:ind w:left="4320" w:hanging="360"/>
+      </w:pPr>
+      <w:rPr>
+        <w:rFonts w:ascii="Wingdings" w:hAnsi="Wingdings" w:cs="Wingdings" w:hint="default"/>
+      </w:rPr>
     </w:lvl>
     <w:lvl w:ilvl="6">
       <w:numFmt w:val="bullet"/>
-      <w:lvlText w:val="•"/>
+      <w:lvlText w:val=""/>
       <w:lvlJc w:val="left"/>
       <w:pPr>
-        <w:ind w:left="5040" w:hanging="480"/>
-      </w:pPr>
+        <w:ind w:left="5040" w:hanging="360"/>
+      </w:pPr>
+      <w:rPr>
+        <w:rFonts w:ascii="Symbol" w:hAnsi="Symbol" w:cs="Symbol" w:hint="default"/>
+      </w:rPr>
     </w:lvl>
     <w:lvl w:ilvl="7">
       <w:numFmt w:val="bullet"/>
-      <w:lvlText w:val="–"/>
+      <w:lvlText w:val="o"/>
       <w:lvlJc w:val="left"/>
       <w:pPr>
-        <w:ind w:left="5760" w:hanging="480"/>
-      </w:pPr>
+        <w:ind w:left="5760" w:hanging="360"/>
+      </w:pPr>
+      <w:rPr>
+        <w:rFonts w:ascii="Courier New" w:hAnsi="Courier New" w:cs="Courier New" w:hint="default"/>
+      </w:rPr>
     </w:lvl>
     <w:lvl w:ilvl="8">
       <w:numFmt w:val="bullet"/>
-      <w:lvlText w:val="•"/>
+      <w:lvlText w:val=""/>
       <w:lvlJc w:val="left"/>
       <w:pPr>
-        <w:ind w:left="6480" w:hanging="480"/>
-      </w:pPr>
+        <w:ind w:left="6480" w:hanging="360"/>
+      </w:pPr>
+      <w:rPr>
+        <w:rFonts w:ascii="Wingdings" w:hAnsi="Wingdings" w:cs="Wingdings" w:hint="default"/>
+      </w:rPr>
     </w:lvl>
   </w:abstractNum>
   <w:abstractNum w:abstractNumId="99411">
-    <w:nsid w:val="A99411"/>
+    <w:nsid w:val="00A99411"/>
     <w:multiLevelType w:val="multilevel"/>
     <w:lvl w:ilvl="0">
       <w:start w:val="1"/>
@@ -4056,7 +3896,7 @@
       <w:lvlText w:val="%1."/>
       <w:lvlJc w:val="left"/>
       <w:pPr>
-        <w:ind w:left="720" w:hanging="480"/>
+        <w:ind w:left="720" w:hanging="360"/>
       </w:pPr>
     </w:lvl>
     <w:lvl w:ilvl="1">
@@ -4065,7 +3905,7 @@
       <w:lvlText w:val="%2."/>
       <w:lvlJc w:val="left"/>
       <w:pPr>
-        <w:ind w:left="1440" w:hanging="480"/>
+        <w:ind w:left="1440" w:hanging="360"/>
       </w:pPr>
     </w:lvl>
     <w:lvl w:ilvl="2">
@@ -4074,7 +3914,7 @@
       <w:lvlText w:val="%3."/>
       <w:lvlJc w:val="left"/>
       <w:pPr>
-        <w:ind w:left="2160" w:hanging="480"/>
+        <w:ind w:left="2160" w:hanging="360"/>
       </w:pPr>
     </w:lvl>
     <w:lvl w:ilvl="3">
@@ -4083,7 +3923,7 @@
       <w:lvlText w:val="%4."/>
       <w:lvlJc w:val="left"/>
       <w:pPr>
-        <w:ind w:left="2880" w:hanging="480"/>
+        <w:ind w:left="2880" w:hanging="360"/>
       </w:pPr>
     </w:lvl>
     <w:lvl w:ilvl="4">
@@ -4092,7 +3932,7 @@
       <w:lvlText w:val="%5."/>
       <w:lvlJc w:val="left"/>
       <w:pPr>
-        <w:ind w:left="3600" w:hanging="480"/>
+        <w:ind w:left="3600" w:hanging="360"/>
       </w:pPr>
     </w:lvl>
     <w:lvl w:ilvl="5">
@@ -4101,7 +3941,7 @@
       <w:lvlText w:val="%6."/>
       <w:lvlJc w:val="left"/>
       <w:pPr>
-        <w:ind w:left="4320" w:hanging="480"/>
+        <w:ind w:left="4320" w:hanging="360"/>
       </w:pPr>
     </w:lvl>
     <w:lvl w:ilvl="6">
@@ -4110,7 +3950,7 @@
       <w:lvlText w:val="%7."/>
       <w:lvlJc w:val="left"/>
       <w:pPr>
-        <w:ind w:left="5040" w:hanging="480"/>
+        <w:ind w:left="5040" w:hanging="360"/>
       </w:pPr>
     </w:lvl>
     <w:lvl w:ilvl="7">
@@ -4119,7 +3959,7 @@
       <w:lvlText w:val="%8."/>
       <w:lvlJc w:val="left"/>
       <w:pPr>
-        <w:ind w:left="5760" w:hanging="480"/>
+        <w:ind w:left="5760" w:hanging="360"/>
       </w:pPr>
     </w:lvl>
     <w:lvl w:ilvl="8">
@@ -4128,7 +3968,7 @@
       <w:lvlText w:val="%9."/>
       <w:lvlJc w:val="left"/>
       <w:pPr>
-        <w:ind w:left="6480" w:hanging="480"/>
+        <w:ind w:left="6480" w:hanging="360"/>
       </w:pPr>
     </w:lvl>
   </w:abstractNum>
@@ -4602,10 +4442,10 @@
   <w:docDefaults>
     <w:rPrDefault>
       <w:rPr>
-        <w:rFonts w:asciiTheme="minorHAnsi" w:cstheme="minorBidi" w:eastAsiaTheme="minorHAnsi" w:hAnsiTheme="minorHAnsi"/>
+        <w:rFonts w:asciiTheme="minorHAnsi" w:cstheme="minorBidi" w:eastAsiaTheme="minorEastAsia" w:hAnsiTheme="minorHAnsi"/>
         <w:sz w:val="24"/>
         <w:szCs w:val="24"/>
-        <w:lang w:bidi="ar-SA" w:eastAsia="en-US" w:val="en-US"/>
+        <w:lang w:bidi="ar-SA" w:eastAsia="zh-CN" w:val="en-US"/>
       </w:rPr>
     </w:rPrDefault>
     <w:pPrDefault>
@@ -4623,10 +4463,10 @@
     <w:name w:val="Body Text"/>
     <w:basedOn w:val="Normal"/>
     <w:link w:val="BodyTextChar"/>
+    <w:qFormat/>
     <w:pPr>
       <w:spacing w:after="180" w:before="180"/>
     </w:pPr>
-    <w:qFormat/>
   </w:style>
   <w:style w:customStyle="1" w:styleId="FirstParagraph" w:type="paragraph">
     <w:name w:val="First Paragraph"/>
@@ -4646,57 +4486,94 @@
     <w:name w:val="Title"/>
     <w:basedOn w:val="Normal"/>
     <w:next w:val="BodyText"/>
+    <w:link w:val="TitleChar"/>
+    <w:uiPriority w:val="10"/>
     <w:qFormat/>
+    <w:rsid w:val="00A10FD9"/>
     <w:pPr>
-      <w:keepNext/>
-      <w:keepLines/>
-      <w:spacing w:after="240" w:before="480"/>
+      <w:spacing w:after="80" w:line="240" w:lineRule="auto"/>
+      <w:contextualSpacing/>
       <w:jc w:val="center"/>
     </w:pPr>
     <w:rPr>
       <w:rFonts w:asciiTheme="majorHAnsi" w:cstheme="majorBidi" w:eastAsiaTheme="majorEastAsia" w:hAnsiTheme="majorHAnsi"/>
-      <w:b/>
-      <w:bCs/>
-      <w:color w:themeColor="accent1" w:themeShade="B5" w:val="345A8A"/>
-      <w:sz w:val="36"/>
-      <w:szCs w:val="36"/>
+      <w:sz w:val="56"/>
+      <w:szCs w:val="56"/>
+    </w:rPr>
+  </w:style>
+  <w:style w:customStyle="1" w:styleId="TitleChar" w:type="character">
+    <w:name w:val="Title Char"/>
+    <w:basedOn w:val="DefaultParagraphFont"/>
+    <w:link w:val="Title"/>
+    <w:uiPriority w:val="10"/>
+    <w:rsid w:val="00A10FD9"/>
+    <w:rPr>
+      <w:rFonts w:asciiTheme="majorHAnsi" w:cstheme="majorBidi" w:eastAsiaTheme="majorEastAsia" w:hAnsiTheme="majorHAnsi"/>
+      <w:sz w:val="56"/>
+      <w:szCs w:val="56"/>
     </w:rPr>
   </w:style>
   <w:style w:styleId="Subtitle" w:type="paragraph">
     <w:name w:val="Subtitle"/>
+    <w:basedOn w:val="Title"/>
+    <w:next w:val="BodyText"/>
+    <w:link w:val="SubtitleChar"/>
+    <w:uiPriority w:val="11"/>
+    <w:qFormat/>
+    <w:rsid w:val="00A10FD9"/>
+    <w:pPr>
+      <w:numPr>
+        <w:ilvl w:val="1"/>
+      </w:numPr>
+    </w:pPr>
+    <w:rPr>
+      <w:rFonts w:cstheme="majorBidi" w:eastAsiaTheme="majorEastAsia"/>
+      <w:spacing w:val="15"/>
+      <w:sz w:val="28"/>
+      <w:szCs w:val="28"/>
+    </w:rPr>
+  </w:style>
+  <w:style w:customStyle="1" w:styleId="SubtitleChar" w:type="character">
+    <w:name w:val="Subtitle Char"/>
+    <w:basedOn w:val="DefaultParagraphFont"/>
+    <w:link w:val="Subtitle"/>
+    <w:uiPriority w:val="11"/>
+    <w:rsid w:val="00A10FD9"/>
+    <w:rPr>
+      <w:rFonts w:cstheme="majorBidi" w:eastAsiaTheme="majorEastAsia"/>
+      <w:color w:themeColor="text1" w:themeTint="A6" w:val="595959"/>
+      <w:spacing w:val="15"/>
+      <w:sz w:val="28"/>
+      <w:szCs w:val="28"/>
+    </w:rPr>
+  </w:style>
+  <w:style w:customStyle="1" w:styleId="Author" w:type="paragraph">
+    <w:name w:val="Author"/>
     <w:basedOn w:val="Title"/>
     <w:next w:val="BodyText"/>
     <w:qFormat/>
     <w:pPr>
       <w:keepNext/>
       <w:keepLines/>
-      <w:spacing w:after="240" w:before="240"/>
-      <w:jc w:val="center"/>
     </w:pPr>
     <w:rPr>
-      <w:sz w:val="30"/>
-      <w:szCs w:val="30"/>
-    </w:rPr>
-  </w:style>
-  <w:style w:customStyle="1" w:styleId="Author" w:type="paragraph">
-    <w:name w:val="Author"/>
+      <w:sz w:val="24"/>
+      <w:szCs w:val="24"/>
+    </w:rPr>
+  </w:style>
+  <w:style w:styleId="Date" w:type="paragraph">
+    <w:name w:val="Date"/>
+    <w:basedOn w:val="Title"/>
     <w:next w:val="BodyText"/>
     <w:qFormat/>
     <w:pPr>
       <w:keepNext/>
       <w:keepLines/>
-      <w:jc w:val="center"/>
     </w:pPr>
-  </w:style>
-  <w:style w:styleId="Date" w:type="paragraph">
-    <w:name w:val="Date"/>
-    <w:next w:val="BodyText"/>
-    <w:qFormat/>
-    <w:pPr>
-      <w:keepNext/>
-      <w:keepLines/>
-      <w:jc w:val="center"/>
-    </w:pPr>
+    <w:rPr>
+      <w:sz w:val="24"/>
+      <w:szCs w:val="24"/>
+    </w:rPr>
   </w:style>
   <w:style w:customStyle="1" w:styleId="AbstractTitle" w:type="paragraph">
     <w:name w:val="Abstract Title"/>
@@ -4706,15 +4583,13 @@
     <w:pPr>
       <w:keepNext/>
       <w:keepLines/>
+      <w:spacing w:after="0" w:before="300"/>
       <w:jc w:val="center"/>
-      <w:spacing w:after="0" w:before="300"/>
     </w:pPr>
     <w:rPr>
+      <w:b/>
       <w:sz w:val="20"/>
       <w:szCs w:val="20"/>
-      <w:b/>
-      <w:color w:val="345A8A"/>
-      &gt;
     </w:rPr>
   </w:style>
   <w:style w:customStyle="1" w:styleId="Abstract" w:type="paragraph">
@@ -4741,191 +4616,321 @@
     <w:rPr/>
   </w:style>
   <w:style w:styleId="Heading1" w:type="paragraph">
-    <w:name w:val="Heading 1"/>
+    <w:name w:val="heading 1"/>
     <w:basedOn w:val="Normal"/>
     <w:next w:val="BodyText"/>
+    <w:link w:val="Heading1Char"/>
     <w:uiPriority w:val="9"/>
     <w:qFormat/>
+    <w:rsid w:val="00A10FD9"/>
     <w:pPr>
       <w:keepNext/>
       <w:keepLines/>
-      <w:spacing w:after="0" w:before="480"/>
+      <w:spacing w:after="80" w:before="360"/>
       <w:outlineLvl w:val="0"/>
     </w:pPr>
     <w:rPr>
       <w:rFonts w:asciiTheme="majorHAnsi" w:cstheme="majorBidi" w:eastAsiaTheme="majorEastAsia" w:hAnsiTheme="majorHAnsi"/>
-      <w:b/>
-      <w:bCs/>
-      <w:color w:themeColor="accent1" w:val="4F81BD"/>
-      <w:sz w:val="32"/>
-      <w:szCs w:val="32"/>
+      <w:color w:themeColor="accent1" w:themeShade="BF" w:val="0F4761"/>
+      <w:sz w:val="40"/>
+      <w:szCs w:val="40"/>
     </w:rPr>
   </w:style>
   <w:style w:styleId="Heading2" w:type="paragraph">
-    <w:name w:val="Heading 2"/>
+    <w:name w:val="heading 2"/>
     <w:basedOn w:val="Normal"/>
     <w:next w:val="BodyText"/>
+    <w:link w:val="Heading2Char"/>
     <w:uiPriority w:val="9"/>
+    <w:semiHidden/>
     <w:unhideWhenUsed/>
     <w:qFormat/>
+    <w:rsid w:val="00A10FD9"/>
     <w:pPr>
       <w:keepNext/>
       <w:keepLines/>
-      <w:spacing w:after="0" w:before="200"/>
+      <w:spacing w:after="80" w:before="160"/>
       <w:outlineLvl w:val="1"/>
     </w:pPr>
     <w:rPr>
       <w:rFonts w:asciiTheme="majorHAnsi" w:cstheme="majorBidi" w:eastAsiaTheme="majorEastAsia" w:hAnsiTheme="majorHAnsi"/>
-      <w:b/>
-      <w:bCs/>
-      <w:color w:themeColor="accent1" w:val="4F81BD"/>
-      <w:sz w:val="28"/>
-      <w:szCs w:val="28"/>
+      <w:color w:themeColor="accent1" w:themeShade="BF" w:val="0F4761"/>
+      <w:sz w:val="32"/>
+      <w:szCs w:val="32"/>
     </w:rPr>
   </w:style>
   <w:style w:styleId="Heading3" w:type="paragraph">
-    <w:name w:val="Heading 3"/>
+    <w:name w:val="heading 3"/>
     <w:basedOn w:val="Normal"/>
     <w:next w:val="BodyText"/>
+    <w:link w:val="Heading3Char"/>
     <w:uiPriority w:val="9"/>
+    <w:semiHidden/>
     <w:unhideWhenUsed/>
     <w:qFormat/>
+    <w:rsid w:val="00A10FD9"/>
     <w:pPr>
       <w:keepNext/>
       <w:keepLines/>
-      <w:spacing w:after="0" w:before="200"/>
+      <w:spacing w:after="80" w:before="160"/>
       <w:outlineLvl w:val="2"/>
     </w:pPr>
     <w:rPr>
-      <w:rFonts w:asciiTheme="majorHAnsi" w:cstheme="majorBidi" w:eastAsiaTheme="majorEastAsia" w:hAnsiTheme="majorHAnsi"/>
-      <w:b/>
-      <w:bCs/>
-      <w:color w:themeColor="accent1" w:val="4F81BD"/>
-      <w:sz w:val="24"/>
-      <w:szCs w:val="24"/>
+      <w:rFonts w:cstheme="majorBidi" w:eastAsiaTheme="majorEastAsia"/>
+      <w:color w:themeColor="accent1" w:themeShade="BF" w:val="0F4761"/>
+      <w:sz w:val="28"/>
+      <w:szCs w:val="28"/>
     </w:rPr>
   </w:style>
   <w:style w:styleId="Heading4" w:type="paragraph">
-    <w:name w:val="Heading 4"/>
+    <w:name w:val="heading 4"/>
     <w:basedOn w:val="Normal"/>
     <w:next w:val="BodyText"/>
+    <w:link w:val="Heading4Char"/>
     <w:uiPriority w:val="9"/>
+    <w:semiHidden/>
     <w:unhideWhenUsed/>
     <w:qFormat/>
+    <w:rsid w:val="00A10FD9"/>
     <w:pPr>
       <w:keepNext/>
       <w:keepLines/>
-      <w:spacing w:after="0" w:before="200"/>
+      <w:spacing w:after="40" w:before="80"/>
       <w:outlineLvl w:val="3"/>
     </w:pPr>
     <w:rPr>
-      <w:rFonts w:asciiTheme="majorHAnsi" w:cstheme="majorBidi" w:eastAsiaTheme="majorEastAsia" w:hAnsiTheme="majorHAnsi"/>
+      <w:rFonts w:cstheme="majorBidi" w:eastAsiaTheme="majorEastAsia"/>
       <w:i/>
-      <w:bCs/>
-      <w:color w:themeColor="accent1" w:val="4F81BD"/>
-      <w:sz w:val="24"/>
-      <w:szCs w:val="24"/>
+      <w:iCs/>
+      <w:color w:themeColor="accent1" w:themeShade="BF" w:val="0F4761"/>
     </w:rPr>
   </w:style>
   <w:style w:styleId="Heading5" w:type="paragraph">
-    <w:name w:val="Heading 5"/>
+    <w:name w:val="heading 5"/>
     <w:basedOn w:val="Normal"/>
     <w:next w:val="BodyText"/>
+    <w:link w:val="Heading5Char"/>
     <w:uiPriority w:val="9"/>
+    <w:semiHidden/>
     <w:unhideWhenUsed/>
     <w:qFormat/>
+    <w:rsid w:val="00A10FD9"/>
     <w:pPr>
       <w:keepNext/>
       <w:keepLines/>
-      <w:spacing w:after="0" w:before="200"/>
+      <w:spacing w:after="40" w:before="80"/>
       <w:outlineLvl w:val="4"/>
     </w:pPr>
     <w:rPr>
-      <w:rFonts w:asciiTheme="majorHAnsi" w:cstheme="majorBidi" w:eastAsiaTheme="majorEastAsia" w:hAnsiTheme="majorHAnsi"/>
-      <w:iCs/>
-      <w:color w:themeColor="accent1" w:val="4F81BD"/>
-      <w:sz w:val="24"/>
-      <w:szCs w:val="24"/>
+      <w:rFonts w:cstheme="majorBidi" w:eastAsiaTheme="majorEastAsia"/>
+      <w:color w:themeColor="accent1" w:themeShade="BF" w:val="0F4761"/>
     </w:rPr>
   </w:style>
   <w:style w:styleId="Heading6" w:type="paragraph">
-    <w:name w:val="Heading 6"/>
+    <w:name w:val="heading 6"/>
     <w:basedOn w:val="Normal"/>
     <w:next w:val="BodyText"/>
+    <w:link w:val="Heading6Char"/>
     <w:uiPriority w:val="9"/>
+    <w:semiHidden/>
     <w:unhideWhenUsed/>
     <w:qFormat/>
+    <w:rsid w:val="00A10FD9"/>
     <w:pPr>
       <w:keepNext/>
       <w:keepLines/>
-      <w:spacing w:after="0" w:before="200"/>
+      <w:spacing w:after="0" w:before="40"/>
       <w:outlineLvl w:val="5"/>
     </w:pPr>
     <w:rPr>
-      <w:rFonts w:asciiTheme="majorHAnsi" w:cstheme="majorBidi" w:eastAsiaTheme="majorEastAsia" w:hAnsiTheme="majorHAnsi"/>
-      <w:color w:themeColor="accent1" w:val="4F81BD"/>
-      <w:sz w:val="24"/>
-      <w:szCs w:val="24"/>
+      <w:rFonts w:cstheme="majorBidi" w:eastAsiaTheme="majorEastAsia"/>
+      <w:i/>
+      <w:iCs/>
+      <w:color w:themeColor="text1" w:themeTint="A6" w:val="595959"/>
     </w:rPr>
   </w:style>
   <w:style w:styleId="Heading7" w:type="paragraph">
-    <w:name w:val="Heading 7"/>
+    <w:name w:val="heading 7"/>
     <w:basedOn w:val="Normal"/>
     <w:next w:val="BodyText"/>
+    <w:link w:val="Heading7Char"/>
     <w:uiPriority w:val="9"/>
+    <w:semiHidden/>
     <w:unhideWhenUsed/>
     <w:qFormat/>
+    <w:rsid w:val="00A10FD9"/>
     <w:pPr>
       <w:keepNext/>
       <w:keepLines/>
-      <w:spacing w:after="0" w:before="200"/>
+      <w:spacing w:after="0" w:before="40"/>
       <w:outlineLvl w:val="6"/>
     </w:pPr>
     <w:rPr>
-      <w:rFonts w:asciiTheme="majorHAnsi" w:cstheme="majorBidi" w:eastAsiaTheme="majorEastAsia" w:hAnsiTheme="majorHAnsi"/>
-      <w:color w:themeColor="accent1" w:val="4F81BD"/>
-      <w:sz w:val="24"/>
-      <w:szCs w:val="24"/>
+      <w:rFonts w:cstheme="majorBidi" w:eastAsiaTheme="majorEastAsia"/>
+      <w:color w:themeColor="text1" w:themeTint="A6" w:val="595959"/>
     </w:rPr>
   </w:style>
   <w:style w:styleId="Heading8" w:type="paragraph">
-    <w:name w:val="Heading 8"/>
+    <w:name w:val="heading 8"/>
     <w:basedOn w:val="Normal"/>
     <w:next w:val="BodyText"/>
+    <w:link w:val="Heading8Char"/>
     <w:uiPriority w:val="9"/>
+    <w:semiHidden/>
     <w:unhideWhenUsed/>
     <w:qFormat/>
+    <w:rsid w:val="00A10FD9"/>
     <w:pPr>
       <w:keepNext/>
       <w:keepLines/>
-      <w:spacing w:after="0" w:before="200"/>
+      <w:spacing w:after="0"/>
       <w:outlineLvl w:val="7"/>
     </w:pPr>
     <w:rPr>
-      <w:rFonts w:asciiTheme="majorHAnsi" w:cstheme="majorBidi" w:eastAsiaTheme="majorEastAsia" w:hAnsiTheme="majorHAnsi"/>
-      <w:color w:themeColor="accent1" w:val="4F81BD"/>
-      <w:sz w:val="24"/>
-      <w:szCs w:val="24"/>
+      <w:rFonts w:cstheme="majorBidi" w:eastAsiaTheme="majorEastAsia"/>
+      <w:i/>
+      <w:iCs/>
+      <w:color w:themeColor="text1" w:themeTint="D8" w:val="272727"/>
     </w:rPr>
   </w:style>
   <w:style w:styleId="Heading9" w:type="paragraph">
-    <w:name w:val="Heading 9"/>
+    <w:name w:val="heading 9"/>
     <w:basedOn w:val="Normal"/>
     <w:next w:val="BodyText"/>
+    <w:link w:val="Heading9Char"/>
     <w:uiPriority w:val="9"/>
+    <w:semiHidden/>
     <w:unhideWhenUsed/>
     <w:qFormat/>
+    <w:rsid w:val="00A10FD9"/>
     <w:pPr>
       <w:keepNext/>
       <w:keepLines/>
-      <w:spacing w:after="0" w:before="200"/>
+      <w:spacing w:after="0"/>
       <w:outlineLvl w:val="8"/>
     </w:pPr>
     <w:rPr>
+      <w:rFonts w:cstheme="majorBidi" w:eastAsiaTheme="majorEastAsia"/>
+      <w:color w:themeColor="text1" w:themeTint="D8" w:val="272727"/>
+    </w:rPr>
+  </w:style>
+  <w:style w:customStyle="1" w:styleId="Heading1Char" w:type="character">
+    <w:name w:val="Heading 1 Char"/>
+    <w:basedOn w:val="DefaultParagraphFont"/>
+    <w:link w:val="Heading1"/>
+    <w:uiPriority w:val="9"/>
+    <w:rsid w:val="00A10FD9"/>
+    <w:rPr>
       <w:rFonts w:asciiTheme="majorHAnsi" w:cstheme="majorBidi" w:eastAsiaTheme="majorEastAsia" w:hAnsiTheme="majorHAnsi"/>
-      <w:color w:themeColor="accent1" w:val="4F81BD"/>
-      <w:sz w:val="24"/>
-      <w:szCs w:val="24"/>
+      <w:color w:themeColor="accent1" w:themeShade="BF" w:val="0F4761"/>
+      <w:sz w:val="40"/>
+      <w:szCs w:val="40"/>
+    </w:rPr>
+  </w:style>
+  <w:style w:customStyle="1" w:styleId="Heading2Char" w:type="character">
+    <w:name w:val="Heading 2 Char"/>
+    <w:basedOn w:val="DefaultParagraphFont"/>
+    <w:link w:val="Heading2"/>
+    <w:uiPriority w:val="9"/>
+    <w:semiHidden/>
+    <w:rsid w:val="00A10FD9"/>
+    <w:rPr>
+      <w:rFonts w:asciiTheme="majorHAnsi" w:cstheme="majorBidi" w:eastAsiaTheme="majorEastAsia" w:hAnsiTheme="majorHAnsi"/>
+      <w:color w:themeColor="accent1" w:themeShade="BF" w:val="0F4761"/>
+      <w:sz w:val="32"/>
+      <w:szCs w:val="32"/>
+    </w:rPr>
+  </w:style>
+  <w:style w:customStyle="1" w:styleId="Heading3Char" w:type="character">
+    <w:name w:val="Heading 3 Char"/>
+    <w:basedOn w:val="DefaultParagraphFont"/>
+    <w:link w:val="Heading3"/>
+    <w:uiPriority w:val="9"/>
+    <w:semiHidden/>
+    <w:rsid w:val="00A10FD9"/>
+    <w:rPr>
+      <w:rFonts w:cstheme="majorBidi" w:eastAsiaTheme="majorEastAsia"/>
+      <w:color w:themeColor="accent1" w:themeShade="BF" w:val="0F4761"/>
+      <w:sz w:val="28"/>
+      <w:szCs w:val="28"/>
+    </w:rPr>
+  </w:style>
+  <w:style w:customStyle="1" w:styleId="Heading4Char" w:type="character">
+    <w:name w:val="Heading 4 Char"/>
+    <w:basedOn w:val="DefaultParagraphFont"/>
+    <w:link w:val="Heading4"/>
+    <w:uiPriority w:val="9"/>
+    <w:semiHidden/>
+    <w:rsid w:val="00A10FD9"/>
+    <w:rPr>
+      <w:rFonts w:cstheme="majorBidi" w:eastAsiaTheme="majorEastAsia"/>
+      <w:i/>
+      <w:iCs/>
+      <w:color w:themeColor="accent1" w:themeShade="BF" w:val="0F4761"/>
+    </w:rPr>
+  </w:style>
+  <w:style w:customStyle="1" w:styleId="Heading5Char" w:type="character">
+    <w:name w:val="Heading 5 Char"/>
+    <w:basedOn w:val="DefaultParagraphFont"/>
+    <w:link w:val="Heading5"/>
+    <w:uiPriority w:val="9"/>
+    <w:semiHidden/>
+    <w:rsid w:val="00A10FD9"/>
+    <w:rPr>
+      <w:rFonts w:cstheme="majorBidi" w:eastAsiaTheme="majorEastAsia"/>
+      <w:color w:themeColor="accent1" w:themeShade="BF" w:val="0F4761"/>
+    </w:rPr>
+  </w:style>
+  <w:style w:customStyle="1" w:styleId="Heading6Char" w:type="character">
+    <w:name w:val="Heading 6 Char"/>
+    <w:basedOn w:val="DefaultParagraphFont"/>
+    <w:link w:val="Heading6"/>
+    <w:uiPriority w:val="9"/>
+    <w:semiHidden/>
+    <w:rsid w:val="00A10FD9"/>
+    <w:rPr>
+      <w:rFonts w:cstheme="majorBidi" w:eastAsiaTheme="majorEastAsia"/>
+      <w:i/>
+      <w:iCs/>
+      <w:color w:themeColor="text1" w:themeTint="A6" w:val="595959"/>
+    </w:rPr>
+  </w:style>
+  <w:style w:customStyle="1" w:styleId="Heading7Char" w:type="character">
+    <w:name w:val="Heading 7 Char"/>
+    <w:basedOn w:val="DefaultParagraphFont"/>
+    <w:link w:val="Heading7"/>
+    <w:uiPriority w:val="9"/>
+    <w:semiHidden/>
+    <w:rsid w:val="00A10FD9"/>
+    <w:rPr>
+      <w:rFonts w:cstheme="majorBidi" w:eastAsiaTheme="majorEastAsia"/>
+      <w:color w:themeColor="text1" w:themeTint="A6" w:val="595959"/>
+    </w:rPr>
+  </w:style>
+  <w:style w:customStyle="1" w:styleId="Heading8Char" w:type="character">
+    <w:name w:val="Heading 8 Char"/>
+    <w:basedOn w:val="DefaultParagraphFont"/>
+    <w:link w:val="Heading8"/>
+    <w:uiPriority w:val="9"/>
+    <w:semiHidden/>
+    <w:rsid w:val="00A10FD9"/>
+    <w:rPr>
+      <w:rFonts w:cstheme="majorBidi" w:eastAsiaTheme="majorEastAsia"/>
+      <w:i/>
+      <w:iCs/>
+      <w:color w:themeColor="text1" w:themeTint="D8" w:val="272727"/>
+    </w:rPr>
+  </w:style>
+  <w:style w:customStyle="1" w:styleId="Heading9Char" w:type="character">
+    <w:name w:val="Heading 9 Char"/>
+    <w:basedOn w:val="DefaultParagraphFont"/>
+    <w:link w:val="Heading9"/>
+    <w:uiPriority w:val="9"/>
+    <w:semiHidden/>
+    <w:rsid w:val="00A10FD9"/>
+    <w:rPr>
+      <w:rFonts w:cstheme="majorBidi" w:eastAsiaTheme="majorEastAsia"/>
+      <w:color w:themeColor="text1" w:themeTint="D8" w:val="272727"/>
     </w:rPr>
   </w:style>
   <w:style w:styleId="BlockText" w:type="paragraph">
@@ -4947,6 +4952,18 @@
     <w:uiPriority w:val="9"/>
     <w:unhideWhenUsed/>
     <w:qFormat/>
+  </w:style>
+  <w:style w:styleId="FootnoteBlockText" w:type="paragraph">
+    <w:name w:val="Footnote Block Text"/>
+    <w:basedOn w:val="FootnoteText"/>
+    <w:next w:val="FootnoteText"/>
+    <w:uiPriority w:val="9"/>
+    <w:unhideWhenUsed/>
+    <w:qFormat/>
+    <w:pPr>
+      <w:spacing w:after="100" w:before="100"/>
+      <w:ind w:firstLine="0" w:left="480" w:right="480"/>
+    </w:pPr>
   </w:style>
   <w:style w:default="1" w:styleId="DefaultParagraphFont" w:type="character">
     <w:name w:val="Default Paragraph Font"/>
@@ -4969,18 +4986,11 @@
       </w:tblCellMar>
     </w:tblPr>
     <w:tblStylePr w:type="firstRow">
-      <w:tblPr>
-        <w:jc w:val="left"/>
-        <w:tblInd w:type="dxa" w:w="0"/>
-      </w:tblPr>
-      <w:trPr>
-        <w:jc w:val="left"/>
-      </w:trPr>
       <w:tcPr>
-        <w:vAlign w:val="bottom"/>
         <w:tcBorders>
           <w:bottom w:val="single"/>
         </w:tcBorders>
+        <w:vAlign w:val="bottom"/>
       </w:tcPr>
     </w:tblStylePr>
   </w:style>
@@ -5095,8 +5105,8 @@
     <w:name w:val="KeywordTok"/>
     <w:basedOn w:val="VerbatimChar"/>
     <w:rPr>
+      <w:b/>
       <w:color w:val="007020"/>
-      <w:b/>
     </w:rPr>
   </w:style>
   <w:style w:type="character" w:customStyle="1" w:styleId="DataTypeTok">
@@ -5173,42 +5183,42 @@
     <w:name w:val="ImportTok"/>
     <w:basedOn w:val="VerbatimChar"/>
     <w:rPr>
+      <w:b/>
       <w:color w:val="008000"/>
-      <w:b/>
     </w:rPr>
   </w:style>
   <w:style w:type="character" w:customStyle="1" w:styleId="CommentTok">
     <w:name w:val="CommentTok"/>
     <w:basedOn w:val="VerbatimChar"/>
     <w:rPr>
+      <w:i/>
       <w:color w:val="60a0b0"/>
-      <w:i/>
     </w:rPr>
   </w:style>
   <w:style w:type="character" w:customStyle="1" w:styleId="DocumentationTok">
     <w:name w:val="DocumentationTok"/>
     <w:basedOn w:val="VerbatimChar"/>
     <w:rPr>
+      <w:i/>
       <w:color w:val="ba2121"/>
-      <w:i/>
     </w:rPr>
   </w:style>
   <w:style w:type="character" w:customStyle="1" w:styleId="AnnotationTok">
     <w:name w:val="AnnotationTok"/>
     <w:basedOn w:val="VerbatimChar"/>
     <w:rPr>
-      <w:color w:val="60a0b0"/>
       <w:b/>
       <w:i/>
+      <w:color w:val="60a0b0"/>
     </w:rPr>
   </w:style>
   <w:style w:type="character" w:customStyle="1" w:styleId="CommentVarTok">
     <w:name w:val="CommentVarTok"/>
     <w:basedOn w:val="VerbatimChar"/>
     <w:rPr>
-      <w:color w:val="60a0b0"/>
       <w:b/>
       <w:i/>
+      <w:color w:val="60a0b0"/>
     </w:rPr>
   </w:style>
   <w:style w:type="character" w:customStyle="1" w:styleId="OtherTok">
@@ -5236,8 +5246,8 @@
     <w:name w:val="ControlFlowTok"/>
     <w:basedOn w:val="VerbatimChar"/>
     <w:rPr>
+      <w:b/>
       <w:color w:val="007020"/>
-      <w:b/>
     </w:rPr>
   </w:style>
   <w:style w:type="character" w:customStyle="1" w:styleId="OperatorTok">
@@ -5282,34 +5292,34 @@
     <w:name w:val="InformationTok"/>
     <w:basedOn w:val="VerbatimChar"/>
     <w:rPr>
-      <w:color w:val="60a0b0"/>
       <w:b/>
       <w:i/>
+      <w:color w:val="60a0b0"/>
     </w:rPr>
   </w:style>
   <w:style w:type="character" w:customStyle="1" w:styleId="WarningTok">
     <w:name w:val="WarningTok"/>
     <w:basedOn w:val="VerbatimChar"/>
     <w:rPr>
-      <w:color w:val="60a0b0"/>
       <w:b/>
       <w:i/>
+      <w:color w:val="60a0b0"/>
     </w:rPr>
   </w:style>
   <w:style w:type="character" w:customStyle="1" w:styleId="AlertTok">
     <w:name w:val="AlertTok"/>
     <w:basedOn w:val="VerbatimChar"/>
     <w:rPr>
+      <w:b/>
       <w:color w:val="ff0000"/>
-      <w:b/>
     </w:rPr>
   </w:style>
   <w:style w:type="character" w:customStyle="1" w:styleId="ErrorTok">
     <w:name w:val="ErrorTok"/>
     <w:basedOn w:val="VerbatimChar"/>
     <w:rPr>
+      <w:b/>
       <w:color w:val="ff0000"/>
-      <w:b/>
     </w:rPr>
   </w:style>
   <w:style w:type="character" w:customStyle="1" w:styleId="NormalTok">
@@ -5331,44 +5341,44 @@
         <a:sysClr val="window" lastClr="FFFFFF"/>
       </a:lt1>
       <a:dk2>
-        <a:srgbClr val="1F497D"/>
+        <a:srgbClr val="0E2841"/>
       </a:dk2>
       <a:lt2>
-        <a:srgbClr val="EEECE1"/>
+        <a:srgbClr val="E8E8E8"/>
       </a:lt2>
       <a:accent1>
-        <a:srgbClr val="4F81BD"/>
+        <a:srgbClr val="156082"/>
       </a:accent1>
       <a:accent2>
-        <a:srgbClr val="C0504D"/>
+        <a:srgbClr val="E97132"/>
       </a:accent2>
       <a:accent3>
-        <a:srgbClr val="9BBB59"/>
+        <a:srgbClr val="196B24"/>
       </a:accent3>
       <a:accent4>
-        <a:srgbClr val="8064A2"/>
+        <a:srgbClr val="0F9ED5"/>
       </a:accent4>
       <a:accent5>
-        <a:srgbClr val="4BACC6"/>
+        <a:srgbClr val="A02B93"/>
       </a:accent5>
       <a:accent6>
-        <a:srgbClr val="F79646"/>
+        <a:srgbClr val="4EA72E"/>
       </a:accent6>
       <a:hlink>
-        <a:srgbClr val="0000FF"/>
+        <a:srgbClr val="467886"/>
       </a:hlink>
       <a:folHlink>
-        <a:srgbClr val="800080"/>
+        <a:srgbClr val="96607D"/>
       </a:folHlink>
     </a:clrScheme>
     <a:fontScheme name="Office">
       <a:majorFont>
-        <a:latin typeface="Calibri"/>
+        <a:latin typeface="Aptos Display" panose="02110004020202020204"/>
         <a:ea typeface=""/>
         <a:cs typeface=""/>
-        <a:font script="Jpan" typeface="ＭＳ ゴシック"/>
+        <a:font script="Jpan" typeface="游ゴシック Light"/>
         <a:font script="Hang" typeface="맑은 고딕"/>
-        <a:font script="Hans" typeface="宋体"/>
+        <a:font script="Hans" typeface="等线 Light"/>
         <a:font script="Hant" typeface="新細明體"/>
         <a:font script="Arab" typeface="Times New Roman"/>
         <a:font script="Hebr" typeface="Times New Roman"/>
@@ -5395,14 +5405,32 @@
         <a:font script="Mong" typeface="Mongolian Baiti"/>
         <a:font script="Viet" typeface="Times New Roman"/>
         <a:font script="Uigh" typeface="Microsoft Uighur"/>
+        <a:font script="Geor" typeface="Sylfaen"/>
+        <a:font script="Armn" typeface="Arial"/>
+        <a:font script="Bugi" typeface="Leelawadee UI"/>
+        <a:font script="Bopo" typeface="Microsoft JhengHei"/>
+        <a:font script="Java" typeface="Javanese Text"/>
+        <a:font script="Lisu" typeface="Segoe UI"/>
+        <a:font script="Mymr" typeface="Myanmar Text"/>
+        <a:font script="Nkoo" typeface="Ebrima"/>
+        <a:font script="Olck" typeface="Nirmala UI"/>
+        <a:font script="Osma" typeface="Ebrima"/>
+        <a:font script="Phag" typeface="Phagspa"/>
+        <a:font script="Syrn" typeface="Estrangelo Edessa"/>
+        <a:font script="Syrj" typeface="Estrangelo Edessa"/>
+        <a:font script="Syre" typeface="Estrangelo Edessa"/>
+        <a:font script="Sora" typeface="Nirmala UI"/>
+        <a:font script="Tale" typeface="Microsoft Tai Le"/>
+        <a:font script="Talu" typeface="Microsoft New Tai Lue"/>
+        <a:font script="Tfng" typeface="Ebrima"/>
       </a:majorFont>
       <a:minorFont>
-        <a:latin typeface="Cambria"/>
+        <a:latin typeface="Aptos" panose="02110004020202020204"/>
         <a:ea typeface=""/>
         <a:cs typeface=""/>
-        <a:font script="Jpan" typeface="ＭＳ 明朝"/>
+        <a:font script="Jpan" typeface="游明朝"/>
         <a:font script="Hang" typeface="맑은 고딕"/>
-        <a:font script="Hans" typeface="宋体"/>
+        <a:font script="Hans" typeface="等线"/>
         <a:font script="Hant" typeface="新細明體"/>
         <a:font script="Arab" typeface="Arial"/>
         <a:font script="Hebr" typeface="Arial"/>
@@ -5429,6 +5457,24 @@
         <a:font script="Mong" typeface="Mongolian Baiti"/>
         <a:font script="Viet" typeface="Arial"/>
         <a:font script="Uigh" typeface="Microsoft Uighur"/>
+        <a:font script="Geor" typeface="Sylfaen"/>
+        <a:font script="Armn" typeface="Arial"/>
+        <a:font script="Bugi" typeface="Leelawadee UI"/>
+        <a:font script="Bopo" typeface="Microsoft JhengHei"/>
+        <a:font script="Java" typeface="Javanese Text"/>
+        <a:font script="Lisu" typeface="Segoe UI"/>
+        <a:font script="Mymr" typeface="Myanmar Text"/>
+        <a:font script="Nkoo" typeface="Ebrima"/>
+        <a:font script="Olck" typeface="Nirmala UI"/>
+        <a:font script="Osma" typeface="Ebrima"/>
+        <a:font script="Phag" typeface="Phagspa"/>
+        <a:font script="Syrn" typeface="Estrangelo Edessa"/>
+        <a:font script="Syrj" typeface="Estrangelo Edessa"/>
+        <a:font script="Syre" typeface="Estrangelo Edessa"/>
+        <a:font script="Sora" typeface="Nirmala UI"/>
+        <a:font script="Tale" typeface="Microsoft Tai Le"/>
+        <a:font script="Talu" typeface="Microsoft New Tai Lue"/>
+        <a:font script="Tfng" typeface="Ebrima"/>
       </a:minorFont>
     </a:fontScheme>
     <a:fmtScheme name="Office">
@@ -5440,200 +5486,141 @@
           <a:gsLst>
             <a:gs pos="0">
               <a:schemeClr val="phClr">
-                <a:tint val="50000"/>
-                <a:satMod val="300000"/>
+                <a:lumMod val="110000"/>
+                <a:satMod val="105000"/>
+                <a:tint val="67000"/>
               </a:schemeClr>
             </a:gs>
-            <a:gs pos="35000">
+            <a:gs pos="50000">
               <a:schemeClr val="phClr">
-                <a:tint val="37000"/>
-                <a:satMod val="300000"/>
+                <a:lumMod val="105000"/>
+                <a:satMod val="103000"/>
+                <a:tint val="73000"/>
               </a:schemeClr>
             </a:gs>
             <a:gs pos="100000">
               <a:schemeClr val="phClr">
-                <a:tint val="15000"/>
-                <a:satMod val="350000"/>
+                <a:lumMod val="105000"/>
+                <a:satMod val="109000"/>
+                <a:tint val="81000"/>
               </a:schemeClr>
             </a:gs>
           </a:gsLst>
-          <a:lin ang="16200000" scaled="1"/>
+          <a:lin ang="5400000" scaled="0"/>
         </a:gradFill>
         <a:gradFill rotWithShape="1">
           <a:gsLst>
             <a:gs pos="0">
               <a:schemeClr val="phClr">
-                <a:tint val="100000"/>
+                <a:satMod val="103000"/>
+                <a:lumMod val="102000"/>
+                <a:tint val="94000"/>
+              </a:schemeClr>
+            </a:gs>
+            <a:gs pos="50000">
+              <a:schemeClr val="phClr">
+                <a:satMod val="110000"/>
+                <a:lumMod val="100000"/>
                 <a:shade val="100000"/>
-                <a:satMod val="130000"/>
               </a:schemeClr>
             </a:gs>
             <a:gs pos="100000">
               <a:schemeClr val="phClr">
-                <a:tint val="50000"/>
-                <a:shade val="100000"/>
-                <a:satMod val="350000"/>
+                <a:lumMod val="99000"/>
+                <a:satMod val="120000"/>
+                <a:shade val="78000"/>
               </a:schemeClr>
             </a:gs>
           </a:gsLst>
-          <a:lin ang="16200000" scaled="0"/>
+          <a:lin ang="5400000" scaled="0"/>
         </a:gradFill>
       </a:fillStyleLst>
       <a:lnStyleLst>
-        <a:ln w="9525" cap="flat" cmpd="sng" algn="ctr">
-          <a:solidFill>
-            <a:schemeClr val="phClr">
-              <a:shade val="95000"/>
-              <a:satMod val="105000"/>
-            </a:schemeClr>
-          </a:solidFill>
-          <a:prstDash val="solid"/>
-        </a:ln>
-        <a:ln w="25400" cap="flat" cmpd="sng" algn="ctr">
+        <a:ln w="6350" cap="flat" cmpd="sng" algn="ctr">
           <a:solidFill>
             <a:schemeClr val="phClr"/>
           </a:solidFill>
           <a:prstDash val="solid"/>
+          <a:miter lim="800000"/>
         </a:ln>
-        <a:ln w="38100" cap="flat" cmpd="sng" algn="ctr">
+        <a:ln w="12700" cap="flat" cmpd="sng" algn="ctr">
           <a:solidFill>
             <a:schemeClr val="phClr"/>
           </a:solidFill>
           <a:prstDash val="solid"/>
+          <a:miter lim="800000"/>
+        </a:ln>
+        <a:ln w="19050" cap="flat" cmpd="sng" algn="ctr">
+          <a:solidFill>
+            <a:schemeClr val="phClr"/>
+          </a:solidFill>
+          <a:prstDash val="solid"/>
+          <a:miter lim="800000"/>
         </a:ln>
       </a:lnStyleLst>
       <a:effectStyleLst>
         <a:effectStyle>
+          <a:effectLst/>
+        </a:effectStyle>
+        <a:effectStyle>
+          <a:effectLst/>
+        </a:effectStyle>
+        <a:effectStyle>
           <a:effectLst>
-            <a:outerShdw blurRad="40000" dist="20000" dir="5400000" rotWithShape="0">
+            <a:outerShdw blurRad="57150" dist="19050" dir="5400000" algn="ctr" rotWithShape="0">
               <a:srgbClr val="000000">
-                <a:alpha val="38000"/>
+                <a:alpha val="63000"/>
               </a:srgbClr>
             </a:outerShdw>
           </a:effectLst>
-        </a:effectStyle>
-        <a:effectStyle>
-          <a:effectLst>
-            <a:outerShdw blurRad="40000" dist="23000" dir="5400000" rotWithShape="0">
-              <a:srgbClr val="000000">
-                <a:alpha val="35000"/>
-              </a:srgbClr>
-            </a:outerShdw>
-          </a:effectLst>
-        </a:effectStyle>
-        <a:effectStyle>
-          <a:effectLst>
-            <a:outerShdw blurRad="40000" dist="23000" dir="5400000" rotWithShape="0">
-              <a:srgbClr val="000000">
-                <a:alpha val="35000"/>
-              </a:srgbClr>
-            </a:outerShdw>
-          </a:effectLst>
-          <a:scene3d>
-            <a:camera prst="orthographicFront">
-              <a:rot lat="0" lon="0" rev="0"/>
-            </a:camera>
-            <a:lightRig rig="threePt" dir="t">
-              <a:rot lat="0" lon="0" rev="1200000"/>
-            </a:lightRig>
-          </a:scene3d>
-          <a:sp3d>
-            <a:bevelT w="63500" h="25400"/>
-          </a:sp3d>
         </a:effectStyle>
       </a:effectStyleLst>
       <a:bgFillStyleLst>
         <a:solidFill>
           <a:schemeClr val="phClr"/>
         </a:solidFill>
+        <a:solidFill>
+          <a:schemeClr val="phClr">
+            <a:tint val="95000"/>
+            <a:satMod val="170000"/>
+          </a:schemeClr>
+        </a:solidFill>
         <a:gradFill rotWithShape="1">
           <a:gsLst>
             <a:gs pos="0">
               <a:schemeClr val="phClr">
-                <a:tint val="40000"/>
-                <a:satMod val="350000"/>
+                <a:tint val="93000"/>
+                <a:satMod val="150000"/>
+                <a:shade val="98000"/>
+                <a:lumMod val="102000"/>
               </a:schemeClr>
             </a:gs>
-            <a:gs pos="40000">
+            <a:gs pos="50000">
               <a:schemeClr val="phClr">
-                <a:tint val="45000"/>
-                <a:shade val="99000"/>
-                <a:satMod val="350000"/>
+                <a:tint val="98000"/>
+                <a:satMod val="130000"/>
+                <a:shade val="90000"/>
+                <a:lumMod val="103000"/>
               </a:schemeClr>
             </a:gs>
             <a:gs pos="100000">
               <a:schemeClr val="phClr">
-                <a:shade val="20000"/>
-                <a:satMod val="255000"/>
+                <a:shade val="63000"/>
+                <a:satMod val="120000"/>
               </a:schemeClr>
             </a:gs>
           </a:gsLst>
-          <a:path path="circle">
-            <a:fillToRect l="50000" t="-80000" r="50000" b="180000"/>
-          </a:path>
-        </a:gradFill>
-        <a:gradFill rotWithShape="1">
-          <a:gsLst>
-            <a:gs pos="0">
-              <a:schemeClr val="phClr">
-                <a:tint val="80000"/>
-                <a:satMod val="300000"/>
-              </a:schemeClr>
-            </a:gs>
-            <a:gs pos="100000">
-              <a:schemeClr val="phClr">
-                <a:shade val="30000"/>
-                <a:satMod val="200000"/>
-              </a:schemeClr>
-            </a:gs>
-          </a:gsLst>
-          <a:path path="circle">
-            <a:fillToRect l="50000" t="50000" r="50000" b="50000"/>
-          </a:path>
+          <a:lin ang="5400000" scaled="0"/>
         </a:gradFill>
       </a:bgFillStyleLst>
     </a:fmtScheme>
   </a:themeElements>
-  <a:objectDefaults>
-    <a:spDef>
-      <a:spPr/>
-      <a:bodyPr/>
-      <a:lstStyle/>
-      <a:style>
-        <a:lnRef idx="1">
-          <a:schemeClr val="accent1"/>
-        </a:lnRef>
-        <a:fillRef idx="3">
-          <a:schemeClr val="accent1"/>
-        </a:fillRef>
-        <a:effectRef idx="2">
-          <a:schemeClr val="accent1"/>
-        </a:effectRef>
-        <a:fontRef idx="minor">
-          <a:schemeClr val="lt1"/>
-        </a:fontRef>
-      </a:style>
-    </a:spDef>
-    <a:lnDef>
-      <a:spPr/>
-      <a:bodyPr/>
-      <a:lstStyle/>
-      <a:style>
-        <a:lnRef idx="2">
-          <a:schemeClr val="accent1"/>
-        </a:lnRef>
-        <a:fillRef idx="0">
-          <a:schemeClr val="accent1"/>
-        </a:fillRef>
-        <a:effectRef idx="1">
-          <a:schemeClr val="accent1"/>
-        </a:effectRef>
-        <a:fontRef idx="minor">
-          <a:schemeClr val="tx1"/>
-        </a:fontRef>
-      </a:style>
-    </a:lnDef>
-  </a:objectDefaults>
+  <a:objectDefaults/>
   <a:extraClrSchemeLst/>
+  <a:extLst>
+    <a:ext uri="{05A4C25C-085E-4340-85A3-A5531E510DB2}">
+      <thm15:themeFamily xmlns:thm15="http://schemas.microsoft.com/office/thememl/2012/main" name="Office Theme" id="{2E142A2C-CD16-42D6-873A-C26D2A0506FA}" vid="{1BDDFF52-6CD6-40A5-AB3C-68EB2F1E4D0A}"/>
+    </a:ext>
+  </a:extLst>
 </a:theme>
 </file>
--- a/03-Ciencias.docx
+++ b/03-Ciencias.docx
@@ -2,7 +2,7 @@
 <file path=word/document.xml><?xml version="1.0" encoding="utf-8"?>
 <w:document xmlns:w="http://schemas.openxmlformats.org/wordprocessingml/2006/main" xmlns:m="http://schemas.openxmlformats.org/officeDocument/2006/math" xmlns:r="http://schemas.openxmlformats.org/officeDocument/2006/relationships" xmlns:o="urn:schemas-microsoft-com:office:office" xmlns:v="urn:schemas-microsoft-com:vml" xmlns:w10="urn:schemas-microsoft-com:office:word" xmlns:a="http://schemas.openxmlformats.org/drawingml/2006/main" xmlns:pic="http://schemas.openxmlformats.org/drawingml/2006/picture" xmlns:wp="http://schemas.openxmlformats.org/drawingml/2006/wordprocessingDrawing">
   <w:body>
-    <w:bookmarkStart w:id="33" w:name="guía-3-ciencias-naturales"/>
+    <w:bookmarkStart w:id="51" w:name="guía-3-ciencias-naturales"/>
     <w:p>
       <w:pPr>
         <w:pStyle w:val="Heading1"/>
@@ -17,8 +17,8 @@
       </w:pPr>
       <w:r>
         <w:rPr>
+          <w:bCs/>
           <w:b/>
-          <w:bCs/>
         </w:rPr>
         <w:t xml:space="preserve">Hábitos de vida saludable, menú saludable y efectos del cigarrillo</w:t>
       </w:r>
@@ -37,19 +37,19 @@
       </w:pPr>
       <w:r>
         <w:rPr>
+          <w:bCs/>
           <w:b/>
-          <w:bCs/>
         </w:rPr>
         <w:t xml:space="preserve">Objetivos de Aprendizaje (Bases Curriculares, Mineduc — Unidad 3)</w:t>
       </w:r>
     </w:p>
     <w:p>
       <w:pPr>
-        <w:pStyle w:val="Compact"/>
         <w:numPr>
           <w:ilvl w:val="0"/>
           <w:numId w:val="1001"/>
         </w:numPr>
+        <w:pStyle w:val="Compact"/>
       </w:pPr>
       <w:r>
         <w:t xml:space="preserve">OA 6: Investigar y comunicar los beneficios de una alimentación equilibrada, la actividad física y la higiene, y sus efectos en la salud.</w:t>
@@ -57,11 +57,11 @@
     </w:p>
     <w:p>
       <w:pPr>
-        <w:pStyle w:val="Compact"/>
         <w:numPr>
           <w:ilvl w:val="0"/>
           <w:numId w:val="1001"/>
         </w:numPr>
+        <w:pStyle w:val="Compact"/>
       </w:pPr>
       <w:r>
         <w:t xml:space="preserve">OA 7: Investigar y explicar los efectos nocivos del cigarrillo en los sistemas respiratorio y circulatorio, y proponer conductas de autocuidado.</w:t>
@@ -73,8 +73,8 @@
       </w:pPr>
       <w:r>
         <w:rPr>
+          <w:bCs/>
           <w:b/>
-          <w:bCs/>
         </w:rPr>
         <w:t xml:space="preserve">Tiempo estimado:</w:t>
       </w:r>
@@ -92,7 +92,7 @@
         </w:pict>
       </w:r>
     </w:p>
-    <w:bookmarkStart w:id="9" w:name="diagnóstico-de-entrada"/>
+    <w:bookmarkStart w:id="21" w:name="diagnóstico-de-entrada"/>
     <w:p>
       <w:pPr>
         <w:pStyle w:val="Heading2"/>
@@ -101,13 +101,76 @@
         <w:t xml:space="preserve">Diagnóstico de entrada</w:t>
       </w:r>
     </w:p>
-    <w:p>
-      <w:pPr>
-        <w:pStyle w:val="Compact"/>
+    <w:bookmarkStart w:id="20" w:name="palabras-nuevas"/>
+    <w:p>
+      <w:pPr>
+        <w:pStyle w:val="Heading4"/>
+      </w:pPr>
+      <w:r>
+        <w:t xml:space="preserve">📖 Palabras nuevas</w:t>
+      </w:r>
+    </w:p>
+    <w:p>
+      <w:pPr>
+        <w:pStyle w:val="FirstParagraph"/>
+      </w:pPr>
+      <w:r>
+        <w:rPr>
+          <w:bCs/>
+          <w:b/>
+        </w:rPr>
+        <w:t xml:space="preserve">Envase.</w:t>
+      </w:r>
+      <w:r>
+        <w:t xml:space="preserve"> </w:t>
+      </w:r>
+      <w:r>
+        <w:t xml:space="preserve">El paquete, la caja o la botella donde viene un alimento, con la información impresa afuera. Por ejemplo, la caja de los cereales.</w:t>
+      </w:r>
+    </w:p>
+    <w:p>
+      <w:pPr>
+        <w:pStyle w:val="BodyText"/>
+      </w:pPr>
+      <w:r>
+        <w:rPr>
+          <w:bCs/>
+          <w:b/>
+        </w:rPr>
+        <w:t xml:space="preserve">Sustancia.</w:t>
+      </w:r>
+      <w:r>
+        <w:t xml:space="preserve"> </w:t>
+      </w:r>
+      <w:r>
+        <w:t xml:space="preserve">Un material del que están hechas las cosas, aunque no siempre lo puedas ver. El humo del cigarrillo tiene muchas sustancias mezcladas.</w:t>
+      </w:r>
+    </w:p>
+    <w:p>
+      <w:pPr>
+        <w:pStyle w:val="BodyText"/>
+      </w:pPr>
+      <w:r>
+        <w:rPr>
+          <w:bCs/>
+          <w:b/>
+        </w:rPr>
+        <w:t xml:space="preserve">Sistema del cuerpo.</w:t>
+      </w:r>
+      <w:r>
+        <w:t xml:space="preserve"> </w:t>
+      </w:r>
+      <w:r>
+        <w:t xml:space="preserve">Un grupo de órganos que trabajan juntos para una misma tarea. La nariz, la tráquea y los pulmones forman el sistema respiratorio.</w:t>
+      </w:r>
+    </w:p>
+    <w:p>
+      <w:pPr>
         <w:numPr>
           <w:ilvl w:val="0"/>
           <w:numId w:val="1002"/>
         </w:numPr>
+        <w:pStyle w:val="Compact"/>
       </w:pPr>
       <w:r>
         <w:t xml:space="preserve">Nombra tres hábitos de vida saludable. ____________________</w:t>
@@ -115,11 +178,11 @@
     </w:p>
     <w:p>
       <w:pPr>
-        <w:pStyle w:val="Compact"/>
         <w:numPr>
           <w:ilvl w:val="0"/>
           <w:numId w:val="1002"/>
         </w:numPr>
+        <w:pStyle w:val="Compact"/>
       </w:pPr>
       <w:r>
         <w:t xml:space="preserve">¿Cuántos minutos de actividad física necesita al día una niña de tu edad? ____________________</w:t>
@@ -127,11 +190,11 @@
     </w:p>
     <w:p>
       <w:pPr>
-        <w:pStyle w:val="Compact"/>
         <w:numPr>
           <w:ilvl w:val="0"/>
           <w:numId w:val="1002"/>
         </w:numPr>
+        <w:pStyle w:val="Compact"/>
       </w:pPr>
       <w:r>
         <w:t xml:space="preserve">¿Qué significan los sellos negros</w:t>
@@ -140,7 +203,13 @@
         <w:t xml:space="preserve"> </w:t>
       </w:r>
       <w:r>
-        <w:t xml:space="preserve">“ALTO EN”</w:t>
+        <w:t xml:space="preserve">“</w:t>
+      </w:r>
+      <w:r>
+        <w:t xml:space="preserve">ALTO EN</w:t>
+      </w:r>
+      <w:r>
+        <w:t xml:space="preserve">”</w:t>
       </w:r>
       <w:r>
         <w:t xml:space="preserve"> </w:t>
@@ -151,11 +220,11 @@
     </w:p>
     <w:p>
       <w:pPr>
-        <w:pStyle w:val="Compact"/>
         <w:numPr>
           <w:ilvl w:val="0"/>
           <w:numId w:val="1002"/>
         </w:numPr>
+        <w:pStyle w:val="Compact"/>
       </w:pPr>
       <w:r>
         <w:t xml:space="preserve">¿Qué fracción del plato deberían ocupar las verduras y frutas? ____________________</w:t>
@@ -163,11 +232,11 @@
     </w:p>
     <w:p>
       <w:pPr>
-        <w:pStyle w:val="Compact"/>
         <w:numPr>
           <w:ilvl w:val="0"/>
           <w:numId w:val="1002"/>
         </w:numPr>
+        <w:pStyle w:val="Compact"/>
       </w:pPr>
       <w:r>
         <w:t xml:space="preserve">Nombra dos sustancias dañinas que tiene el humo del cigarrillo. ____________________</w:t>
@@ -175,11 +244,11 @@
     </w:p>
     <w:p>
       <w:pPr>
-        <w:pStyle w:val="Compact"/>
         <w:numPr>
           <w:ilvl w:val="0"/>
           <w:numId w:val="1002"/>
         </w:numPr>
+        <w:pStyle w:val="Compact"/>
       </w:pPr>
       <w:r>
         <w:t xml:space="preserve">¿Qué es un fumador pasivo? ____________________</w:t>
@@ -187,11 +256,11 @@
     </w:p>
     <w:p>
       <w:pPr>
-        <w:pStyle w:val="Compact"/>
         <w:numPr>
           <w:ilvl w:val="0"/>
           <w:numId w:val="1002"/>
         </w:numPr>
+        <w:pStyle w:val="Compact"/>
       </w:pPr>
       <w:r>
         <w:t xml:space="preserve">¿A qué sistema del cuerpo daña primero el cigarrillo? ____________________</w:t>
@@ -199,11 +268,11 @@
     </w:p>
     <w:p>
       <w:pPr>
-        <w:pStyle w:val="Compact"/>
         <w:numPr>
           <w:ilvl w:val="0"/>
           <w:numId w:val="1002"/>
         </w:numPr>
+        <w:pStyle w:val="Compact"/>
       </w:pPr>
       <w:r>
         <w:t xml:space="preserve">¿Por qué es difícil dejar de fumar? ____________________</w:t>
@@ -216,8 +285,9 @@
         </w:pict>
       </w:r>
     </w:p>
-    <w:bookmarkEnd w:id="9"/>
-    <w:bookmarkStart w:id="14" w:name="sección-1-los-hábitos-de-vida-saludable"/>
+    <w:bookmarkEnd w:id="20"/>
+    <w:bookmarkEnd w:id="21"/>
+    <w:bookmarkStart w:id="27" w:name="sección-1-los-hábitos-de-vida-saludable"/>
     <w:p>
       <w:pPr>
         <w:pStyle w:val="Heading2"/>
@@ -238,8 +308,8 @@
       </w:r>
       <w:r>
         <w:rPr>
+          <w:bCs/>
           <w:b/>
-          <w:bCs/>
         </w:rPr>
         <w:t xml:space="preserve">hábito</w:t>
       </w:r>
@@ -250,7 +320,7 @@
         <w:t xml:space="preserve">es una conducta que se repite tantas veces que termina saliendo sola. Los hábitos saludables son los que mantienen el cuerpo y la mente funcionando bien a lo largo del tiempo.</w:t>
       </w:r>
     </w:p>
-    <w:bookmarkStart w:id="10" w:name="los-cinco-pilares"/>
+    <w:bookmarkStart w:id="22" w:name="los-cinco-pilares"/>
     <w:p>
       <w:pPr>
         <w:pStyle w:val="Heading3"/>
@@ -263,8 +333,8 @@
       <w:tblPr>
         <w:tblStyle w:val="Table"/>
         <w:tblW w:type="pct" w:w="5000"/>
-        <w:tblLayout w:type="fixed"/>
         <w:tblLook w:firstRow="1" w:lastRow="0" w:firstColumn="0" w:lastColumn="0" w:noHBand="0" w:noVBand="0" w:val="0020"/>
+        <w:jc w:val="start"/>
       </w:tblPr>
       <w:tblGrid>
         <w:gridCol w:w="2640"/>
@@ -273,13 +343,14 @@
       </w:tblGrid>
       <w:tr>
         <w:trPr>
-          <w:tblHeader w:val="on"/>
+          <w:tblHeader w:val="true"/>
         </w:trPr>
         <w:tc>
           <w:tcPr/>
           <w:p>
             <w:pPr>
               <w:pStyle w:val="Compact"/>
+              <w:jc w:val="left"/>
             </w:pPr>
             <w:r>
               <w:t xml:space="preserve">Hábito</w:t>
@@ -291,6 +362,7 @@
           <w:p>
             <w:pPr>
               <w:pStyle w:val="Compact"/>
+              <w:jc w:val="left"/>
             </w:pPr>
             <w:r>
               <w:t xml:space="preserve">Qué se recomienda a los 10–11 años</w:t>
@@ -302,6 +374,7 @@
           <w:p>
             <w:pPr>
               <w:pStyle w:val="Compact"/>
+              <w:jc w:val="left"/>
             </w:pPr>
             <w:r>
               <w:t xml:space="preserve">Por qué</w:t>
@@ -315,6 +388,7 @@
           <w:p>
             <w:pPr>
               <w:pStyle w:val="Compact"/>
+              <w:jc w:val="left"/>
             </w:pPr>
             <w:r>
               <w:t xml:space="preserve">Alimentación equilibrada</w:t>
@@ -326,6 +400,7 @@
           <w:p>
             <w:pPr>
               <w:pStyle w:val="Compact"/>
+              <w:jc w:val="left"/>
             </w:pPr>
             <w:r>
               <w:t xml:space="preserve">4 comidas al día, con verduras y frutas en todas</w:t>
@@ -337,6 +412,7 @@
           <w:p>
             <w:pPr>
               <w:pStyle w:val="Compact"/>
+              <w:jc w:val="left"/>
             </w:pPr>
             <w:r>
               <w:t xml:space="preserve">Entrega los nutrientes que el cuerpo necesita para crecer</w:t>
@@ -350,6 +426,7 @@
           <w:p>
             <w:pPr>
               <w:pStyle w:val="Compact"/>
+              <w:jc w:val="left"/>
             </w:pPr>
             <w:r>
               <w:t xml:space="preserve">Actividad física</w:t>
@@ -361,6 +438,7 @@
           <w:p>
             <w:pPr>
               <w:pStyle w:val="Compact"/>
+              <w:jc w:val="left"/>
             </w:pPr>
             <w:r>
               <w:t xml:space="preserve">Al menos 60 minutos diarios de movimiento</w:t>
@@ -372,6 +450,7 @@
           <w:p>
             <w:pPr>
               <w:pStyle w:val="Compact"/>
+              <w:jc w:val="left"/>
             </w:pPr>
             <w:r>
               <w:t xml:space="preserve">Fortalece el corazón, los músculos y los huesos</w:t>
@@ -385,6 +464,7 @@
           <w:p>
             <w:pPr>
               <w:pStyle w:val="Compact"/>
+              <w:jc w:val="left"/>
             </w:pPr>
             <w:r>
               <w:t xml:space="preserve">Higiene</w:t>
@@ -396,6 +476,7 @@
           <w:p>
             <w:pPr>
               <w:pStyle w:val="Compact"/>
+              <w:jc w:val="left"/>
             </w:pPr>
             <w:r>
               <w:t xml:space="preserve">Lavado de manos, cepillado de dientes tres veces al día, ducha diaria</w:t>
@@ -407,6 +488,7 @@
           <w:p>
             <w:pPr>
               <w:pStyle w:val="Compact"/>
+              <w:jc w:val="left"/>
             </w:pPr>
             <w:r>
               <w:t xml:space="preserve">Evita el contagio de agentes infecciosos</w:t>
@@ -420,6 +502,7 @@
           <w:p>
             <w:pPr>
               <w:pStyle w:val="Compact"/>
+              <w:jc w:val="left"/>
             </w:pPr>
             <w:r>
               <w:t xml:space="preserve">Sueño</w:t>
@@ -431,6 +514,7 @@
           <w:p>
             <w:pPr>
               <w:pStyle w:val="Compact"/>
+              <w:jc w:val="left"/>
             </w:pPr>
             <w:r>
               <w:t xml:space="preserve">Entre 9 y 11 horas cada noche</w:t>
@@ -442,6 +526,7 @@
           <w:p>
             <w:pPr>
               <w:pStyle w:val="Compact"/>
+              <w:jc w:val="left"/>
             </w:pPr>
             <w:r>
               <w:t xml:space="preserve">El cuerpo repara tejidos y el cerebro fija lo aprendido</w:t>
@@ -455,6 +540,7 @@
           <w:p>
             <w:pPr>
               <w:pStyle w:val="Compact"/>
+              <w:jc w:val="left"/>
             </w:pPr>
             <w:r>
               <w:t xml:space="preserve">Hidratación</w:t>
@@ -466,6 +552,7 @@
           <w:p>
             <w:pPr>
               <w:pStyle w:val="Compact"/>
+              <w:jc w:val="left"/>
             </w:pPr>
             <w:r>
               <w:t xml:space="preserve">Entre 6 y 8 vasos de agua al día</w:t>
@@ -477,6 +564,7 @@
           <w:p>
             <w:pPr>
               <w:pStyle w:val="Compact"/>
+              <w:jc w:val="left"/>
             </w:pPr>
             <w:r>
               <w:t xml:space="preserve">El agua transporta nutrientes y regula la temperatura</w:t>
@@ -485,8 +573,8 @@
         </w:tc>
       </w:tr>
     </w:tbl>
-    <w:bookmarkEnd w:id="10"/>
-    <w:bookmarkStart w:id="11" w:name="lo-que-ocurre-cuando-faltan"/>
+    <w:bookmarkEnd w:id="22"/>
+    <w:bookmarkStart w:id="23" w:name="lo-que-ocurre-cuando-faltan"/>
     <w:p>
       <w:pPr>
         <w:pStyle w:val="Heading3"/>
@@ -507,8 +595,8 @@
       </w:r>
       <w:r>
         <w:rPr>
+          <w:bCs/>
           <w:b/>
-          <w:bCs/>
         </w:rPr>
         <w:t xml:space="preserve">sedentarismo</w:t>
       </w:r>
@@ -516,8 +604,8 @@
         <w:t xml:space="preserve">, sobrepeso, cansancio, dificultad para concentrarse y mayor riesgo de enfermedades cardiovasculares en la vida adulta. En Chile, el Ministerio de Salud identifica la obesidad infantil como uno de los principales problemas de salud pública escolar.</w:t>
       </w:r>
     </w:p>
-    <w:bookmarkEnd w:id="11"/>
-    <w:bookmarkStart w:id="12" w:name="actividad-física-no-es-solo-deporte"/>
+    <w:bookmarkEnd w:id="23"/>
+    <w:bookmarkStart w:id="25" w:name="actividad-física-no-es-solo-deporte"/>
     <w:p>
       <w:pPr>
         <w:pStyle w:val="Heading3"/>
@@ -538,8 +626,8 @@
       </w:r>
       <w:r>
         <w:rPr>
+          <w:bCs/>
           <w:b/>
-          <w:bCs/>
         </w:rPr>
         <w:t xml:space="preserve">suma del día</w:t>
       </w:r>
@@ -547,8 +635,108 @@
         <w:t xml:space="preserve">, no una sola sesión.</w:t>
       </w:r>
     </w:p>
-    <w:bookmarkEnd w:id="12"/>
-    <w:bookmarkStart w:id="13" w:name="ahora-tú"/>
+    <w:bookmarkStart w:id="24" w:name="palabras-nuevas-1"/>
+    <w:p>
+      <w:pPr>
+        <w:pStyle w:val="Heading4"/>
+      </w:pPr>
+      <w:r>
+        <w:t xml:space="preserve">📖 Palabras nuevas</w:t>
+      </w:r>
+    </w:p>
+    <w:p>
+      <w:pPr>
+        <w:pStyle w:val="FirstParagraph"/>
+      </w:pPr>
+      <w:r>
+        <w:rPr>
+          <w:bCs/>
+          <w:b/>
+        </w:rPr>
+        <w:t xml:space="preserve">Nutriente.</w:t>
+      </w:r>
+      <w:r>
+        <w:t xml:space="preserve"> </w:t>
+      </w:r>
+      <w:r>
+        <w:t xml:space="preserve">La parte útil de los alimentos que tu cuerpo aprovecha para crecer y tener energía, como las proteínas o el calcio de la leche.</w:t>
+      </w:r>
+    </w:p>
+    <w:p>
+      <w:pPr>
+        <w:pStyle w:val="BodyText"/>
+      </w:pPr>
+      <w:r>
+        <w:rPr>
+          <w:bCs/>
+          <w:b/>
+        </w:rPr>
+        <w:t xml:space="preserve">Agente infeccioso.</w:t>
+      </w:r>
+      <w:r>
+        <w:t xml:space="preserve"> </w:t>
+      </w:r>
+      <w:r>
+        <w:t xml:space="preserve">Los microbios muy chiquititos, como las bacterias y los virus, que te pueden enfermar. Por eso lavarse las manos ayuda tanto.</w:t>
+      </w:r>
+    </w:p>
+    <w:p>
+      <w:pPr>
+        <w:pStyle w:val="BodyText"/>
+      </w:pPr>
+      <w:r>
+        <w:rPr>
+          <w:bCs/>
+          <w:b/>
+        </w:rPr>
+        <w:t xml:space="preserve">Tejido.</w:t>
+      </w:r>
+      <w:r>
+        <w:t xml:space="preserve"> </w:t>
+      </w:r>
+      <w:r>
+        <w:t xml:space="preserve">El material del que están hechas las partes de tu cuerpo, como la piel o los músculos. Cuando te haces una herida, el cuerpo repara ese tejido.</w:t>
+      </w:r>
+    </w:p>
+    <w:p>
+      <w:pPr>
+        <w:pStyle w:val="BodyText"/>
+      </w:pPr>
+      <w:r>
+        <w:rPr>
+          <w:bCs/>
+          <w:b/>
+        </w:rPr>
+        <w:t xml:space="preserve">Sedentarismo.</w:t>
+      </w:r>
+      <w:r>
+        <w:t xml:space="preserve"> </w:t>
+      </w:r>
+      <w:r>
+        <w:t xml:space="preserve">Pasar casi todo el día sentada o acostada, moviéndote muy poco. Es lo contrario de una vida activa.</w:t>
+      </w:r>
+    </w:p>
+    <w:p>
+      <w:pPr>
+        <w:pStyle w:val="BodyText"/>
+      </w:pPr>
+      <w:r>
+        <w:rPr>
+          <w:bCs/>
+          <w:b/>
+        </w:rPr>
+        <w:t xml:space="preserve">Enfermedad cardiovascular.</w:t>
+      </w:r>
+      <w:r>
+        <w:t xml:space="preserve"> </w:t>
+      </w:r>
+      <w:r>
+        <w:t xml:space="preserve">Una enfermedad del corazón o de los tubos por donde corre la sangre. Aparece sobre todo en adultos que se movieron poco y comieron mal por muchos años.</w:t>
+      </w:r>
+    </w:p>
+    <w:bookmarkEnd w:id="24"/>
+    <w:bookmarkEnd w:id="25"/>
+    <w:bookmarkStart w:id="26" w:name="ahora-tú"/>
     <w:p>
       <w:pPr>
         <w:pStyle w:val="Heading3"/>
@@ -559,11 +747,11 @@
     </w:p>
     <w:p>
       <w:pPr>
-        <w:pStyle w:val="Compact"/>
         <w:numPr>
           <w:ilvl w:val="0"/>
           <w:numId w:val="1003"/>
         </w:numPr>
+        <w:pStyle w:val="Compact"/>
       </w:pPr>
       <w:r>
         <w:t xml:space="preserve">Nombra los cinco pilares de una vida saludable.</w:t>
@@ -571,11 +759,11 @@
     </w:p>
     <w:p>
       <w:pPr>
-        <w:pStyle w:val="Compact"/>
         <w:numPr>
           <w:ilvl w:val="0"/>
           <w:numId w:val="1003"/>
         </w:numPr>
+        <w:pStyle w:val="Compact"/>
       </w:pPr>
       <w:r>
         <w:t xml:space="preserve">¿Cuántos minutos de actividad física necesitas al día? ¿Se pueden sumar en partes?</w:t>
@@ -583,11 +771,11 @@
     </w:p>
     <w:p>
       <w:pPr>
-        <w:pStyle w:val="Compact"/>
         <w:numPr>
           <w:ilvl w:val="0"/>
           <w:numId w:val="1003"/>
         </w:numPr>
+        <w:pStyle w:val="Compact"/>
       </w:pPr>
       <w:r>
         <w:t xml:space="preserve">Explica con tus palabras por qué dormir bien ayuda a rendir en el colegio.</w:t>
@@ -595,11 +783,11 @@
     </w:p>
     <w:p>
       <w:pPr>
-        <w:pStyle w:val="Compact"/>
         <w:numPr>
           <w:ilvl w:val="0"/>
           <w:numId w:val="1003"/>
         </w:numPr>
+        <w:pStyle w:val="Compact"/>
       </w:pPr>
       <w:r>
         <w:t xml:space="preserve">Clasifica en hábito saludable o no saludable: tomar bebidas azucaradas a diario · lavarse las manos antes de comer · ver pantallas hasta medianoche · subir por la escalera en vez del ascensor.</w:t>
@@ -607,11 +795,11 @@
     </w:p>
     <w:p>
       <w:pPr>
-        <w:pStyle w:val="Compact"/>
         <w:numPr>
           <w:ilvl w:val="0"/>
           <w:numId w:val="1003"/>
         </w:numPr>
+        <w:pStyle w:val="Compact"/>
       </w:pPr>
       <w:r>
         <w:t xml:space="preserve">Registra tu propio día de ayer: ¿cuántos minutos te moviste? ¿Cuántas horas dormiste? ¿Cuántos vasos de agua tomaste?</w:t>
@@ -624,9 +812,9 @@
         </w:pict>
       </w:r>
     </w:p>
-    <w:bookmarkEnd w:id="13"/>
-    <w:bookmarkEnd w:id="14"/>
-    <w:bookmarkStart w:id="19" w:name="X19ea3b61d87f5f9226425313cd31c8bc9a16150"/>
+    <w:bookmarkEnd w:id="26"/>
+    <w:bookmarkEnd w:id="27"/>
+    <w:bookmarkStart w:id="33" w:name="X19ea3b61d87f5f9226425313cd31c8bc9a16150"/>
     <w:p>
       <w:pPr>
         <w:pStyle w:val="Heading2"/>
@@ -638,10 +826,16 @@
         <w:t xml:space="preserve"> </w:t>
       </w:r>
       <w:r>
-        <w:t xml:space="preserve">“ALTO EN”</w:t>
-      </w:r>
-    </w:p>
-    <w:bookmarkStart w:id="15" w:name="X7b551b423bf43093a3adbb29bc65c57c511b5c4"/>
+        <w:t xml:space="preserve">“</w:t>
+      </w:r>
+      <w:r>
+        <w:t xml:space="preserve">ALTO EN</w:t>
+      </w:r>
+      <w:r>
+        <w:t xml:space="preserve">”</w:t>
+      </w:r>
+    </w:p>
+    <w:bookmarkStart w:id="28" w:name="X7b551b423bf43093a3adbb29bc65c57c511b5c4"/>
     <w:p>
       <w:pPr>
         <w:pStyle w:val="Heading3"/>
@@ -654,8 +848,8 @@
       <w:tblPr>
         <w:tblStyle w:val="Table"/>
         <w:tblW w:type="pct" w:w="5000"/>
-        <w:tblLayout w:type="fixed"/>
         <w:tblLook w:firstRow="1" w:lastRow="0" w:firstColumn="0" w:lastColumn="0" w:noHBand="0" w:noVBand="0" w:val="0020"/>
+        <w:jc w:val="start"/>
       </w:tblPr>
       <w:tblGrid>
         <w:gridCol w:w="2640"/>
@@ -664,13 +858,14 @@
       </w:tblGrid>
       <w:tr>
         <w:trPr>
-          <w:tblHeader w:val="on"/>
+          <w:tblHeader w:val="true"/>
         </w:trPr>
         <w:tc>
           <w:tcPr/>
           <w:p>
             <w:pPr>
               <w:pStyle w:val="Compact"/>
+              <w:jc w:val="left"/>
             </w:pPr>
             <w:r>
               <w:t xml:space="preserve">Grupo</w:t>
@@ -682,6 +877,7 @@
           <w:p>
             <w:pPr>
               <w:pStyle w:val="Compact"/>
+              <w:jc w:val="left"/>
             </w:pPr>
             <w:r>
               <w:t xml:space="preserve">Ejemplos</w:t>
@@ -693,6 +889,7 @@
           <w:p>
             <w:pPr>
               <w:pStyle w:val="Compact"/>
+              <w:jc w:val="left"/>
             </w:pPr>
             <w:r>
               <w:t xml:space="preserve">Función principal</w:t>
@@ -706,6 +903,7 @@
           <w:p>
             <w:pPr>
               <w:pStyle w:val="Compact"/>
+              <w:jc w:val="left"/>
             </w:pPr>
             <w:r>
               <w:t xml:space="preserve">Cereales, papas y legumbres</w:t>
@@ -717,6 +915,7 @@
           <w:p>
             <w:pPr>
               <w:pStyle w:val="Compact"/>
+              <w:jc w:val="left"/>
             </w:pPr>
             <w:r>
               <w:t xml:space="preserve">Arroz, avena, pan, papas, porotos, lentejas</w:t>
@@ -728,6 +927,7 @@
           <w:p>
             <w:pPr>
               <w:pStyle w:val="Compact"/>
+              <w:jc w:val="left"/>
             </w:pPr>
             <w:r>
               <w:t xml:space="preserve">Energía (hidratos de carbono)</w:t>
@@ -741,6 +941,7 @@
           <w:p>
             <w:pPr>
               <w:pStyle w:val="Compact"/>
+              <w:jc w:val="left"/>
             </w:pPr>
             <w:r>
               <w:t xml:space="preserve">Verduras y frutas</w:t>
@@ -752,6 +953,7 @@
           <w:p>
             <w:pPr>
               <w:pStyle w:val="Compact"/>
+              <w:jc w:val="left"/>
             </w:pPr>
             <w:r>
               <w:t xml:space="preserve">Zapallo, lechuga, tomate, manzana, naranja</w:t>
@@ -763,6 +965,7 @@
           <w:p>
             <w:pPr>
               <w:pStyle w:val="Compact"/>
+              <w:jc w:val="left"/>
             </w:pPr>
             <w:r>
               <w:t xml:space="preserve">Vitaminas, minerales y fibra</w:t>
@@ -776,6 +979,7 @@
           <w:p>
             <w:pPr>
               <w:pStyle w:val="Compact"/>
+              <w:jc w:val="left"/>
             </w:pPr>
             <w:r>
               <w:t xml:space="preserve">Lácteos</w:t>
@@ -787,6 +991,7 @@
           <w:p>
             <w:pPr>
               <w:pStyle w:val="Compact"/>
+              <w:jc w:val="left"/>
             </w:pPr>
             <w:r>
               <w:t xml:space="preserve">Leche, yogur, quesillo</w:t>
@@ -798,6 +1003,7 @@
           <w:p>
             <w:pPr>
               <w:pStyle w:val="Compact"/>
+              <w:jc w:val="left"/>
             </w:pPr>
             <w:r>
               <w:t xml:space="preserve">Calcio para huesos y dientes</w:t>
@@ -811,6 +1017,7 @@
           <w:p>
             <w:pPr>
               <w:pStyle w:val="Compact"/>
+              <w:jc w:val="left"/>
             </w:pPr>
             <w:r>
               <w:t xml:space="preserve">Carnes, huevos, pescados y legumbres</w:t>
@@ -822,6 +1029,7 @@
           <w:p>
             <w:pPr>
               <w:pStyle w:val="Compact"/>
+              <w:jc w:val="left"/>
             </w:pPr>
             <w:r>
               <w:t xml:space="preserve">Pollo, pescado, huevo, lentejas</w:t>
@@ -833,6 +1041,7 @@
           <w:p>
             <w:pPr>
               <w:pStyle w:val="Compact"/>
+              <w:jc w:val="left"/>
             </w:pPr>
             <w:r>
               <w:t xml:space="preserve">Proteínas para crecer y reparar tejidos</w:t>
@@ -846,6 +1055,7 @@
           <w:p>
             <w:pPr>
               <w:pStyle w:val="Compact"/>
+              <w:jc w:val="left"/>
             </w:pPr>
             <w:r>
               <w:t xml:space="preserve">Aceites y semillas</w:t>
@@ -857,6 +1067,7 @@
           <w:p>
             <w:pPr>
               <w:pStyle w:val="Compact"/>
+              <w:jc w:val="left"/>
             </w:pPr>
             <w:r>
               <w:t xml:space="preserve">Aceite de oliva, palta, nueces</w:t>
@@ -868,6 +1079,7 @@
           <w:p>
             <w:pPr>
               <w:pStyle w:val="Compact"/>
+              <w:jc w:val="left"/>
             </w:pPr>
             <w:r>
               <w:t xml:space="preserve">Grasas saludables</w:t>
@@ -881,6 +1093,7 @@
           <w:p>
             <w:pPr>
               <w:pStyle w:val="Compact"/>
+              <w:jc w:val="left"/>
             </w:pPr>
             <w:r>
               <w:t xml:space="preserve">Azúcares y grasas</w:t>
@@ -892,6 +1105,7 @@
           <w:p>
             <w:pPr>
               <w:pStyle w:val="Compact"/>
+              <w:jc w:val="left"/>
             </w:pPr>
             <w:r>
               <w:t xml:space="preserve">Golosinas, frituras, bebidas</w:t>
@@ -903,6 +1117,7 @@
           <w:p>
             <w:pPr>
               <w:pStyle w:val="Compact"/>
+              <w:jc w:val="left"/>
             </w:pPr>
             <w:r>
               <w:t xml:space="preserve">Solo energía, sin nutrientes. Consumo ocasional</w:t>
@@ -911,8 +1126,8 @@
         </w:tc>
       </w:tr>
     </w:tbl>
-    <w:bookmarkEnd w:id="15"/>
-    <w:bookmarkStart w:id="16" w:name="el-etiquetado-chileno"/>
+    <w:bookmarkEnd w:id="28"/>
+    <w:bookmarkStart w:id="29" w:name="el-etiquetado-chileno"/>
     <w:p>
       <w:pPr>
         <w:pStyle w:val="Heading3"/>
@@ -933,8 +1148,8 @@
       </w:r>
       <w:r>
         <w:rPr>
+          <w:bCs/>
           <w:b/>
-          <w:bCs/>
         </w:rPr>
         <w:t xml:space="preserve">Ley 20.606</w:t>
       </w:r>
@@ -944,64 +1159,64 @@
     </w:p>
     <w:p>
       <w:pPr>
-        <w:pStyle w:val="Compact"/>
         <w:numPr>
           <w:ilvl w:val="0"/>
           <w:numId w:val="1004"/>
         </w:numPr>
+        <w:pStyle w:val="Compact"/>
       </w:pPr>
       <w:r>
         <w:rPr>
+          <w:bCs/>
           <w:b/>
-          <w:bCs/>
         </w:rPr>
         <w:t xml:space="preserve">ALTO EN AZÚCARES</w:t>
       </w:r>
     </w:p>
     <w:p>
       <w:pPr>
-        <w:pStyle w:val="Compact"/>
         <w:numPr>
           <w:ilvl w:val="0"/>
           <w:numId w:val="1004"/>
         </w:numPr>
+        <w:pStyle w:val="Compact"/>
       </w:pPr>
       <w:r>
         <w:rPr>
+          <w:bCs/>
           <w:b/>
-          <w:bCs/>
         </w:rPr>
         <w:t xml:space="preserve">ALTO EN SODIO</w:t>
       </w:r>
     </w:p>
     <w:p>
       <w:pPr>
-        <w:pStyle w:val="Compact"/>
         <w:numPr>
           <w:ilvl w:val="0"/>
           <w:numId w:val="1004"/>
         </w:numPr>
+        <w:pStyle w:val="Compact"/>
       </w:pPr>
       <w:r>
         <w:rPr>
+          <w:bCs/>
           <w:b/>
-          <w:bCs/>
         </w:rPr>
         <w:t xml:space="preserve">ALTO EN GRASAS SATURADAS</w:t>
       </w:r>
     </w:p>
     <w:p>
       <w:pPr>
-        <w:pStyle w:val="Compact"/>
         <w:numPr>
           <w:ilvl w:val="0"/>
           <w:numId w:val="1004"/>
         </w:numPr>
+        <w:pStyle w:val="Compact"/>
       </w:pPr>
       <w:r>
         <w:rPr>
+          <w:bCs/>
           <w:b/>
-          <w:bCs/>
         </w:rPr>
         <w:t xml:space="preserve">ALTO EN CALORÍAS</w:t>
       </w:r>
@@ -1017,7 +1232,13 @@
         <w:t xml:space="preserve"> </w:t>
       </w:r>
       <w:r>
-        <w:t xml:space="preserve">“prohibido”</w:t>
+        <w:t xml:space="preserve">“</w:t>
+      </w:r>
+      <w:r>
+        <w:t xml:space="preserve">prohibido</w:t>
+      </w:r>
+      <w:r>
+        <w:t xml:space="preserve">”</w:t>
       </w:r>
       <w:r>
         <w:t xml:space="preserve">. Dicen</w:t>
@@ -1027,17 +1248,31 @@
       </w:r>
       <w:r>
         <w:rPr>
+          <w:bCs/>
           <w:b/>
+        </w:rPr>
+        <w:t xml:space="preserve">“</w:t>
+      </w:r>
+      <w:r>
+        <w:rPr>
           <w:bCs/>
+          <w:b/>
         </w:rPr>
-        <w:t xml:space="preserve">“consume poco y de vez en cuando”</w:t>
+        <w:t xml:space="preserve">consume poco y de vez en cuando</w:t>
+      </w:r>
+      <w:r>
+        <w:rPr>
+          <w:bCs/>
+          <w:b/>
+        </w:rPr>
+        <w:t xml:space="preserve">”</w:t>
       </w:r>
       <w:r>
         <w:t xml:space="preserve">. Además, la ley prohíbe vender estos productos dentro de los colegios y usar dibujos animados para promocionarlos a niños.</w:t>
       </w:r>
     </w:p>
-    <w:bookmarkEnd w:id="16"/>
-    <w:bookmarkStart w:id="17" w:name="cómo-leer-un-envase"/>
+    <w:bookmarkEnd w:id="29"/>
+    <w:bookmarkStart w:id="31" w:name="cómo-leer-un-envase"/>
     <w:p>
       <w:pPr>
         <w:pStyle w:val="Heading3"/>
@@ -1048,11 +1283,11 @@
     </w:p>
     <w:p>
       <w:pPr>
-        <w:pStyle w:val="Compact"/>
         <w:numPr>
           <w:ilvl w:val="0"/>
           <w:numId w:val="1005"/>
         </w:numPr>
+        <w:pStyle w:val="Compact"/>
       </w:pPr>
       <w:r>
         <w:t xml:space="preserve">Mirar cuántos sellos tiene: mientras menos, mejor.</w:t>
@@ -1060,11 +1295,11 @@
     </w:p>
     <w:p>
       <w:pPr>
-        <w:pStyle w:val="Compact"/>
         <w:numPr>
           <w:ilvl w:val="0"/>
           <w:numId w:val="1005"/>
         </w:numPr>
+        <w:pStyle w:val="Compact"/>
       </w:pPr>
       <w:r>
         <w:t xml:space="preserve">Revisar la lista de ingredientes: van ordenados de mayor a menor cantidad. Si el azúcar aparece entre los tres primeros, el producto tiene mucha azúcar.</w:t>
@@ -1072,18 +1307,118 @@
     </w:p>
     <w:p>
       <w:pPr>
-        <w:pStyle w:val="Compact"/>
         <w:numPr>
           <w:ilvl w:val="0"/>
           <w:numId w:val="1005"/>
         </w:numPr>
+        <w:pStyle w:val="Compact"/>
       </w:pPr>
       <w:r>
         <w:t xml:space="preserve">Mirar la porción: la información nutricional suele estar calculada por porción, no por envase completo.</w:t>
       </w:r>
     </w:p>
-    <w:bookmarkEnd w:id="17"/>
-    <w:bookmarkStart w:id="18" w:name="ahora-tú-1"/>
+    <w:bookmarkStart w:id="30" w:name="palabras-nuevas-2"/>
+    <w:p>
+      <w:pPr>
+        <w:pStyle w:val="Heading4"/>
+      </w:pPr>
+      <w:r>
+        <w:t xml:space="preserve">📖 Palabras nuevas</w:t>
+      </w:r>
+    </w:p>
+    <w:p>
+      <w:pPr>
+        <w:pStyle w:val="FirstParagraph"/>
+      </w:pPr>
+      <w:r>
+        <w:rPr>
+          <w:bCs/>
+          <w:b/>
+        </w:rPr>
+        <w:t xml:space="preserve">Hidrato de carbono.</w:t>
+      </w:r>
+      <w:r>
+        <w:t xml:space="preserve"> </w:t>
+      </w:r>
+      <w:r>
+        <w:t xml:space="preserve">Lo que le da energía rápida a tu cuerpo, como un combustible. Está en el pan, el arroz, los fideos y las papas.</w:t>
+      </w:r>
+    </w:p>
+    <w:p>
+      <w:pPr>
+        <w:pStyle w:val="BodyText"/>
+      </w:pPr>
+      <w:r>
+        <w:rPr>
+          <w:bCs/>
+          <w:b/>
+        </w:rPr>
+        <w:t xml:space="preserve">Fibra.</w:t>
+      </w:r>
+      <w:r>
+        <w:t xml:space="preserve"> </w:t>
+      </w:r>
+      <w:r>
+        <w:t xml:space="preserve">Una parte de las frutas, verduras y legumbres que tu cuerpo no digiere, pero que ayuda a que la guata funcione bien.</w:t>
+      </w:r>
+    </w:p>
+    <w:p>
+      <w:pPr>
+        <w:pStyle w:val="BodyText"/>
+      </w:pPr>
+      <w:r>
+        <w:rPr>
+          <w:bCs/>
+          <w:b/>
+        </w:rPr>
+        <w:t xml:space="preserve">Sodio.</w:t>
+      </w:r>
+      <w:r>
+        <w:t xml:space="preserve"> </w:t>
+      </w:r>
+      <w:r>
+        <w:t xml:space="preserve">Lo que hace salada a la sal. Si comes mucho, con los años te puede subir la presión de la sangre.</w:t>
+      </w:r>
+    </w:p>
+    <w:p>
+      <w:pPr>
+        <w:pStyle w:val="BodyText"/>
+      </w:pPr>
+      <w:r>
+        <w:rPr>
+          <w:bCs/>
+          <w:b/>
+        </w:rPr>
+        <w:t xml:space="preserve">Grasa saturada.</w:t>
+      </w:r>
+      <w:r>
+        <w:t xml:space="preserve"> </w:t>
+      </w:r>
+      <w:r>
+        <w:t xml:space="preserve">El tipo de grasa que hace mal al corazón cuando se come mucho. Está en las frituras, las galletas y los embutidos como las salchichas.</w:t>
+      </w:r>
+    </w:p>
+    <w:p>
+      <w:pPr>
+        <w:pStyle w:val="BodyText"/>
+      </w:pPr>
+      <w:r>
+        <w:rPr>
+          <w:bCs/>
+          <w:b/>
+        </w:rPr>
+        <w:t xml:space="preserve">Porción.</w:t>
+      </w:r>
+      <w:r>
+        <w:t xml:space="preserve"> </w:t>
+      </w:r>
+      <w:r>
+        <w:t xml:space="preserve">La cantidad que se supone que comes de una vez, no todo el paquete. Un envase de galletas puede traer cuatro porciones adentro.</w:t>
+      </w:r>
+    </w:p>
+    <w:bookmarkEnd w:id="30"/>
+    <w:bookmarkEnd w:id="31"/>
+    <w:bookmarkStart w:id="32" w:name="ahora-tú-1"/>
     <w:p>
       <w:pPr>
         <w:pStyle w:val="Heading3"/>
@@ -1094,11 +1429,11 @@
     </w:p>
     <w:p>
       <w:pPr>
-        <w:pStyle w:val="Compact"/>
         <w:numPr>
           <w:ilvl w:val="0"/>
           <w:numId w:val="1006"/>
         </w:numPr>
+        <w:pStyle w:val="Compact"/>
       </w:pPr>
       <w:r>
         <w:t xml:space="preserve">¿Qué grupo de alimentos aporta principalmente calcio? ¿Para qué sirve?</w:t>
@@ -1106,11 +1441,11 @@
     </w:p>
     <w:p>
       <w:pPr>
-        <w:pStyle w:val="Compact"/>
         <w:numPr>
           <w:ilvl w:val="0"/>
           <w:numId w:val="1006"/>
         </w:numPr>
+        <w:pStyle w:val="Compact"/>
       </w:pPr>
       <w:r>
         <w:t xml:space="preserve">¿Qué aportan las legumbres? Nombra dos.</w:t>
@@ -1118,11 +1453,11 @@
     </w:p>
     <w:p>
       <w:pPr>
-        <w:pStyle w:val="Compact"/>
         <w:numPr>
           <w:ilvl w:val="0"/>
           <w:numId w:val="1006"/>
         </w:numPr>
+        <w:pStyle w:val="Compact"/>
       </w:pPr>
       <w:r>
         <w:t xml:space="preserve">¿Qué significa exactamente un sello</w:t>
@@ -1131,7 +1466,13 @@
         <w:t xml:space="preserve"> </w:t>
       </w:r>
       <w:r>
-        <w:t xml:space="preserve">“ALTO EN SODIO”</w:t>
+        <w:t xml:space="preserve">“</w:t>
+      </w:r>
+      <w:r>
+        <w:t xml:space="preserve">ALTO EN SODIO</w:t>
+      </w:r>
+      <w:r>
+        <w:t xml:space="preserve">”</w:t>
       </w:r>
       <w:r>
         <w:t xml:space="preserve">?</w:t>
@@ -1139,11 +1480,11 @@
     </w:p>
     <w:p>
       <w:pPr>
-        <w:pStyle w:val="Compact"/>
         <w:numPr>
           <w:ilvl w:val="0"/>
           <w:numId w:val="1006"/>
         </w:numPr>
+        <w:pStyle w:val="Compact"/>
       </w:pPr>
       <w:r>
         <w:t xml:space="preserve">¿Cuáles son los cuatro sellos que existen en Chile?</w:t>
@@ -1151,11 +1492,11 @@
     </w:p>
     <w:p>
       <w:pPr>
-        <w:pStyle w:val="Compact"/>
         <w:numPr>
           <w:ilvl w:val="0"/>
           <w:numId w:val="1006"/>
         </w:numPr>
+        <w:pStyle w:val="Compact"/>
       </w:pPr>
       <w:r>
         <w:t xml:space="preserve">Un cereal de desayuno tiene esta lista de ingredientes:</w:t>
@@ -1165,8 +1506,8 @@
       </w:r>
       <w:r>
         <w:rPr>
+          <w:iCs/>
           <w:i/>
-          <w:iCs/>
         </w:rPr>
         <w:t xml:space="preserve">azúcar, harina de maíz, jarabe de glucosa, sal, saborizante</w:t>
       </w:r>
@@ -1176,11 +1517,11 @@
     </w:p>
     <w:p>
       <w:pPr>
-        <w:pStyle w:val="Compact"/>
         <w:numPr>
           <w:ilvl w:val="0"/>
           <w:numId w:val="1006"/>
         </w:numPr>
+        <w:pStyle w:val="Compact"/>
       </w:pPr>
       <w:r>
         <w:t xml:space="preserve">Busca tres envases en tu cocina y anota cuántos sellos tiene cada uno.</w:t>
@@ -1193,9 +1534,9 @@
         </w:pict>
       </w:r>
     </w:p>
-    <w:bookmarkEnd w:id="18"/>
-    <w:bookmarkEnd w:id="19"/>
-    <w:bookmarkStart w:id="24" w:name="sección-3-armar-un-menú-saludable"/>
+    <w:bookmarkEnd w:id="32"/>
+    <w:bookmarkEnd w:id="33"/>
+    <w:bookmarkStart w:id="39" w:name="sección-3-armar-un-menú-saludable"/>
     <w:p>
       <w:pPr>
         <w:pStyle w:val="Heading2"/>
@@ -1204,7 +1545,7 @@
         <w:t xml:space="preserve">Sección 3 · Armar un menú saludable</w:t>
       </w:r>
     </w:p>
-    <w:bookmarkStart w:id="20" w:name="el-modelo-del-plato"/>
+    <w:bookmarkStart w:id="34" w:name="el-modelo-del-plato"/>
     <w:p>
       <w:pPr>
         <w:pStyle w:val="Heading3"/>
@@ -1225,8 +1566,8 @@
       <w:tblPr>
         <w:tblStyle w:val="Table"/>
         <w:tblW w:type="pct" w:w="5000"/>
-        <w:tblLayout w:type="fixed"/>
         <w:tblLook w:firstRow="1" w:lastRow="0" w:firstColumn="0" w:lastColumn="0" w:noHBand="0" w:noVBand="0" w:val="0020"/>
+        <w:jc w:val="start"/>
       </w:tblPr>
       <w:tblGrid>
         <w:gridCol w:w="2640"/>
@@ -1235,13 +1576,14 @@
       </w:tblGrid>
       <w:tr>
         <w:trPr>
-          <w:tblHeader w:val="on"/>
+          <w:tblHeader w:val="true"/>
         </w:trPr>
         <w:tc>
           <w:tcPr/>
           <w:p>
             <w:pPr>
               <w:pStyle w:val="Compact"/>
+              <w:jc w:val="left"/>
             </w:pPr>
             <w:r>
               <w:t xml:space="preserve">Parte del plato</w:t>
@@ -1253,6 +1595,7 @@
           <w:p>
             <w:pPr>
               <w:pStyle w:val="Compact"/>
+              <w:jc w:val="left"/>
             </w:pPr>
             <w:r>
               <w:t xml:space="preserve">Fracción</w:t>
@@ -1264,6 +1607,7 @@
           <w:p>
             <w:pPr>
               <w:pStyle w:val="Compact"/>
+              <w:jc w:val="left"/>
             </w:pPr>
             <w:r>
               <w:t xml:space="preserve">Qué va ahí</w:t>
@@ -1277,6 +1621,7 @@
           <w:p>
             <w:pPr>
               <w:pStyle w:val="Compact"/>
+              <w:jc w:val="left"/>
             </w:pPr>
             <w:r>
               <w:t xml:space="preserve">Mitad del plato</w:t>
@@ -1288,6 +1633,7 @@
           <w:p>
             <w:pPr>
               <w:pStyle w:val="Compact"/>
+              <w:jc w:val="left"/>
             </w:pPr>
             <w:r>
               <w:t xml:space="preserve">1/2</w:t>
@@ -1299,6 +1645,7 @@
           <w:p>
             <w:pPr>
               <w:pStyle w:val="Compact"/>
+              <w:jc w:val="left"/>
             </w:pPr>
             <w:r>
               <w:t xml:space="preserve">Verduras y frutas, crudas o cocidas, de varios colores</w:t>
@@ -1312,6 +1659,7 @@
           <w:p>
             <w:pPr>
               <w:pStyle w:val="Compact"/>
+              <w:jc w:val="left"/>
             </w:pPr>
             <w:r>
               <w:t xml:space="preserve">Un cuarto</w:t>
@@ -1323,6 +1671,7 @@
           <w:p>
             <w:pPr>
               <w:pStyle w:val="Compact"/>
+              <w:jc w:val="left"/>
             </w:pPr>
             <w:r>
               <w:t xml:space="preserve">1/4</w:t>
@@ -1334,6 +1683,7 @@
           <w:p>
             <w:pPr>
               <w:pStyle w:val="Compact"/>
+              <w:jc w:val="left"/>
             </w:pPr>
             <w:r>
               <w:t xml:space="preserve">Cereales, papas o legumbres</w:t>
@@ -1347,6 +1697,7 @@
           <w:p>
             <w:pPr>
               <w:pStyle w:val="Compact"/>
+              <w:jc w:val="left"/>
             </w:pPr>
             <w:r>
               <w:t xml:space="preserve">Un cuarto</w:t>
@@ -1358,6 +1709,7 @@
           <w:p>
             <w:pPr>
               <w:pStyle w:val="Compact"/>
+              <w:jc w:val="left"/>
             </w:pPr>
             <w:r>
               <w:t xml:space="preserve">1/4</w:t>
@@ -1369,6 +1721,7 @@
           <w:p>
             <w:pPr>
               <w:pStyle w:val="Compact"/>
+              <w:jc w:val="left"/>
             </w:pPr>
             <w:r>
               <w:t xml:space="preserve">Proteínas: pollo, pescado, huevo o legumbres</w:t>
@@ -1389,8 +1742,8 @@
       </w:r>
       <w:r>
         <w:rPr>
+          <w:bCs/>
           <w:b/>
-          <w:bCs/>
         </w:rPr>
         <w:t xml:space="preserve">un vaso de agua</w:t>
       </w:r>
@@ -1406,8 +1759,8 @@
         <w:t xml:space="preserve">Aquí las fracciones de Matemáticas aparecen en la vida real: 1/2 + 1/4 + 1/4 = 1 plato completo.</w:t>
       </w:r>
     </w:p>
-    <w:bookmarkEnd w:id="20"/>
-    <w:bookmarkStart w:id="21" w:name="las-cuatro-comidas-del-día"/>
+    <w:bookmarkEnd w:id="34"/>
+    <w:bookmarkStart w:id="35" w:name="las-cuatro-comidas-del-día"/>
     <w:p>
       <w:pPr>
         <w:pStyle w:val="Heading3"/>
@@ -1420,8 +1773,8 @@
       <w:tblPr>
         <w:tblStyle w:val="Table"/>
         <w:tblW w:type="pct" w:w="5000"/>
-        <w:tblLayout w:type="fixed"/>
         <w:tblLook w:firstRow="1" w:lastRow="0" w:firstColumn="0" w:lastColumn="0" w:noHBand="0" w:noVBand="0" w:val="0020"/>
+        <w:jc w:val="start"/>
       </w:tblPr>
       <w:tblGrid>
         <w:gridCol w:w="2640"/>
@@ -1430,13 +1783,14 @@
       </w:tblGrid>
       <w:tr>
         <w:trPr>
-          <w:tblHeader w:val="on"/>
+          <w:tblHeader w:val="true"/>
         </w:trPr>
         <w:tc>
           <w:tcPr/>
           <w:p>
             <w:pPr>
               <w:pStyle w:val="Compact"/>
+              <w:jc w:val="left"/>
             </w:pPr>
             <w:r>
               <w:t xml:space="preserve">Comida</w:t>
@@ -1448,6 +1802,7 @@
           <w:p>
             <w:pPr>
               <w:pStyle w:val="Compact"/>
+              <w:jc w:val="left"/>
             </w:pPr>
             <w:r>
               <w:t xml:space="preserve">Qué debería incluir</w:t>
@@ -1459,6 +1814,7 @@
           <w:p>
             <w:pPr>
               <w:pStyle w:val="Compact"/>
+              <w:jc w:val="left"/>
             </w:pPr>
             <w:r>
               <w:t xml:space="preserve">Ejemplo</w:t>
@@ -1472,6 +1828,7 @@
           <w:p>
             <w:pPr>
               <w:pStyle w:val="Compact"/>
+              <w:jc w:val="left"/>
             </w:pPr>
             <w:r>
               <w:t xml:space="preserve">Desayuno</w:t>
@@ -1483,6 +1840,7 @@
           <w:p>
             <w:pPr>
               <w:pStyle w:val="Compact"/>
+              <w:jc w:val="left"/>
             </w:pPr>
             <w:r>
               <w:t xml:space="preserve">Lácteo + cereal + fruta</w:t>
@@ -1494,6 +1852,7 @@
           <w:p>
             <w:pPr>
               <w:pStyle w:val="Compact"/>
+              <w:jc w:val="left"/>
             </w:pPr>
             <w:r>
               <w:t xml:space="preserve">Leche, pan integral con quesillo y una naranja</w:t>
@@ -1507,6 +1866,7 @@
           <w:p>
             <w:pPr>
               <w:pStyle w:val="Compact"/>
+              <w:jc w:val="left"/>
             </w:pPr>
             <w:r>
               <w:t xml:space="preserve">Almuerzo</w:t>
@@ -1518,6 +1878,7 @@
           <w:p>
             <w:pPr>
               <w:pStyle w:val="Compact"/>
+              <w:jc w:val="left"/>
             </w:pPr>
             <w:r>
               <w:t xml:space="preserve">El modelo del plato completo</w:t>
@@ -1529,6 +1890,7 @@
           <w:p>
             <w:pPr>
               <w:pStyle w:val="Compact"/>
+              <w:jc w:val="left"/>
             </w:pPr>
             <w:r>
               <w:t xml:space="preserve">Ensalada de tomate, arroz, pollo al horno y agua</w:t>
@@ -1542,6 +1904,7 @@
           <w:p>
             <w:pPr>
               <w:pStyle w:val="Compact"/>
+              <w:jc w:val="left"/>
             </w:pPr>
             <w:r>
               <w:t xml:space="preserve">Once</w:t>
@@ -1553,6 +1916,7 @@
           <w:p>
             <w:pPr>
               <w:pStyle w:val="Compact"/>
+              <w:jc w:val="left"/>
             </w:pPr>
             <w:r>
               <w:t xml:space="preserve">Lácteo + algo de fruta o cereal</w:t>
@@ -1564,6 +1928,7 @@
           <w:p>
             <w:pPr>
               <w:pStyle w:val="Compact"/>
+              <w:jc w:val="left"/>
             </w:pPr>
             <w:r>
               <w:t xml:space="preserve">Yogur natural con avena y plátano</w:t>
@@ -1577,6 +1942,7 @@
           <w:p>
             <w:pPr>
               <w:pStyle w:val="Compact"/>
+              <w:jc w:val="left"/>
             </w:pPr>
             <w:r>
               <w:t xml:space="preserve">Cena</w:t>
@@ -1588,6 +1954,7 @@
           <w:p>
             <w:pPr>
               <w:pStyle w:val="Compact"/>
+              <w:jc w:val="left"/>
             </w:pPr>
             <w:r>
               <w:t xml:space="preserve">Liviana, con verduras</w:t>
@@ -1599,6 +1966,7 @@
           <w:p>
             <w:pPr>
               <w:pStyle w:val="Compact"/>
+              <w:jc w:val="left"/>
             </w:pPr>
             <w:r>
               <w:t xml:space="preserve">Sopa de verduras y un huevo revuelto</w:t>
@@ -1607,8 +1975,8 @@
         </w:tc>
       </w:tr>
     </w:tbl>
-    <w:bookmarkEnd w:id="21"/>
-    <w:bookmarkStart w:id="22" w:name="errores-frecuentes-al-armar-un-menú"/>
+    <w:bookmarkEnd w:id="35"/>
+    <w:bookmarkStart w:id="37" w:name="errores-frecuentes-al-armar-un-menú"/>
     <w:p>
       <w:pPr>
         <w:pStyle w:val="Heading3"/>
@@ -1619,11 +1987,11 @@
     </w:p>
     <w:p>
       <w:pPr>
-        <w:pStyle w:val="Compact"/>
         <w:numPr>
           <w:ilvl w:val="0"/>
           <w:numId w:val="1007"/>
         </w:numPr>
+        <w:pStyle w:val="Compact"/>
       </w:pPr>
       <w:r>
         <w:t xml:space="preserve">Poner arroz</w:t>
@@ -1633,8 +2001,8 @@
       </w:r>
       <w:r>
         <w:rPr>
+          <w:bCs/>
           <w:b/>
-          <w:bCs/>
         </w:rPr>
         <w:t xml:space="preserve">y</w:t>
       </w:r>
@@ -1647,11 +2015,11 @@
     </w:p>
     <w:p>
       <w:pPr>
-        <w:pStyle w:val="Compact"/>
         <w:numPr>
           <w:ilvl w:val="0"/>
           <w:numId w:val="1007"/>
         </w:numPr>
+        <w:pStyle w:val="Compact"/>
       </w:pPr>
       <w:r>
         <w:t xml:space="preserve">Reemplazar el agua por jugo envasado, que suele llevar sello ALTO EN AZÚCARES.</w:t>
@@ -1659,11 +2027,11 @@
     </w:p>
     <w:p>
       <w:pPr>
-        <w:pStyle w:val="Compact"/>
         <w:numPr>
           <w:ilvl w:val="0"/>
           <w:numId w:val="1007"/>
         </w:numPr>
+        <w:pStyle w:val="Compact"/>
       </w:pPr>
       <w:r>
         <w:t xml:space="preserve">Olvidar la fruta: es la más fácil de dejar afuera y la que más aporta fibra y vitaminas.</w:t>
@@ -1671,11 +2039,11 @@
     </w:p>
     <w:p>
       <w:pPr>
-        <w:pStyle w:val="Compact"/>
         <w:numPr>
           <w:ilvl w:val="0"/>
           <w:numId w:val="1007"/>
         </w:numPr>
+        <w:pStyle w:val="Compact"/>
       </w:pPr>
       <w:r>
         <w:t xml:space="preserve">Creer que</w:t>
@@ -1684,7 +2052,13 @@
         <w:t xml:space="preserve"> </w:t>
       </w:r>
       <w:r>
-        <w:t xml:space="preserve">“light”</w:t>
+        <w:t xml:space="preserve">“</w:t>
+      </w:r>
+      <w:r>
+        <w:t xml:space="preserve">light</w:t>
+      </w:r>
+      <w:r>
+        <w:t xml:space="preserve">”</w:t>
       </w:r>
       <w:r>
         <w:t xml:space="preserve"> </w:t>
@@ -1696,7 +2070,13 @@
         <w:t xml:space="preserve"> </w:t>
       </w:r>
       <w:r>
-        <w:t xml:space="preserve">“natural”</w:t>
+        <w:t xml:space="preserve">“</w:t>
+      </w:r>
+      <w:r>
+        <w:t xml:space="preserve">natural</w:t>
+      </w:r>
+      <w:r>
+        <w:t xml:space="preserve">”</w:t>
       </w:r>
       <w:r>
         <w:t xml:space="preserve"> </w:t>
@@ -1708,14 +2088,120 @@
         <w:t xml:space="preserve"> </w:t>
       </w:r>
       <w:r>
-        <w:t xml:space="preserve">“sin sellos”</w:t>
+        <w:t xml:space="preserve">“</w:t>
+      </w:r>
+      <w:r>
+        <w:t xml:space="preserve">sin sellos</w:t>
+      </w:r>
+      <w:r>
+        <w:t xml:space="preserve">”</w:t>
       </w:r>
       <w:r>
         <w:t xml:space="preserve">. Hay que revisar el envase.</w:t>
       </w:r>
     </w:p>
-    <w:bookmarkEnd w:id="22"/>
-    <w:bookmarkStart w:id="23" w:name="ahora-tú-2"/>
+    <w:bookmarkStart w:id="36" w:name="palabras-nuevas-3"/>
+    <w:p>
+      <w:pPr>
+        <w:pStyle w:val="Heading4"/>
+      </w:pPr>
+      <w:r>
+        <w:t xml:space="preserve">📖 Palabras nuevas</w:t>
+      </w:r>
+    </w:p>
+    <w:p>
+      <w:pPr>
+        <w:pStyle w:val="FirstParagraph"/>
+      </w:pPr>
+      <w:r>
+        <w:rPr>
+          <w:bCs/>
+          <w:b/>
+        </w:rPr>
+        <w:t xml:space="preserve">Integral.</w:t>
+      </w:r>
+      <w:r>
+        <w:t xml:space="preserve"> </w:t>
+      </w:r>
+      <w:r>
+        <w:t xml:space="preserve">Se dice de un pan o cereal hecho con el grano completo, sin sacarle la cáscara. Tiene más fibra que el pan blanco.</w:t>
+      </w:r>
+    </w:p>
+    <w:p>
+      <w:pPr>
+        <w:pStyle w:val="BodyText"/>
+      </w:pPr>
+      <w:r>
+        <w:rPr>
+          <w:bCs/>
+          <w:b/>
+        </w:rPr>
+        <w:t xml:space="preserve">Liviana.</w:t>
+      </w:r>
+      <w:r>
+        <w:t xml:space="preserve"> </w:t>
+      </w:r>
+      <w:r>
+        <w:t xml:space="preserve">Una comida liviana es suave y no muy abundante, fácil de digerir. Por eso la cena liviana te ayuda a dormir mejor.</w:t>
+      </w:r>
+    </w:p>
+    <w:p>
+      <w:pPr>
+        <w:pStyle w:val="BodyText"/>
+      </w:pPr>
+      <w:r>
+        <w:rPr>
+          <w:bCs/>
+          <w:b/>
+        </w:rPr>
+        <w:t xml:space="preserve">Envasado.</w:t>
+      </w:r>
+      <w:r>
+        <w:t xml:space="preserve"> </w:t>
+      </w:r>
+      <w:r>
+        <w:t xml:space="preserve">Un producto que viene ya preparado dentro de una caja, tarro o botella. Un jugo envasado no es lo mismo que exprimir una naranja.</w:t>
+      </w:r>
+    </w:p>
+    <w:p>
+      <w:pPr>
+        <w:pStyle w:val="BodyText"/>
+      </w:pPr>
+      <w:r>
+        <w:rPr>
+          <w:bCs/>
+          <w:b/>
+        </w:rPr>
+        <w:t xml:space="preserve">Light.</w:t>
+      </w:r>
+      <w:r>
+        <w:t xml:space="preserve"> </w:t>
+      </w:r>
+      <w:r>
+        <w:t xml:space="preserve">Palabra en inglés que ponen en algunos productos para decir que tienen menos azúcar o menos grasa que el original. No significa que sea sano ni que no tenga sellos.</w:t>
+      </w:r>
+    </w:p>
+    <w:p>
+      <w:pPr>
+        <w:pStyle w:val="BodyText"/>
+      </w:pPr>
+      <w:r>
+        <w:rPr>
+          <w:bCs/>
+          <w:b/>
+        </w:rPr>
+        <w:t xml:space="preserve">Rotular.</w:t>
+      </w:r>
+      <w:r>
+        <w:t xml:space="preserve"> </w:t>
+      </w:r>
+      <w:r>
+        <w:t xml:space="preserve">Ponerle un nombre o una etiqueta a cada parte de un dibujo, para que se entienda qué es cada cosa.</w:t>
+      </w:r>
+    </w:p>
+    <w:bookmarkEnd w:id="36"/>
+    <w:bookmarkEnd w:id="37"/>
+    <w:bookmarkStart w:id="38" w:name="ahora-tú-2"/>
     <w:p>
       <w:pPr>
         <w:pStyle w:val="Heading3"/>
@@ -1726,11 +2212,11 @@
     </w:p>
     <w:p>
       <w:pPr>
-        <w:pStyle w:val="Compact"/>
         <w:numPr>
           <w:ilvl w:val="0"/>
           <w:numId w:val="1008"/>
         </w:numPr>
+        <w:pStyle w:val="Compact"/>
       </w:pPr>
       <w:r>
         <w:t xml:space="preserve">Dibuja un plato y divídelo según el modelo. Rotula cada parte con su fracción.</w:t>
@@ -1738,11 +2224,11 @@
     </w:p>
     <w:p>
       <w:pPr>
-        <w:pStyle w:val="Compact"/>
         <w:numPr>
           <w:ilvl w:val="0"/>
           <w:numId w:val="1008"/>
         </w:numPr>
+        <w:pStyle w:val="Compact"/>
       </w:pPr>
       <w:r>
         <w:t xml:space="preserve">Corrige este almuerzo:</w:t>
@@ -1752,8 +2238,8 @@
       </w:r>
       <w:r>
         <w:rPr>
+          <w:iCs/>
           <w:i/>
-          <w:iCs/>
         </w:rPr>
         <w:t xml:space="preserve">puré de papas, arroz, salchichas y bebida</w:t>
       </w:r>
@@ -1763,11 +2249,11 @@
     </w:p>
     <w:p>
       <w:pPr>
-        <w:pStyle w:val="Compact"/>
         <w:numPr>
           <w:ilvl w:val="0"/>
           <w:numId w:val="1008"/>
         </w:numPr>
+        <w:pStyle w:val="Compact"/>
       </w:pPr>
       <w:r>
         <w:t xml:space="preserve">Arma un desayuno completo con productos que existan en tu casa.</w:t>
@@ -1775,11 +2261,11 @@
     </w:p>
     <w:p>
       <w:pPr>
-        <w:pStyle w:val="Compact"/>
         <w:numPr>
           <w:ilvl w:val="0"/>
           <w:numId w:val="1008"/>
         </w:numPr>
+        <w:pStyle w:val="Compact"/>
       </w:pPr>
       <w:r>
         <w:t xml:space="preserve">¿Por qué el agua es mejor que el jugo envasado, aunque el jugo diga</w:t>
@@ -1788,7 +2274,13 @@
         <w:t xml:space="preserve"> </w:t>
       </w:r>
       <w:r>
-        <w:t xml:space="preserve">“sabor natural”</w:t>
+        <w:t xml:space="preserve">“</w:t>
+      </w:r>
+      <w:r>
+        <w:t xml:space="preserve">sabor natural</w:t>
+      </w:r>
+      <w:r>
+        <w:t xml:space="preserve">”</w:t>
       </w:r>
       <w:r>
         <w:t xml:space="preserve">?</w:t>
@@ -1796,11 +2288,11 @@
     </w:p>
     <w:p>
       <w:pPr>
-        <w:pStyle w:val="Compact"/>
         <w:numPr>
           <w:ilvl w:val="0"/>
           <w:numId w:val="1008"/>
         </w:numPr>
+        <w:pStyle w:val="Compact"/>
       </w:pPr>
       <w:r>
         <w:t xml:space="preserve">Diseña un</w:t>
@@ -1810,8 +2302,8 @@
       </w:r>
       <w:r>
         <w:rPr>
+          <w:bCs/>
           <w:b/>
-          <w:bCs/>
         </w:rPr>
         <w:t xml:space="preserve">menú de un día completo</w:t>
       </w:r>
@@ -1829,9 +2321,9 @@
         </w:pict>
       </w:r>
     </w:p>
-    <w:bookmarkEnd w:id="23"/>
-    <w:bookmarkEnd w:id="24"/>
-    <w:bookmarkStart w:id="30" w:name="sección-4-los-efectos-del-cigarrillo"/>
+    <w:bookmarkEnd w:id="38"/>
+    <w:bookmarkEnd w:id="39"/>
+    <w:bookmarkStart w:id="46" w:name="sección-4-los-efectos-del-cigarrillo"/>
     <w:p>
       <w:pPr>
         <w:pStyle w:val="Heading2"/>
@@ -1840,7 +2332,7 @@
         <w:t xml:space="preserve">Sección 4 · Los efectos del cigarrillo</w:t>
       </w:r>
     </w:p>
-    <w:bookmarkStart w:id="25" w:name="qué-hay-dentro-del-humo"/>
+    <w:bookmarkStart w:id="40" w:name="qué-hay-dentro-del-humo"/>
     <w:p>
       <w:pPr>
         <w:pStyle w:val="Heading3"/>
@@ -1861,8 +2353,8 @@
       <w:tblPr>
         <w:tblStyle w:val="Table"/>
         <w:tblW w:type="pct" w:w="5000"/>
-        <w:tblLayout w:type="fixed"/>
         <w:tblLook w:firstRow="1" w:lastRow="0" w:firstColumn="0" w:lastColumn="0" w:noHBand="0" w:noVBand="0" w:val="0020"/>
+        <w:jc w:val="start"/>
       </w:tblPr>
       <w:tblGrid>
         <w:gridCol w:w="3960"/>
@@ -1870,13 +2362,14 @@
       </w:tblGrid>
       <w:tr>
         <w:trPr>
-          <w:tblHeader w:val="on"/>
+          <w:tblHeader w:val="true"/>
         </w:trPr>
         <w:tc>
           <w:tcPr/>
           <w:p>
             <w:pPr>
               <w:pStyle w:val="Compact"/>
+              <w:jc w:val="left"/>
             </w:pPr>
             <w:r>
               <w:t xml:space="preserve">Sustancia</w:t>
@@ -1888,6 +2381,7 @@
           <w:p>
             <w:pPr>
               <w:pStyle w:val="Compact"/>
+              <w:jc w:val="left"/>
             </w:pPr>
             <w:r>
               <w:t xml:space="preserve">Qué hace</w:t>
@@ -1901,11 +2395,12 @@
           <w:p>
             <w:pPr>
               <w:pStyle w:val="Compact"/>
+              <w:jc w:val="left"/>
             </w:pPr>
             <w:r>
               <w:rPr>
+                <w:bCs/>
                 <w:b/>
-                <w:bCs/>
               </w:rPr>
               <w:t xml:space="preserve">Nicotina</w:t>
             </w:r>
@@ -1916,6 +2411,7 @@
           <w:p>
             <w:pPr>
               <w:pStyle w:val="Compact"/>
+              <w:jc w:val="left"/>
             </w:pPr>
             <w:r>
               <w:t xml:space="preserve">Produce adicción. Es la razón por la que dejar de fumar es tan difícil: el cuerpo empieza a necesitarla. Además acelera el corazón y contrae los vasos sanguíneos.</w:t>
@@ -1929,11 +2425,12 @@
           <w:p>
             <w:pPr>
               <w:pStyle w:val="Compact"/>
+              <w:jc w:val="left"/>
             </w:pPr>
             <w:r>
               <w:rPr>
+                <w:bCs/>
                 <w:b/>
-                <w:bCs/>
               </w:rPr>
               <w:t xml:space="preserve">Alquitrán</w:t>
             </w:r>
@@ -1944,6 +2441,7 @@
           <w:p>
             <w:pPr>
               <w:pStyle w:val="Compact"/>
+              <w:jc w:val="left"/>
             </w:pPr>
             <w:r>
               <w:t xml:space="preserve">Es una sustancia pegajosa y oscura que se deposita en los pulmones. Destruye los cilios que limpian las vías respiratorias y es la principal causante del cáncer pulmonar.</w:t>
@@ -1957,11 +2455,12 @@
           <w:p>
             <w:pPr>
               <w:pStyle w:val="Compact"/>
+              <w:jc w:val="left"/>
             </w:pPr>
             <w:r>
               <w:rPr>
+                <w:bCs/>
                 <w:b/>
-                <w:bCs/>
               </w:rPr>
               <w:t xml:space="preserve">Monóxido de carbono</w:t>
             </w:r>
@@ -1972,6 +2471,7 @@
           <w:p>
             <w:pPr>
               <w:pStyle w:val="Compact"/>
+              <w:jc w:val="left"/>
             </w:pPr>
             <w:r>
               <w:t xml:space="preserve">Es un gas que ocupa en la sangre el lugar del oxígeno. El cuerpo recibe menos oxígeno del que necesita, y el corazón debe trabajar más.</w:t>
@@ -1980,8 +2480,8 @@
         </w:tc>
       </w:tr>
     </w:tbl>
-    <w:bookmarkEnd w:id="25"/>
-    <w:bookmarkStart w:id="26" w:name="qué-sistemas-se-dañan"/>
+    <w:bookmarkEnd w:id="40"/>
+    <w:bookmarkStart w:id="41" w:name="qué-sistemas-se-dañan"/>
     <w:p>
       <w:pPr>
         <w:pStyle w:val="Heading3"/>
@@ -1996,8 +2496,8 @@
       </w:pPr>
       <w:r>
         <w:rPr>
+          <w:bCs/>
           <w:b/>
-          <w:bCs/>
         </w:rPr>
         <w:t xml:space="preserve">Sistema respiratorio.</w:t>
       </w:r>
@@ -2014,8 +2514,8 @@
       </w:pPr>
       <w:r>
         <w:rPr>
+          <w:bCs/>
           <w:b/>
-          <w:bCs/>
         </w:rPr>
         <w:t xml:space="preserve">Sistema circulatorio.</w:t>
       </w:r>
@@ -2032,8 +2532,8 @@
       </w:pPr>
       <w:r>
         <w:rPr>
+          <w:bCs/>
           <w:b/>
-          <w:bCs/>
         </w:rPr>
         <w:t xml:space="preserve">Otros efectos visibles:</w:t>
       </w:r>
@@ -2044,8 +2544,8 @@
         <w:t xml:space="preserve">mal aliento, dientes amarillos, menor sentido del gusto y del olfato, piel envejecida antes de tiempo y menos resistencia física al hacer deporte.</w:t>
       </w:r>
     </w:p>
-    <w:bookmarkEnd w:id="26"/>
-    <w:bookmarkStart w:id="27" w:name="el-fumador-pasivo"/>
+    <w:bookmarkEnd w:id="41"/>
+    <w:bookmarkStart w:id="42" w:name="el-fumador-pasivo"/>
     <w:p>
       <w:pPr>
         <w:pStyle w:val="Heading3"/>
@@ -2066,8 +2566,8 @@
       </w:r>
       <w:r>
         <w:rPr>
+          <w:bCs/>
           <w:b/>
-          <w:bCs/>
         </w:rPr>
         <w:t xml:space="preserve">fumador pasivo</w:t>
       </w:r>
@@ -2087,8 +2587,8 @@
       </w:r>
       <w:r>
         <w:rPr>
+          <w:bCs/>
           <w:b/>
-          <w:bCs/>
         </w:rPr>
         <w:t xml:space="preserve">Ley 20.660</w:t>
       </w:r>
@@ -2096,8 +2596,8 @@
         <w:t xml:space="preserve">, que modificó la Ley 19.419) prohíbe fumar en espacios cerrados de uso público, en establecimientos educacionales y de salud, en el transporte público y en los patios de los colegios. También obliga a los envases a llevar imágenes de advertencia.</w:t>
       </w:r>
     </w:p>
-    <w:bookmarkEnd w:id="27"/>
-    <w:bookmarkStart w:id="28" w:name="cómo-decir-que-no"/>
+    <w:bookmarkEnd w:id="42"/>
+    <w:bookmarkStart w:id="44" w:name="cómo-decir-que-no"/>
     <w:p>
       <w:pPr>
         <w:pStyle w:val="Heading3"/>
@@ -2116,16 +2616,16 @@
     </w:p>
     <w:p>
       <w:pPr>
-        <w:pStyle w:val="Compact"/>
         <w:numPr>
           <w:ilvl w:val="0"/>
           <w:numId w:val="1009"/>
         </w:numPr>
+        <w:pStyle w:val="Compact"/>
       </w:pPr>
       <w:r>
         <w:rPr>
+          <w:bCs/>
           <w:b/>
-          <w:bCs/>
         </w:rPr>
         <w:t xml:space="preserve">Decir que no directamente</w:t>
       </w:r>
@@ -2136,21 +2636,27 @@
         <w:t xml:space="preserve"> </w:t>
       </w:r>
       <w:r>
-        <w:t xml:space="preserve">“No, gracias.”</w:t>
-      </w:r>
-    </w:p>
-    <w:p>
-      <w:pPr>
-        <w:pStyle w:val="Compact"/>
+        <w:t xml:space="preserve">“</w:t>
+      </w:r>
+      <w:r>
+        <w:t xml:space="preserve">No, gracias.</w:t>
+      </w:r>
+      <w:r>
+        <w:t xml:space="preserve">”</w:t>
+      </w:r>
+    </w:p>
+    <w:p>
+      <w:pPr>
         <w:numPr>
           <w:ilvl w:val="0"/>
           <w:numId w:val="1009"/>
         </w:numPr>
+        <w:pStyle w:val="Compact"/>
       </w:pPr>
       <w:r>
         <w:rPr>
+          <w:bCs/>
           <w:b/>
-          <w:bCs/>
         </w:rPr>
         <w:t xml:space="preserve">Dar una razón propia.</w:t>
       </w:r>
@@ -2158,21 +2664,27 @@
         <w:t xml:space="preserve"> </w:t>
       </w:r>
       <w:r>
-        <w:t xml:space="preserve">“Entreno y no quiero quedarme sin aire.”</w:t>
-      </w:r>
-    </w:p>
-    <w:p>
-      <w:pPr>
-        <w:pStyle w:val="Compact"/>
+        <w:t xml:space="preserve">“</w:t>
+      </w:r>
+      <w:r>
+        <w:t xml:space="preserve">Entreno y no quiero quedarme sin aire.</w:t>
+      </w:r>
+      <w:r>
+        <w:t xml:space="preserve">”</w:t>
+      </w:r>
+    </w:p>
+    <w:p>
+      <w:pPr>
         <w:numPr>
           <w:ilvl w:val="0"/>
           <w:numId w:val="1009"/>
         </w:numPr>
+        <w:pStyle w:val="Compact"/>
       </w:pPr>
       <w:r>
         <w:rPr>
+          <w:bCs/>
           <w:b/>
-          <w:bCs/>
         </w:rPr>
         <w:t xml:space="preserve">Cambiar el tema o el lugar.</w:t>
       </w:r>
@@ -2180,21 +2692,27 @@
         <w:t xml:space="preserve"> </w:t>
       </w:r>
       <w:r>
-        <w:t xml:space="preserve">“Mejor vamos a la cancha.”</w:t>
-      </w:r>
-    </w:p>
-    <w:p>
-      <w:pPr>
-        <w:pStyle w:val="Compact"/>
+        <w:t xml:space="preserve">“</w:t>
+      </w:r>
+      <w:r>
+        <w:t xml:space="preserve">Mejor vamos a la cancha.</w:t>
+      </w:r>
+      <w:r>
+        <w:t xml:space="preserve">”</w:t>
+      </w:r>
+    </w:p>
+    <w:p>
+      <w:pPr>
         <w:numPr>
           <w:ilvl w:val="0"/>
           <w:numId w:val="1009"/>
         </w:numPr>
+        <w:pStyle w:val="Compact"/>
       </w:pPr>
       <w:r>
         <w:rPr>
+          <w:bCs/>
           <w:b/>
-          <w:bCs/>
         </w:rPr>
         <w:t xml:space="preserve">Buscar aliados.</w:t>
       </w:r>
@@ -2207,16 +2725,16 @@
     </w:p>
     <w:p>
       <w:pPr>
-        <w:pStyle w:val="Compact"/>
         <w:numPr>
           <w:ilvl w:val="0"/>
           <w:numId w:val="1009"/>
         </w:numPr>
+        <w:pStyle w:val="Compact"/>
       </w:pPr>
       <w:r>
         <w:rPr>
+          <w:bCs/>
           <w:b/>
-          <w:bCs/>
         </w:rPr>
         <w:t xml:space="preserve">Contarle a un adulto de confianza</w:t>
       </w:r>
@@ -2227,8 +2745,108 @@
         <w:t xml:space="preserve">si la presión se repite.</w:t>
       </w:r>
     </w:p>
-    <w:bookmarkEnd w:id="28"/>
-    <w:bookmarkStart w:id="29" w:name="ahora-tú-3"/>
+    <w:bookmarkStart w:id="43" w:name="palabras-nuevas-4"/>
+    <w:p>
+      <w:pPr>
+        <w:pStyle w:val="Heading4"/>
+      </w:pPr>
+      <w:r>
+        <w:t xml:space="preserve">📖 Palabras nuevas</w:t>
+      </w:r>
+    </w:p>
+    <w:p>
+      <w:pPr>
+        <w:pStyle w:val="FirstParagraph"/>
+      </w:pPr>
+      <w:r>
+        <w:rPr>
+          <w:bCs/>
+          <w:b/>
+        </w:rPr>
+        <w:t xml:space="preserve">Cancerígeno.</w:t>
+      </w:r>
+      <w:r>
+        <w:t xml:space="preserve"> </w:t>
+      </w:r>
+      <w:r>
+        <w:t xml:space="preserve">Se dice de algo que puede provocar cáncer, una enfermedad grave en que unas células del cuerpo crecen sin control.</w:t>
+      </w:r>
+    </w:p>
+    <w:p>
+      <w:pPr>
+        <w:pStyle w:val="BodyText"/>
+      </w:pPr>
+      <w:r>
+        <w:rPr>
+          <w:bCs/>
+          <w:b/>
+        </w:rPr>
+        <w:t xml:space="preserve">Nicotina.</w:t>
+      </w:r>
+      <w:r>
+        <w:t xml:space="preserve"> </w:t>
+      </w:r>
+      <w:r>
+        <w:t xml:space="preserve">Una sustancia que trae el tabaco del cigarrillo y que engancha al cuerpo, o sea, lo hace querer más. Además acelera el corazón.</w:t>
+      </w:r>
+    </w:p>
+    <w:p>
+      <w:pPr>
+        <w:pStyle w:val="BodyText"/>
+      </w:pPr>
+      <w:r>
+        <w:rPr>
+          <w:bCs/>
+          <w:b/>
+        </w:rPr>
+        <w:t xml:space="preserve">Adicción.</w:t>
+      </w:r>
+      <w:r>
+        <w:t xml:space="preserve"> </w:t>
+      </w:r>
+      <w:r>
+        <w:t xml:space="preserve">Cuando el cuerpo se acostumbra tanto a algo que ya no puede dejarlo, aunque la persona quiera. Por eso a los fumadores les cuesta tanto parar.</w:t>
+      </w:r>
+    </w:p>
+    <w:p>
+      <w:pPr>
+        <w:pStyle w:val="BodyText"/>
+      </w:pPr>
+      <w:r>
+        <w:rPr>
+          <w:bCs/>
+          <w:b/>
+        </w:rPr>
+        <w:t xml:space="preserve">Enfisema.</w:t>
+      </w:r>
+      <w:r>
+        <w:t xml:space="preserve"> </w:t>
+      </w:r>
+      <w:r>
+        <w:t xml:space="preserve">Una enfermedad de los pulmones en que se dañan para siempre y la persona queda ahogada con cualquier esfuerzo, como subir una escalera.</w:t>
+      </w:r>
+    </w:p>
+    <w:p>
+      <w:pPr>
+        <w:pStyle w:val="BodyText"/>
+      </w:pPr>
+      <w:r>
+        <w:rPr>
+          <w:bCs/>
+          <w:b/>
+        </w:rPr>
+        <w:t xml:space="preserve">Alvéolo.</w:t>
+      </w:r>
+      <w:r>
+        <w:t xml:space="preserve"> </w:t>
+      </w:r>
+      <w:r>
+        <w:t xml:space="preserve">Unas bolsitas diminutas que están al final de los pulmones, donde el aire pasa a la sangre. Son como globitos que se inflan y desinflan al respirar.</w:t>
+      </w:r>
+    </w:p>
+    <w:bookmarkEnd w:id="43"/>
+    <w:bookmarkEnd w:id="44"/>
+    <w:bookmarkStart w:id="45" w:name="ahora-tú-3"/>
     <w:p>
       <w:pPr>
         <w:pStyle w:val="Heading3"/>
@@ -2239,11 +2857,11 @@
     </w:p>
     <w:p>
       <w:pPr>
-        <w:pStyle w:val="Compact"/>
         <w:numPr>
           <w:ilvl w:val="0"/>
           <w:numId w:val="1010"/>
         </w:numPr>
+        <w:pStyle w:val="Compact"/>
       </w:pPr>
       <w:r>
         <w:t xml:space="preserve">Nombra las tres sustancias principales del humo del cigarrillo y di qué hace cada una.</w:t>
@@ -2251,11 +2869,11 @@
     </w:p>
     <w:p>
       <w:pPr>
-        <w:pStyle w:val="Compact"/>
         <w:numPr>
           <w:ilvl w:val="0"/>
           <w:numId w:val="1010"/>
         </w:numPr>
+        <w:pStyle w:val="Compact"/>
       </w:pPr>
       <w:r>
         <w:t xml:space="preserve">¿Cuál de ellas produce la adicción? Explica por qué eso hace tan difícil dejar de fumar.</w:t>
@@ -2263,11 +2881,11 @@
     </w:p>
     <w:p>
       <w:pPr>
-        <w:pStyle w:val="Compact"/>
         <w:numPr>
           <w:ilvl w:val="0"/>
           <w:numId w:val="1010"/>
         </w:numPr>
+        <w:pStyle w:val="Compact"/>
       </w:pPr>
       <w:r>
         <w:t xml:space="preserve">Explica qué le pasa a los cilios de las vías respiratorias de una persona que fuma.</w:t>
@@ -2275,11 +2893,11 @@
     </w:p>
     <w:p>
       <w:pPr>
-        <w:pStyle w:val="Compact"/>
         <w:numPr>
           <w:ilvl w:val="0"/>
           <w:numId w:val="1010"/>
         </w:numPr>
+        <w:pStyle w:val="Compact"/>
       </w:pPr>
       <w:r>
         <w:t xml:space="preserve">¿Por qué el monóxido de carbono obliga al corazón a trabajar más?</w:t>
@@ -2287,11 +2905,11 @@
     </w:p>
     <w:p>
       <w:pPr>
-        <w:pStyle w:val="Compact"/>
         <w:numPr>
           <w:ilvl w:val="0"/>
           <w:numId w:val="1010"/>
         </w:numPr>
+        <w:pStyle w:val="Compact"/>
       </w:pPr>
       <w:r>
         <w:t xml:space="preserve">¿Qué es un fumador pasivo? Nombra dos problemas que le puede causar el humo ajeno.</w:t>
@@ -2299,11 +2917,11 @@
     </w:p>
     <w:p>
       <w:pPr>
-        <w:pStyle w:val="Compact"/>
         <w:numPr>
           <w:ilvl w:val="0"/>
           <w:numId w:val="1010"/>
         </w:numPr>
+        <w:pStyle w:val="Compact"/>
       </w:pPr>
       <w:r>
         <w:t xml:space="preserve">Nombra dos lugares donde la ley chilena prohíbe fumar.</w:t>
@@ -2311,11 +2929,11 @@
     </w:p>
     <w:p>
       <w:pPr>
-        <w:pStyle w:val="Compact"/>
         <w:numPr>
           <w:ilvl w:val="0"/>
           <w:numId w:val="1010"/>
         </w:numPr>
+        <w:pStyle w:val="Compact"/>
       </w:pPr>
       <w:r>
         <w:t xml:space="preserve">Escribe dos respuestas que podrías dar si alguien te ofrece un cigarrillo.</w:t>
@@ -2328,9 +2946,9 @@
         </w:pict>
       </w:r>
     </w:p>
-    <w:bookmarkEnd w:id="29"/>
-    <w:bookmarkEnd w:id="30"/>
-    <w:bookmarkStart w:id="31" w:name="actividad-central-la-campaña-de-curso"/>
+    <w:bookmarkEnd w:id="45"/>
+    <w:bookmarkEnd w:id="46"/>
+    <w:bookmarkStart w:id="48" w:name="actividad-central-la-campaña-de-curso"/>
     <w:p>
       <w:pPr>
         <w:pStyle w:val="Heading2"/>
@@ -2339,11 +2957,56 @@
         <w:t xml:space="preserve">Actividad central · La campaña de curso</w:t>
       </w:r>
     </w:p>
+    <w:bookmarkStart w:id="47" w:name="palabras-nuevas-5"/>
+    <w:p>
+      <w:pPr>
+        <w:pStyle w:val="Heading4"/>
+      </w:pPr>
+      <w:r>
+        <w:t xml:space="preserve">📖 Palabras nuevas</w:t>
+      </w:r>
+    </w:p>
     <w:p>
       <w:pPr>
         <w:pStyle w:val="FirstParagraph"/>
       </w:pPr>
       <w:r>
+        <w:rPr>
+          <w:bCs/>
+          <w:b/>
+        </w:rPr>
+        <w:t xml:space="preserve">Plana.</w:t>
+      </w:r>
+      <w:r>
+        <w:t xml:space="preserve"> </w:t>
+      </w:r>
+      <w:r>
+        <w:t xml:space="preserve">Una hoja completa, de un solo lado. «De una plana» significa que tu afiche tiene que caber en una hoja.</w:t>
+      </w:r>
+    </w:p>
+    <w:p>
+      <w:pPr>
+        <w:pStyle w:val="BodyText"/>
+      </w:pPr>
+      <w:r>
+        <w:rPr>
+          <w:bCs/>
+          <w:b/>
+        </w:rPr>
+        <w:t xml:space="preserve">Esquema.</w:t>
+      </w:r>
+      <w:r>
+        <w:t xml:space="preserve"> </w:t>
+      </w:r>
+      <w:r>
+        <w:t xml:space="preserve">Un dibujo simple con las partes principales y sus nombres, sin adornos. Sirve para explicar algo de una mirada.</w:t>
+      </w:r>
+    </w:p>
+    <w:p>
+      <w:pPr>
+        <w:pStyle w:val="BodyText"/>
+      </w:pPr>
+      <w:r>
         <w:t xml:space="preserve">Diseña un</w:t>
       </w:r>
       <w:r>
@@ -2351,8 +3014,8 @@
       </w:r>
       <w:r>
         <w:rPr>
+          <w:bCs/>
           <w:b/>
-          <w:bCs/>
         </w:rPr>
         <w:t xml:space="preserve">afiche de campaña</w:t>
       </w:r>
@@ -2365,11 +3028,11 @@
     </w:p>
     <w:p>
       <w:pPr>
-        <w:pStyle w:val="Compact"/>
         <w:numPr>
           <w:ilvl w:val="0"/>
           <w:numId w:val="1011"/>
         </w:numPr>
+        <w:pStyle w:val="Compact"/>
       </w:pPr>
       <w:r>
         <w:t xml:space="preserve">Un</w:t>
@@ -2379,8 +3042,8 @@
       </w:r>
       <w:r>
         <w:rPr>
+          <w:bCs/>
           <w:b/>
-          <w:bCs/>
         </w:rPr>
         <w:t xml:space="preserve">título breve y potente</w:t>
       </w:r>
@@ -2393,11 +3056,11 @@
     </w:p>
     <w:p>
       <w:pPr>
-        <w:pStyle w:val="Compact"/>
         <w:numPr>
           <w:ilvl w:val="0"/>
           <w:numId w:val="1011"/>
         </w:numPr>
+        <w:pStyle w:val="Compact"/>
       </w:pPr>
       <w:r>
         <w:t xml:space="preserve">Un dibujo o esquema que muestre el modelo del plato saludable, con sus fracciones.</w:t>
@@ -2405,11 +3068,11 @@
     </w:p>
     <w:p>
       <w:pPr>
-        <w:pStyle w:val="Compact"/>
         <w:numPr>
           <w:ilvl w:val="0"/>
           <w:numId w:val="1011"/>
         </w:numPr>
+        <w:pStyle w:val="Compact"/>
       </w:pPr>
       <w:r>
         <w:t xml:space="preserve">Tres datos reales sobre el cigarrillo, tomados de la Sección 4.</w:t>
@@ -2417,11 +3080,11 @@
     </w:p>
     <w:p>
       <w:pPr>
-        <w:pStyle w:val="Compact"/>
         <w:numPr>
           <w:ilvl w:val="0"/>
           <w:numId w:val="1011"/>
         </w:numPr>
+        <w:pStyle w:val="Compact"/>
       </w:pPr>
       <w:r>
         <w:t xml:space="preserve">Dos estrategias para decir que no.</w:t>
@@ -2429,11 +3092,11 @@
     </w:p>
     <w:p>
       <w:pPr>
-        <w:pStyle w:val="Compact"/>
         <w:numPr>
           <w:ilvl w:val="0"/>
           <w:numId w:val="1011"/>
         </w:numPr>
+        <w:pStyle w:val="Compact"/>
       </w:pPr>
       <w:r>
         <w:t xml:space="preserve">Una frase de cierre dirigida a tus compañeros.</w:t>
@@ -2454,8 +3117,9 @@
         </w:pict>
       </w:r>
     </w:p>
-    <w:bookmarkEnd w:id="31"/>
-    <w:bookmarkStart w:id="32" w:name="evaluación-integradora"/>
+    <w:bookmarkEnd w:id="47"/>
+    <w:bookmarkEnd w:id="48"/>
+    <w:bookmarkStart w:id="50" w:name="evaluación-integradora"/>
     <w:p>
       <w:pPr>
         <w:pStyle w:val="Heading2"/>
@@ -2464,13 +3128,58 @@
         <w:t xml:space="preserve">Evaluación integradora</w:t>
       </w:r>
     </w:p>
-    <w:p>
-      <w:pPr>
-        <w:pStyle w:val="Compact"/>
+    <w:bookmarkStart w:id="49" w:name="palabras-nuevas-6"/>
+    <w:p>
+      <w:pPr>
+        <w:pStyle w:val="Heading4"/>
+      </w:pPr>
+      <w:r>
+        <w:t xml:space="preserve">📖 Palabras nuevas</w:t>
+      </w:r>
+    </w:p>
+    <w:p>
+      <w:pPr>
+        <w:pStyle w:val="FirstParagraph"/>
+      </w:pPr>
+      <w:r>
+        <w:rPr>
+          <w:bCs/>
+          <w:b/>
+        </w:rPr>
+        <w:t xml:space="preserve">Regular.</w:t>
+      </w:r>
+      <w:r>
+        <w:t xml:space="preserve"> </w:t>
+      </w:r>
+      <w:r>
+        <w:t xml:space="preserve">Cuando una ley regula algo, pone las reglas de cómo se debe hacer. La ley chilena regula qué sellos tienen que llevar los alimentos.</w:t>
+      </w:r>
+    </w:p>
+    <w:p>
+      <w:pPr>
+        <w:pStyle w:val="BodyText"/>
+      </w:pPr>
+      <w:r>
+        <w:rPr>
+          <w:bCs/>
+          <w:b/>
+        </w:rPr>
+        <w:t xml:space="preserve">Advertencia.</w:t>
+      </w:r>
+      <w:r>
+        <w:t xml:space="preserve"> </w:t>
+      </w:r>
+      <w:r>
+        <w:t xml:space="preserve">Un aviso que te alerta de algo que puede hacerte mal. Los sellos negros son una advertencia, no una prohibición.</w:t>
+      </w:r>
+    </w:p>
+    <w:p>
+      <w:pPr>
         <w:numPr>
           <w:ilvl w:val="0"/>
           <w:numId w:val="1012"/>
         </w:numPr>
+        <w:pStyle w:val="Compact"/>
       </w:pPr>
       <w:r>
         <w:t xml:space="preserve">Nombra los cinco pilares de una vida saludable y una recomendación concreta para cada uno.</w:t>
@@ -2478,11 +3187,11 @@
     </w:p>
     <w:p>
       <w:pPr>
-        <w:pStyle w:val="Compact"/>
         <w:numPr>
           <w:ilvl w:val="0"/>
           <w:numId w:val="1012"/>
         </w:numPr>
+        <w:pStyle w:val="Compact"/>
       </w:pPr>
       <w:r>
         <w:t xml:space="preserve">¿Qué grupo de alimentos aporta las proteínas? Nombra tres ejemplos.</w:t>
@@ -2490,11 +3199,11 @@
     </w:p>
     <w:p>
       <w:pPr>
-        <w:pStyle w:val="Compact"/>
         <w:numPr>
           <w:ilvl w:val="0"/>
           <w:numId w:val="1012"/>
         </w:numPr>
+        <w:pStyle w:val="Compact"/>
       </w:pPr>
       <w:r>
         <w:t xml:space="preserve">¿Qué ley regula los sellos de advertencia en Chile y cuáles son los cuatro sellos?</w:t>
@@ -2502,11 +3211,11 @@
     </w:p>
     <w:p>
       <w:pPr>
-        <w:pStyle w:val="Compact"/>
         <w:numPr>
           <w:ilvl w:val="0"/>
           <w:numId w:val="1012"/>
         </w:numPr>
+        <w:pStyle w:val="Compact"/>
       </w:pPr>
       <w:r>
         <w:t xml:space="preserve">Un producto tiene tres sellos. ¿Significa que está prohibido comerlo? Explica.</w:t>
@@ -2514,11 +3223,11 @@
     </w:p>
     <w:p>
       <w:pPr>
-        <w:pStyle w:val="Compact"/>
         <w:numPr>
           <w:ilvl w:val="0"/>
           <w:numId w:val="1012"/>
         </w:numPr>
+        <w:pStyle w:val="Compact"/>
       </w:pPr>
       <w:r>
         <w:t xml:space="preserve">Dibuja el modelo del plato y escribe la fracción de cada parte.</w:t>
@@ -2526,11 +3235,11 @@
     </w:p>
     <w:p>
       <w:pPr>
-        <w:pStyle w:val="Compact"/>
         <w:numPr>
           <w:ilvl w:val="0"/>
           <w:numId w:val="1012"/>
         </w:numPr>
+        <w:pStyle w:val="Compact"/>
       </w:pPr>
       <w:r>
         <w:t xml:space="preserve">Corrige este almuerzo y explica cada cambio:</w:t>
@@ -2540,8 +3249,8 @@
       </w:r>
       <w:r>
         <w:rPr>
+          <w:iCs/>
           <w:i/>
-          <w:iCs/>
         </w:rPr>
         <w:t xml:space="preserve">fideos, papas fritas, bebida y un helado</w:t>
       </w:r>
@@ -2551,11 +3260,11 @@
     </w:p>
     <w:p>
       <w:pPr>
-        <w:pStyle w:val="Compact"/>
         <w:numPr>
           <w:ilvl w:val="0"/>
           <w:numId w:val="1012"/>
         </w:numPr>
+        <w:pStyle w:val="Compact"/>
       </w:pPr>
       <w:r>
         <w:t xml:space="preserve">Nombra las tres sustancias más dañinas del humo del cigarrillo y su efecto.</w:t>
@@ -2563,11 +3272,11 @@
     </w:p>
     <w:p>
       <w:pPr>
-        <w:pStyle w:val="Compact"/>
         <w:numPr>
           <w:ilvl w:val="0"/>
           <w:numId w:val="1012"/>
         </w:numPr>
+        <w:pStyle w:val="Compact"/>
       </w:pPr>
       <w:r>
         <w:t xml:space="preserve">Explica cómo el cigarrillo daña el sistema respiratorio.</w:t>
@@ -2575,11 +3284,11 @@
     </w:p>
     <w:p>
       <w:pPr>
-        <w:pStyle w:val="Compact"/>
         <w:numPr>
           <w:ilvl w:val="0"/>
           <w:numId w:val="1012"/>
         </w:numPr>
+        <w:pStyle w:val="Compact"/>
       </w:pPr>
       <w:r>
         <w:t xml:space="preserve">Explica cómo el cigarrillo daña el sistema circulatorio.</w:t>
@@ -2587,11 +3296,11 @@
     </w:p>
     <w:p>
       <w:pPr>
-        <w:pStyle w:val="Compact"/>
         <w:numPr>
           <w:ilvl w:val="0"/>
           <w:numId w:val="1012"/>
         </w:numPr>
+        <w:pStyle w:val="Compact"/>
       </w:pPr>
       <w:r>
         <w:t xml:space="preserve">¿Qué es un fumador pasivo y por qué es un problema para los niños?</w:t>
@@ -2599,11 +3308,11 @@
     </w:p>
     <w:p>
       <w:pPr>
-        <w:pStyle w:val="Compact"/>
         <w:numPr>
           <w:ilvl w:val="0"/>
           <w:numId w:val="1012"/>
         </w:numPr>
+        <w:pStyle w:val="Compact"/>
       </w:pPr>
       <w:r>
         <w:t xml:space="preserve">Menciona dos lugares donde la Ley 20.660 prohíbe fumar.</w:t>
@@ -2611,11 +3320,11 @@
     </w:p>
     <w:p>
       <w:pPr>
-        <w:pStyle w:val="Compact"/>
         <w:numPr>
           <w:ilvl w:val="0"/>
           <w:numId w:val="1012"/>
         </w:numPr>
+        <w:pStyle w:val="Compact"/>
       </w:pPr>
       <w:r>
         <w:t xml:space="preserve">Escribe tres estrategias para rechazar un cigarrillo.</w:t>
@@ -2626,9 +3335,10 @@
         <w:br w:type="page"/>
       </w:r>
     </w:p>
-    <w:bookmarkEnd w:id="32"/>
-    <w:bookmarkEnd w:id="33"/>
-    <w:bookmarkStart w:id="42" w:name="solucionario-guía-3-ciencias-naturales"/>
+    <w:bookmarkEnd w:id="49"/>
+    <w:bookmarkEnd w:id="50"/>
+    <w:bookmarkEnd w:id="51"/>
+    <w:bookmarkStart w:id="60" w:name="solucionario-guía-3-ciencias-naturales"/>
     <w:p>
       <w:pPr>
         <w:pStyle w:val="Heading1"/>
@@ -2643,8 +3353,8 @@
       </w:pPr>
       <w:r>
         <w:rPr>
+          <w:bCs/>
           <w:b/>
-          <w:bCs/>
         </w:rPr>
         <w:t xml:space="preserve">Uso del adulto.</w:t>
       </w:r>
@@ -2655,7 +3365,7 @@
         <w:t xml:space="preserve">Esta sección no debe entregarse junto con la guía de trabajo.</w:t>
       </w:r>
     </w:p>
-    <w:bookmarkStart w:id="34" w:name="diagnóstico-de-entrada-1"/>
+    <w:bookmarkStart w:id="52" w:name="diagnóstico-de-entrada-1"/>
     <w:p>
       <w:pPr>
         <w:pStyle w:val="Heading2"/>
@@ -2666,11 +3376,11 @@
     </w:p>
     <w:p>
       <w:pPr>
-        <w:pStyle w:val="Compact"/>
         <w:numPr>
           <w:ilvl w:val="0"/>
           <w:numId w:val="1013"/>
         </w:numPr>
+        <w:pStyle w:val="Compact"/>
       </w:pPr>
       <w:r>
         <w:t xml:space="preserve">Por ejemplo: alimentación equilibrada, actividad física diaria, higiene, sueño suficiente, tomar agua.</w:t>
@@ -2678,11 +3388,11 @@
     </w:p>
     <w:p>
       <w:pPr>
-        <w:pStyle w:val="Compact"/>
         <w:numPr>
           <w:ilvl w:val="0"/>
           <w:numId w:val="1013"/>
         </w:numPr>
+        <w:pStyle w:val="Compact"/>
       </w:pPr>
       <w:r>
         <w:t xml:space="preserve">Al menos 60 minutos diarios.</w:t>
@@ -2690,11 +3400,11 @@
     </w:p>
     <w:p>
       <w:pPr>
-        <w:pStyle w:val="Compact"/>
         <w:numPr>
           <w:ilvl w:val="0"/>
           <w:numId w:val="1013"/>
         </w:numPr>
+        <w:pStyle w:val="Compact"/>
       </w:pPr>
       <w:r>
         <w:t xml:space="preserve">Que el producto supera los límites permitidos de azúcares, sodio, grasas saturadas o calorías, y debe consumirse poco.</w:t>
@@ -2702,11 +3412,11 @@
     </w:p>
     <w:p>
       <w:pPr>
-        <w:pStyle w:val="Compact"/>
         <w:numPr>
           <w:ilvl w:val="0"/>
           <w:numId w:val="1013"/>
         </w:numPr>
+        <w:pStyle w:val="Compact"/>
       </w:pPr>
       <w:r>
         <w:t xml:space="preserve">La mitad (1/2).</w:t>
@@ -2714,11 +3424,11 @@
     </w:p>
     <w:p>
       <w:pPr>
-        <w:pStyle w:val="Compact"/>
         <w:numPr>
           <w:ilvl w:val="0"/>
           <w:numId w:val="1013"/>
         </w:numPr>
+        <w:pStyle w:val="Compact"/>
       </w:pPr>
       <w:r>
         <w:t xml:space="preserve">Nicotina, alquitrán, monóxido de carbono.</w:t>
@@ -2726,11 +3436,11 @@
     </w:p>
     <w:p>
       <w:pPr>
-        <w:pStyle w:val="Compact"/>
         <w:numPr>
           <w:ilvl w:val="0"/>
           <w:numId w:val="1013"/>
         </w:numPr>
+        <w:pStyle w:val="Compact"/>
       </w:pPr>
       <w:r>
         <w:t xml:space="preserve">Quien respira el humo del cigarrillo de otras personas sin fumar.</w:t>
@@ -2738,11 +3448,11 @@
     </w:p>
     <w:p>
       <w:pPr>
-        <w:pStyle w:val="Compact"/>
         <w:numPr>
           <w:ilvl w:val="0"/>
           <w:numId w:val="1013"/>
         </w:numPr>
+        <w:pStyle w:val="Compact"/>
       </w:pPr>
       <w:r>
         <w:t xml:space="preserve">Al sistema respiratorio; también daña el circulatorio.</w:t>
@@ -2750,18 +3460,18 @@
     </w:p>
     <w:p>
       <w:pPr>
-        <w:pStyle w:val="Compact"/>
         <w:numPr>
           <w:ilvl w:val="0"/>
           <w:numId w:val="1013"/>
         </w:numPr>
+        <w:pStyle w:val="Compact"/>
       </w:pPr>
       <w:r>
         <w:t xml:space="preserve">Por la nicotina, que produce adicción.</w:t>
       </w:r>
     </w:p>
-    <w:bookmarkEnd w:id="34"/>
-    <w:bookmarkStart w:id="35" w:name="sección-1-ahora-tú"/>
+    <w:bookmarkEnd w:id="52"/>
+    <w:bookmarkStart w:id="53" w:name="sección-1-ahora-tú"/>
     <w:p>
       <w:pPr>
         <w:pStyle w:val="Heading2"/>
@@ -2772,11 +3482,11 @@
     </w:p>
     <w:p>
       <w:pPr>
-        <w:pStyle w:val="Compact"/>
         <w:numPr>
           <w:ilvl w:val="0"/>
           <w:numId w:val="1014"/>
         </w:numPr>
+        <w:pStyle w:val="Compact"/>
       </w:pPr>
       <w:r>
         <w:t xml:space="preserve">Alimentación equilibrada, actividad física, higiene, sueño y hidratación.</w:t>
@@ -2784,11 +3494,11 @@
     </w:p>
     <w:p>
       <w:pPr>
-        <w:pStyle w:val="Compact"/>
         <w:numPr>
           <w:ilvl w:val="0"/>
           <w:numId w:val="1014"/>
         </w:numPr>
+        <w:pStyle w:val="Compact"/>
       </w:pPr>
       <w:r>
         <w:t xml:space="preserve">60 minutos diarios, y sí se pueden sumar en varios momentos del día.</w:t>
@@ -2796,11 +3506,11 @@
     </w:p>
     <w:p>
       <w:pPr>
-        <w:pStyle w:val="Compact"/>
         <w:numPr>
           <w:ilvl w:val="0"/>
           <w:numId w:val="1014"/>
         </w:numPr>
+        <w:pStyle w:val="Compact"/>
       </w:pPr>
       <w:r>
         <w:t xml:space="preserve">Durante el sueño el cerebro fija lo aprendido y el cuerpo repara tejidos; sin dormir bien cuesta concentrarse y memorizar.</w:t>
@@ -2808,11 +3518,11 @@
     </w:p>
     <w:p>
       <w:pPr>
-        <w:pStyle w:val="Compact"/>
         <w:numPr>
           <w:ilvl w:val="0"/>
           <w:numId w:val="1014"/>
         </w:numPr>
+        <w:pStyle w:val="Compact"/>
       </w:pPr>
       <w:r>
         <w:t xml:space="preserve">Saludables: lavarse las manos antes de comer, subir por la escalera. No saludables: bebidas azucaradas a diario, pantallas hasta medianoche.</w:t>
@@ -2820,18 +3530,18 @@
     </w:p>
     <w:p>
       <w:pPr>
-        <w:pStyle w:val="Compact"/>
         <w:numPr>
           <w:ilvl w:val="0"/>
           <w:numId w:val="1014"/>
         </w:numPr>
+        <w:pStyle w:val="Compact"/>
       </w:pPr>
       <w:r>
         <w:t xml:space="preserve">Respuesta personal. Se evalúa que registre datos concretos y los compare con las recomendaciones de la tabla.</w:t>
       </w:r>
     </w:p>
-    <w:bookmarkEnd w:id="35"/>
-    <w:bookmarkStart w:id="36" w:name="sección-2-ahora-tú"/>
+    <w:bookmarkEnd w:id="53"/>
+    <w:bookmarkStart w:id="54" w:name="sección-2-ahora-tú"/>
     <w:p>
       <w:pPr>
         <w:pStyle w:val="Heading2"/>
@@ -2842,11 +3552,11 @@
     </w:p>
     <w:p>
       <w:pPr>
-        <w:pStyle w:val="Compact"/>
         <w:numPr>
           <w:ilvl w:val="0"/>
           <w:numId w:val="1015"/>
         </w:numPr>
+        <w:pStyle w:val="Compact"/>
       </w:pPr>
       <w:r>
         <w:t xml:space="preserve">Los lácteos. El calcio forma y mantiene huesos y dientes.</w:t>
@@ -2854,11 +3564,11 @@
     </w:p>
     <w:p>
       <w:pPr>
-        <w:pStyle w:val="Compact"/>
         <w:numPr>
           <w:ilvl w:val="0"/>
           <w:numId w:val="1015"/>
         </w:numPr>
+        <w:pStyle w:val="Compact"/>
       </w:pPr>
       <w:r>
         <w:t xml:space="preserve">Proteínas, fibra y hidratos de carbono. Ejemplos: porotos, lentejas, garbanzos, arvejas.</w:t>
@@ -2866,11 +3576,11 @@
     </w:p>
     <w:p>
       <w:pPr>
-        <w:pStyle w:val="Compact"/>
         <w:numPr>
           <w:ilvl w:val="0"/>
           <w:numId w:val="1015"/>
         </w:numPr>
+        <w:pStyle w:val="Compact"/>
       </w:pPr>
       <w:r>
         <w:t xml:space="preserve">Que el producto contiene más sodio (sal) del límite que fija la ley, y su consumo frecuente aumenta la presión arterial.</w:t>
@@ -2878,11 +3588,11 @@
     </w:p>
     <w:p>
       <w:pPr>
-        <w:pStyle w:val="Compact"/>
         <w:numPr>
           <w:ilvl w:val="0"/>
           <w:numId w:val="1015"/>
         </w:numPr>
+        <w:pStyle w:val="Compact"/>
       </w:pPr>
       <w:r>
         <w:t xml:space="preserve">ALTO EN AZÚCARES, ALTO EN SODIO, ALTO EN GRASAS SATURADAS y ALTO EN CALORÍAS.</w:t>
@@ -2890,11 +3600,11 @@
     </w:p>
     <w:p>
       <w:pPr>
-        <w:pStyle w:val="Compact"/>
         <w:numPr>
           <w:ilvl w:val="0"/>
           <w:numId w:val="1015"/>
         </w:numPr>
+        <w:pStyle w:val="Compact"/>
       </w:pPr>
       <w:r>
         <w:t xml:space="preserve">Que su ingrediente principal es el azúcar, porque aparece primero en la lista, y además hay jarabe de glucosa, que también es azúcar. Se esperan al menos los sellos ALTO EN AZÚCARES y ALTO EN CALORÍAS.</w:t>
@@ -2902,18 +3612,18 @@
     </w:p>
     <w:p>
       <w:pPr>
-        <w:pStyle w:val="Compact"/>
         <w:numPr>
           <w:ilvl w:val="0"/>
           <w:numId w:val="1015"/>
         </w:numPr>
+        <w:pStyle w:val="Compact"/>
       </w:pPr>
       <w:r>
         <w:t xml:space="preserve">Respuesta personal. Se evalúa la observación correcta de los envases.</w:t>
       </w:r>
     </w:p>
-    <w:bookmarkEnd w:id="36"/>
-    <w:bookmarkStart w:id="37" w:name="sección-3-ahora-tú"/>
+    <w:bookmarkEnd w:id="54"/>
+    <w:bookmarkStart w:id="55" w:name="sección-3-ahora-tú"/>
     <w:p>
       <w:pPr>
         <w:pStyle w:val="Heading2"/>
@@ -2924,11 +3634,11 @@
     </w:p>
     <w:p>
       <w:pPr>
-        <w:pStyle w:val="Compact"/>
         <w:numPr>
           <w:ilvl w:val="0"/>
           <w:numId w:val="1016"/>
         </w:numPr>
+        <w:pStyle w:val="Compact"/>
       </w:pPr>
       <w:r>
         <w:t xml:space="preserve">Mitad (1/2) verduras y frutas, un cuarto (1/4) cereales o papas, un cuarto (1/4) proteínas.</w:t>
@@ -2936,11 +3646,11 @@
     </w:p>
     <w:p>
       <w:pPr>
-        <w:pStyle w:val="Compact"/>
         <w:numPr>
           <w:ilvl w:val="0"/>
           <w:numId w:val="1016"/>
         </w:numPr>
+        <w:pStyle w:val="Compact"/>
       </w:pPr>
       <w:r>
         <w:t xml:space="preserve">El puré y el arroz son del mismo grupo, y las salchichas son un embutido con sellos. Versión corregida, por ejemplo: ensalada surtida (mitad del plato), arroz o puré (un cuarto), pescado o pollo al horno (un cuarto) y un vaso de agua.</w:t>
@@ -2948,11 +3658,11 @@
     </w:p>
     <w:p>
       <w:pPr>
-        <w:pStyle w:val="Compact"/>
         <w:numPr>
           <w:ilvl w:val="0"/>
           <w:numId w:val="1016"/>
         </w:numPr>
+        <w:pStyle w:val="Compact"/>
       </w:pPr>
       <w:r>
         <w:t xml:space="preserve">Respuesta personal. Debe incluir lácteo, cereal y fruta.</w:t>
@@ -2960,11 +3670,11 @@
     </w:p>
     <w:p>
       <w:pPr>
-        <w:pStyle w:val="Compact"/>
         <w:numPr>
           <w:ilvl w:val="0"/>
           <w:numId w:val="1016"/>
         </w:numPr>
+        <w:pStyle w:val="Compact"/>
       </w:pPr>
       <w:r>
         <w:t xml:space="preserve">Porque el jugo envasado suele llevar azúcar añadida y sello ALTO EN AZÚCARES;</w:t>
@@ -2973,7 +3683,13 @@
         <w:t xml:space="preserve"> </w:t>
       </w:r>
       <w:r>
-        <w:t xml:space="preserve">“sabor natural”</w:t>
+        <w:t xml:space="preserve">“</w:t>
+      </w:r>
+      <w:r>
+        <w:t xml:space="preserve">sabor natural</w:t>
+      </w:r>
+      <w:r>
+        <w:t xml:space="preserve">”</w:t>
       </w:r>
       <w:r>
         <w:t xml:space="preserve"> </w:t>
@@ -2984,18 +3700,18 @@
     </w:p>
     <w:p>
       <w:pPr>
-        <w:pStyle w:val="Compact"/>
         <w:numPr>
           <w:ilvl w:val="0"/>
           <w:numId w:val="1016"/>
         </w:numPr>
+        <w:pStyle w:val="Compact"/>
       </w:pPr>
       <w:r>
         <w:t xml:space="preserve">Respuesta personal. Se evalúa que las cuatro comidas estén completas, que el almuerzo respete el modelo del plato y que aparezcan frutas y verduras en más de una comida.</w:t>
       </w:r>
     </w:p>
-    <w:bookmarkEnd w:id="37"/>
-    <w:bookmarkStart w:id="38" w:name="sección-4-ahora-tú"/>
+    <w:bookmarkEnd w:id="55"/>
+    <w:bookmarkStart w:id="56" w:name="sección-4-ahora-tú"/>
     <w:p>
       <w:pPr>
         <w:pStyle w:val="Heading2"/>
@@ -3006,11 +3722,11 @@
     </w:p>
     <w:p>
       <w:pPr>
-        <w:pStyle w:val="Compact"/>
         <w:numPr>
           <w:ilvl w:val="0"/>
           <w:numId w:val="1017"/>
         </w:numPr>
+        <w:pStyle w:val="Compact"/>
       </w:pPr>
       <w:r>
         <w:t xml:space="preserve">Nicotina (adicción y aceleración del corazón), alquitrán (se deposita en los pulmones y causa cáncer), monóxido de carbono (desplaza al oxígeno en la sangre).</w:t>
@@ -3018,11 +3734,11 @@
     </w:p>
     <w:p>
       <w:pPr>
-        <w:pStyle w:val="Compact"/>
         <w:numPr>
           <w:ilvl w:val="0"/>
           <w:numId w:val="1017"/>
         </w:numPr>
+        <w:pStyle w:val="Compact"/>
       </w:pPr>
       <w:r>
         <w:t xml:space="preserve">La nicotina. El cuerpo se acostumbra a ella y, al faltarle, aparecen ansiedad, irritabilidad y necesidad de fumar.</w:t>
@@ -3030,11 +3746,11 @@
     </w:p>
     <w:p>
       <w:pPr>
-        <w:pStyle w:val="Compact"/>
         <w:numPr>
           <w:ilvl w:val="0"/>
           <w:numId w:val="1017"/>
         </w:numPr>
+        <w:pStyle w:val="Compact"/>
       </w:pPr>
       <w:r>
         <w:t xml:space="preserve">Se paralizan y se destruyen, por lo que dejan de barrer el polvo y los microbios hacia afuera; por eso aparece la tos crónica.</w:t>
@@ -3042,11 +3758,11 @@
     </w:p>
     <w:p>
       <w:pPr>
-        <w:pStyle w:val="Compact"/>
         <w:numPr>
           <w:ilvl w:val="0"/>
           <w:numId w:val="1017"/>
         </w:numPr>
+        <w:pStyle w:val="Compact"/>
       </w:pPr>
       <w:r>
         <w:t xml:space="preserve">Porque la sangre transporta menos oxígeno, y el corazón debe bombear más veces para llevar la misma cantidad de oxígeno a los tejidos.</w:t>
@@ -3054,11 +3770,11 @@
     </w:p>
     <w:p>
       <w:pPr>
-        <w:pStyle w:val="Compact"/>
         <w:numPr>
           <w:ilvl w:val="0"/>
           <w:numId w:val="1017"/>
         </w:numPr>
+        <w:pStyle w:val="Compact"/>
       </w:pPr>
       <w:r>
         <w:t xml:space="preserve">Es quien respira el humo de otros. Puede sufrir bronquitis, otitis, más resfríos y crisis de asma.</w:t>
@@ -3066,11 +3782,11 @@
     </w:p>
     <w:p>
       <w:pPr>
-        <w:pStyle w:val="Compact"/>
         <w:numPr>
           <w:ilvl w:val="0"/>
           <w:numId w:val="1017"/>
         </w:numPr>
+        <w:pStyle w:val="Compact"/>
       </w:pPr>
       <w:r>
         <w:t xml:space="preserve">Por ejemplo, colegios y espacios cerrados de uso público; también transporte público y recintos de salud.</w:t>
@@ -3078,18 +3794,18 @@
     </w:p>
     <w:p>
       <w:pPr>
-        <w:pStyle w:val="Compact"/>
         <w:numPr>
           <w:ilvl w:val="0"/>
           <w:numId w:val="1017"/>
         </w:numPr>
+        <w:pStyle w:val="Compact"/>
       </w:pPr>
       <w:r>
         <w:t xml:space="preserve">Respuesta abierta. Se evalúa que sean respuestas directas y sin justificaciones extensas.</w:t>
       </w:r>
     </w:p>
-    <w:bookmarkEnd w:id="38"/>
-    <w:bookmarkStart w:id="39" w:name="actividad-central"/>
+    <w:bookmarkEnd w:id="56"/>
+    <w:bookmarkStart w:id="57" w:name="actividad-central"/>
     <w:p>
       <w:pPr>
         <w:pStyle w:val="Heading2"/>
@@ -3111,6 +3827,7 @@
         <w:tblStyle w:val="Table"/>
         <w:tblW w:type="auto" w:w="0"/>
         <w:tblLook w:firstRow="1" w:lastRow="0" w:firstColumn="0" w:lastColumn="0" w:noHBand="0" w:noVBand="0" w:val="0020"/>
+        <w:jc w:val="start"/>
       </w:tblPr>
       <w:tblGrid>
         <w:gridCol w:w="3960"/>
@@ -3118,13 +3835,14 @@
       </w:tblGrid>
       <w:tr>
         <w:trPr>
-          <w:tblHeader w:val="on"/>
+          <w:tblHeader w:val="true"/>
         </w:trPr>
         <w:tc>
           <w:tcPr/>
           <w:p>
             <w:pPr>
               <w:pStyle w:val="Compact"/>
+              <w:jc w:val="left"/>
             </w:pPr>
             <w:r>
               <w:t xml:space="preserve">Criterio</w:t>
@@ -3136,6 +3854,7 @@
           <w:p>
             <w:pPr>
               <w:pStyle w:val="Compact"/>
+              <w:jc w:val="left"/>
             </w:pPr>
             <w:r>
               <w:t xml:space="preserve">Puntos</w:t>
@@ -3149,6 +3868,7 @@
           <w:p>
             <w:pPr>
               <w:pStyle w:val="Compact"/>
+              <w:jc w:val="left"/>
             </w:pPr>
             <w:r>
               <w:t xml:space="preserve">Título breve y pertinente</w:t>
@@ -3160,6 +3880,7 @@
           <w:p>
             <w:pPr>
               <w:pStyle w:val="Compact"/>
+              <w:jc w:val="left"/>
             </w:pPr>
             <w:r>
               <w:t xml:space="preserve">1</w:t>
@@ -3173,6 +3894,7 @@
           <w:p>
             <w:pPr>
               <w:pStyle w:val="Compact"/>
+              <w:jc w:val="left"/>
             </w:pPr>
             <w:r>
               <w:t xml:space="preserve">Modelo del plato correcto, con fracciones bien asignadas</w:t>
@@ -3184,6 +3906,7 @@
           <w:p>
             <w:pPr>
               <w:pStyle w:val="Compact"/>
+              <w:jc w:val="left"/>
             </w:pPr>
             <w:r>
               <w:t xml:space="preserve">3</w:t>
@@ -3197,6 +3920,7 @@
           <w:p>
             <w:pPr>
               <w:pStyle w:val="Compact"/>
+              <w:jc w:val="left"/>
             </w:pPr>
             <w:r>
               <w:t xml:space="preserve">Tres datos correctos sobre el cigarrillo</w:t>
@@ -3208,6 +3932,7 @@
           <w:p>
             <w:pPr>
               <w:pStyle w:val="Compact"/>
+              <w:jc w:val="left"/>
             </w:pPr>
             <w:r>
               <w:t xml:space="preserve">3</w:t>
@@ -3221,6 +3946,7 @@
           <w:p>
             <w:pPr>
               <w:pStyle w:val="Compact"/>
+              <w:jc w:val="left"/>
             </w:pPr>
             <w:r>
               <w:t xml:space="preserve">Dos estrategias de rechazo</w:t>
@@ -3232,6 +3958,7 @@
           <w:p>
             <w:pPr>
               <w:pStyle w:val="Compact"/>
+              <w:jc w:val="left"/>
             </w:pPr>
             <w:r>
               <w:t xml:space="preserve">2</w:t>
@@ -3245,6 +3972,7 @@
           <w:p>
             <w:pPr>
               <w:pStyle w:val="Compact"/>
+              <w:jc w:val="left"/>
             </w:pPr>
             <w:r>
               <w:t xml:space="preserve">Destinatario y propósito bien identificados</w:t>
@@ -3256,6 +3984,7 @@
           <w:p>
             <w:pPr>
               <w:pStyle w:val="Compact"/>
+              <w:jc w:val="left"/>
             </w:pPr>
             <w:r>
               <w:t xml:space="preserve">1</w:t>
@@ -3264,8 +3993,8 @@
         </w:tc>
       </w:tr>
     </w:tbl>
-    <w:bookmarkEnd w:id="39"/>
-    <w:bookmarkStart w:id="40" w:name="evaluación-integradora-1"/>
+    <w:bookmarkEnd w:id="57"/>
+    <w:bookmarkStart w:id="58" w:name="evaluación-integradora-1"/>
     <w:p>
       <w:pPr>
         <w:pStyle w:val="Heading2"/>
@@ -3276,11 +4005,11 @@
     </w:p>
     <w:p>
       <w:pPr>
-        <w:pStyle w:val="Compact"/>
         <w:numPr>
           <w:ilvl w:val="0"/>
           <w:numId w:val="1018"/>
         </w:numPr>
+        <w:pStyle w:val="Compact"/>
       </w:pPr>
       <w:r>
         <w:t xml:space="preserve">Alimentación equilibrada (verduras y frutas en las cuatro comidas), actividad física (60 min diarios), higiene (lavado de manos y cepillado tres veces al día), sueño (9 a 11 horas) e hidratación (6 a 8 vasos de agua).</w:t>
@@ -3288,11 +4017,11 @@
     </w:p>
     <w:p>
       <w:pPr>
-        <w:pStyle w:val="Compact"/>
         <w:numPr>
           <w:ilvl w:val="0"/>
           <w:numId w:val="1018"/>
         </w:numPr>
+        <w:pStyle w:val="Compact"/>
       </w:pPr>
       <w:r>
         <w:t xml:space="preserve">Carnes, pescados, huevos y legumbres. Ejemplos: pollo, pescado, lentejas.</w:t>
@@ -3300,11 +4029,11 @@
     </w:p>
     <w:p>
       <w:pPr>
-        <w:pStyle w:val="Compact"/>
         <w:numPr>
           <w:ilvl w:val="0"/>
           <w:numId w:val="1018"/>
         </w:numPr>
+        <w:pStyle w:val="Compact"/>
       </w:pPr>
       <w:r>
         <w:t xml:space="preserve">La Ley 20.606. Sellos: ALTO EN AZÚCARES, ALTO EN SODIO, ALTO EN GRASAS SATURADAS y ALTO EN CALORÍAS.</w:t>
@@ -3312,11 +4041,11 @@
     </w:p>
     <w:p>
       <w:pPr>
-        <w:pStyle w:val="Compact"/>
         <w:numPr>
           <w:ilvl w:val="0"/>
           <w:numId w:val="1018"/>
         </w:numPr>
+        <w:pStyle w:val="Compact"/>
       </w:pPr>
       <w:r>
         <w:t xml:space="preserve">No. Los sellos son una advertencia: indican que ese producto debe consumirse en poca cantidad y de manera ocasional.</w:t>
@@ -3324,11 +4053,11 @@
     </w:p>
     <w:p>
       <w:pPr>
-        <w:pStyle w:val="Compact"/>
         <w:numPr>
           <w:ilvl w:val="0"/>
           <w:numId w:val="1018"/>
         </w:numPr>
+        <w:pStyle w:val="Compact"/>
       </w:pPr>
       <w:r>
         <w:t xml:space="preserve">Mitad verduras y frutas (1/2), un cuarto cereales o papas (1/4), un cuarto proteínas (1/4).</w:t>
@@ -3336,11 +4065,11 @@
     </w:p>
     <w:p>
       <w:pPr>
-        <w:pStyle w:val="Compact"/>
         <w:numPr>
           <w:ilvl w:val="0"/>
           <w:numId w:val="1018"/>
         </w:numPr>
+        <w:pStyle w:val="Compact"/>
       </w:pPr>
       <w:r>
         <w:t xml:space="preserve">Fideos y papas fritas son del mismo grupo y además las papas fritas son fritura; la bebida aporta azúcar; el helado convierte el postre en un producto con sellos. Versión corregida, por ejemplo: ensalada de tomate y lechuga, fideos, pollo al horno, agua y una fruta de postre.</w:t>
@@ -3348,11 +4077,11 @@
     </w:p>
     <w:p>
       <w:pPr>
-        <w:pStyle w:val="Compact"/>
         <w:numPr>
           <w:ilvl w:val="0"/>
           <w:numId w:val="1018"/>
         </w:numPr>
+        <w:pStyle w:val="Compact"/>
       </w:pPr>
       <w:r>
         <w:t xml:space="preserve">Nicotina (adicción), alquitrán (cáncer pulmonar), monóxido de carbono (menos oxígeno en la sangre).</w:t>
@@ -3360,11 +4089,11 @@
     </w:p>
     <w:p>
       <w:pPr>
-        <w:pStyle w:val="Compact"/>
         <w:numPr>
           <w:ilvl w:val="0"/>
           <w:numId w:val="1018"/>
         </w:numPr>
+        <w:pStyle w:val="Compact"/>
       </w:pPr>
       <w:r>
         <w:t xml:space="preserve">Paraliza y destruye los cilios, irrita los bronquios y deposita alquitrán en los alvéolos, que pierden elasticidad. Provoca tos crónica, bronquitis, enfisema y cáncer.</w:t>
@@ -3372,11 +4101,11 @@
     </w:p>
     <w:p>
       <w:pPr>
-        <w:pStyle w:val="Compact"/>
         <w:numPr>
           <w:ilvl w:val="0"/>
           <w:numId w:val="1018"/>
         </w:numPr>
+        <w:pStyle w:val="Compact"/>
       </w:pPr>
       <w:r>
         <w:t xml:space="preserve">Estrecha y endurece las arterias, sube la presión arterial y reduce el oxígeno de la sangre, aumentando el riesgo de infarto y de accidente cerebrovascular.</w:t>
@@ -3384,11 +4113,11 @@
     </w:p>
     <w:p>
       <w:pPr>
-        <w:pStyle w:val="Compact"/>
         <w:numPr>
           <w:ilvl w:val="0"/>
           <w:numId w:val="1018"/>
         </w:numPr>
+        <w:pStyle w:val="Compact"/>
       </w:pPr>
       <w:r>
         <w:t xml:space="preserve">Es quien respira el humo ajeno. En niños provoca más infecciones respiratorias, otitis y crisis de asma, porque sus vías respiratorias son más pequeñas y aún se están desarrollando.</w:t>
@@ -3396,11 +4125,11 @@
     </w:p>
     <w:p>
       <w:pPr>
-        <w:pStyle w:val="Compact"/>
         <w:numPr>
           <w:ilvl w:val="0"/>
           <w:numId w:val="1018"/>
         </w:numPr>
+        <w:pStyle w:val="Compact"/>
       </w:pPr>
       <w:r>
         <w:t xml:space="preserve">Colegios y espacios cerrados de uso público, entre otros.</w:t>
@@ -3408,18 +4137,18 @@
     </w:p>
     <w:p>
       <w:pPr>
-        <w:pStyle w:val="Compact"/>
         <w:numPr>
           <w:ilvl w:val="0"/>
           <w:numId w:val="1018"/>
         </w:numPr>
+        <w:pStyle w:val="Compact"/>
       </w:pPr>
       <w:r>
         <w:t xml:space="preserve">Decir que no directamente, dar una razón propia, cambiar de tema o de lugar, rodearse de amigos que no fuman, contarle a un adulto de confianza.</w:t>
       </w:r>
     </w:p>
-    <w:bookmarkEnd w:id="40"/>
-    <w:bookmarkStart w:id="41" w:name="tabla-de-remediación"/>
+    <w:bookmarkEnd w:id="58"/>
+    <w:bookmarkStart w:id="59" w:name="tabla-de-remediación"/>
     <w:p>
       <w:pPr>
         <w:pStyle w:val="Heading2"/>
@@ -3432,8 +4161,8 @@
       <w:tblPr>
         <w:tblStyle w:val="Table"/>
         <w:tblW w:type="pct" w:w="5000"/>
-        <w:tblLayout w:type="fixed"/>
         <w:tblLook w:firstRow="1" w:lastRow="0" w:firstColumn="0" w:lastColumn="0" w:noHBand="0" w:noVBand="0" w:val="0020"/>
+        <w:jc w:val="start"/>
       </w:tblPr>
       <w:tblGrid>
         <w:gridCol w:w="2640"/>
@@ -3442,13 +4171,14 @@
       </w:tblGrid>
       <w:tr>
         <w:trPr>
-          <w:tblHeader w:val="on"/>
+          <w:tblHeader w:val="true"/>
         </w:trPr>
         <w:tc>
           <w:tcPr/>
           <w:p>
             <w:pPr>
               <w:pStyle w:val="Compact"/>
+              <w:jc w:val="left"/>
             </w:pPr>
             <w:r>
               <w:t xml:space="preserve">Si falló en…</w:t>
@@ -3460,6 +4190,7 @@
           <w:p>
             <w:pPr>
               <w:pStyle w:val="Compact"/>
+              <w:jc w:val="left"/>
             </w:pPr>
             <w:r>
               <w:t xml:space="preserve">Volver a…</w:t>
@@ -3471,6 +4202,7 @@
           <w:p>
             <w:pPr>
               <w:pStyle w:val="Compact"/>
+              <w:jc w:val="left"/>
             </w:pPr>
             <w:r>
               <w:t xml:space="preserve">Refuerzo sugerido</w:t>
@@ -3484,6 +4216,7 @@
           <w:p>
             <w:pPr>
               <w:pStyle w:val="Compact"/>
+              <w:jc w:val="left"/>
             </w:pPr>
             <w:r>
               <w:t xml:space="preserve">Pregunta 1</w:t>
@@ -3495,6 +4228,7 @@
           <w:p>
             <w:pPr>
               <w:pStyle w:val="Compact"/>
+              <w:jc w:val="left"/>
             </w:pPr>
             <w:r>
               <w:t xml:space="preserve">Sección 1</w:t>
@@ -3506,6 +4240,7 @@
           <w:p>
             <w:pPr>
               <w:pStyle w:val="Compact"/>
+              <w:jc w:val="left"/>
             </w:pPr>
             <w:r>
               <w:t xml:space="preserve">Llevar un registro de hábitos durante tres días</w:t>
@@ -3519,6 +4254,7 @@
           <w:p>
             <w:pPr>
               <w:pStyle w:val="Compact"/>
+              <w:jc w:val="left"/>
             </w:pPr>
             <w:r>
               <w:t xml:space="preserve">Preguntas 2, 3, 4</w:t>
@@ -3530,6 +4266,7 @@
           <w:p>
             <w:pPr>
               <w:pStyle w:val="Compact"/>
+              <w:jc w:val="left"/>
             </w:pPr>
             <w:r>
               <w:t xml:space="preserve">Sección 2</w:t>
@@ -3541,6 +4278,7 @@
           <w:p>
             <w:pPr>
               <w:pStyle w:val="Compact"/>
+              <w:jc w:val="left"/>
             </w:pPr>
             <w:r>
               <w:t xml:space="preserve">Revisar los sellos de cinco envases reales</w:t>
@@ -3554,6 +4292,7 @@
           <w:p>
             <w:pPr>
               <w:pStyle w:val="Compact"/>
+              <w:jc w:val="left"/>
             </w:pPr>
             <w:r>
               <w:t xml:space="preserve">Preguntas 5, 6</w:t>
@@ -3565,6 +4304,7 @@
           <w:p>
             <w:pPr>
               <w:pStyle w:val="Compact"/>
+              <w:jc w:val="left"/>
             </w:pPr>
             <w:r>
               <w:t xml:space="preserve">Sección 3</w:t>
@@ -3576,6 +4316,7 @@
           <w:p>
             <w:pPr>
               <w:pStyle w:val="Compact"/>
+              <w:jc w:val="left"/>
             </w:pPr>
             <w:r>
               <w:t xml:space="preserve">Armar el plato de los almuerzos de la semana</w:t>
@@ -3589,6 +4330,7 @@
           <w:p>
             <w:pPr>
               <w:pStyle w:val="Compact"/>
+              <w:jc w:val="left"/>
             </w:pPr>
             <w:r>
               <w:t xml:space="preserve">Preguntas 7, 8, 9</w:t>
@@ -3600,6 +4342,7 @@
           <w:p>
             <w:pPr>
               <w:pStyle w:val="Compact"/>
+              <w:jc w:val="left"/>
             </w:pPr>
             <w:r>
               <w:t xml:space="preserve">Sección 4</w:t>
@@ -3611,6 +4354,7 @@
           <w:p>
             <w:pPr>
               <w:pStyle w:val="Compact"/>
+              <w:jc w:val="left"/>
             </w:pPr>
             <w:r>
               <w:t xml:space="preserve">Hacer un esquema del recorrido del humo por el cuerpo</w:t>
@@ -3624,6 +4368,7 @@
           <w:p>
             <w:pPr>
               <w:pStyle w:val="Compact"/>
+              <w:jc w:val="left"/>
             </w:pPr>
             <w:r>
               <w:t xml:space="preserve">Preguntas 10, 11, 12</w:t>
@@ -3635,6 +4380,7 @@
           <w:p>
             <w:pPr>
               <w:pStyle w:val="Compact"/>
+              <w:jc w:val="left"/>
             </w:pPr>
             <w:r>
               <w:t xml:space="preserve">Sección 4</w:t>
@@ -3646,6 +4392,7 @@
           <w:p>
             <w:pPr>
               <w:pStyle w:val="Compact"/>
+              <w:jc w:val="left"/>
             </w:pPr>
             <w:r>
               <w:t xml:space="preserve">Ensayar en voz alta las respuestas de rechazo</w:t>
@@ -3660,8 +4407,8 @@
       </w:pPr>
       <w:r>
         <w:rPr>
+          <w:bCs/>
           <w:b/>
-          <w:bCs/>
         </w:rPr>
         <w:t xml:space="preserve">Puntaje total: 12 puntos.</w:t>
       </w:r>
@@ -3672,13 +4419,9 @@
         <w:t xml:space="preserve">10 o más indica dominio del contenido; entre 7 y 9, repaso focalizado; menos de 7, rehacer las secciones marcadas.</w:t>
       </w:r>
     </w:p>
-    <w:bookmarkEnd w:id="41"/>
-    <w:bookmarkEnd w:id="42"/>
-    <w:sectPr>
-      <w:footnotePr>
-        <w:numRestart w:val="eachSect"/>
-      </w:footnotePr>
-    </w:sectPr>
+    <w:bookmarkEnd w:id="59"/>
+    <w:bookmarkEnd w:id="60"/>
+    <w:sectPr/>
   </w:body>
 </w:document>
 </file>
@@ -3709,14 +4452,14 @@
 <file path=word/numbering.xml><?xml version="1.0" encoding="utf-8"?>
 <w:numbering xmlns:w="http://schemas.openxmlformats.org/wordprocessingml/2006/main">
   <w:abstractNum w:abstractNumId="990">
-    <w:nsid w:val="0000A990"/>
+    <w:nsid w:val="A990"/>
     <w:multiLevelType w:val="multilevel"/>
     <w:lvl w:ilvl="0">
       <w:numFmt w:val="bullet"/>
       <w:lvlText w:val=" "/>
       <w:lvlJc w:val="left"/>
       <w:pPr>
-        <w:ind w:left="720" w:hanging="360"/>
+        <w:ind w:left="720" w:hanging="480"/>
       </w:pPr>
     </w:lvl>
     <w:lvl w:ilvl="1">
@@ -3724,7 +4467,7 @@
       <w:lvlText w:val=" "/>
       <w:lvlJc w:val="left"/>
       <w:pPr>
-        <w:ind w:left="1440" w:hanging="360"/>
+        <w:ind w:left="1440" w:hanging="480"/>
       </w:pPr>
     </w:lvl>
     <w:lvl w:ilvl="2">
@@ -3732,7 +4475,7 @@
       <w:lvlText w:val=" "/>
       <w:lvlJc w:val="left"/>
       <w:pPr>
-        <w:ind w:left="2160" w:hanging="360"/>
+        <w:ind w:left="2160" w:hanging="480"/>
       </w:pPr>
     </w:lvl>
     <w:lvl w:ilvl="3">
@@ -3740,7 +4483,7 @@
       <w:lvlText w:val=" "/>
       <w:lvlJc w:val="left"/>
       <w:pPr>
-        <w:ind w:left="2880" w:hanging="360"/>
+        <w:ind w:left="2880" w:hanging="480"/>
       </w:pPr>
     </w:lvl>
     <w:lvl w:ilvl="4">
@@ -3748,7 +4491,7 @@
       <w:lvlText w:val=" "/>
       <w:lvlJc w:val="left"/>
       <w:pPr>
-        <w:ind w:left="3600" w:hanging="360"/>
+        <w:ind w:left="3600" w:hanging="480"/>
       </w:pPr>
     </w:lvl>
     <w:lvl w:ilvl="5">
@@ -3756,7 +4499,7 @@
       <w:lvlText w:val=" "/>
       <w:lvlJc w:val="left"/>
       <w:pPr>
-        <w:ind w:left="4320" w:hanging="360"/>
+        <w:ind w:left="4320" w:hanging="480"/>
       </w:pPr>
     </w:lvl>
     <w:lvl w:ilvl="6">
@@ -3764,7 +4507,7 @@
       <w:lvlText w:val=" "/>
       <w:lvlJc w:val="left"/>
       <w:pPr>
-        <w:ind w:left="5040" w:hanging="360"/>
+        <w:ind w:left="5040" w:hanging="480"/>
       </w:pPr>
     </w:lvl>
     <w:lvl w:ilvl="7">
@@ -3772,7 +4515,7 @@
       <w:lvlText w:val=" "/>
       <w:lvlJc w:val="left"/>
       <w:pPr>
-        <w:ind w:left="5760" w:hanging="360"/>
+        <w:ind w:left="5760" w:hanging="480"/>
       </w:pPr>
     </w:lvl>
     <w:lvl w:ilvl="8">
@@ -3780,115 +4523,88 @@
       <w:lvlText w:val=" "/>
       <w:lvlJc w:val="left"/>
       <w:pPr>
-        <w:ind w:left="6480" w:hanging="360"/>
+        <w:ind w:left="6480" w:hanging="480"/>
       </w:pPr>
     </w:lvl>
   </w:abstractNum>
   <w:abstractNum w:abstractNumId="991">
-    <w:nsid w:val="0000A991"/>
+    <w:nsid w:val="A991"/>
     <w:multiLevelType w:val="multilevel"/>
     <w:lvl w:ilvl="0">
       <w:numFmt w:val="bullet"/>
-      <w:lvlText w:val=""/>
+      <w:lvlText w:val="•"/>
       <w:lvlJc w:val="left"/>
       <w:pPr>
-        <w:ind w:left="720" w:hanging="360"/>
-      </w:pPr>
-      <w:rPr>
-        <w:rFonts w:ascii="Symbol" w:hAnsi="Symbol" w:cs="Symbol" w:hint="default"/>
-      </w:rPr>
+        <w:ind w:left="720" w:hanging="480"/>
+      </w:pPr>
     </w:lvl>
     <w:lvl w:ilvl="1">
       <w:numFmt w:val="bullet"/>
-      <w:lvlText w:val="o"/>
+      <w:lvlText w:val="–"/>
       <w:lvlJc w:val="left"/>
       <w:pPr>
-        <w:ind w:left="1440" w:hanging="360"/>
-      </w:pPr>
-      <w:rPr>
-        <w:rFonts w:ascii="Courier New" w:hAnsi="Courier New" w:cs="Courier New" w:hint="default"/>
-      </w:rPr>
+        <w:ind w:left="1440" w:hanging="480"/>
+      </w:pPr>
     </w:lvl>
     <w:lvl w:ilvl="2">
       <w:numFmt w:val="bullet"/>
-      <w:lvlText w:val=""/>
+      <w:lvlText w:val="•"/>
       <w:lvlJc w:val="left"/>
       <w:pPr>
-        <w:ind w:left="2160" w:hanging="360"/>
-      </w:pPr>
-      <w:rPr>
-        <w:rFonts w:ascii="Wingdings" w:hAnsi="Wingdings" w:cs="Wingdings" w:hint="default"/>
-      </w:rPr>
+        <w:ind w:left="2160" w:hanging="480"/>
+      </w:pPr>
     </w:lvl>
     <w:lvl w:ilvl="3">
       <w:numFmt w:val="bullet"/>
-      <w:lvlText w:val=""/>
+      <w:lvlText w:val="–"/>
       <w:lvlJc w:val="left"/>
       <w:pPr>
-        <w:ind w:left="2880" w:hanging="360"/>
-      </w:pPr>
-      <w:rPr>
-        <w:rFonts w:ascii="Symbol" w:hAnsi="Symbol" w:cs="Symbol" w:hint="default"/>
-      </w:rPr>
+        <w:ind w:left="2880" w:hanging="480"/>
+      </w:pPr>
     </w:lvl>
     <w:lvl w:ilvl="4">
       <w:numFmt w:val="bullet"/>
-      <w:lvlText w:val="o"/>
+      <w:lvlText w:val="•"/>
       <w:lvlJc w:val="left"/>
       <w:pPr>
-        <w:ind w:left="3600" w:hanging="360"/>
-      </w:pPr>
-      <w:rPr>
-        <w:rFonts w:ascii="Courier New" w:hAnsi="Courier New" w:cs="Courier New" w:hint="default"/>
-      </w:rPr>
+        <w:ind w:left="3600" w:hanging="480"/>
+      </w:pPr>
     </w:lvl>
     <w:lvl w:ilvl="5">
       <w:numFmt w:val="bullet"/>
-      <w:lvlText w:val=""/>
+      <w:lvlText w:val="–"/>
       <w:lvlJc w:val="left"/>
       <w:pPr>
-        <w:ind w:left="4320" w:hanging="360"/>
-      </w:pPr>
-      <w:rPr>
-        <w:rFonts w:ascii="Wingdings" w:hAnsi="Wingdings" w:cs="Wingdings" w:hint="default"/>
-      </w:rPr>
+        <w:ind w:left="4320" w:hanging="480"/>
+      </w:pPr>
     </w:lvl>
     <w:lvl w:ilvl="6">
       <w:numFmt w:val="bullet"/>
-      <w:lvlText w:val=""/>
+      <w:lvlText w:val="•"/>
       <w:lvlJc w:val="left"/>
       <w:pPr>
-        <w:ind w:left="5040" w:hanging="360"/>
-      </w:pPr>
-      <w:rPr>
-        <w:rFonts w:ascii="Symbol" w:hAnsi="Symbol" w:cs="Symbol" w:hint="default"/>
-      </w:rPr>
+        <w:ind w:left="5040" w:hanging="480"/>
+      </w:pPr>
     </w:lvl>
     <w:lvl w:ilvl="7">
       <w:numFmt w:val="bullet"/>
-      <w:lvlText w:val="o"/>
+      <w:lvlText w:val="–"/>
       <w:lvlJc w:val="left"/>
       <w:pPr>
-        <w:ind w:left="5760" w:hanging="360"/>
-      </w:pPr>
-      <w:rPr>
-        <w:rFonts w:ascii="Courier New" w:hAnsi="Courier New" w:cs="Courier New" w:hint="default"/>
-      </w:rPr>
+        <w:ind w:left="5760" w:hanging="480"/>
+      </w:pPr>
     </w:lvl>
     <w:lvl w:ilvl="8">
       <w:numFmt w:val="bullet"/>
-      <w:lvlText w:val=""/>
+      <w:lvlText w:val="•"/>
       <w:lvlJc w:val="left"/>
       <w:pPr>
-        <w:ind w:left="6480" w:hanging="360"/>
-      </w:pPr>
-      <w:rPr>
-        <w:rFonts w:ascii="Wingdings" w:hAnsi="Wingdings" w:cs="Wingdings" w:hint="default"/>
-      </w:rPr>
+        <w:ind w:left="6480" w:hanging="480"/>
+      </w:pPr>
     </w:lvl>
   </w:abstractNum>
   <w:abstractNum w:abstractNumId="99411">
-    <w:nsid w:val="00A99411"/>
+    <w:nsid w:val="A99411"/>
     <w:multiLevelType w:val="multilevel"/>
     <w:lvl w:ilvl="0">
       <w:start w:val="1"/>
@@ -3896,7 +4612,7 @@
       <w:lvlText w:val="%1."/>
       <w:lvlJc w:val="left"/>
       <w:pPr>
-        <w:ind w:left="720" w:hanging="360"/>
+        <w:ind w:left="720" w:hanging="480"/>
       </w:pPr>
     </w:lvl>
     <w:lvl w:ilvl="1">
@@ -3905,7 +4621,7 @@
       <w:lvlText w:val="%2."/>
       <w:lvlJc w:val="left"/>
       <w:pPr>
-        <w:ind w:left="1440" w:hanging="360"/>
+        <w:ind w:left="1440" w:hanging="480"/>
       </w:pPr>
     </w:lvl>
     <w:lvl w:ilvl="2">
@@ -3914,7 +4630,7 @@
       <w:lvlText w:val="%3."/>
       <w:lvlJc w:val="left"/>
       <w:pPr>
-        <w:ind w:left="2160" w:hanging="360"/>
+        <w:ind w:left="2160" w:hanging="480"/>
       </w:pPr>
     </w:lvl>
     <w:lvl w:ilvl="3">
@@ -3923,7 +4639,7 @@
       <w:lvlText w:val="%4."/>
       <w:lvlJc w:val="left"/>
       <w:pPr>
-        <w:ind w:left="2880" w:hanging="360"/>
+        <w:ind w:left="2880" w:hanging="480"/>
       </w:pPr>
     </w:lvl>
     <w:lvl w:ilvl="4">
@@ -3932,7 +4648,7 @@
       <w:lvlText w:val="%5."/>
       <w:lvlJc w:val="left"/>
       <w:pPr>
-        <w:ind w:left="3600" w:hanging="360"/>
+        <w:ind w:left="3600" w:hanging="480"/>
       </w:pPr>
     </w:lvl>
     <w:lvl w:ilvl="5">
@@ -3941,7 +4657,7 @@
       <w:lvlText w:val="%6."/>
       <w:lvlJc w:val="left"/>
       <w:pPr>
-        <w:ind w:left="4320" w:hanging="360"/>
+        <w:ind w:left="4320" w:hanging="480"/>
       </w:pPr>
     </w:lvl>
     <w:lvl w:ilvl="6">
@@ -3950,7 +4666,7 @@
       <w:lvlText w:val="%7."/>
       <w:lvlJc w:val="left"/>
       <w:pPr>
-        <w:ind w:left="5040" w:hanging="360"/>
+        <w:ind w:left="5040" w:hanging="480"/>
       </w:pPr>
     </w:lvl>
     <w:lvl w:ilvl="7">
@@ -3959,7 +4675,7 @@
       <w:lvlText w:val="%8."/>
       <w:lvlJc w:val="left"/>
       <w:pPr>
-        <w:ind w:left="5760" w:hanging="360"/>
+        <w:ind w:left="5760" w:hanging="480"/>
       </w:pPr>
     </w:lvl>
     <w:lvl w:ilvl="8">
@@ -3968,7 +4684,7 @@
       <w:lvlText w:val="%9."/>
       <w:lvlJc w:val="left"/>
       <w:pPr>
-        <w:ind w:left="6480" w:hanging="360"/>
+        <w:ind w:left="6480" w:hanging="480"/>
       </w:pPr>
     </w:lvl>
   </w:abstractNum>
@@ -4442,10 +5158,10 @@
   <w:docDefaults>
     <w:rPrDefault>
       <w:rPr>
-        <w:rFonts w:asciiTheme="minorHAnsi" w:cstheme="minorBidi" w:eastAsiaTheme="minorEastAsia" w:hAnsiTheme="minorHAnsi"/>
+        <w:rFonts w:asciiTheme="minorHAnsi" w:cstheme="minorBidi" w:eastAsiaTheme="minorHAnsi" w:hAnsiTheme="minorHAnsi"/>
         <w:sz w:val="24"/>
         <w:szCs w:val="24"/>
-        <w:lang w:bidi="ar-SA" w:eastAsia="zh-CN" w:val="en-US"/>
+        <w:lang w:bidi="ar-SA" w:eastAsia="en-US" w:val="en-US"/>
       </w:rPr>
     </w:rPrDefault>
     <w:pPrDefault>
@@ -4463,10 +5179,10 @@
     <w:name w:val="Body Text"/>
     <w:basedOn w:val="Normal"/>
     <w:link w:val="BodyTextChar"/>
-    <w:qFormat/>
     <w:pPr>
       <w:spacing w:after="180" w:before="180"/>
     </w:pPr>
+    <w:qFormat/>
   </w:style>
   <w:style w:customStyle="1" w:styleId="FirstParagraph" w:type="paragraph">
     <w:name w:val="First Paragraph"/>
@@ -4486,94 +5202,57 @@
     <w:name w:val="Title"/>
     <w:basedOn w:val="Normal"/>
     <w:next w:val="BodyText"/>
-    <w:link w:val="TitleChar"/>
-    <w:uiPriority w:val="10"/>
     <w:qFormat/>
-    <w:rsid w:val="00A10FD9"/>
     <w:pPr>
-      <w:spacing w:after="80" w:line="240" w:lineRule="auto"/>
-      <w:contextualSpacing/>
+      <w:keepNext/>
+      <w:keepLines/>
+      <w:spacing w:after="240" w:before="480"/>
       <w:jc w:val="center"/>
     </w:pPr>
     <w:rPr>
       <w:rFonts w:asciiTheme="majorHAnsi" w:cstheme="majorBidi" w:eastAsiaTheme="majorEastAsia" w:hAnsiTheme="majorHAnsi"/>
-      <w:sz w:val="56"/>
-      <w:szCs w:val="56"/>
-    </w:rPr>
-  </w:style>
-  <w:style w:customStyle="1" w:styleId="TitleChar" w:type="character">
-    <w:name w:val="Title Char"/>
-    <w:basedOn w:val="DefaultParagraphFont"/>
-    <w:link w:val="Title"/>
-    <w:uiPriority w:val="10"/>
-    <w:rsid w:val="00A10FD9"/>
-    <w:rPr>
-      <w:rFonts w:asciiTheme="majorHAnsi" w:cstheme="majorBidi" w:eastAsiaTheme="majorEastAsia" w:hAnsiTheme="majorHAnsi"/>
-      <w:sz w:val="56"/>
-      <w:szCs w:val="56"/>
+      <w:b/>
+      <w:bCs/>
+      <w:color w:themeColor="accent1" w:themeShade="B5" w:val="345A8A"/>
+      <w:sz w:val="36"/>
+      <w:szCs w:val="36"/>
     </w:rPr>
   </w:style>
   <w:style w:styleId="Subtitle" w:type="paragraph">
     <w:name w:val="Subtitle"/>
-    <w:basedOn w:val="Title"/>
-    <w:next w:val="BodyText"/>
-    <w:link w:val="SubtitleChar"/>
-    <w:uiPriority w:val="11"/>
-    <w:qFormat/>
-    <w:rsid w:val="00A10FD9"/>
-    <w:pPr>
-      <w:numPr>
-        <w:ilvl w:val="1"/>
-      </w:numPr>
-    </w:pPr>
-    <w:rPr>
-      <w:rFonts w:cstheme="majorBidi" w:eastAsiaTheme="majorEastAsia"/>
-      <w:spacing w:val="15"/>
-      <w:sz w:val="28"/>
-      <w:szCs w:val="28"/>
-    </w:rPr>
-  </w:style>
-  <w:style w:customStyle="1" w:styleId="SubtitleChar" w:type="character">
-    <w:name w:val="Subtitle Char"/>
-    <w:basedOn w:val="DefaultParagraphFont"/>
-    <w:link w:val="Subtitle"/>
-    <w:uiPriority w:val="11"/>
-    <w:rsid w:val="00A10FD9"/>
-    <w:rPr>
-      <w:rFonts w:cstheme="majorBidi" w:eastAsiaTheme="majorEastAsia"/>
-      <w:color w:themeColor="text1" w:themeTint="A6" w:val="595959"/>
-      <w:spacing w:val="15"/>
-      <w:sz w:val="28"/>
-      <w:szCs w:val="28"/>
-    </w:rPr>
-  </w:style>
-  <w:style w:customStyle="1" w:styleId="Author" w:type="paragraph">
-    <w:name w:val="Author"/>
     <w:basedOn w:val="Title"/>
     <w:next w:val="BodyText"/>
     <w:qFormat/>
     <w:pPr>
       <w:keepNext/>
       <w:keepLines/>
+      <w:spacing w:after="240" w:before="240"/>
+      <w:jc w:val="center"/>
     </w:pPr>
     <w:rPr>
-      <w:sz w:val="24"/>
-      <w:szCs w:val="24"/>
+      <w:sz w:val="30"/>
+      <w:szCs w:val="30"/>
     </w:rPr>
   </w:style>
-  <w:style w:styleId="Date" w:type="paragraph">
-    <w:name w:val="Date"/>
-    <w:basedOn w:val="Title"/>
+  <w:style w:customStyle="1" w:styleId="Author" w:type="paragraph">
+    <w:name w:val="Author"/>
     <w:next w:val="BodyText"/>
     <w:qFormat/>
     <w:pPr>
       <w:keepNext/>
       <w:keepLines/>
+      <w:jc w:val="center"/>
     </w:pPr>
-    <w:rPr>
-      <w:sz w:val="24"/>
-      <w:szCs w:val="24"/>
-    </w:rPr>
+  </w:style>
+  <w:style w:styleId="Date" w:type="paragraph">
+    <w:name w:val="Date"/>
+    <w:next w:val="BodyText"/>
+    <w:qFormat/>
+    <w:pPr>
+      <w:keepNext/>
+      <w:keepLines/>
+      <w:jc w:val="center"/>
+    </w:pPr>
   </w:style>
   <w:style w:customStyle="1" w:styleId="AbstractTitle" w:type="paragraph">
     <w:name w:val="Abstract Title"/>
@@ -4583,13 +5262,15 @@
     <w:pPr>
       <w:keepNext/>
       <w:keepLines/>
+      <w:jc w:val="center"/>
       <w:spacing w:after="0" w:before="300"/>
-      <w:jc w:val="center"/>
     </w:pPr>
     <w:rPr>
-      <w:b/>
       <w:sz w:val="20"/>
       <w:szCs w:val="20"/>
+      <w:b/>
+      <w:color w:val="345A8A"/>
+      &gt;
     </w:rPr>
   </w:style>
   <w:style w:customStyle="1" w:styleId="Abstract" w:type="paragraph">
@@ -4616,321 +5297,191 @@
     <w:rPr/>
   </w:style>
   <w:style w:styleId="Heading1" w:type="paragraph">
-    <w:name w:val="heading 1"/>
+    <w:name w:val="Heading 1"/>
     <w:basedOn w:val="Normal"/>
     <w:next w:val="BodyText"/>
-    <w:link w:val="Heading1Char"/>
     <w:uiPriority w:val="9"/>
     <w:qFormat/>
-    <w:rsid w:val="00A10FD9"/>
     <w:pPr>
       <w:keepNext/>
       <w:keepLines/>
-      <w:spacing w:after="80" w:before="360"/>
+      <w:spacing w:after="0" w:before="480"/>
       <w:outlineLvl w:val="0"/>
     </w:pPr>
     <w:rPr>
       <w:rFonts w:asciiTheme="majorHAnsi" w:cstheme="majorBidi" w:eastAsiaTheme="majorEastAsia" w:hAnsiTheme="majorHAnsi"/>
-      <w:color w:themeColor="accent1" w:themeShade="BF" w:val="0F4761"/>
-      <w:sz w:val="40"/>
-      <w:szCs w:val="40"/>
+      <w:b/>
+      <w:bCs/>
+      <w:color w:themeColor="accent1" w:val="4F81BD"/>
+      <w:sz w:val="32"/>
+      <w:szCs w:val="32"/>
     </w:rPr>
   </w:style>
   <w:style w:styleId="Heading2" w:type="paragraph">
-    <w:name w:val="heading 2"/>
+    <w:name w:val="Heading 2"/>
     <w:basedOn w:val="Normal"/>
     <w:next w:val="BodyText"/>
-    <w:link w:val="Heading2Char"/>
     <w:uiPriority w:val="9"/>
-    <w:semiHidden/>
     <w:unhideWhenUsed/>
     <w:qFormat/>
-    <w:rsid w:val="00A10FD9"/>
     <w:pPr>
       <w:keepNext/>
       <w:keepLines/>
-      <w:spacing w:after="80" w:before="160"/>
+      <w:spacing w:after="0" w:before="200"/>
       <w:outlineLvl w:val="1"/>
     </w:pPr>
     <w:rPr>
       <w:rFonts w:asciiTheme="majorHAnsi" w:cstheme="majorBidi" w:eastAsiaTheme="majorEastAsia" w:hAnsiTheme="majorHAnsi"/>
-      <w:color w:themeColor="accent1" w:themeShade="BF" w:val="0F4761"/>
-      <w:sz w:val="32"/>
-      <w:szCs w:val="32"/>
+      <w:b/>
+      <w:bCs/>
+      <w:color w:themeColor="accent1" w:val="4F81BD"/>
+      <w:sz w:val="28"/>
+      <w:szCs w:val="28"/>
     </w:rPr>
   </w:style>
   <w:style w:styleId="Heading3" w:type="paragraph">
-    <w:name w:val="heading 3"/>
+    <w:name w:val="Heading 3"/>
     <w:basedOn w:val="Normal"/>
     <w:next w:val="BodyText"/>
-    <w:link w:val="Heading3Char"/>
     <w:uiPriority w:val="9"/>
-    <w:semiHidden/>
     <w:unhideWhenUsed/>
     <w:qFormat/>
-    <w:rsid w:val="00A10FD9"/>
     <w:pPr>
       <w:keepNext/>
       <w:keepLines/>
-      <w:spacing w:after="80" w:before="160"/>
+      <w:spacing w:after="0" w:before="200"/>
       <w:outlineLvl w:val="2"/>
     </w:pPr>
     <w:rPr>
-      <w:rFonts w:cstheme="majorBidi" w:eastAsiaTheme="majorEastAsia"/>
-      <w:color w:themeColor="accent1" w:themeShade="BF" w:val="0F4761"/>
-      <w:sz w:val="28"/>
-      <w:szCs w:val="28"/>
+      <w:rFonts w:asciiTheme="majorHAnsi" w:cstheme="majorBidi" w:eastAsiaTheme="majorEastAsia" w:hAnsiTheme="majorHAnsi"/>
+      <w:b/>
+      <w:bCs/>
+      <w:color w:themeColor="accent1" w:val="4F81BD"/>
+      <w:sz w:val="24"/>
+      <w:szCs w:val="24"/>
     </w:rPr>
   </w:style>
   <w:style w:styleId="Heading4" w:type="paragraph">
-    <w:name w:val="heading 4"/>
+    <w:name w:val="Heading 4"/>
     <w:basedOn w:val="Normal"/>
     <w:next w:val="BodyText"/>
-    <w:link w:val="Heading4Char"/>
     <w:uiPriority w:val="9"/>
-    <w:semiHidden/>
     <w:unhideWhenUsed/>
     <w:qFormat/>
-    <w:rsid w:val="00A10FD9"/>
     <w:pPr>
       <w:keepNext/>
       <w:keepLines/>
-      <w:spacing w:after="40" w:before="80"/>
+      <w:spacing w:after="0" w:before="200"/>
       <w:outlineLvl w:val="3"/>
     </w:pPr>
     <w:rPr>
-      <w:rFonts w:cstheme="majorBidi" w:eastAsiaTheme="majorEastAsia"/>
+      <w:rFonts w:asciiTheme="majorHAnsi" w:cstheme="majorBidi" w:eastAsiaTheme="majorEastAsia" w:hAnsiTheme="majorHAnsi"/>
       <w:i/>
-      <w:iCs/>
-      <w:color w:themeColor="accent1" w:themeShade="BF" w:val="0F4761"/>
+      <w:bCs/>
+      <w:color w:themeColor="accent1" w:val="4F81BD"/>
+      <w:sz w:val="24"/>
+      <w:szCs w:val="24"/>
     </w:rPr>
   </w:style>
   <w:style w:styleId="Heading5" w:type="paragraph">
-    <w:name w:val="heading 5"/>
+    <w:name w:val="Heading 5"/>
     <w:basedOn w:val="Normal"/>
     <w:next w:val="BodyText"/>
-    <w:link w:val="Heading5Char"/>
     <w:uiPriority w:val="9"/>
-    <w:semiHidden/>
     <w:unhideWhenUsed/>
     <w:qFormat/>
-    <w:rsid w:val="00A10FD9"/>
     <w:pPr>
       <w:keepNext/>
       <w:keepLines/>
-      <w:spacing w:after="40" w:before="80"/>
+      <w:spacing w:after="0" w:before="200"/>
       <w:outlineLvl w:val="4"/>
     </w:pPr>
     <w:rPr>
-      <w:rFonts w:cstheme="majorBidi" w:eastAsiaTheme="majorEastAsia"/>
-      <w:color w:themeColor="accent1" w:themeShade="BF" w:val="0F4761"/>
+      <w:rFonts w:asciiTheme="majorHAnsi" w:cstheme="majorBidi" w:eastAsiaTheme="majorEastAsia" w:hAnsiTheme="majorHAnsi"/>
+      <w:iCs/>
+      <w:color w:themeColor="accent1" w:val="4F81BD"/>
+      <w:sz w:val="24"/>
+      <w:szCs w:val="24"/>
     </w:rPr>
   </w:style>
   <w:style w:styleId="Heading6" w:type="paragraph">
-    <w:name w:val="heading 6"/>
+    <w:name w:val="Heading 6"/>
     <w:basedOn w:val="Normal"/>
     <w:next w:val="BodyText"/>
-    <w:link w:val="Heading6Char"/>
     <w:uiPriority w:val="9"/>
-    <w:semiHidden/>
     <w:unhideWhenUsed/>
     <w:qFormat/>
-    <w:rsid w:val="00A10FD9"/>
     <w:pPr>
       <w:keepNext/>
       <w:keepLines/>
-      <w:spacing w:after="0" w:before="40"/>
+      <w:spacing w:after="0" w:before="200"/>
       <w:outlineLvl w:val="5"/>
     </w:pPr>
     <w:rPr>
-      <w:rFonts w:cstheme="majorBidi" w:eastAsiaTheme="majorEastAsia"/>
-      <w:i/>
-      <w:iCs/>
-      <w:color w:themeColor="text1" w:themeTint="A6" w:val="595959"/>
+      <w:rFonts w:asciiTheme="majorHAnsi" w:cstheme="majorBidi" w:eastAsiaTheme="majorEastAsia" w:hAnsiTheme="majorHAnsi"/>
+      <w:color w:themeColor="accent1" w:val="4F81BD"/>
+      <w:sz w:val="24"/>
+      <w:szCs w:val="24"/>
     </w:rPr>
   </w:style>
   <w:style w:styleId="Heading7" w:type="paragraph">
-    <w:name w:val="heading 7"/>
+    <w:name w:val="Heading 7"/>
     <w:basedOn w:val="Normal"/>
     <w:next w:val="BodyText"/>
-    <w:link w:val="Heading7Char"/>
     <w:uiPriority w:val="9"/>
-    <w:semiHidden/>
     <w:unhideWhenUsed/>
     <w:qFormat/>
-    <w:rsid w:val="00A10FD9"/>
     <w:pPr>
       <w:keepNext/>
       <w:keepLines/>
-      <w:spacing w:after="0" w:before="40"/>
+      <w:spacing w:after="0" w:before="200"/>
       <w:outlineLvl w:val="6"/>
     </w:pPr>
     <w:rPr>
-      <w:rFonts w:cstheme="majorBidi" w:eastAsiaTheme="majorEastAsia"/>
-      <w:color w:themeColor="text1" w:themeTint="A6" w:val="595959"/>
+      <w:rFonts w:asciiTheme="majorHAnsi" w:cstheme="majorBidi" w:eastAsiaTheme="majorEastAsia" w:hAnsiTheme="majorHAnsi"/>
+      <w:color w:themeColor="accent1" w:val="4F81BD"/>
+      <w:sz w:val="24"/>
+      <w:szCs w:val="24"/>
     </w:rPr>
   </w:style>
   <w:style w:styleId="Heading8" w:type="paragraph">
-    <w:name w:val="heading 8"/>
+    <w:name w:val="Heading 8"/>
     <w:basedOn w:val="Normal"/>
     <w:next w:val="BodyText"/>
-    <w:link w:val="Heading8Char"/>
     <w:uiPriority w:val="9"/>
-    <w:semiHidden/>
     <w:unhideWhenUsed/>
     <w:qFormat/>
-    <w:rsid w:val="00A10FD9"/>
     <w:pPr>
       <w:keepNext/>
       <w:keepLines/>
-      <w:spacing w:after="0"/>
+      <w:spacing w:after="0" w:before="200"/>
       <w:outlineLvl w:val="7"/>
     </w:pPr>
     <w:rPr>
-      <w:rFonts w:cstheme="majorBidi" w:eastAsiaTheme="majorEastAsia"/>
-      <w:i/>
-      <w:iCs/>
-      <w:color w:themeColor="text1" w:themeTint="D8" w:val="272727"/>
+      <w:rFonts w:asciiTheme="majorHAnsi" w:cstheme="majorBidi" w:eastAsiaTheme="majorEastAsia" w:hAnsiTheme="majorHAnsi"/>
+      <w:color w:themeColor="accent1" w:val="4F81BD"/>
+      <w:sz w:val="24"/>
+      <w:szCs w:val="24"/>
     </w:rPr>
   </w:style>
   <w:style w:styleId="Heading9" w:type="paragraph">
-    <w:name w:val="heading 9"/>
+    <w:name w:val="Heading 9"/>
     <w:basedOn w:val="Normal"/>
     <w:next w:val="BodyText"/>
-    <w:link w:val="Heading9Char"/>
     <w:uiPriority w:val="9"/>
-    <w:semiHidden/>
     <w:unhideWhenUsed/>
     <w:qFormat/>
-    <w:rsid w:val="00A10FD9"/>
     <w:pPr>
       <w:keepNext/>
       <w:keepLines/>
-      <w:spacing w:after="0"/>
+      <w:spacing w:after="0" w:before="200"/>
       <w:outlineLvl w:val="8"/>
     </w:pPr>
     <w:rPr>
-      <w:rFonts w:cstheme="majorBidi" w:eastAsiaTheme="majorEastAsia"/>
-      <w:color w:themeColor="text1" w:themeTint="D8" w:val="272727"/>
-    </w:rPr>
-  </w:style>
-  <w:style w:customStyle="1" w:styleId="Heading1Char" w:type="character">
-    <w:name w:val="Heading 1 Char"/>
-    <w:basedOn w:val="DefaultParagraphFont"/>
-    <w:link w:val="Heading1"/>
-    <w:uiPriority w:val="9"/>
-    <w:rsid w:val="00A10FD9"/>
-    <w:rPr>
       <w:rFonts w:asciiTheme="majorHAnsi" w:cstheme="majorBidi" w:eastAsiaTheme="majorEastAsia" w:hAnsiTheme="majorHAnsi"/>
-      <w:color w:themeColor="accent1" w:themeShade="BF" w:val="0F4761"/>
-      <w:sz w:val="40"/>
-      <w:szCs w:val="40"/>
-    </w:rPr>
-  </w:style>
-  <w:style w:customStyle="1" w:styleId="Heading2Char" w:type="character">
-    <w:name w:val="Heading 2 Char"/>
-    <w:basedOn w:val="DefaultParagraphFont"/>
-    <w:link w:val="Heading2"/>
-    <w:uiPriority w:val="9"/>
-    <w:semiHidden/>
-    <w:rsid w:val="00A10FD9"/>
-    <w:rPr>
-      <w:rFonts w:asciiTheme="majorHAnsi" w:cstheme="majorBidi" w:eastAsiaTheme="majorEastAsia" w:hAnsiTheme="majorHAnsi"/>
-      <w:color w:themeColor="accent1" w:themeShade="BF" w:val="0F4761"/>
-      <w:sz w:val="32"/>
-      <w:szCs w:val="32"/>
-    </w:rPr>
-  </w:style>
-  <w:style w:customStyle="1" w:styleId="Heading3Char" w:type="character">
-    <w:name w:val="Heading 3 Char"/>
-    <w:basedOn w:val="DefaultParagraphFont"/>
-    <w:link w:val="Heading3"/>
-    <w:uiPriority w:val="9"/>
-    <w:semiHidden/>
-    <w:rsid w:val="00A10FD9"/>
-    <w:rPr>
-      <w:rFonts w:cstheme="majorBidi" w:eastAsiaTheme="majorEastAsia"/>
-      <w:color w:themeColor="accent1" w:themeShade="BF" w:val="0F4761"/>
-      <w:sz w:val="28"/>
-      <w:szCs w:val="28"/>
-    </w:rPr>
-  </w:style>
-  <w:style w:customStyle="1" w:styleId="Heading4Char" w:type="character">
-    <w:name w:val="Heading 4 Char"/>
-    <w:basedOn w:val="DefaultParagraphFont"/>
-    <w:link w:val="Heading4"/>
-    <w:uiPriority w:val="9"/>
-    <w:semiHidden/>
-    <w:rsid w:val="00A10FD9"/>
-    <w:rPr>
-      <w:rFonts w:cstheme="majorBidi" w:eastAsiaTheme="majorEastAsia"/>
-      <w:i/>
-      <w:iCs/>
-      <w:color w:themeColor="accent1" w:themeShade="BF" w:val="0F4761"/>
-    </w:rPr>
-  </w:style>
-  <w:style w:customStyle="1" w:styleId="Heading5Char" w:type="character">
-    <w:name w:val="Heading 5 Char"/>
-    <w:basedOn w:val="DefaultParagraphFont"/>
-    <w:link w:val="Heading5"/>
-    <w:uiPriority w:val="9"/>
-    <w:semiHidden/>
-    <w:rsid w:val="00A10FD9"/>
-    <w:rPr>
-      <w:rFonts w:cstheme="majorBidi" w:eastAsiaTheme="majorEastAsia"/>
-      <w:color w:themeColor="accent1" w:themeShade="BF" w:val="0F4761"/>
-    </w:rPr>
-  </w:style>
-  <w:style w:customStyle="1" w:styleId="Heading6Char" w:type="character">
-    <w:name w:val="Heading 6 Char"/>
-    <w:basedOn w:val="DefaultParagraphFont"/>
-    <w:link w:val="Heading6"/>
-    <w:uiPriority w:val="9"/>
-    <w:semiHidden/>
-    <w:rsid w:val="00A10FD9"/>
-    <w:rPr>
-      <w:rFonts w:cstheme="majorBidi" w:eastAsiaTheme="majorEastAsia"/>
-      <w:i/>
-      <w:iCs/>
-      <w:color w:themeColor="text1" w:themeTint="A6" w:val="595959"/>
-    </w:rPr>
-  </w:style>
-  <w:style w:customStyle="1" w:styleId="Heading7Char" w:type="character">
-    <w:name w:val="Heading 7 Char"/>
-    <w:basedOn w:val="DefaultParagraphFont"/>
-    <w:link w:val="Heading7"/>
-    <w:uiPriority w:val="9"/>
-    <w:semiHidden/>
-    <w:rsid w:val="00A10FD9"/>
-    <w:rPr>
-      <w:rFonts w:cstheme="majorBidi" w:eastAsiaTheme="majorEastAsia"/>
-      <w:color w:themeColor="text1" w:themeTint="A6" w:val="595959"/>
-    </w:rPr>
-  </w:style>
-  <w:style w:customStyle="1" w:styleId="Heading8Char" w:type="character">
-    <w:name w:val="Heading 8 Char"/>
-    <w:basedOn w:val="DefaultParagraphFont"/>
-    <w:link w:val="Heading8"/>
-    <w:uiPriority w:val="9"/>
-    <w:semiHidden/>
-    <w:rsid w:val="00A10FD9"/>
-    <w:rPr>
-      <w:rFonts w:cstheme="majorBidi" w:eastAsiaTheme="majorEastAsia"/>
-      <w:i/>
-      <w:iCs/>
-      <w:color w:themeColor="text1" w:themeTint="D8" w:val="272727"/>
-    </w:rPr>
-  </w:style>
-  <w:style w:customStyle="1" w:styleId="Heading9Char" w:type="character">
-    <w:name w:val="Heading 9 Char"/>
-    <w:basedOn w:val="DefaultParagraphFont"/>
-    <w:link w:val="Heading9"/>
-    <w:uiPriority w:val="9"/>
-    <w:semiHidden/>
-    <w:rsid w:val="00A10FD9"/>
-    <w:rPr>
-      <w:rFonts w:cstheme="majorBidi" w:eastAsiaTheme="majorEastAsia"/>
-      <w:color w:themeColor="text1" w:themeTint="D8" w:val="272727"/>
+      <w:color w:themeColor="accent1" w:val="4F81BD"/>
+      <w:sz w:val="24"/>
+      <w:szCs w:val="24"/>
     </w:rPr>
   </w:style>
   <w:style w:styleId="BlockText" w:type="paragraph">
@@ -4952,18 +5503,6 @@
     <w:uiPriority w:val="9"/>
     <w:unhideWhenUsed/>
     <w:qFormat/>
-  </w:style>
-  <w:style w:styleId="FootnoteBlockText" w:type="paragraph">
-    <w:name w:val="Footnote Block Text"/>
-    <w:basedOn w:val="FootnoteText"/>
-    <w:next w:val="FootnoteText"/>
-    <w:uiPriority w:val="9"/>
-    <w:unhideWhenUsed/>
-    <w:qFormat/>
-    <w:pPr>
-      <w:spacing w:after="100" w:before="100"/>
-      <w:ind w:firstLine="0" w:left="480" w:right="480"/>
-    </w:pPr>
   </w:style>
   <w:style w:default="1" w:styleId="DefaultParagraphFont" w:type="character">
     <w:name w:val="Default Paragraph Font"/>
@@ -4986,11 +5525,18 @@
       </w:tblCellMar>
     </w:tblPr>
     <w:tblStylePr w:type="firstRow">
+      <w:tblPr>
+        <w:jc w:val="left"/>
+        <w:tblInd w:type="dxa" w:w="0"/>
+      </w:tblPr>
+      <w:trPr>
+        <w:jc w:val="left"/>
+      </w:trPr>
       <w:tcPr>
+        <w:vAlign w:val="bottom"/>
         <w:tcBorders>
           <w:bottom w:val="single"/>
         </w:tcBorders>
-        <w:vAlign w:val="bottom"/>
       </w:tcPr>
     </w:tblStylePr>
   </w:style>
@@ -5105,8 +5651,8 @@
     <w:name w:val="KeywordTok"/>
     <w:basedOn w:val="VerbatimChar"/>
     <w:rPr>
+      <w:color w:val="007020"/>
       <w:b/>
-      <w:color w:val="007020"/>
     </w:rPr>
   </w:style>
   <w:style w:type="character" w:customStyle="1" w:styleId="DataTypeTok">
@@ -5183,42 +5729,42 @@
     <w:name w:val="ImportTok"/>
     <w:basedOn w:val="VerbatimChar"/>
     <w:rPr>
+      <w:color w:val="008000"/>
       <w:b/>
-      <w:color w:val="008000"/>
     </w:rPr>
   </w:style>
   <w:style w:type="character" w:customStyle="1" w:styleId="CommentTok">
     <w:name w:val="CommentTok"/>
     <w:basedOn w:val="VerbatimChar"/>
     <w:rPr>
+      <w:color w:val="60a0b0"/>
       <w:i/>
-      <w:color w:val="60a0b0"/>
     </w:rPr>
   </w:style>
   <w:style w:type="character" w:customStyle="1" w:styleId="DocumentationTok">
     <w:name w:val="DocumentationTok"/>
     <w:basedOn w:val="VerbatimChar"/>
     <w:rPr>
+      <w:color w:val="ba2121"/>
       <w:i/>
-      <w:color w:val="ba2121"/>
     </w:rPr>
   </w:style>
   <w:style w:type="character" w:customStyle="1" w:styleId="AnnotationTok">
     <w:name w:val="AnnotationTok"/>
     <w:basedOn w:val="VerbatimChar"/>
     <w:rPr>
+      <w:color w:val="60a0b0"/>
       <w:b/>
       <w:i/>
-      <w:color w:val="60a0b0"/>
     </w:rPr>
   </w:style>
   <w:style w:type="character" w:customStyle="1" w:styleId="CommentVarTok">
     <w:name w:val="CommentVarTok"/>
     <w:basedOn w:val="VerbatimChar"/>
     <w:rPr>
+      <w:color w:val="60a0b0"/>
       <w:b/>
       <w:i/>
-      <w:color w:val="60a0b0"/>
     </w:rPr>
   </w:style>
   <w:style w:type="character" w:customStyle="1" w:styleId="OtherTok">
@@ -5246,8 +5792,8 @@
     <w:name w:val="ControlFlowTok"/>
     <w:basedOn w:val="VerbatimChar"/>
     <w:rPr>
+      <w:color w:val="007020"/>
       <w:b/>
-      <w:color w:val="007020"/>
     </w:rPr>
   </w:style>
   <w:style w:type="character" w:customStyle="1" w:styleId="OperatorTok">
@@ -5292,34 +5838,34 @@
     <w:name w:val="InformationTok"/>
     <w:basedOn w:val="VerbatimChar"/>
     <w:rPr>
+      <w:color w:val="60a0b0"/>
       <w:b/>
       <w:i/>
-      <w:color w:val="60a0b0"/>
     </w:rPr>
   </w:style>
   <w:style w:type="character" w:customStyle="1" w:styleId="WarningTok">
     <w:name w:val="WarningTok"/>
     <w:basedOn w:val="VerbatimChar"/>
     <w:rPr>
+      <w:color w:val="60a0b0"/>
       <w:b/>
       <w:i/>
-      <w:color w:val="60a0b0"/>
     </w:rPr>
   </w:style>
   <w:style w:type="character" w:customStyle="1" w:styleId="AlertTok">
     <w:name w:val="AlertTok"/>
     <w:basedOn w:val="VerbatimChar"/>
     <w:rPr>
+      <w:color w:val="ff0000"/>
       <w:b/>
-      <w:color w:val="ff0000"/>
     </w:rPr>
   </w:style>
   <w:style w:type="character" w:customStyle="1" w:styleId="ErrorTok">
     <w:name w:val="ErrorTok"/>
     <w:basedOn w:val="VerbatimChar"/>
     <w:rPr>
+      <w:color w:val="ff0000"/>
       <w:b/>
-      <w:color w:val="ff0000"/>
     </w:rPr>
   </w:style>
   <w:style w:type="character" w:customStyle="1" w:styleId="NormalTok">
@@ -5341,44 +5887,44 @@
         <a:sysClr val="window" lastClr="FFFFFF"/>
       </a:lt1>
       <a:dk2>
-        <a:srgbClr val="0E2841"/>
+        <a:srgbClr val="1F497D"/>
       </a:dk2>
       <a:lt2>
-        <a:srgbClr val="E8E8E8"/>
+        <a:srgbClr val="EEECE1"/>
       </a:lt2>
       <a:accent1>
-        <a:srgbClr val="156082"/>
+        <a:srgbClr val="4F81BD"/>
       </a:accent1>
       <a:accent2>
-        <a:srgbClr val="E97132"/>
+        <a:srgbClr val="C0504D"/>
       </a:accent2>
       <a:accent3>
-        <a:srgbClr val="196B24"/>
+        <a:srgbClr val="9BBB59"/>
       </a:accent3>
       <a:accent4>
-        <a:srgbClr val="0F9ED5"/>
+        <a:srgbClr val="8064A2"/>
       </a:accent4>
       <a:accent5>
-        <a:srgbClr val="A02B93"/>
+        <a:srgbClr val="4BACC6"/>
       </a:accent5>
       <a:accent6>
-        <a:srgbClr val="4EA72E"/>
+        <a:srgbClr val="F79646"/>
       </a:accent6>
       <a:hlink>
-        <a:srgbClr val="467886"/>
+        <a:srgbClr val="0000FF"/>
       </a:hlink>
       <a:folHlink>
-        <a:srgbClr val="96607D"/>
+        <a:srgbClr val="800080"/>
       </a:folHlink>
     </a:clrScheme>
     <a:fontScheme name="Office">
       <a:majorFont>
-        <a:latin typeface="Aptos Display" panose="02110004020202020204"/>
+        <a:latin typeface="Calibri"/>
         <a:ea typeface=""/>
         <a:cs typeface=""/>
-        <a:font script="Jpan" typeface="游ゴシック Light"/>
+        <a:font script="Jpan" typeface="ＭＳ ゴシック"/>
         <a:font script="Hang" typeface="맑은 고딕"/>
-        <a:font script="Hans" typeface="等线 Light"/>
+        <a:font script="Hans" typeface="宋体"/>
         <a:font script="Hant" typeface="新細明體"/>
         <a:font script="Arab" typeface="Times New Roman"/>
         <a:font script="Hebr" typeface="Times New Roman"/>
@@ -5405,32 +5951,14 @@
         <a:font script="Mong" typeface="Mongolian Baiti"/>
         <a:font script="Viet" typeface="Times New Roman"/>
         <a:font script="Uigh" typeface="Microsoft Uighur"/>
-        <a:font script="Geor" typeface="Sylfaen"/>
-        <a:font script="Armn" typeface="Arial"/>
-        <a:font script="Bugi" typeface="Leelawadee UI"/>
-        <a:font script="Bopo" typeface="Microsoft JhengHei"/>
-        <a:font script="Java" typeface="Javanese Text"/>
-        <a:font script="Lisu" typeface="Segoe UI"/>
-        <a:font script="Mymr" typeface="Myanmar Text"/>
-        <a:font script="Nkoo" typeface="Ebrima"/>
-        <a:font script="Olck" typeface="Nirmala UI"/>
-        <a:font script="Osma" typeface="Ebrima"/>
-        <a:font script="Phag" typeface="Phagspa"/>
-        <a:font script="Syrn" typeface="Estrangelo Edessa"/>
-        <a:font script="Syrj" typeface="Estrangelo Edessa"/>
-        <a:font script="Syre" typeface="Estrangelo Edessa"/>
-        <a:font script="Sora" typeface="Nirmala UI"/>
-        <a:font script="Tale" typeface="Microsoft Tai Le"/>
-        <a:font script="Talu" typeface="Microsoft New Tai Lue"/>
-        <a:font script="Tfng" typeface="Ebrima"/>
       </a:majorFont>
       <a:minorFont>
-        <a:latin typeface="Aptos" panose="02110004020202020204"/>
+        <a:latin typeface="Cambria"/>
         <a:ea typeface=""/>
         <a:cs typeface=""/>
-        <a:font script="Jpan" typeface="游明朝"/>
+        <a:font script="Jpan" typeface="ＭＳ 明朝"/>
         <a:font script="Hang" typeface="맑은 고딕"/>
-        <a:font script="Hans" typeface="等线"/>
+        <a:font script="Hans" typeface="宋体"/>
         <a:font script="Hant" typeface="新細明體"/>
         <a:font script="Arab" typeface="Arial"/>
         <a:font script="Hebr" typeface="Arial"/>
@@ -5457,24 +5985,6 @@
         <a:font script="Mong" typeface="Mongolian Baiti"/>
         <a:font script="Viet" typeface="Arial"/>
         <a:font script="Uigh" typeface="Microsoft Uighur"/>
-        <a:font script="Geor" typeface="Sylfaen"/>
-        <a:font script="Armn" typeface="Arial"/>
-        <a:font script="Bugi" typeface="Leelawadee UI"/>
-        <a:font script="Bopo" typeface="Microsoft JhengHei"/>
-        <a:font script="Java" typeface="Javanese Text"/>
-        <a:font script="Lisu" typeface="Segoe UI"/>
-        <a:font script="Mymr" typeface="Myanmar Text"/>
-        <a:font script="Nkoo" typeface="Ebrima"/>
-        <a:font script="Olck" typeface="Nirmala UI"/>
-        <a:font script="Osma" typeface="Ebrima"/>
-        <a:font script="Phag" typeface="Phagspa"/>
-        <a:font script="Syrn" typeface="Estrangelo Edessa"/>
-        <a:font script="Syrj" typeface="Estrangelo Edessa"/>
-        <a:font script="Syre" typeface="Estrangelo Edessa"/>
-        <a:font script="Sora" typeface="Nirmala UI"/>
-        <a:font script="Tale" typeface="Microsoft Tai Le"/>
-        <a:font script="Talu" typeface="Microsoft New Tai Lue"/>
-        <a:font script="Tfng" typeface="Ebrima"/>
       </a:minorFont>
     </a:fontScheme>
     <a:fmtScheme name="Office">
@@ -5486,141 +5996,200 @@
           <a:gsLst>
             <a:gs pos="0">
               <a:schemeClr val="phClr">
-                <a:lumMod val="110000"/>
-                <a:satMod val="105000"/>
-                <a:tint val="67000"/>
+                <a:tint val="50000"/>
+                <a:satMod val="300000"/>
               </a:schemeClr>
             </a:gs>
-            <a:gs pos="50000">
+            <a:gs pos="35000">
               <a:schemeClr val="phClr">
-                <a:lumMod val="105000"/>
-                <a:satMod val="103000"/>
-                <a:tint val="73000"/>
+                <a:tint val="37000"/>
+                <a:satMod val="300000"/>
               </a:schemeClr>
             </a:gs>
             <a:gs pos="100000">
               <a:schemeClr val="phClr">
-                <a:lumMod val="105000"/>
-                <a:satMod val="109000"/>
-                <a:tint val="81000"/>
+                <a:tint val="15000"/>
+                <a:satMod val="350000"/>
               </a:schemeClr>
             </a:gs>
           </a:gsLst>
-          <a:lin ang="5400000" scaled="0"/>
+          <a:lin ang="16200000" scaled="1"/>
         </a:gradFill>
         <a:gradFill rotWithShape="1">
           <a:gsLst>
             <a:gs pos="0">
               <a:schemeClr val="phClr">
-                <a:satMod val="103000"/>
-                <a:lumMod val="102000"/>
-                <a:tint val="94000"/>
-              </a:schemeClr>
-            </a:gs>
-            <a:gs pos="50000">
-              <a:schemeClr val="phClr">
-                <a:satMod val="110000"/>
-                <a:lumMod val="100000"/>
+                <a:tint val="100000"/>
                 <a:shade val="100000"/>
+                <a:satMod val="130000"/>
               </a:schemeClr>
             </a:gs>
             <a:gs pos="100000">
               <a:schemeClr val="phClr">
-                <a:lumMod val="99000"/>
-                <a:satMod val="120000"/>
-                <a:shade val="78000"/>
+                <a:tint val="50000"/>
+                <a:shade val="100000"/>
+                <a:satMod val="350000"/>
               </a:schemeClr>
             </a:gs>
           </a:gsLst>
-          <a:lin ang="5400000" scaled="0"/>
+          <a:lin ang="16200000" scaled="0"/>
         </a:gradFill>
       </a:fillStyleLst>
       <a:lnStyleLst>
-        <a:ln w="6350" cap="flat" cmpd="sng" algn="ctr">
+        <a:ln w="9525" cap="flat" cmpd="sng" algn="ctr">
+          <a:solidFill>
+            <a:schemeClr val="phClr">
+              <a:shade val="95000"/>
+              <a:satMod val="105000"/>
+            </a:schemeClr>
+          </a:solidFill>
+          <a:prstDash val="solid"/>
+        </a:ln>
+        <a:ln w="25400" cap="flat" cmpd="sng" algn="ctr">
           <a:solidFill>
             <a:schemeClr val="phClr"/>
           </a:solidFill>
           <a:prstDash val="solid"/>
-          <a:miter lim="800000"/>
         </a:ln>
-        <a:ln w="12700" cap="flat" cmpd="sng" algn="ctr">
+        <a:ln w="38100" cap="flat" cmpd="sng" algn="ctr">
           <a:solidFill>
             <a:schemeClr val="phClr"/>
           </a:solidFill>
           <a:prstDash val="solid"/>
-          <a:miter lim="800000"/>
-        </a:ln>
-        <a:ln w="19050" cap="flat" cmpd="sng" algn="ctr">
-          <a:solidFill>
-            <a:schemeClr val="phClr"/>
-          </a:solidFill>
-          <a:prstDash val="solid"/>
-          <a:miter lim="800000"/>
         </a:ln>
       </a:lnStyleLst>
       <a:effectStyleLst>
         <a:effectStyle>
-          <a:effectLst/>
-        </a:effectStyle>
-        <a:effectStyle>
-          <a:effectLst/>
+          <a:effectLst>
+            <a:outerShdw blurRad="40000" dist="20000" dir="5400000" rotWithShape="0">
+              <a:srgbClr val="000000">
+                <a:alpha val="38000"/>
+              </a:srgbClr>
+            </a:outerShdw>
+          </a:effectLst>
         </a:effectStyle>
         <a:effectStyle>
           <a:effectLst>
-            <a:outerShdw blurRad="57150" dist="19050" dir="5400000" algn="ctr" rotWithShape="0">
+            <a:outerShdw blurRad="40000" dist="23000" dir="5400000" rotWithShape="0">
               <a:srgbClr val="000000">
-                <a:alpha val="63000"/>
+                <a:alpha val="35000"/>
               </a:srgbClr>
             </a:outerShdw>
           </a:effectLst>
+        </a:effectStyle>
+        <a:effectStyle>
+          <a:effectLst>
+            <a:outerShdw blurRad="40000" dist="23000" dir="5400000" rotWithShape="0">
+              <a:srgbClr val="000000">
+                <a:alpha val="35000"/>
+              </a:srgbClr>
+            </a:outerShdw>
+          </a:effectLst>
+          <a:scene3d>
+            <a:camera prst="orthographicFront">
+              <a:rot lat="0" lon="0" rev="0"/>
+            </a:camera>
+            <a:lightRig rig="threePt" dir="t">
+              <a:rot lat="0" lon="0" rev="1200000"/>
+            </a:lightRig>
+          </a:scene3d>
+          <a:sp3d>
+            <a:bevelT w="63500" h="25400"/>
+          </a:sp3d>
         </a:effectStyle>
       </a:effectStyleLst>
       <a:bgFillStyleLst>
         <a:solidFill>
           <a:schemeClr val="phClr"/>
         </a:solidFill>
-        <a:solidFill>
-          <a:schemeClr val="phClr">
-            <a:tint val="95000"/>
-            <a:satMod val="170000"/>
-          </a:schemeClr>
-        </a:solidFill>
         <a:gradFill rotWithShape="1">
           <a:gsLst>
             <a:gs pos="0">
               <a:schemeClr val="phClr">
-                <a:tint val="93000"/>
-                <a:satMod val="150000"/>
-                <a:shade val="98000"/>
-                <a:lumMod val="102000"/>
+                <a:tint val="40000"/>
+                <a:satMod val="350000"/>
               </a:schemeClr>
             </a:gs>
-            <a:gs pos="50000">
+            <a:gs pos="40000">
               <a:schemeClr val="phClr">
-                <a:tint val="98000"/>
-                <a:satMod val="130000"/>
-                <a:shade val="90000"/>
-                <a:lumMod val="103000"/>
+                <a:tint val="45000"/>
+                <a:shade val="99000"/>
+                <a:satMod val="350000"/>
               </a:schemeClr>
             </a:gs>
             <a:gs pos="100000">
               <a:schemeClr val="phClr">
-                <a:shade val="63000"/>
-                <a:satMod val="120000"/>
+                <a:shade val="20000"/>
+                <a:satMod val="255000"/>
               </a:schemeClr>
             </a:gs>
           </a:gsLst>
-          <a:lin ang="5400000" scaled="0"/>
+          <a:path path="circle">
+            <a:fillToRect l="50000" t="-80000" r="50000" b="180000"/>
+          </a:path>
+        </a:gradFill>
+        <a:gradFill rotWithShape="1">
+          <a:gsLst>
+            <a:gs pos="0">
+              <a:schemeClr val="phClr">
+                <a:tint val="80000"/>
+                <a:satMod val="300000"/>
+              </a:schemeClr>
+            </a:gs>
+            <a:gs pos="100000">
+              <a:schemeClr val="phClr">
+                <a:shade val="30000"/>
+                <a:satMod val="200000"/>
+              </a:schemeClr>
+            </a:gs>
+          </a:gsLst>
+          <a:path path="circle">
+            <a:fillToRect l="50000" t="50000" r="50000" b="50000"/>
+          </a:path>
         </a:gradFill>
       </a:bgFillStyleLst>
     </a:fmtScheme>
   </a:themeElements>
-  <a:objectDefaults/>
+  <a:objectDefaults>
+    <a:spDef>
+      <a:spPr/>
+      <a:bodyPr/>
+      <a:lstStyle/>
+      <a:style>
+        <a:lnRef idx="1">
+          <a:schemeClr val="accent1"/>
+        </a:lnRef>
+        <a:fillRef idx="3">
+          <a:schemeClr val="accent1"/>
+        </a:fillRef>
+        <a:effectRef idx="2">
+          <a:schemeClr val="accent1"/>
+        </a:effectRef>
+        <a:fontRef idx="minor">
+          <a:schemeClr val="lt1"/>
+        </a:fontRef>
+      </a:style>
+    </a:spDef>
+    <a:lnDef>
+      <a:spPr/>
+      <a:bodyPr/>
+      <a:lstStyle/>
+      <a:style>
+        <a:lnRef idx="2">
+          <a:schemeClr val="accent1"/>
+        </a:lnRef>
+        <a:fillRef idx="0">
+          <a:schemeClr val="accent1"/>
+        </a:fillRef>
+        <a:effectRef idx="1">
+          <a:schemeClr val="accent1"/>
+        </a:effectRef>
+        <a:fontRef idx="minor">
+          <a:schemeClr val="tx1"/>
+        </a:fontRef>
+      </a:style>
+    </a:lnDef>
+  </a:objectDefaults>
   <a:extraClrSchemeLst/>
-  <a:extLst>
-    <a:ext uri="{05A4C25C-085E-4340-85A3-A5531E510DB2}">
-      <thm15:themeFamily xmlns:thm15="http://schemas.microsoft.com/office/thememl/2012/main" name="Office Theme" id="{2E142A2C-CD16-42D6-873A-C26D2A0506FA}" vid="{1BDDFF52-6CD6-40A5-AB3C-68EB2F1E4D0A}"/>
-    </a:ext>
-  </a:extLst>
 </a:theme>
 </file>
--- a/03-Ciencias.docx
+++ b/03-Ciencias.docx
@@ -2,7 +2,7 @@
 <file path=word/document.xml><?xml version="1.0" encoding="utf-8"?>
 <w:document xmlns:w="http://schemas.openxmlformats.org/wordprocessingml/2006/main" xmlns:m="http://schemas.openxmlformats.org/officeDocument/2006/math" xmlns:r="http://schemas.openxmlformats.org/officeDocument/2006/relationships" xmlns:o="urn:schemas-microsoft-com:office:office" xmlns:v="urn:schemas-microsoft-com:vml" xmlns:w10="urn:schemas-microsoft-com:office:word" xmlns:a="http://schemas.openxmlformats.org/drawingml/2006/main" xmlns:pic="http://schemas.openxmlformats.org/drawingml/2006/picture" xmlns:wp="http://schemas.openxmlformats.org/drawingml/2006/wordprocessingDrawing">
   <w:body>
-    <w:bookmarkStart w:id="51" w:name="guía-3-ciencias-naturales"/>
+    <w:bookmarkStart w:id="63" w:name="guía-3-ciencias-naturales"/>
     <w:p>
       <w:pPr>
         <w:pStyle w:val="Heading1"/>
@@ -287,7 +287,7 @@
     </w:p>
     <w:bookmarkEnd w:id="20"/>
     <w:bookmarkEnd w:id="21"/>
-    <w:bookmarkStart w:id="27" w:name="sección-1-los-hábitos-de-vida-saludable"/>
+    <w:bookmarkStart w:id="30" w:name="sección-1-los-hábitos-de-vida-saludable"/>
     <w:p>
       <w:pPr>
         <w:pStyle w:val="Heading2"/>
@@ -320,7 +320,7 @@
         <w:t xml:space="preserve">es una conducta que se repite tantas veces que termina saliendo sola. Los hábitos saludables son los que mantienen el cuerpo y la mente funcionando bien a lo largo del tiempo.</w:t>
       </w:r>
     </w:p>
-    <w:bookmarkStart w:id="22" w:name="los-cinco-pilares"/>
+    <w:bookmarkStart w:id="25" w:name="los-cinco-pilares"/>
     <w:p>
       <w:pPr>
         <w:pStyle w:val="Heading3"/>
@@ -573,8 +573,63 @@
         </w:tc>
       </w:tr>
     </w:tbl>
-    <w:bookmarkEnd w:id="22"/>
-    <w:bookmarkStart w:id="23" w:name="lo-que-ocurre-cuando-faltan"/>
+    <w:p>
+      <w:pPr>
+        <w:pStyle w:val="CaptionedFigure"/>
+      </w:pPr>
+      <w:r>
+        <w:drawing>
+          <wp:inline>
+            <wp:extent cx="5334000" cy="3561396"/>
+            <wp:effectExtent b="0" l="0" r="0" t="0"/>
+            <wp:docPr descr="Frutas y verduras de distintos colores. La recomendación son cinco porciones al día, y mientras más colores distintos, más variados los nutrientes. Foto del USDA, dominio público." title="" id="23" name="Picture"/>
+            <a:graphic>
+              <a:graphicData uri="http://schemas.openxmlformats.org/drawingml/2006/picture">
+                <pic:pic>
+                  <pic:nvPicPr>
+                    <pic:cNvPr descr="imagenes/frutas-verduras.jpg" id="24" name="Picture"/>
+                    <pic:cNvPicPr>
+                      <a:picLocks noChangeArrowheads="1" noChangeAspect="1"/>
+                    </pic:cNvPicPr>
+                  </pic:nvPicPr>
+                  <pic:blipFill>
+                    <a:blip r:embed="rId22"/>
+                    <a:stretch>
+                      <a:fillRect/>
+                    </a:stretch>
+                  </pic:blipFill>
+                  <pic:spPr bwMode="auto">
+                    <a:xfrm>
+                      <a:off x="0" y="0"/>
+                      <a:ext cx="5334000" cy="3561396"/>
+                    </a:xfrm>
+                    <a:prstGeom prst="rect">
+                      <a:avLst/>
+                    </a:prstGeom>
+                    <a:noFill/>
+                    <a:ln w="9525">
+                      <a:noFill/>
+                      <a:headEnd/>
+                      <a:tailEnd/>
+                    </a:ln>
+                  </pic:spPr>
+                </pic:pic>
+              </a:graphicData>
+            </a:graphic>
+          </wp:inline>
+        </w:drawing>
+      </w:r>
+    </w:p>
+    <w:p>
+      <w:pPr>
+        <w:pStyle w:val="ImageCaption"/>
+      </w:pPr>
+      <w:r>
+        <w:t xml:space="preserve">Frutas y verduras de distintos colores. La recomendación son cinco porciones al día, y mientras más colores distintos, más variados los nutrientes. Foto del USDA, dominio público.</w:t>
+      </w:r>
+    </w:p>
+    <w:bookmarkEnd w:id="25"/>
+    <w:bookmarkStart w:id="26" w:name="lo-que-ocurre-cuando-faltan"/>
     <w:p>
       <w:pPr>
         <w:pStyle w:val="Heading3"/>
@@ -604,8 +659,8 @@
         <w:t xml:space="preserve">, sobrepeso, cansancio, dificultad para concentrarse y mayor riesgo de enfermedades cardiovasculares en la vida adulta. En Chile, el Ministerio de Salud identifica la obesidad infantil como uno de los principales problemas de salud pública escolar.</w:t>
       </w:r>
     </w:p>
-    <w:bookmarkEnd w:id="23"/>
-    <w:bookmarkStart w:id="25" w:name="actividad-física-no-es-solo-deporte"/>
+    <w:bookmarkEnd w:id="26"/>
+    <w:bookmarkStart w:id="28" w:name="actividad-física-no-es-solo-deporte"/>
     <w:p>
       <w:pPr>
         <w:pStyle w:val="Heading3"/>
@@ -635,7 +690,7 @@
         <w:t xml:space="preserve">, no una sola sesión.</w:t>
       </w:r>
     </w:p>
-    <w:bookmarkStart w:id="24" w:name="palabras-nuevas-1"/>
+    <w:bookmarkStart w:id="27" w:name="palabras-nuevas-1"/>
     <w:p>
       <w:pPr>
         <w:pStyle w:val="Heading4"/>
@@ -734,9 +789,9 @@
         <w:t xml:space="preserve">Una enfermedad del corazón o de los tubos por donde corre la sangre. Aparece sobre todo en adultos que se movieron poco y comieron mal por muchos años.</w:t>
       </w:r>
     </w:p>
-    <w:bookmarkEnd w:id="24"/>
-    <w:bookmarkEnd w:id="25"/>
-    <w:bookmarkStart w:id="26" w:name="ahora-tú"/>
+    <w:bookmarkEnd w:id="27"/>
+    <w:bookmarkEnd w:id="28"/>
+    <w:bookmarkStart w:id="29" w:name="ahora-tú"/>
     <w:p>
       <w:pPr>
         <w:pStyle w:val="Heading3"/>
@@ -812,9 +867,9 @@
         </w:pict>
       </w:r>
     </w:p>
-    <w:bookmarkEnd w:id="26"/>
-    <w:bookmarkEnd w:id="27"/>
-    <w:bookmarkStart w:id="33" w:name="X19ea3b61d87f5f9226425313cd31c8bc9a16150"/>
+    <w:bookmarkEnd w:id="29"/>
+    <w:bookmarkEnd w:id="30"/>
+    <w:bookmarkStart w:id="39" w:name="X19ea3b61d87f5f9226425313cd31c8bc9a16150"/>
     <w:p>
       <w:pPr>
         <w:pStyle w:val="Heading2"/>
@@ -835,7 +890,7 @@
         <w:t xml:space="preserve">”</w:t>
       </w:r>
     </w:p>
-    <w:bookmarkStart w:id="28" w:name="X7b551b423bf43093a3adbb29bc65c57c511b5c4"/>
+    <w:bookmarkStart w:id="31" w:name="X7b551b423bf43093a3adbb29bc65c57c511b5c4"/>
     <w:p>
       <w:pPr>
         <w:pStyle w:val="Heading3"/>
@@ -1126,8 +1181,8 @@
         </w:tc>
       </w:tr>
     </w:tbl>
-    <w:bookmarkEnd w:id="28"/>
-    <w:bookmarkStart w:id="29" w:name="el-etiquetado-chileno"/>
+    <w:bookmarkEnd w:id="31"/>
+    <w:bookmarkStart w:id="35" w:name="el-etiquetado-chileno"/>
     <w:p>
       <w:pPr>
         <w:pStyle w:val="Heading3"/>
@@ -1271,8 +1326,63 @@
         <w:t xml:space="preserve">. Además, la ley prohíbe vender estos productos dentro de los colegios y usar dibujos animados para promocionarlos a niños.</w:t>
       </w:r>
     </w:p>
-    <w:bookmarkEnd w:id="29"/>
-    <w:bookmarkStart w:id="31" w:name="cómo-leer-un-envase"/>
+    <w:p>
+      <w:pPr>
+        <w:pStyle w:val="CaptionedFigure"/>
+      </w:pPr>
+      <w:r>
+        <w:drawing>
+          <wp:inline>
+            <wp:extent cx="5334000" cy="1459831"/>
+            <wp:effectExtent b="0" l="0" r="0" t="0"/>
+            <wp:docPr descr="Los cuatro sellos de advertencia que exige la ley chilena. Un producto puede llevar uno, varios o ninguno. Recreación hecha para esta guía." title="" id="33" name="Picture"/>
+            <a:graphic>
+              <a:graphicData uri="http://schemas.openxmlformats.org/drawingml/2006/picture">
+                <pic:pic>
+                  <pic:nvPicPr>
+                    <pic:cNvPr descr="imagenes/sellos-alto-en.png" id="34" name="Picture"/>
+                    <pic:cNvPicPr>
+                      <a:picLocks noChangeArrowheads="1" noChangeAspect="1"/>
+                    </pic:cNvPicPr>
+                  </pic:nvPicPr>
+                  <pic:blipFill>
+                    <a:blip r:embed="rId32"/>
+                    <a:stretch>
+                      <a:fillRect/>
+                    </a:stretch>
+                  </pic:blipFill>
+                  <pic:spPr bwMode="auto">
+                    <a:xfrm>
+                      <a:off x="0" y="0"/>
+                      <a:ext cx="5334000" cy="1459831"/>
+                    </a:xfrm>
+                    <a:prstGeom prst="rect">
+                      <a:avLst/>
+                    </a:prstGeom>
+                    <a:noFill/>
+                    <a:ln w="9525">
+                      <a:noFill/>
+                      <a:headEnd/>
+                      <a:tailEnd/>
+                    </a:ln>
+                  </pic:spPr>
+                </pic:pic>
+              </a:graphicData>
+            </a:graphic>
+          </wp:inline>
+        </w:drawing>
+      </w:r>
+    </w:p>
+    <w:p>
+      <w:pPr>
+        <w:pStyle w:val="ImageCaption"/>
+      </w:pPr>
+      <w:r>
+        <w:t xml:space="preserve">Los cuatro sellos de advertencia que exige la ley chilena. Un producto puede llevar uno, varios o ninguno. Recreación hecha para esta guía.</w:t>
+      </w:r>
+    </w:p>
+    <w:bookmarkEnd w:id="35"/>
+    <w:bookmarkStart w:id="37" w:name="cómo-leer-un-envase"/>
     <w:p>
       <w:pPr>
         <w:pStyle w:val="Heading3"/>
@@ -1317,7 +1427,7 @@
         <w:t xml:space="preserve">Mirar la porción: la información nutricional suele estar calculada por porción, no por envase completo.</w:t>
       </w:r>
     </w:p>
-    <w:bookmarkStart w:id="30" w:name="palabras-nuevas-2"/>
+    <w:bookmarkStart w:id="36" w:name="palabras-nuevas-2"/>
     <w:p>
       <w:pPr>
         <w:pStyle w:val="Heading4"/>
@@ -1416,9 +1526,9 @@
         <w:t xml:space="preserve">La cantidad que se supone que comes de una vez, no todo el paquete. Un envase de galletas puede traer cuatro porciones adentro.</w:t>
       </w:r>
     </w:p>
-    <w:bookmarkEnd w:id="30"/>
-    <w:bookmarkEnd w:id="31"/>
-    <w:bookmarkStart w:id="32" w:name="ahora-tú-1"/>
+    <w:bookmarkEnd w:id="36"/>
+    <w:bookmarkEnd w:id="37"/>
+    <w:bookmarkStart w:id="38" w:name="ahora-tú-1"/>
     <w:p>
       <w:pPr>
         <w:pStyle w:val="Heading3"/>
@@ -1534,9 +1644,9 @@
         </w:pict>
       </w:r>
     </w:p>
-    <w:bookmarkEnd w:id="32"/>
-    <w:bookmarkEnd w:id="33"/>
-    <w:bookmarkStart w:id="39" w:name="sección-3-armar-un-menú-saludable"/>
+    <w:bookmarkEnd w:id="38"/>
+    <w:bookmarkEnd w:id="39"/>
+    <w:bookmarkStart w:id="48" w:name="sección-3-armar-un-menú-saludable"/>
     <w:p>
       <w:pPr>
         <w:pStyle w:val="Heading2"/>
@@ -1545,7 +1655,7 @@
         <w:t xml:space="preserve">Sección 3 · Armar un menú saludable</w:t>
       </w:r>
     </w:p>
-    <w:bookmarkStart w:id="34" w:name="el-modelo-del-plato"/>
+    <w:bookmarkStart w:id="43" w:name="el-modelo-del-plato"/>
     <w:p>
       <w:pPr>
         <w:pStyle w:val="Heading3"/>
@@ -1759,8 +1869,63 @@
         <w:t xml:space="preserve">Aquí las fracciones de Matemáticas aparecen en la vida real: 1/2 + 1/4 + 1/4 = 1 plato completo.</w:t>
       </w:r>
     </w:p>
-    <w:bookmarkEnd w:id="34"/>
-    <w:bookmarkStart w:id="35" w:name="las-cuatro-comidas-del-día"/>
+    <w:p>
+      <w:pPr>
+        <w:pStyle w:val="CaptionedFigure"/>
+      </w:pPr>
+      <w:r>
+        <w:drawing>
+          <wp:inline>
+            <wp:extent cx="5334000" cy="3426218"/>
+            <wp:effectExtent b="0" l="0" r="0" t="0"/>
+            <wp:docPr descr="Un almuerzo armado según el modelo del plato: la mitad verduras, un cuarto proteína y un cuarto cereales o papas. Foto del USDA, dominio público." title="" id="41" name="Picture"/>
+            <a:graphic>
+              <a:graphicData uri="http://schemas.openxmlformats.org/drawingml/2006/picture">
+                <pic:pic>
+                  <pic:nvPicPr>
+                    <pic:cNvPr descr="imagenes/plato-completo.jpg" id="42" name="Picture"/>
+                    <pic:cNvPicPr>
+                      <a:picLocks noChangeArrowheads="1" noChangeAspect="1"/>
+                    </pic:cNvPicPr>
+                  </pic:nvPicPr>
+                  <pic:blipFill>
+                    <a:blip r:embed="rId40"/>
+                    <a:stretch>
+                      <a:fillRect/>
+                    </a:stretch>
+                  </pic:blipFill>
+                  <pic:spPr bwMode="auto">
+                    <a:xfrm>
+                      <a:off x="0" y="0"/>
+                      <a:ext cx="5334000" cy="3426218"/>
+                    </a:xfrm>
+                    <a:prstGeom prst="rect">
+                      <a:avLst/>
+                    </a:prstGeom>
+                    <a:noFill/>
+                    <a:ln w="9525">
+                      <a:noFill/>
+                      <a:headEnd/>
+                      <a:tailEnd/>
+                    </a:ln>
+                  </pic:spPr>
+                </pic:pic>
+              </a:graphicData>
+            </a:graphic>
+          </wp:inline>
+        </w:drawing>
+      </w:r>
+    </w:p>
+    <w:p>
+      <w:pPr>
+        <w:pStyle w:val="ImageCaption"/>
+      </w:pPr>
+      <w:r>
+        <w:t xml:space="preserve">Un almuerzo armado según el modelo del plato: la mitad verduras, un cuarto proteína y un cuarto cereales o papas. Foto del USDA, dominio público.</w:t>
+      </w:r>
+    </w:p>
+    <w:bookmarkEnd w:id="43"/>
+    <w:bookmarkStart w:id="44" w:name="las-cuatro-comidas-del-día"/>
     <w:p>
       <w:pPr>
         <w:pStyle w:val="Heading3"/>
@@ -1975,8 +2140,8 @@
         </w:tc>
       </w:tr>
     </w:tbl>
-    <w:bookmarkEnd w:id="35"/>
-    <w:bookmarkStart w:id="37" w:name="errores-frecuentes-al-armar-un-menú"/>
+    <w:bookmarkEnd w:id="44"/>
+    <w:bookmarkStart w:id="46" w:name="errores-frecuentes-al-armar-un-menú"/>
     <w:p>
       <w:pPr>
         <w:pStyle w:val="Heading3"/>
@@ -2100,7 +2265,7 @@
         <w:t xml:space="preserve">. Hay que revisar el envase.</w:t>
       </w:r>
     </w:p>
-    <w:bookmarkStart w:id="36" w:name="palabras-nuevas-3"/>
+    <w:bookmarkStart w:id="45" w:name="palabras-nuevas-3"/>
     <w:p>
       <w:pPr>
         <w:pStyle w:val="Heading4"/>
@@ -2199,9 +2364,9 @@
         <w:t xml:space="preserve">Ponerle un nombre o una etiqueta a cada parte de un dibujo, para que se entienda qué es cada cosa.</w:t>
       </w:r>
     </w:p>
-    <w:bookmarkEnd w:id="36"/>
-    <w:bookmarkEnd w:id="37"/>
-    <w:bookmarkStart w:id="38" w:name="ahora-tú-2"/>
+    <w:bookmarkEnd w:id="45"/>
+    <w:bookmarkEnd w:id="46"/>
+    <w:bookmarkStart w:id="47" w:name="ahora-tú-2"/>
     <w:p>
       <w:pPr>
         <w:pStyle w:val="Heading3"/>
@@ -2321,9 +2486,9 @@
         </w:pict>
       </w:r>
     </w:p>
-    <w:bookmarkEnd w:id="38"/>
-    <w:bookmarkEnd w:id="39"/>
-    <w:bookmarkStart w:id="46" w:name="sección-4-los-efectos-del-cigarrillo"/>
+    <w:bookmarkEnd w:id="47"/>
+    <w:bookmarkEnd w:id="48"/>
+    <w:bookmarkStart w:id="58" w:name="sección-4-los-efectos-del-cigarrillo"/>
     <w:p>
       <w:pPr>
         <w:pStyle w:val="Heading2"/>
@@ -2332,7 +2497,7 @@
         <w:t xml:space="preserve">Sección 4 · Los efectos del cigarrillo</w:t>
       </w:r>
     </w:p>
-    <w:bookmarkStart w:id="40" w:name="qué-hay-dentro-del-humo"/>
+    <w:bookmarkStart w:id="49" w:name="qué-hay-dentro-del-humo"/>
     <w:p>
       <w:pPr>
         <w:pStyle w:val="Heading3"/>
@@ -2480,8 +2645,8 @@
         </w:tc>
       </w:tr>
     </w:tbl>
-    <w:bookmarkEnd w:id="40"/>
-    <w:bookmarkStart w:id="41" w:name="qué-sistemas-se-dañan"/>
+    <w:bookmarkEnd w:id="49"/>
+    <w:bookmarkStart w:id="53" w:name="qué-sistemas-se-dañan"/>
     <w:p>
       <w:pPr>
         <w:pStyle w:val="Heading3"/>
@@ -2544,8 +2709,63 @@
         <w:t xml:space="preserve">mal aliento, dientes amarillos, menor sentido del gusto y del olfato, piel envejecida antes de tiempo y menos resistencia física al hacer deporte.</w:t>
       </w:r>
     </w:p>
-    <w:bookmarkEnd w:id="41"/>
-    <w:bookmarkStart w:id="42" w:name="el-fumador-pasivo"/>
+    <w:p>
+      <w:pPr>
+        <w:pStyle w:val="CaptionedFigure"/>
+      </w:pPr>
+      <w:r>
+        <w:drawing>
+          <wp:inline>
+            <wp:extent cx="4203700" cy="5588000"/>
+            <wp:effectExtent b="0" l="0" r="0" t="0"/>
+            <wp:docPr descr="Los pulmones y los bronquios que llevan el aire hasta los alvéolos. Es el sistema que más daña el humo del cigarrillo. Ilustración del NIH, dominio público." title="" id="51" name="Picture"/>
+            <a:graphic>
+              <a:graphicData uri="http://schemas.openxmlformats.org/drawingml/2006/picture">
+                <pic:pic>
+                  <pic:nvPicPr>
+                    <pic:cNvPr descr="imagenes/pulmones.png" id="52" name="Picture"/>
+                    <pic:cNvPicPr>
+                      <a:picLocks noChangeArrowheads="1" noChangeAspect="1"/>
+                    </pic:cNvPicPr>
+                  </pic:nvPicPr>
+                  <pic:blipFill>
+                    <a:blip r:embed="rId50"/>
+                    <a:stretch>
+                      <a:fillRect/>
+                    </a:stretch>
+                  </pic:blipFill>
+                  <pic:spPr bwMode="auto">
+                    <a:xfrm>
+                      <a:off x="0" y="0"/>
+                      <a:ext cx="4203700" cy="5588000"/>
+                    </a:xfrm>
+                    <a:prstGeom prst="rect">
+                      <a:avLst/>
+                    </a:prstGeom>
+                    <a:noFill/>
+                    <a:ln w="9525">
+                      <a:noFill/>
+                      <a:headEnd/>
+                      <a:tailEnd/>
+                    </a:ln>
+                  </pic:spPr>
+                </pic:pic>
+              </a:graphicData>
+            </a:graphic>
+          </wp:inline>
+        </w:drawing>
+      </w:r>
+    </w:p>
+    <w:p>
+      <w:pPr>
+        <w:pStyle w:val="ImageCaption"/>
+      </w:pPr>
+      <w:r>
+        <w:t xml:space="preserve">Los pulmones y los bronquios que llevan el aire hasta los alvéolos. Es el sistema que más daña el humo del cigarrillo. Ilustración del NIH, dominio público.</w:t>
+      </w:r>
+    </w:p>
+    <w:bookmarkEnd w:id="53"/>
+    <w:bookmarkStart w:id="54" w:name="el-fumador-pasivo"/>
     <w:p>
       <w:pPr>
         <w:pStyle w:val="Heading3"/>
@@ -2596,8 +2816,8 @@
         <w:t xml:space="preserve">, que modificó la Ley 19.419) prohíbe fumar en espacios cerrados de uso público, en establecimientos educacionales y de salud, en el transporte público y en los patios de los colegios. También obliga a los envases a llevar imágenes de advertencia.</w:t>
       </w:r>
     </w:p>
-    <w:bookmarkEnd w:id="42"/>
-    <w:bookmarkStart w:id="44" w:name="cómo-decir-que-no"/>
+    <w:bookmarkEnd w:id="54"/>
+    <w:bookmarkStart w:id="56" w:name="cómo-decir-que-no"/>
     <w:p>
       <w:pPr>
         <w:pStyle w:val="Heading3"/>
@@ -2745,7 +2965,7 @@
         <w:t xml:space="preserve">si la presión se repite.</w:t>
       </w:r>
     </w:p>
-    <w:bookmarkStart w:id="43" w:name="palabras-nuevas-4"/>
+    <w:bookmarkStart w:id="55" w:name="palabras-nuevas-4"/>
     <w:p>
       <w:pPr>
         <w:pStyle w:val="Heading4"/>
@@ -2844,9 +3064,9 @@
         <w:t xml:space="preserve">Unas bolsitas diminutas que están al final de los pulmones, donde el aire pasa a la sangre. Son como globitos que se inflan y desinflan al respirar.</w:t>
       </w:r>
     </w:p>
-    <w:bookmarkEnd w:id="43"/>
-    <w:bookmarkEnd w:id="44"/>
-    <w:bookmarkStart w:id="45" w:name="ahora-tú-3"/>
+    <w:bookmarkEnd w:id="55"/>
+    <w:bookmarkEnd w:id="56"/>
+    <w:bookmarkStart w:id="57" w:name="ahora-tú-3"/>
     <w:p>
       <w:pPr>
         <w:pStyle w:val="Heading3"/>
@@ -2946,9 +3166,9 @@
         </w:pict>
       </w:r>
     </w:p>
-    <w:bookmarkEnd w:id="45"/>
-    <w:bookmarkEnd w:id="46"/>
-    <w:bookmarkStart w:id="48" w:name="actividad-central-la-campaña-de-curso"/>
+    <w:bookmarkEnd w:id="57"/>
+    <w:bookmarkEnd w:id="58"/>
+    <w:bookmarkStart w:id="60" w:name="actividad-central-la-campaña-de-curso"/>
     <w:p>
       <w:pPr>
         <w:pStyle w:val="Heading2"/>
@@ -2957,7 +3177,7 @@
         <w:t xml:space="preserve">Actividad central · La campaña de curso</w:t>
       </w:r>
     </w:p>
-    <w:bookmarkStart w:id="47" w:name="palabras-nuevas-5"/>
+    <w:bookmarkStart w:id="59" w:name="palabras-nuevas-5"/>
     <w:p>
       <w:pPr>
         <w:pStyle w:val="Heading4"/>
@@ -3117,9 +3337,9 @@
         </w:pict>
       </w:r>
     </w:p>
-    <w:bookmarkEnd w:id="47"/>
-    <w:bookmarkEnd w:id="48"/>
-    <w:bookmarkStart w:id="50" w:name="evaluación-integradora"/>
+    <w:bookmarkEnd w:id="59"/>
+    <w:bookmarkEnd w:id="60"/>
+    <w:bookmarkStart w:id="62" w:name="evaluación-integradora"/>
     <w:p>
       <w:pPr>
         <w:pStyle w:val="Heading2"/>
@@ -3128,7 +3348,7 @@
         <w:t xml:space="preserve">Evaluación integradora</w:t>
       </w:r>
     </w:p>
-    <w:bookmarkStart w:id="49" w:name="palabras-nuevas-6"/>
+    <w:bookmarkStart w:id="61" w:name="palabras-nuevas-6"/>
     <w:p>
       <w:pPr>
         <w:pStyle w:val="Heading4"/>
@@ -3335,10 +3555,10 @@
         <w:br w:type="page"/>
       </w:r>
     </w:p>
-    <w:bookmarkEnd w:id="49"/>
-    <w:bookmarkEnd w:id="50"/>
-    <w:bookmarkEnd w:id="51"/>
-    <w:bookmarkStart w:id="60" w:name="solucionario-guía-3-ciencias-naturales"/>
+    <w:bookmarkEnd w:id="61"/>
+    <w:bookmarkEnd w:id="62"/>
+    <w:bookmarkEnd w:id="63"/>
+    <w:bookmarkStart w:id="72" w:name="solucionario-guía-3-ciencias-naturales"/>
     <w:p>
       <w:pPr>
         <w:pStyle w:val="Heading1"/>
@@ -3365,7 +3585,7 @@
         <w:t xml:space="preserve">Esta sección no debe entregarse junto con la guía de trabajo.</w:t>
       </w:r>
     </w:p>
-    <w:bookmarkStart w:id="52" w:name="diagnóstico-de-entrada-1"/>
+    <w:bookmarkStart w:id="64" w:name="diagnóstico-de-entrada-1"/>
     <w:p>
       <w:pPr>
         <w:pStyle w:val="Heading2"/>
@@ -3470,8 +3690,8 @@
         <w:t xml:space="preserve">Por la nicotina, que produce adicción.</w:t>
       </w:r>
     </w:p>
-    <w:bookmarkEnd w:id="52"/>
-    <w:bookmarkStart w:id="53" w:name="sección-1-ahora-tú"/>
+    <w:bookmarkEnd w:id="64"/>
+    <w:bookmarkStart w:id="65" w:name="sección-1-ahora-tú"/>
     <w:p>
       <w:pPr>
         <w:pStyle w:val="Heading2"/>
@@ -3540,8 +3760,8 @@
         <w:t xml:space="preserve">Respuesta personal. Se evalúa que registre datos concretos y los compare con las recomendaciones de la tabla.</w:t>
       </w:r>
     </w:p>
-    <w:bookmarkEnd w:id="53"/>
-    <w:bookmarkStart w:id="54" w:name="sección-2-ahora-tú"/>
+    <w:bookmarkEnd w:id="65"/>
+    <w:bookmarkStart w:id="66" w:name="sección-2-ahora-tú"/>
     <w:p>
       <w:pPr>
         <w:pStyle w:val="Heading2"/>
@@ -3622,8 +3842,8 @@
         <w:t xml:space="preserve">Respuesta personal. Se evalúa la observación correcta de los envases.</w:t>
       </w:r>
     </w:p>
-    <w:bookmarkEnd w:id="54"/>
-    <w:bookmarkStart w:id="55" w:name="sección-3-ahora-tú"/>
+    <w:bookmarkEnd w:id="66"/>
+    <w:bookmarkStart w:id="67" w:name="sección-3-ahora-tú"/>
     <w:p>
       <w:pPr>
         <w:pStyle w:val="Heading2"/>
@@ -3710,8 +3930,8 @@
         <w:t xml:space="preserve">Respuesta personal. Se evalúa que las cuatro comidas estén completas, que el almuerzo respete el modelo del plato y que aparezcan frutas y verduras en más de una comida.</w:t>
       </w:r>
     </w:p>
-    <w:bookmarkEnd w:id="55"/>
-    <w:bookmarkStart w:id="56" w:name="sección-4-ahora-tú"/>
+    <w:bookmarkEnd w:id="67"/>
+    <w:bookmarkStart w:id="68" w:name="sección-4-ahora-tú"/>
     <w:p>
       <w:pPr>
         <w:pStyle w:val="Heading2"/>
@@ -3804,8 +4024,8 @@
         <w:t xml:space="preserve">Respuesta abierta. Se evalúa que sean respuestas directas y sin justificaciones extensas.</w:t>
       </w:r>
     </w:p>
-    <w:bookmarkEnd w:id="56"/>
-    <w:bookmarkStart w:id="57" w:name="actividad-central"/>
+    <w:bookmarkEnd w:id="68"/>
+    <w:bookmarkStart w:id="69" w:name="actividad-central"/>
     <w:p>
       <w:pPr>
         <w:pStyle w:val="Heading2"/>
@@ -3993,8 +4213,8 @@
         </w:tc>
       </w:tr>
     </w:tbl>
-    <w:bookmarkEnd w:id="57"/>
-    <w:bookmarkStart w:id="58" w:name="evaluación-integradora-1"/>
+    <w:bookmarkEnd w:id="69"/>
+    <w:bookmarkStart w:id="70" w:name="evaluación-integradora-1"/>
     <w:p>
       <w:pPr>
         <w:pStyle w:val="Heading2"/>
@@ -4147,8 +4367,8 @@
         <w:t xml:space="preserve">Decir que no directamente, dar una razón propia, cambiar de tema o de lugar, rodearse de amigos que no fuman, contarle a un adulto de confianza.</w:t>
       </w:r>
     </w:p>
-    <w:bookmarkEnd w:id="58"/>
-    <w:bookmarkStart w:id="59" w:name="tabla-de-remediación"/>
+    <w:bookmarkEnd w:id="70"/>
+    <w:bookmarkStart w:id="71" w:name="tabla-de-remediación"/>
     <w:p>
       <w:pPr>
         <w:pStyle w:val="Heading2"/>
@@ -4419,8 +4639,8 @@
         <w:t xml:space="preserve">10 o más indica dominio del contenido; entre 7 y 9, repaso focalizado; menos de 7, rehacer las secciones marcadas.</w:t>
       </w:r>
     </w:p>
-    <w:bookmarkEnd w:id="59"/>
-    <w:bookmarkEnd w:id="60"/>
+    <w:bookmarkEnd w:id="71"/>
+    <w:bookmarkEnd w:id="72"/>
     <w:sectPr/>
   </w:body>
 </w:document>

--- a/03-Ciencias.docx
+++ b/03-Ciencias.docx
@@ -2,7 +2,7 @@
 <file path=word/document.xml><?xml version="1.0" encoding="utf-8"?>
 <w:document xmlns:w="http://schemas.openxmlformats.org/wordprocessingml/2006/main" xmlns:m="http://schemas.openxmlformats.org/officeDocument/2006/math" xmlns:r="http://schemas.openxmlformats.org/officeDocument/2006/relationships" xmlns:o="urn:schemas-microsoft-com:office:office" xmlns:v="urn:schemas-microsoft-com:vml" xmlns:w10="urn:schemas-microsoft-com:office:word" xmlns:a="http://schemas.openxmlformats.org/drawingml/2006/main" xmlns:pic="http://schemas.openxmlformats.org/drawingml/2006/picture" xmlns:wp="http://schemas.openxmlformats.org/drawingml/2006/wordprocessingDrawing">
   <w:body>
-    <w:bookmarkStart w:id="63" w:name="guía-3-ciencias-naturales"/>
+    <w:bookmarkStart w:id="69" w:name="guía-3-ciencias-naturales"/>
     <w:p>
       <w:pPr>
         <w:pStyle w:val="Heading1"/>
@@ -869,7 +869,7 @@
     </w:p>
     <w:bookmarkEnd w:id="29"/>
     <w:bookmarkEnd w:id="30"/>
-    <w:bookmarkStart w:id="39" w:name="X19ea3b61d87f5f9226425313cd31c8bc9a16150"/>
+    <w:bookmarkStart w:id="42" w:name="X19ea3b61d87f5f9226425313cd31c8bc9a16150"/>
     <w:p>
       <w:pPr>
         <w:pStyle w:val="Heading2"/>
@@ -890,7 +890,7 @@
         <w:t xml:space="preserve">”</w:t>
       </w:r>
     </w:p>
-    <w:bookmarkStart w:id="31" w:name="X7b551b423bf43093a3adbb29bc65c57c511b5c4"/>
+    <w:bookmarkStart w:id="34" w:name="X7b551b423bf43093a3adbb29bc65c57c511b5c4"/>
     <w:p>
       <w:pPr>
         <w:pStyle w:val="Heading3"/>
@@ -1181,8 +1181,63 @@
         </w:tc>
       </w:tr>
     </w:tbl>
-    <w:bookmarkEnd w:id="31"/>
-    <w:bookmarkStart w:id="35" w:name="el-etiquetado-chileno"/>
+    <w:p>
+      <w:pPr>
+        <w:pStyle w:val="CaptionedFigure"/>
+      </w:pPr>
+      <w:r>
+        <w:drawing>
+          <wp:inline>
+            <wp:extent cx="5334000" cy="3017921"/>
+            <wp:effectExtent b="0" l="0" r="0" t="0"/>
+            <wp:docPr descr="Cada color de fruta o verdura aporta nutrientes distintos. Por eso la recomendación no es solo comer cinco porciones al día, sino que sean de colores variados. Lámina hecha para esta guía." title="" id="32" name="Picture"/>
+            <a:graphic>
+              <a:graphicData uri="http://schemas.openxmlformats.org/drawingml/2006/picture">
+                <pic:pic>
+                  <pic:nvPicPr>
+                    <pic:cNvPr descr="imagenes/frutas-por-color.png" id="33" name="Picture"/>
+                    <pic:cNvPicPr>
+                      <a:picLocks noChangeArrowheads="1" noChangeAspect="1"/>
+                    </pic:cNvPicPr>
+                  </pic:nvPicPr>
+                  <pic:blipFill>
+                    <a:blip r:embed="rId31"/>
+                    <a:stretch>
+                      <a:fillRect/>
+                    </a:stretch>
+                  </pic:blipFill>
+                  <pic:spPr bwMode="auto">
+                    <a:xfrm>
+                      <a:off x="0" y="0"/>
+                      <a:ext cx="5334000" cy="3017921"/>
+                    </a:xfrm>
+                    <a:prstGeom prst="rect">
+                      <a:avLst/>
+                    </a:prstGeom>
+                    <a:noFill/>
+                    <a:ln w="9525">
+                      <a:noFill/>
+                      <a:headEnd/>
+                      <a:tailEnd/>
+                    </a:ln>
+                  </pic:spPr>
+                </pic:pic>
+              </a:graphicData>
+            </a:graphic>
+          </wp:inline>
+        </w:drawing>
+      </w:r>
+    </w:p>
+    <w:p>
+      <w:pPr>
+        <w:pStyle w:val="ImageCaption"/>
+      </w:pPr>
+      <w:r>
+        <w:t xml:space="preserve">Cada color de fruta o verdura aporta nutrientes distintos. Por eso la recomendación no es solo comer cinco porciones al día, sino que sean de colores variados. Lámina hecha para esta guía.</w:t>
+      </w:r>
+    </w:p>
+    <w:bookmarkEnd w:id="34"/>
+    <w:bookmarkStart w:id="38" w:name="el-etiquetado-chileno"/>
     <w:p>
       <w:pPr>
         <w:pStyle w:val="Heading3"/>
@@ -1335,18 +1390,18 @@
           <wp:inline>
             <wp:extent cx="5334000" cy="1459831"/>
             <wp:effectExtent b="0" l="0" r="0" t="0"/>
-            <wp:docPr descr="Los cuatro sellos de advertencia que exige la ley chilena. Un producto puede llevar uno, varios o ninguno. Recreación hecha para esta guía." title="" id="33" name="Picture"/>
+            <wp:docPr descr="Los cuatro sellos de advertencia que exige la ley chilena. Un producto puede llevar uno, varios o ninguno. Recreación hecha para esta guía." title="" id="36" name="Picture"/>
             <a:graphic>
               <a:graphicData uri="http://schemas.openxmlformats.org/drawingml/2006/picture">
                 <pic:pic>
                   <pic:nvPicPr>
-                    <pic:cNvPr descr="imagenes/sellos-alto-en.png" id="34" name="Picture"/>
+                    <pic:cNvPr descr="imagenes/sellos-alto-en.png" id="37" name="Picture"/>
                     <pic:cNvPicPr>
                       <a:picLocks noChangeArrowheads="1" noChangeAspect="1"/>
                     </pic:cNvPicPr>
                   </pic:nvPicPr>
                   <pic:blipFill>
-                    <a:blip r:embed="rId32"/>
+                    <a:blip r:embed="rId35"/>
                     <a:stretch>
                       <a:fillRect/>
                     </a:stretch>
@@ -1381,8 +1436,8 @@
         <w:t xml:space="preserve">Los cuatro sellos de advertencia que exige la ley chilena. Un producto puede llevar uno, varios o ninguno. Recreación hecha para esta guía.</w:t>
       </w:r>
     </w:p>
-    <w:bookmarkEnd w:id="35"/>
-    <w:bookmarkStart w:id="37" w:name="cómo-leer-un-envase"/>
+    <w:bookmarkEnd w:id="38"/>
+    <w:bookmarkStart w:id="40" w:name="cómo-leer-un-envase"/>
     <w:p>
       <w:pPr>
         <w:pStyle w:val="Heading3"/>
@@ -1427,7 +1482,7 @@
         <w:t xml:space="preserve">Mirar la porción: la información nutricional suele estar calculada por porción, no por envase completo.</w:t>
       </w:r>
     </w:p>
-    <w:bookmarkStart w:id="36" w:name="palabras-nuevas-2"/>
+    <w:bookmarkStart w:id="39" w:name="palabras-nuevas-2"/>
     <w:p>
       <w:pPr>
         <w:pStyle w:val="Heading4"/>
@@ -1526,9 +1581,9 @@
         <w:t xml:space="preserve">La cantidad que se supone que comes de una vez, no todo el paquete. Un envase de galletas puede traer cuatro porciones adentro.</w:t>
       </w:r>
     </w:p>
-    <w:bookmarkEnd w:id="36"/>
-    <w:bookmarkEnd w:id="37"/>
-    <w:bookmarkStart w:id="38" w:name="ahora-tú-1"/>
+    <w:bookmarkEnd w:id="39"/>
+    <w:bookmarkEnd w:id="40"/>
+    <w:bookmarkStart w:id="41" w:name="ahora-tú-1"/>
     <w:p>
       <w:pPr>
         <w:pStyle w:val="Heading3"/>
@@ -1644,9 +1699,9 @@
         </w:pict>
       </w:r>
     </w:p>
-    <w:bookmarkEnd w:id="38"/>
-    <w:bookmarkEnd w:id="39"/>
-    <w:bookmarkStart w:id="48" w:name="sección-3-armar-un-menú-saludable"/>
+    <w:bookmarkEnd w:id="41"/>
+    <w:bookmarkEnd w:id="42"/>
+    <w:bookmarkStart w:id="54" w:name="sección-3-armar-un-menú-saludable"/>
     <w:p>
       <w:pPr>
         <w:pStyle w:val="Heading2"/>
@@ -1655,7 +1710,7 @@
         <w:t xml:space="preserve">Sección 3 · Armar un menú saludable</w:t>
       </w:r>
     </w:p>
-    <w:bookmarkStart w:id="43" w:name="el-modelo-del-plato"/>
+    <w:bookmarkStart w:id="49" w:name="el-modelo-del-plato"/>
     <w:p>
       <w:pPr>
         <w:pStyle w:val="Heading3"/>
@@ -1876,20 +1931,75 @@
       <w:r>
         <w:drawing>
           <wp:inline>
-            <wp:extent cx="5334000" cy="3426218"/>
+            <wp:extent cx="5334000" cy="2947736"/>
             <wp:effectExtent b="0" l="0" r="0" t="0"/>
-            <wp:docPr descr="Un almuerzo armado según el modelo del plato: la mitad verduras, un cuarto proteína y un cuarto cereales o papas. Foto del USDA, dominio público." title="" id="41" name="Picture"/>
+            <wp:docPr descr="El modelo del plato: la mitad verduras y frutas, un cuarto proteínas y un cuarto cereales o papas, con agua para acompañar. Lámina hecha para esta guía." title="" id="44" name="Picture"/>
             <a:graphic>
               <a:graphicData uri="http://schemas.openxmlformats.org/drawingml/2006/picture">
                 <pic:pic>
                   <pic:nvPicPr>
-                    <pic:cNvPr descr="imagenes/plato-completo.jpg" id="42" name="Picture"/>
+                    <pic:cNvPr descr="imagenes/plato-modelo.png" id="45" name="Picture"/>
                     <pic:cNvPicPr>
                       <a:picLocks noChangeArrowheads="1" noChangeAspect="1"/>
                     </pic:cNvPicPr>
                   </pic:nvPicPr>
                   <pic:blipFill>
-                    <a:blip r:embed="rId40"/>
+                    <a:blip r:embed="rId43"/>
+                    <a:stretch>
+                      <a:fillRect/>
+                    </a:stretch>
+                  </pic:blipFill>
+                  <pic:spPr bwMode="auto">
+                    <a:xfrm>
+                      <a:off x="0" y="0"/>
+                      <a:ext cx="5334000" cy="2947736"/>
+                    </a:xfrm>
+                    <a:prstGeom prst="rect">
+                      <a:avLst/>
+                    </a:prstGeom>
+                    <a:noFill/>
+                    <a:ln w="9525">
+                      <a:noFill/>
+                      <a:headEnd/>
+                      <a:tailEnd/>
+                    </a:ln>
+                  </pic:spPr>
+                </pic:pic>
+              </a:graphicData>
+            </a:graphic>
+          </wp:inline>
+        </w:drawing>
+      </w:r>
+    </w:p>
+    <w:p>
+      <w:pPr>
+        <w:pStyle w:val="ImageCaption"/>
+      </w:pPr>
+      <w:r>
+        <w:t xml:space="preserve">El modelo del plato: la mitad verduras y frutas, un cuarto proteínas y un cuarto cereales o papas, con agua para acompañar. Lámina hecha para esta guía.</w:t>
+      </w:r>
+    </w:p>
+    <w:p>
+      <w:pPr>
+        <w:pStyle w:val="CaptionedFigure"/>
+      </w:pPr>
+      <w:r>
+        <w:drawing>
+          <wp:inline>
+            <wp:extent cx="5334000" cy="3426218"/>
+            <wp:effectExtent b="0" l="0" r="0" t="0"/>
+            <wp:docPr descr="Un almuerzo armado según el modelo del plato: la mitad verduras, un cuarto proteína y un cuarto cereales o papas. Foto del USDA, dominio público." title="" id="47" name="Picture"/>
+            <a:graphic>
+              <a:graphicData uri="http://schemas.openxmlformats.org/drawingml/2006/picture">
+                <pic:pic>
+                  <pic:nvPicPr>
+                    <pic:cNvPr descr="imagenes/plato-completo.jpg" id="48" name="Picture"/>
+                    <pic:cNvPicPr>
+                      <a:picLocks noChangeArrowheads="1" noChangeAspect="1"/>
+                    </pic:cNvPicPr>
+                  </pic:nvPicPr>
+                  <pic:blipFill>
+                    <a:blip r:embed="rId46"/>
                     <a:stretch>
                       <a:fillRect/>
                     </a:stretch>
@@ -1924,8 +2034,8 @@
         <w:t xml:space="preserve">Un almuerzo armado según el modelo del plato: la mitad verduras, un cuarto proteína y un cuarto cereales o papas. Foto del USDA, dominio público.</w:t>
       </w:r>
     </w:p>
-    <w:bookmarkEnd w:id="43"/>
-    <w:bookmarkStart w:id="44" w:name="las-cuatro-comidas-del-día"/>
+    <w:bookmarkEnd w:id="49"/>
+    <w:bookmarkStart w:id="50" w:name="las-cuatro-comidas-del-día"/>
     <w:p>
       <w:pPr>
         <w:pStyle w:val="Heading3"/>
@@ -2140,8 +2250,8 @@
         </w:tc>
       </w:tr>
     </w:tbl>
-    <w:bookmarkEnd w:id="44"/>
-    <w:bookmarkStart w:id="46" w:name="errores-frecuentes-al-armar-un-menú"/>
+    <w:bookmarkEnd w:id="50"/>
+    <w:bookmarkStart w:id="52" w:name="errores-frecuentes-al-armar-un-menú"/>
     <w:p>
       <w:pPr>
         <w:pStyle w:val="Heading3"/>
@@ -2265,7 +2375,7 @@
         <w:t xml:space="preserve">. Hay que revisar el envase.</w:t>
       </w:r>
     </w:p>
-    <w:bookmarkStart w:id="45" w:name="palabras-nuevas-3"/>
+    <w:bookmarkStart w:id="51" w:name="palabras-nuevas-3"/>
     <w:p>
       <w:pPr>
         <w:pStyle w:val="Heading4"/>
@@ -2364,9 +2474,9 @@
         <w:t xml:space="preserve">Ponerle un nombre o una etiqueta a cada parte de un dibujo, para que se entienda qué es cada cosa.</w:t>
       </w:r>
     </w:p>
-    <w:bookmarkEnd w:id="45"/>
-    <w:bookmarkEnd w:id="46"/>
-    <w:bookmarkStart w:id="47" w:name="ahora-tú-2"/>
+    <w:bookmarkEnd w:id="51"/>
+    <w:bookmarkEnd w:id="52"/>
+    <w:bookmarkStart w:id="53" w:name="ahora-tú-2"/>
     <w:p>
       <w:pPr>
         <w:pStyle w:val="Heading3"/>
@@ -2486,9 +2596,9 @@
         </w:pict>
       </w:r>
     </w:p>
-    <w:bookmarkEnd w:id="47"/>
-    <w:bookmarkEnd w:id="48"/>
-    <w:bookmarkStart w:id="58" w:name="sección-4-los-efectos-del-cigarrillo"/>
+    <w:bookmarkEnd w:id="53"/>
+    <w:bookmarkEnd w:id="54"/>
+    <w:bookmarkStart w:id="64" w:name="sección-4-los-efectos-del-cigarrillo"/>
     <w:p>
       <w:pPr>
         <w:pStyle w:val="Heading2"/>
@@ -2497,7 +2607,7 @@
         <w:t xml:space="preserve">Sección 4 · Los efectos del cigarrillo</w:t>
       </w:r>
     </w:p>
-    <w:bookmarkStart w:id="49" w:name="qué-hay-dentro-del-humo"/>
+    <w:bookmarkStart w:id="55" w:name="qué-hay-dentro-del-humo"/>
     <w:p>
       <w:pPr>
         <w:pStyle w:val="Heading3"/>
@@ -2645,8 +2755,8 @@
         </w:tc>
       </w:tr>
     </w:tbl>
-    <w:bookmarkEnd w:id="49"/>
-    <w:bookmarkStart w:id="53" w:name="qué-sistemas-se-dañan"/>
+    <w:bookmarkEnd w:id="55"/>
+    <w:bookmarkStart w:id="59" w:name="qué-sistemas-se-dañan"/>
     <w:p>
       <w:pPr>
         <w:pStyle w:val="Heading3"/>
@@ -2716,20 +2826,20 @@
       <w:r>
         <w:drawing>
           <wp:inline>
-            <wp:extent cx="4203700" cy="5588000"/>
+            <wp:extent cx="5334000" cy="3088105"/>
             <wp:effectExtent b="0" l="0" r="0" t="0"/>
-            <wp:docPr descr="Los pulmones y los bronquios que llevan el aire hasta los alvéolos. Es el sistema que más daña el humo del cigarrillo. Ilustración del NIH, dominio público." title="" id="51" name="Picture"/>
+            <wp:docPr descr="Los pulmones, la tráquea y los bronquios que llevan el aire hasta los alvéolos. Es el sistema que más daña el humo del cigarrillo. Ilustración del NIH, dominio público, rotulada para esta guía." title="" id="57" name="Picture"/>
             <a:graphic>
               <a:graphicData uri="http://schemas.openxmlformats.org/drawingml/2006/picture">
                 <pic:pic>
                   <pic:nvPicPr>
-                    <pic:cNvPr descr="imagenes/pulmones.png" id="52" name="Picture"/>
+                    <pic:cNvPr descr="imagenes/pulmones.png" id="58" name="Picture"/>
                     <pic:cNvPicPr>
                       <a:picLocks noChangeArrowheads="1" noChangeAspect="1"/>
                     </pic:cNvPicPr>
                   </pic:nvPicPr>
                   <pic:blipFill>
-                    <a:blip r:embed="rId50"/>
+                    <a:blip r:embed="rId56"/>
                     <a:stretch>
                       <a:fillRect/>
                     </a:stretch>
@@ -2737,7 +2847,7 @@
                   <pic:spPr bwMode="auto">
                     <a:xfrm>
                       <a:off x="0" y="0"/>
-                      <a:ext cx="4203700" cy="5588000"/>
+                      <a:ext cx="5334000" cy="3088105"/>
                     </a:xfrm>
                     <a:prstGeom prst="rect">
                       <a:avLst/>
@@ -2761,11 +2871,11 @@
         <w:pStyle w:val="ImageCaption"/>
       </w:pPr>
       <w:r>
-        <w:t xml:space="preserve">Los pulmones y los bronquios que llevan el aire hasta los alvéolos. Es el sistema que más daña el humo del cigarrillo. Ilustración del NIH, dominio público.</w:t>
-      </w:r>
-    </w:p>
-    <w:bookmarkEnd w:id="53"/>
-    <w:bookmarkStart w:id="54" w:name="el-fumador-pasivo"/>
+        <w:t xml:space="preserve">Los pulmones, la tráquea y los bronquios que llevan el aire hasta los alvéolos. Es el sistema que más daña el humo del cigarrillo. Ilustración del NIH, dominio público, rotulada para esta guía.</w:t>
+      </w:r>
+    </w:p>
+    <w:bookmarkEnd w:id="59"/>
+    <w:bookmarkStart w:id="60" w:name="el-fumador-pasivo"/>
     <w:p>
       <w:pPr>
         <w:pStyle w:val="Heading3"/>
@@ -2816,8 +2926,8 @@
         <w:t xml:space="preserve">, que modificó la Ley 19.419) prohíbe fumar en espacios cerrados de uso público, en establecimientos educacionales y de salud, en el transporte público y en los patios de los colegios. También obliga a los envases a llevar imágenes de advertencia.</w:t>
       </w:r>
     </w:p>
-    <w:bookmarkEnd w:id="54"/>
-    <w:bookmarkStart w:id="56" w:name="cómo-decir-que-no"/>
+    <w:bookmarkEnd w:id="60"/>
+    <w:bookmarkStart w:id="62" w:name="cómo-decir-que-no"/>
     <w:p>
       <w:pPr>
         <w:pStyle w:val="Heading3"/>
@@ -2965,7 +3075,7 @@
         <w:t xml:space="preserve">si la presión se repite.</w:t>
       </w:r>
     </w:p>
-    <w:bookmarkStart w:id="55" w:name="palabras-nuevas-4"/>
+    <w:bookmarkStart w:id="61" w:name="palabras-nuevas-4"/>
     <w:p>
       <w:pPr>
         <w:pStyle w:val="Heading4"/>
@@ -3064,9 +3174,9 @@
         <w:t xml:space="preserve">Unas bolsitas diminutas que están al final de los pulmones, donde el aire pasa a la sangre. Son como globitos que se inflan y desinflan al respirar.</w:t>
       </w:r>
     </w:p>
-    <w:bookmarkEnd w:id="55"/>
-    <w:bookmarkEnd w:id="56"/>
-    <w:bookmarkStart w:id="57" w:name="ahora-tú-3"/>
+    <w:bookmarkEnd w:id="61"/>
+    <w:bookmarkEnd w:id="62"/>
+    <w:bookmarkStart w:id="63" w:name="ahora-tú-3"/>
     <w:p>
       <w:pPr>
         <w:pStyle w:val="Heading3"/>
@@ -3166,9 +3276,9 @@
         </w:pict>
       </w:r>
     </w:p>
-    <w:bookmarkEnd w:id="57"/>
-    <w:bookmarkEnd w:id="58"/>
-    <w:bookmarkStart w:id="60" w:name="actividad-central-la-campaña-de-curso"/>
+    <w:bookmarkEnd w:id="63"/>
+    <w:bookmarkEnd w:id="64"/>
+    <w:bookmarkStart w:id="66" w:name="actividad-central-la-campaña-de-curso"/>
     <w:p>
       <w:pPr>
         <w:pStyle w:val="Heading2"/>
@@ -3177,7 +3287,7 @@
         <w:t xml:space="preserve">Actividad central · La campaña de curso</w:t>
       </w:r>
     </w:p>
-    <w:bookmarkStart w:id="59" w:name="palabras-nuevas-5"/>
+    <w:bookmarkStart w:id="65" w:name="palabras-nuevas-5"/>
     <w:p>
       <w:pPr>
         <w:pStyle w:val="Heading4"/>
@@ -3337,9 +3447,9 @@
         </w:pict>
       </w:r>
     </w:p>
-    <w:bookmarkEnd w:id="59"/>
-    <w:bookmarkEnd w:id="60"/>
-    <w:bookmarkStart w:id="62" w:name="evaluación-integradora"/>
+    <w:bookmarkEnd w:id="65"/>
+    <w:bookmarkEnd w:id="66"/>
+    <w:bookmarkStart w:id="68" w:name="evaluación-integradora"/>
     <w:p>
       <w:pPr>
         <w:pStyle w:val="Heading2"/>
@@ -3348,7 +3458,7 @@
         <w:t xml:space="preserve">Evaluación integradora</w:t>
       </w:r>
     </w:p>
-    <w:bookmarkStart w:id="61" w:name="palabras-nuevas-6"/>
+    <w:bookmarkStart w:id="67" w:name="palabras-nuevas-6"/>
     <w:p>
       <w:pPr>
         <w:pStyle w:val="Heading4"/>
@@ -3555,10 +3665,10 @@
         <w:br w:type="page"/>
       </w:r>
     </w:p>
-    <w:bookmarkEnd w:id="61"/>
-    <w:bookmarkEnd w:id="62"/>
-    <w:bookmarkEnd w:id="63"/>
-    <w:bookmarkStart w:id="72" w:name="solucionario-guía-3-ciencias-naturales"/>
+    <w:bookmarkEnd w:id="67"/>
+    <w:bookmarkEnd w:id="68"/>
+    <w:bookmarkEnd w:id="69"/>
+    <w:bookmarkStart w:id="78" w:name="solucionario-guía-3-ciencias-naturales"/>
     <w:p>
       <w:pPr>
         <w:pStyle w:val="Heading1"/>
@@ -3585,7 +3695,7 @@
         <w:t xml:space="preserve">Esta sección no debe entregarse junto con la guía de trabajo.</w:t>
       </w:r>
     </w:p>
-    <w:bookmarkStart w:id="64" w:name="diagnóstico-de-entrada-1"/>
+    <w:bookmarkStart w:id="70" w:name="diagnóstico-de-entrada-1"/>
     <w:p>
       <w:pPr>
         <w:pStyle w:val="Heading2"/>
@@ -3690,8 +3800,8 @@
         <w:t xml:space="preserve">Por la nicotina, que produce adicción.</w:t>
       </w:r>
     </w:p>
-    <w:bookmarkEnd w:id="64"/>
-    <w:bookmarkStart w:id="65" w:name="sección-1-ahora-tú"/>
+    <w:bookmarkEnd w:id="70"/>
+    <w:bookmarkStart w:id="71" w:name="sección-1-ahora-tú"/>
     <w:p>
       <w:pPr>
         <w:pStyle w:val="Heading2"/>
@@ -3760,8 +3870,8 @@
         <w:t xml:space="preserve">Respuesta personal. Se evalúa que registre datos concretos y los compare con las recomendaciones de la tabla.</w:t>
       </w:r>
     </w:p>
-    <w:bookmarkEnd w:id="65"/>
-    <w:bookmarkStart w:id="66" w:name="sección-2-ahora-tú"/>
+    <w:bookmarkEnd w:id="71"/>
+    <w:bookmarkStart w:id="72" w:name="sección-2-ahora-tú"/>
     <w:p>
       <w:pPr>
         <w:pStyle w:val="Heading2"/>
@@ -3842,8 +3952,8 @@
         <w:t xml:space="preserve">Respuesta personal. Se evalúa la observación correcta de los envases.</w:t>
       </w:r>
     </w:p>
-    <w:bookmarkEnd w:id="66"/>
-    <w:bookmarkStart w:id="67" w:name="sección-3-ahora-tú"/>
+    <w:bookmarkEnd w:id="72"/>
+    <w:bookmarkStart w:id="73" w:name="sección-3-ahora-tú"/>
     <w:p>
       <w:pPr>
         <w:pStyle w:val="Heading2"/>
@@ -3930,8 +4040,8 @@
         <w:t xml:space="preserve">Respuesta personal. Se evalúa que las cuatro comidas estén completas, que el almuerzo respete el modelo del plato y que aparezcan frutas y verduras en más de una comida.</w:t>
       </w:r>
     </w:p>
-    <w:bookmarkEnd w:id="67"/>
-    <w:bookmarkStart w:id="68" w:name="sección-4-ahora-tú"/>
+    <w:bookmarkEnd w:id="73"/>
+    <w:bookmarkStart w:id="74" w:name="sección-4-ahora-tú"/>
     <w:p>
       <w:pPr>
         <w:pStyle w:val="Heading2"/>
@@ -4024,8 +4134,8 @@
         <w:t xml:space="preserve">Respuesta abierta. Se evalúa que sean respuestas directas y sin justificaciones extensas.</w:t>
       </w:r>
     </w:p>
-    <w:bookmarkEnd w:id="68"/>
-    <w:bookmarkStart w:id="69" w:name="actividad-central"/>
+    <w:bookmarkEnd w:id="74"/>
+    <w:bookmarkStart w:id="75" w:name="actividad-central"/>
     <w:p>
       <w:pPr>
         <w:pStyle w:val="Heading2"/>
@@ -4213,8 +4323,8 @@
         </w:tc>
       </w:tr>
     </w:tbl>
-    <w:bookmarkEnd w:id="69"/>
-    <w:bookmarkStart w:id="70" w:name="evaluación-integradora-1"/>
+    <w:bookmarkEnd w:id="75"/>
+    <w:bookmarkStart w:id="76" w:name="evaluación-integradora-1"/>
     <w:p>
       <w:pPr>
         <w:pStyle w:val="Heading2"/>
@@ -4367,8 +4477,8 @@
         <w:t xml:space="preserve">Decir que no directamente, dar una razón propia, cambiar de tema o de lugar, rodearse de amigos que no fuman, contarle a un adulto de confianza.</w:t>
       </w:r>
     </w:p>
-    <w:bookmarkEnd w:id="70"/>
-    <w:bookmarkStart w:id="71" w:name="tabla-de-remediación"/>
+    <w:bookmarkEnd w:id="76"/>
+    <w:bookmarkStart w:id="77" w:name="tabla-de-remediación"/>
     <w:p>
       <w:pPr>
         <w:pStyle w:val="Heading2"/>
@@ -4639,8 +4749,8 @@
         <w:t xml:space="preserve">10 o más indica dominio del contenido; entre 7 y 9, repaso focalizado; menos de 7, rehacer las secciones marcadas.</w:t>
       </w:r>
     </w:p>
-    <w:bookmarkEnd w:id="71"/>
-    <w:bookmarkEnd w:id="72"/>
+    <w:bookmarkEnd w:id="77"/>
+    <w:bookmarkEnd w:id="78"/>
     <w:sectPr/>
   </w:body>
 </w:document>
